--- a/packages/docs/static/decision-guides/messaging.docx
+++ b/packages/docs/static/decision-guides/messaging.docx
@@ -11,18 +11,18 @@
           <wp:inline>
             <wp:extent cx="5943600" cy="1289649"/>
             <wp:effectExtent b="0" l="0" r="0" t="0"/>
-            <wp:docPr descr="Medplum" title="" id="21" name="Picture"/>
+            <wp:docPr descr="Medplum" title="" id="10" name="Picture"/>
             <a:graphic>
               <a:graphicData uri="http://schemas.openxmlformats.org/drawingml/2006/picture">
                 <pic:pic>
                   <pic:nvPicPr>
-                    <pic:cNvPr descr="medplum-wordmark-grape.png" id="22" name="Picture"/>
+                    <pic:cNvPr descr="medplum-wordmark-grape.png" id="11" name="Picture"/>
                     <pic:cNvPicPr>
                       <a:picLocks noChangeArrowheads="1" noChangeAspect="1"/>
                     </pic:cNvPicPr>
                   </pic:nvPicPr>
                   <pic:blipFill>
-                    <a:blip r:embed="rId20"/>
+                    <a:blip r:embed="rId9"/>
                     <a:stretch>
                       <a:fillRect/>
                     </a:stretch>
@@ -49,7 +49,7 @@
         </w:drawing>
       </w:r>
     </w:p>
-    <w:bookmarkStart w:id="39" w:name="messaging-communications-decision-guide"/>
+    <w:bookmarkStart w:id="28" w:name="messaging-communications-decision-guide"/>
     <w:p>
       <w:pPr>
         <w:pStyle w:val="Heading1"/>
@@ -63,45 +63,53 @@
         <w:pStyle w:val="FirstParagraph"/>
       </w:pPr>
       <w:r>
+        <w:t xml:space="preserve">Use this guide to design communication among patients, care teams, and external participants. Work through thread structure, routing, read state, attachments, automation, and delivery channels to choose the FHIR model and responsibilities for each messaging workflow.</w:t>
+      </w:r>
+    </w:p>
+    <w:p>
+      <w:pPr>
+        <w:pStyle w:val="BodyText"/>
+      </w:pPr>
+      <w:r>
         <w:rPr>
+          <w:i/>
           <w:iCs/>
-          <w:i/>
         </w:rPr>
         <w:t xml:space="preserve">Companion to the</w:t>
       </w:r>
       <w:r>
         <w:rPr>
+          <w:i/>
           <w:iCs/>
-          <w:i/>
         </w:rPr>
         <w:t xml:space="preserve"> </w:t>
       </w:r>
-      <w:hyperlink r:id="rId23">
+      <w:hyperlink r:id="rId12">
         <w:r>
           <w:rPr>
             <w:rStyle w:val="Hyperlink"/>
+            <w:i/>
             <w:iCs/>
-            <w:i/>
           </w:rPr>
           <w:t xml:space="preserve">Messaging &amp; Communications</w:t>
         </w:r>
       </w:hyperlink>
       <w:r>
         <w:rPr>
+          <w:i/>
           <w:iCs/>
-          <w:i/>
         </w:rPr>
         <w:t xml:space="preserve"> </w:t>
       </w:r>
       <w:r>
         <w:rPr>
+          <w:i/>
           <w:iCs/>
-          <w:i/>
         </w:rPr>
         <w:t xml:space="preserve">docs.</w:t>
       </w:r>
     </w:p>
-    <w:bookmarkStart w:id="24" w:name="section-1-use-case-participants"/>
+    <w:bookmarkStart w:id="13" w:name="section-1-use-case-participants"/>
     <w:p>
       <w:pPr>
         <w:pStyle w:val="Heading2"/>
@@ -121,13 +129,7 @@
         <w:t xml:space="preserve"> </w:t>
       </w:r>
       <w:r>
-        <w:t xml:space="preserve">“</w:t>
-      </w:r>
-      <w:r>
-        <w:t xml:space="preserve">who and why</w:t>
-      </w:r>
-      <w:r>
-        <w:t xml:space="preserve">”</w:t>
+        <w:t xml:space="preserve">“who and why”</w:t>
       </w:r>
       <w:r>
         <w:t xml:space="preserve"> </w:t>
@@ -142,67 +144,67 @@
       </w:pPr>
       <w:r>
         <w:rPr>
+          <w:b/>
           <w:bCs/>
-          <w:b/>
         </w:rPr>
         <w:t xml:space="preserve">1.1 Who is messaging whom?</w:t>
       </w:r>
     </w:p>
     <w:p>
       <w:pPr>
+        <w:pStyle w:val="Compact"/>
         <w:numPr>
           <w:ilvl w:val="0"/>
           <w:numId w:val="1001"/>
         </w:numPr>
+      </w:pPr>
+      <w:r>
+        <w:t xml:space="preserve">Patient ↔ provider</w:t>
+      </w:r>
+    </w:p>
+    <w:p>
+      <w:pPr>
         <w:pStyle w:val="Compact"/>
-      </w:pPr>
-      <w:r>
-        <w:t xml:space="preserve">Patient ↔ provider</w:t>
-      </w:r>
-    </w:p>
-    <w:p>
-      <w:pPr>
         <w:numPr>
           <w:ilvl w:val="0"/>
           <w:numId w:val="1001"/>
         </w:numPr>
+      </w:pPr>
+      <w:r>
+        <w:t xml:space="preserve">Provider ↔ provider</w:t>
+      </w:r>
+    </w:p>
+    <w:p>
+      <w:pPr>
         <w:pStyle w:val="Compact"/>
-      </w:pPr>
-      <w:r>
-        <w:t xml:space="preserve">Provider ↔ provider</w:t>
-      </w:r>
-    </w:p>
-    <w:p>
-      <w:pPr>
         <w:numPr>
           <w:ilvl w:val="0"/>
           <w:numId w:val="1001"/>
         </w:numPr>
+      </w:pPr>
+      <w:r>
+        <w:t xml:space="preserve">Care team internally (no patient in the thread)</w:t>
+      </w:r>
+    </w:p>
+    <w:p>
+      <w:pPr>
         <w:pStyle w:val="Compact"/>
-      </w:pPr>
-      <w:r>
-        <w:t xml:space="preserve">Care team internally (no patient in the thread)</w:t>
-      </w:r>
-    </w:p>
-    <w:p>
-      <w:pPr>
         <w:numPr>
           <w:ilvl w:val="0"/>
           <w:numId w:val="1001"/>
         </w:numPr>
+      </w:pPr>
+      <w:r>
+        <w:t xml:space="preserve">System/automated → patient (one-way notifications)</w:t>
+      </w:r>
+    </w:p>
+    <w:p>
+      <w:pPr>
         <w:pStyle w:val="Compact"/>
-      </w:pPr>
-      <w:r>
-        <w:t xml:space="preserve">System/automated → patient (one-way notifications)</w:t>
-      </w:r>
-    </w:p>
-    <w:p>
-      <w:pPr>
         <w:numPr>
           <w:ilvl w:val="0"/>
           <w:numId w:val="1001"/>
         </w:numPr>
-        <w:pStyle w:val="Compact"/>
       </w:pPr>
       <w:r>
         <w:t xml:space="preserve">Some combination of the above</w:t>
@@ -214,8 +216,8 @@
       </w:pPr>
       <w:r>
         <w:rPr>
+          <w:i/>
           <w:iCs/>
-          <w:i/>
         </w:rPr>
         <w:t xml:space="preserve">Why it matters: different participant types affect access control, thread structure, and whether a patient subject is always required on a thread.</w:t>
       </w:r>
@@ -226,55 +228,55 @@
       </w:pPr>
       <w:r>
         <w:rPr>
+          <w:b/>
           <w:bCs/>
-          <w:b/>
         </w:rPr>
         <w:t xml:space="preserve">1.2 What is the primary purpose of messaging in their product?</w:t>
       </w:r>
     </w:p>
     <w:p>
       <w:pPr>
+        <w:pStyle w:val="Compact"/>
         <w:numPr>
           <w:ilvl w:val="0"/>
           <w:numId w:val="1002"/>
         </w:numPr>
+      </w:pPr>
+      <w:r>
+        <w:t xml:space="preserve">Clinical care coordination (e.g. async visits, follow-ups)</w:t>
+      </w:r>
+    </w:p>
+    <w:p>
+      <w:pPr>
         <w:pStyle w:val="Compact"/>
-      </w:pPr>
-      <w:r>
-        <w:t xml:space="preserve">Clinical care coordination (e.g. async visits, follow-ups)</w:t>
-      </w:r>
-    </w:p>
-    <w:p>
-      <w:pPr>
         <w:numPr>
           <w:ilvl w:val="0"/>
           <w:numId w:val="1002"/>
         </w:numPr>
+      </w:pPr>
+      <w:r>
+        <w:t xml:space="preserve">Patient engagement / support</w:t>
+      </w:r>
+    </w:p>
+    <w:p>
+      <w:pPr>
         <w:pStyle w:val="Compact"/>
-      </w:pPr>
-      <w:r>
-        <w:t xml:space="preserve">Patient engagement / support</w:t>
-      </w:r>
-    </w:p>
-    <w:p>
-      <w:pPr>
         <w:numPr>
           <w:ilvl w:val="0"/>
           <w:numId w:val="1002"/>
         </w:numPr>
+      </w:pPr>
+      <w:r>
+        <w:t xml:space="preserve">Internal operational communication</w:t>
+      </w:r>
+    </w:p>
+    <w:p>
+      <w:pPr>
         <w:pStyle w:val="Compact"/>
-      </w:pPr>
-      <w:r>
-        <w:t xml:space="preserve">Internal operational communication</w:t>
-      </w:r>
-    </w:p>
-    <w:p>
-      <w:pPr>
         <w:numPr>
           <w:ilvl w:val="0"/>
           <w:numId w:val="1002"/>
         </w:numPr>
-        <w:pStyle w:val="Compact"/>
       </w:pPr>
       <w:r>
         <w:t xml:space="preserve">Outbound notifications only (reminders, results)</w:t>
@@ -286,8 +288,8 @@
       </w:pPr>
       <w:r>
         <w:rPr>
+          <w:i/>
           <w:iCs/>
-          <w:i/>
         </w:rPr>
         <w:t xml:space="preserve">Why it matters: determines how much of the feature set is actually needed and whether async encounters/billing will come up.</w:t>
       </w:r>
@@ -298,31 +300,31 @@
       </w:pPr>
       <w:r>
         <w:rPr>
+          <w:b/>
           <w:bCs/>
-          <w:b/>
         </w:rPr>
         <w:t xml:space="preserve">1.3 Is this a new build or replacing something they have today?</w:t>
       </w:r>
     </w:p>
     <w:p>
       <w:pPr>
+        <w:pStyle w:val="Compact"/>
         <w:numPr>
           <w:ilvl w:val="0"/>
           <w:numId w:val="1003"/>
         </w:numPr>
+      </w:pPr>
+      <w:r>
+        <w:t xml:space="preserve">If replacing: what are they replacing, and what are the gaps that drove this?</w:t>
+      </w:r>
+    </w:p>
+    <w:p>
+      <w:pPr>
         <w:pStyle w:val="Compact"/>
-      </w:pPr>
-      <w:r>
-        <w:t xml:space="preserve">If replacing: what are they replacing, and what are the gaps that drove this?</w:t>
-      </w:r>
-    </w:p>
-    <w:p>
-      <w:pPr>
         <w:numPr>
           <w:ilvl w:val="0"/>
           <w:numId w:val="1003"/>
         </w:numPr>
-        <w:pStyle w:val="Compact"/>
       </w:pPr>
       <w:r>
         <w:t xml:space="preserve">If new: is messaging central to the product or additive?</w:t>
@@ -334,8 +336,8 @@
       </w:pPr>
       <w:r>
         <w:rPr>
+          <w:i/>
           <w:iCs/>
-          <w:i/>
         </w:rPr>
         <w:t xml:space="preserve">Why it matters: existing systems often carry assumptions about data model or UX that will surface as requirements. Knowing this early prevents surprises.</w:t>
       </w:r>
@@ -347,8 +349,8 @@
         </w:pict>
       </w:r>
     </w:p>
-    <w:bookmarkEnd w:id="24"/>
-    <w:bookmarkStart w:id="25" w:name="section-2-feature-scoping"/>
+    <w:bookmarkEnd w:id="13"/>
+    <w:bookmarkStart w:id="14" w:name="section-2-feature-scoping"/>
     <w:p>
       <w:pPr>
         <w:pStyle w:val="Heading2"/>
@@ -363,8 +365,8 @@
       </w:pPr>
       <w:r>
         <w:rPr>
+          <w:i/>
           <w:iCs/>
-          <w:i/>
         </w:rPr>
         <w:t xml:space="preserve">Go through each together. For each: Yes / No / Nice-to-have / Not sure.</w:t>
       </w:r>
@@ -373,9 +375,8 @@
       <w:tblPr>
         <w:tblStyle w:val="Table"/>
         <w:tblW w:w="9360" w:type="dxa"/>
+        <w:tblLayout w:type="fixed"/>
         <w:tblLook w:firstRow="1" w:lastRow="0" w:firstColumn="0" w:lastColumn="0" w:noHBand="0" w:noVBand="0" w:val="0020"/>
-        <w:jc w:val="start"/>
-        <w:tblLayout w:type="fixed"/>
       </w:tblPr>
       <w:tblGrid>
         <w:gridCol w:w="460"/>
@@ -388,7 +389,7 @@
       <w:tr>
         <w:trPr>
           <w:cantSplit/>
-          <w:tblHeader w:val="true"/>
+          <w:tblHeader w:val="on"/>
         </w:trPr>
         <w:tc>
           <w:tcPr/>
@@ -959,8 +960,8 @@
         </w:pict>
       </w:r>
     </w:p>
-    <w:bookmarkEnd w:id="25"/>
-    <w:bookmarkStart w:id="35" w:name="section-3-feature-deep-dives"/>
+    <w:bookmarkEnd w:id="14"/>
+    <w:bookmarkStart w:id="24" w:name="section-3-feature-deep-dives"/>
     <w:p>
       <w:pPr>
         <w:pStyle w:val="Heading2"/>
@@ -975,8 +976,8 @@
       </w:pPr>
       <w:r>
         <w:rPr>
+          <w:i/>
           <w:iCs/>
-          <w:i/>
         </w:rPr>
         <w:t xml:space="preserve">Cover each feature flagged Yes or Nice-to-have. The goal is to land on a clear recommended approach by the end of each section.</w:t>
       </w:r>
@@ -988,7 +989,7 @@
         </w:pict>
       </w:r>
     </w:p>
-    <w:bookmarkStart w:id="26" w:name="thread-structure-always-covered"/>
+    <w:bookmarkStart w:id="15" w:name="thread-structure-always-covered"/>
     <w:p>
       <w:pPr>
         <w:pStyle w:val="Heading3"/>
@@ -1001,8 +1002,8 @@
       </w:r>
       <w:r>
         <w:rPr>
+          <w:i/>
           <w:iCs/>
-          <w:i/>
         </w:rPr>
         <w:t xml:space="preserve">(always covered)</w:t>
       </w:r>
@@ -1013,43 +1014,43 @@
       </w:pPr>
       <w:r>
         <w:rPr>
+          <w:b/>
           <w:bCs/>
-          <w:b/>
         </w:rPr>
         <w:t xml:space="preserve">Questions:</w:t>
       </w:r>
     </w:p>
     <w:p>
       <w:pPr>
+        <w:pStyle w:val="Compact"/>
         <w:numPr>
           <w:ilvl w:val="0"/>
           <w:numId w:val="1004"/>
         </w:numPr>
+      </w:pPr>
+      <w:r>
+        <w:t xml:space="preserve">Are threads always tied to a specific patient, or do you need internal/admin threads with no patient context?</w:t>
+      </w:r>
+    </w:p>
+    <w:p>
+      <w:pPr>
         <w:pStyle w:val="Compact"/>
-      </w:pPr>
-      <w:r>
-        <w:t xml:space="preserve">Are threads always tied to a specific patient, or do you need internal/admin threads with no patient context?</w:t>
-      </w:r>
-    </w:p>
-    <w:p>
-      <w:pPr>
         <w:numPr>
           <w:ilvl w:val="0"/>
           <w:numId w:val="1004"/>
         </w:numPr>
+      </w:pPr>
+      <w:r>
+        <w:t xml:space="preserve">Are threads 1:1 only, or do you need group conversations with more than two participants?</w:t>
+      </w:r>
+    </w:p>
+    <w:p>
+      <w:pPr>
         <w:pStyle w:val="Compact"/>
-      </w:pPr>
-      <w:r>
-        <w:t xml:space="preserve">Are threads 1:1 only, or do you need group conversations with more than two participants?</w:t>
-      </w:r>
-    </w:p>
-    <w:p>
-      <w:pPr>
         <w:numPr>
           <w:ilvl w:val="0"/>
           <w:numId w:val="1004"/>
         </w:numPr>
-        <w:pStyle w:val="Compact"/>
       </w:pPr>
       <w:r>
         <w:t xml:space="preserve">Do threads need to be tagged or categorized (e.g. by specialty, product line, urgency)? If so, do tags need to be combinable (e.g. a thread tagged both</w:t>
@@ -1058,13 +1059,7 @@
         <w:t xml:space="preserve"> </w:t>
       </w:r>
       <w:r>
-        <w:t xml:space="preserve">“</w:t>
-      </w:r>
-      <w:r>
-        <w:t xml:space="preserve">cardiology</w:t>
-      </w:r>
-      <w:r>
-        <w:t xml:space="preserve">”</w:t>
+        <w:t xml:space="preserve">“cardiology”</w:t>
       </w:r>
       <w:r>
         <w:t xml:space="preserve"> </w:t>
@@ -1076,13 +1071,7 @@
         <w:t xml:space="preserve"> </w:t>
       </w:r>
       <w:r>
-        <w:t xml:space="preserve">“</w:t>
-      </w:r>
-      <w:r>
-        <w:t xml:space="preserve">urgent</w:t>
-      </w:r>
-      <w:r>
-        <w:t xml:space="preserve">”</w:t>
+        <w:t xml:space="preserve">“urgent”</w:t>
       </w:r>
       <w:r>
         <w:t xml:space="preserve">)?</w:t>
@@ -1094,8 +1083,8 @@
       </w:pPr>
       <w:r>
         <w:rPr>
+          <w:b/>
           <w:bCs/>
-          <w:b/>
         </w:rPr>
         <w:t xml:space="preserve">What the answers drive:</w:t>
       </w:r>
@@ -1104,9 +1093,8 @@
       <w:tblPr>
         <w:tblStyle w:val="Table"/>
         <w:tblW w:w="9360" w:type="dxa"/>
+        <w:tblLayout w:type="fixed"/>
         <w:tblLook w:firstRow="1" w:lastRow="0" w:firstColumn="0" w:lastColumn="0" w:noHBand="0" w:noVBand="0" w:val="0020"/>
-        <w:jc w:val="start"/>
-        <w:tblLayout w:type="fixed"/>
       </w:tblPr>
       <w:tblGrid>
         <w:gridCol w:w="4702"/>
@@ -1115,7 +1103,7 @@
       <w:tr>
         <w:trPr>
           <w:cantSplit/>
-          <w:tblHeader w:val="true"/>
+          <w:tblHeader w:val="on"/>
         </w:trPr>
         <w:tc>
           <w:tcPr/>
@@ -1378,8 +1366,8 @@
         </w:pict>
       </w:r>
     </w:p>
-    <w:bookmarkEnd w:id="26"/>
-    <w:bookmarkStart w:id="27" w:name="live-updates"/>
+    <w:bookmarkEnd w:id="15"/>
+    <w:bookmarkStart w:id="16" w:name="live-updates"/>
     <w:p>
       <w:pPr>
         <w:pStyle w:val="Heading3"/>
@@ -1394,31 +1382,31 @@
       </w:pPr>
       <w:r>
         <w:rPr>
+          <w:b/>
           <w:bCs/>
-          <w:b/>
         </w:rPr>
         <w:t xml:space="preserve">Questions:</w:t>
       </w:r>
     </w:p>
     <w:p>
       <w:pPr>
+        <w:pStyle w:val="Compact"/>
         <w:numPr>
           <w:ilvl w:val="0"/>
           <w:numId w:val="1005"/>
         </w:numPr>
+      </w:pPr>
+      <w:r>
+        <w:t xml:space="preserve">Do new messages need to appear in real time without a page refresh?</w:t>
+      </w:r>
+    </w:p>
+    <w:p>
+      <w:pPr>
         <w:pStyle w:val="Compact"/>
-      </w:pPr>
-      <w:r>
-        <w:t xml:space="preserve">Do new messages need to appear in real time without a page refresh?</w:t>
-      </w:r>
-    </w:p>
-    <w:p>
-      <w:pPr>
         <w:numPr>
           <w:ilvl w:val="0"/>
           <w:numId w:val="1005"/>
         </w:numPr>
-        <w:pStyle w:val="Compact"/>
       </w:pPr>
       <w:r>
         <w:t xml:space="preserve">Is this needed for the patient-facing app, the provider-facing app, or both?</w:t>
@@ -1430,8 +1418,8 @@
       </w:pPr>
       <w:r>
         <w:rPr>
+          <w:b/>
           <w:bCs/>
-          <w:b/>
         </w:rPr>
         <w:t xml:space="preserve">What the answers drive:</w:t>
       </w:r>
@@ -1440,9 +1428,8 @@
       <w:tblPr>
         <w:tblStyle w:val="Table"/>
         <w:tblW w:w="9360" w:type="dxa"/>
+        <w:tblLayout w:type="fixed"/>
         <w:tblLook w:firstRow="1" w:lastRow="0" w:firstColumn="0" w:lastColumn="0" w:noHBand="0" w:noVBand="0" w:val="0020"/>
-        <w:jc w:val="start"/>
-        <w:tblLayout w:type="fixed"/>
       </w:tblPr>
       <w:tblGrid>
         <w:gridCol w:w="4616"/>
@@ -1451,7 +1438,7 @@
       <w:tr>
         <w:trPr>
           <w:cantSplit/>
-          <w:tblHeader w:val="true"/>
+          <w:tblHeader w:val="on"/>
         </w:trPr>
         <w:tc>
           <w:tcPr/>
@@ -1573,8 +1560,8 @@
         </w:pict>
       </w:r>
     </w:p>
-    <w:bookmarkEnd w:id="27"/>
-    <w:bookmarkStart w:id="28" w:name="routing-assignment"/>
+    <w:bookmarkEnd w:id="16"/>
+    <w:bookmarkStart w:id="17" w:name="routing-assignment"/>
     <w:p>
       <w:pPr>
         <w:pStyle w:val="Heading3"/>
@@ -1589,55 +1576,55 @@
       </w:pPr>
       <w:r>
         <w:rPr>
+          <w:b/>
           <w:bCs/>
-          <w:b/>
         </w:rPr>
         <w:t xml:space="preserve">Questions:</w:t>
       </w:r>
     </w:p>
     <w:p>
       <w:pPr>
+        <w:pStyle w:val="Compact"/>
         <w:numPr>
           <w:ilvl w:val="0"/>
           <w:numId w:val="1006"/>
         </w:numPr>
+      </w:pPr>
+      <w:r>
+        <w:t xml:space="preserve">Do messages get assigned to specific providers, to a pool/queue by role, or both?</w:t>
+      </w:r>
+    </w:p>
+    <w:p>
+      <w:pPr>
         <w:pStyle w:val="Compact"/>
-      </w:pPr>
-      <w:r>
-        <w:t xml:space="preserve">Do messages get assigned to specific providers, to a pool/queue by role, or both?</w:t>
-      </w:r>
-    </w:p>
-    <w:p>
-      <w:pPr>
         <w:numPr>
           <w:ilvl w:val="0"/>
           <w:numId w:val="1006"/>
         </w:numPr>
+      </w:pPr>
+      <w:r>
+        <w:t xml:space="preserve">Can threads be reassigned or escalated after initial assignment?</w:t>
+      </w:r>
+    </w:p>
+    <w:p>
+      <w:pPr>
         <w:pStyle w:val="Compact"/>
-      </w:pPr>
-      <w:r>
-        <w:t xml:space="preserve">Can threads be reassigned or escalated after initial assignment?</w:t>
-      </w:r>
-    </w:p>
-    <w:p>
-      <w:pPr>
         <w:numPr>
           <w:ilvl w:val="0"/>
           <w:numId w:val="1006"/>
         </w:numPr>
+      </w:pPr>
+      <w:r>
+        <w:t xml:space="preserve">After reassignment, does the previous owner need to retain visibility of the thread?</w:t>
+      </w:r>
+    </w:p>
+    <w:p>
+      <w:pPr>
         <w:pStyle w:val="Compact"/>
-      </w:pPr>
-      <w:r>
-        <w:t xml:space="preserve">After reassignment, does the previous owner need to retain visibility of the thread?</w:t>
-      </w:r>
-    </w:p>
-    <w:p>
-      <w:pPr>
         <w:numPr>
           <w:ilvl w:val="0"/>
           <w:numId w:val="1006"/>
         </w:numPr>
-        <w:pStyle w:val="Compact"/>
       </w:pPr>
       <w:r>
         <w:t xml:space="preserve">Do you need a structured audit trail of who owned a thread and why it was rerouted?</w:t>
@@ -1649,8 +1636,8 @@
       </w:pPr>
       <w:r>
         <w:rPr>
+          <w:b/>
           <w:bCs/>
-          <w:b/>
         </w:rPr>
         <w:t xml:space="preserve">What the answers drive:</w:t>
       </w:r>
@@ -1659,9 +1646,8 @@
       <w:tblPr>
         <w:tblStyle w:val="Table"/>
         <w:tblW w:w="9360" w:type="dxa"/>
+        <w:tblLayout w:type="fixed"/>
         <w:tblLook w:firstRow="1" w:lastRow="0" w:firstColumn="0" w:lastColumn="0" w:noHBand="0" w:noVBand="0" w:val="0020"/>
-        <w:jc w:val="start"/>
-        <w:tblLayout w:type="fixed"/>
       </w:tblPr>
       <w:tblGrid>
         <w:gridCol w:w="4492"/>
@@ -1670,7 +1656,7 @@
       <w:tr>
         <w:trPr>
           <w:cantSplit/>
-          <w:tblHeader w:val="true"/>
+          <w:tblHeader w:val="on"/>
         </w:trPr>
         <w:tc>
           <w:tcPr/>
@@ -2073,8 +2059,8 @@
         </w:pict>
       </w:r>
     </w:p>
-    <w:bookmarkEnd w:id="28"/>
-    <w:bookmarkStart w:id="29" w:name="read-receipts-unread-state"/>
+    <w:bookmarkEnd w:id="17"/>
+    <w:bookmarkStart w:id="18" w:name="read-receipts-unread-state"/>
     <w:p>
       <w:pPr>
         <w:pStyle w:val="Heading3"/>
@@ -2089,43 +2075,43 @@
       </w:pPr>
       <w:r>
         <w:rPr>
+          <w:b/>
           <w:bCs/>
-          <w:b/>
         </w:rPr>
         <w:t xml:space="preserve">Questions:</w:t>
       </w:r>
     </w:p>
     <w:p>
       <w:pPr>
+        <w:pStyle w:val="Compact"/>
         <w:numPr>
           <w:ilvl w:val="0"/>
           <w:numId w:val="1007"/>
         </w:numPr>
+      </w:pPr>
+      <w:r>
+        <w:t xml:space="preserve">Are threads ever group conversations (more than 2 participants)?</w:t>
+      </w:r>
+    </w:p>
+    <w:p>
+      <w:pPr>
         <w:pStyle w:val="Compact"/>
-      </w:pPr>
-      <w:r>
-        <w:t xml:space="preserve">Are threads ever group conversations (more than 2 participants)?</w:t>
-      </w:r>
-    </w:p>
-    <w:p>
-      <w:pPr>
         <w:numPr>
           <w:ilvl w:val="0"/>
           <w:numId w:val="1007"/>
         </w:numPr>
+      </w:pPr>
+      <w:r>
+        <w:t xml:space="preserve">Do you need to query unread counts via API — e.g. a badge count or a list of all unread threads for a user?</w:t>
+      </w:r>
+    </w:p>
+    <w:p>
+      <w:pPr>
         <w:pStyle w:val="Compact"/>
-      </w:pPr>
-      <w:r>
-        <w:t xml:space="preserve">Do you need to query unread counts via API — e.g. a badge count or a list of all unread threads for a user?</w:t>
-      </w:r>
-    </w:p>
-    <w:p>
-      <w:pPr>
         <w:numPr>
           <w:ilvl w:val="0"/>
           <w:numId w:val="1007"/>
         </w:numPr>
-        <w:pStyle w:val="Compact"/>
       </w:pPr>
       <w:r>
         <w:t xml:space="preserve">Do unread counts need to be tracked per-recipient in a group thread?</w:t>
@@ -2137,8 +2123,8 @@
       </w:pPr>
       <w:r>
         <w:rPr>
+          <w:b/>
           <w:bCs/>
-          <w:b/>
         </w:rPr>
         <w:t xml:space="preserve">What the answers drive:</w:t>
       </w:r>
@@ -2147,9 +2133,8 @@
       <w:tblPr>
         <w:tblStyle w:val="Table"/>
         <w:tblW w:w="9360" w:type="dxa"/>
+        <w:tblLayout w:type="fixed"/>
         <w:tblLook w:firstRow="1" w:lastRow="0" w:firstColumn="0" w:lastColumn="0" w:noHBand="0" w:noVBand="0" w:val="0020"/>
-        <w:jc w:val="start"/>
-        <w:tblLayout w:type="fixed"/>
       </w:tblPr>
       <w:tblGrid>
         <w:gridCol w:w="4559"/>
@@ -2158,7 +2143,7 @@
       <w:tr>
         <w:trPr>
           <w:cantSplit/>
-          <w:tblHeader w:val="true"/>
+          <w:tblHeader w:val="on"/>
         </w:trPr>
         <w:tc>
           <w:tcPr/>
@@ -2295,8 +2280,8 @@
         </w:pict>
       </w:r>
     </w:p>
-    <w:bookmarkEnd w:id="29"/>
-    <w:bookmarkStart w:id="30" w:name="attachments"/>
+    <w:bookmarkEnd w:id="18"/>
+    <w:bookmarkStart w:id="19" w:name="attachments"/>
     <w:p>
       <w:pPr>
         <w:pStyle w:val="Heading3"/>
@@ -2311,31 +2296,31 @@
       </w:pPr>
       <w:r>
         <w:rPr>
+          <w:b/>
           <w:bCs/>
-          <w:b/>
         </w:rPr>
         <w:t xml:space="preserve">Questions:</w:t>
       </w:r>
     </w:p>
     <w:p>
       <w:pPr>
+        <w:pStyle w:val="Compact"/>
         <w:numPr>
           <w:ilvl w:val="0"/>
           <w:numId w:val="1008"/>
         </w:numPr>
+      </w:pPr>
+      <w:r>
+        <w:t xml:space="preserve">What file types need to be supported?</w:t>
+      </w:r>
+    </w:p>
+    <w:p>
+      <w:pPr>
         <w:pStyle w:val="Compact"/>
-      </w:pPr>
-      <w:r>
-        <w:t xml:space="preserve">What file types need to be supported?</w:t>
-      </w:r>
-    </w:p>
-    <w:p>
-      <w:pPr>
         <w:numPr>
           <w:ilvl w:val="0"/>
           <w:numId w:val="1008"/>
         </w:numPr>
-        <w:pStyle w:val="Compact"/>
       </w:pPr>
       <w:r>
         <w:t xml:space="preserve">Do attachments need to be searchable or referenceable as clinical documents — e.g. queryable by patient or document type — or are they just files to download within a message?</w:t>
@@ -2347,8 +2332,8 @@
       </w:pPr>
       <w:r>
         <w:rPr>
+          <w:b/>
           <w:bCs/>
-          <w:b/>
         </w:rPr>
         <w:t xml:space="preserve">What the answers drive:</w:t>
       </w:r>
@@ -2357,9 +2342,8 @@
       <w:tblPr>
         <w:tblStyle w:val="Table"/>
         <w:tblW w:w="9360" w:type="dxa"/>
+        <w:tblLayout w:type="fixed"/>
         <w:tblLook w:firstRow="1" w:lastRow="0" w:firstColumn="0" w:lastColumn="0" w:noHBand="0" w:noVBand="0" w:val="0020"/>
-        <w:jc w:val="start"/>
-        <w:tblLayout w:type="fixed"/>
       </w:tblPr>
       <w:tblGrid>
         <w:gridCol w:w="4589"/>
@@ -2368,7 +2352,7 @@
       <w:tr>
         <w:trPr>
           <w:cantSplit/>
-          <w:tblHeader w:val="true"/>
+          <w:tblHeader w:val="on"/>
         </w:trPr>
         <w:tc>
           <w:tcPr/>
@@ -2574,8 +2558,8 @@
         </w:pict>
       </w:r>
     </w:p>
-    <w:bookmarkEnd w:id="30"/>
-    <w:bookmarkStart w:id="31" w:name="editing-drafts"/>
+    <w:bookmarkEnd w:id="19"/>
+    <w:bookmarkStart w:id="20" w:name="editing-drafts"/>
     <w:p>
       <w:pPr>
         <w:pStyle w:val="Heading3"/>
@@ -2590,55 +2574,49 @@
       </w:pPr>
       <w:r>
         <w:rPr>
+          <w:b/>
           <w:bCs/>
-          <w:b/>
         </w:rPr>
         <w:t xml:space="preserve">Questions:</w:t>
       </w:r>
     </w:p>
     <w:p>
       <w:pPr>
+        <w:pStyle w:val="Compact"/>
         <w:numPr>
           <w:ilvl w:val="0"/>
           <w:numId w:val="1009"/>
         </w:numPr>
+      </w:pPr>
+      <w:r>
+        <w:t xml:space="preserve">Can sent messages be corrected or retracted after sending?</w:t>
+      </w:r>
+    </w:p>
+    <w:p>
+      <w:pPr>
         <w:pStyle w:val="Compact"/>
-      </w:pPr>
-      <w:r>
-        <w:t xml:space="preserve">Can sent messages be corrected or retracted after sending?</w:t>
-      </w:r>
-    </w:p>
-    <w:p>
-      <w:pPr>
         <w:numPr>
           <w:ilvl w:val="0"/>
           <w:numId w:val="1009"/>
         </w:numPr>
+      </w:pPr>
+      <w:r>
+        <w:t xml:space="preserve">If so, does the original message content need to be discoverable via search (e.g. </w:t>
+      </w:r>
+      <w:r>
+        <w:t xml:space="preserve">“show all edited messages”</w:t>
+      </w:r>
+      <w:r>
+        <w:t xml:space="preserve">), or is it sufficient for the history to exist but not be directly queryable?</w:t>
+      </w:r>
+    </w:p>
+    <w:p>
+      <w:pPr>
         <w:pStyle w:val="Compact"/>
-      </w:pPr>
-      <w:r>
-        <w:t xml:space="preserve">If so, does the original message content need to be discoverable via search (e.g. </w:t>
-      </w:r>
-      <w:r>
-        <w:t xml:space="preserve">“</w:t>
-      </w:r>
-      <w:r>
-        <w:t xml:space="preserve">show all edited messages</w:t>
-      </w:r>
-      <w:r>
-        <w:t xml:space="preserve">”</w:t>
-      </w:r>
-      <w:r>
-        <w:t xml:space="preserve">), or is it sufficient for the history to exist but not be directly queryable?</w:t>
-      </w:r>
-    </w:p>
-    <w:p>
-      <w:pPr>
         <w:numPr>
           <w:ilvl w:val="0"/>
           <w:numId w:val="1009"/>
         </w:numPr>
-        <w:pStyle w:val="Compact"/>
       </w:pPr>
       <w:r>
         <w:t xml:space="preserve">Do users need to save a draft and return to it across sessions or devices, or is per-device/browser draft storage acceptable?</w:t>
@@ -2650,8 +2628,8 @@
       </w:pPr>
       <w:r>
         <w:rPr>
+          <w:b/>
           <w:bCs/>
-          <w:b/>
         </w:rPr>
         <w:t xml:space="preserve">What the answers drive:</w:t>
       </w:r>
@@ -2660,9 +2638,8 @@
       <w:tblPr>
         <w:tblStyle w:val="Table"/>
         <w:tblW w:w="9360" w:type="dxa"/>
+        <w:tblLayout w:type="fixed"/>
         <w:tblLook w:firstRow="1" w:lastRow="0" w:firstColumn="0" w:lastColumn="0" w:noHBand="0" w:noVBand="0" w:val="0020"/>
-        <w:jc w:val="start"/>
-        <w:tblLayout w:type="fixed"/>
       </w:tblPr>
       <w:tblGrid>
         <w:gridCol w:w="4517"/>
@@ -2671,7 +2648,7 @@
       <w:tr>
         <w:trPr>
           <w:cantSplit/>
-          <w:tblHeader w:val="true"/>
+          <w:tblHeader w:val="on"/>
         </w:trPr>
         <w:tc>
           <w:tcPr/>
@@ -3004,8 +2981,8 @@
         </w:pict>
       </w:r>
     </w:p>
-    <w:bookmarkEnd w:id="31"/>
-    <w:bookmarkStart w:id="32" w:name="automations"/>
+    <w:bookmarkEnd w:id="20"/>
+    <w:bookmarkStart w:id="21" w:name="automations"/>
     <w:p>
       <w:pPr>
         <w:pStyle w:val="Heading3"/>
@@ -3020,55 +2997,55 @@
       </w:pPr>
       <w:r>
         <w:rPr>
+          <w:b/>
           <w:bCs/>
-          <w:b/>
         </w:rPr>
         <w:t xml:space="preserve">Questions:</w:t>
       </w:r>
     </w:p>
     <w:p>
       <w:pPr>
+        <w:pStyle w:val="Compact"/>
         <w:numPr>
           <w:ilvl w:val="0"/>
           <w:numId w:val="1010"/>
         </w:numPr>
+      </w:pPr>
+      <w:r>
+        <w:t xml:space="preserve">Are there events that should trigger automated messages (e.g. new lab result, appointment reminder)?</w:t>
+      </w:r>
+    </w:p>
+    <w:p>
+      <w:pPr>
         <w:pStyle w:val="Compact"/>
-      </w:pPr>
-      <w:r>
-        <w:t xml:space="preserve">Are there events that should trigger automated messages (e.g. new lab result, appointment reminder)?</w:t>
-      </w:r>
-    </w:p>
-    <w:p>
-      <w:pPr>
         <w:numPr>
           <w:ilvl w:val="0"/>
           <w:numId w:val="1010"/>
         </w:numPr>
+      </w:pPr>
+      <w:r>
+        <w:t xml:space="preserve">Are there SLA or response-time requirements (e.g. all messages responded to within 4 hours)?</w:t>
+      </w:r>
+    </w:p>
+    <w:p>
+      <w:pPr>
         <w:pStyle w:val="Compact"/>
-      </w:pPr>
-      <w:r>
-        <w:t xml:space="preserve">Are there SLA or response-time requirements (e.g. all messages responded to within 4 hours)?</w:t>
-      </w:r>
-    </w:p>
-    <w:p>
-      <w:pPr>
         <w:numPr>
           <w:ilvl w:val="0"/>
           <w:numId w:val="1010"/>
         </w:numPr>
+      </w:pPr>
+      <w:r>
+        <w:t xml:space="preserve">Do providers have out-of-office or availability states that should affect routing?</w:t>
+      </w:r>
+    </w:p>
+    <w:p>
+      <w:pPr>
         <w:pStyle w:val="Compact"/>
-      </w:pPr>
-      <w:r>
-        <w:t xml:space="preserve">Do providers have out-of-office or availability states that should affect routing?</w:t>
-      </w:r>
-    </w:p>
-    <w:p>
-      <w:pPr>
         <w:numPr>
           <w:ilvl w:val="0"/>
           <w:numId w:val="1010"/>
         </w:numPr>
-        <w:pStyle w:val="Compact"/>
       </w:pPr>
       <w:r>
         <w:t xml:space="preserve">Do you need to report on SLA compliance or response time metrics?</w:t>
@@ -3080,8 +3057,8 @@
       </w:pPr>
       <w:r>
         <w:rPr>
+          <w:b/>
           <w:bCs/>
-          <w:b/>
         </w:rPr>
         <w:t xml:space="preserve">What the answers drive:</w:t>
       </w:r>
@@ -3090,9 +3067,8 @@
       <w:tblPr>
         <w:tblStyle w:val="Table"/>
         <w:tblW w:w="9360" w:type="dxa"/>
+        <w:tblLayout w:type="fixed"/>
         <w:tblLook w:firstRow="1" w:lastRow="0" w:firstColumn="0" w:lastColumn="0" w:noHBand="0" w:noVBand="0" w:val="0020"/>
-        <w:jc w:val="start"/>
-        <w:tblLayout w:type="fixed"/>
       </w:tblPr>
       <w:tblGrid>
         <w:gridCol w:w="4775"/>
@@ -3101,7 +3077,7 @@
       <w:tr>
         <w:trPr>
           <w:cantSplit/>
-          <w:tblHeader w:val="true"/>
+          <w:tblHeader w:val="on"/>
         </w:trPr>
         <w:tc>
           <w:tcPr/>
@@ -3285,8 +3261,8 @@
         </w:pict>
       </w:r>
     </w:p>
-    <w:bookmarkEnd w:id="32"/>
-    <w:bookmarkStart w:id="33" w:name="external-channels"/>
+    <w:bookmarkEnd w:id="21"/>
+    <w:bookmarkStart w:id="22" w:name="external-channels"/>
     <w:p>
       <w:pPr>
         <w:pStyle w:val="Heading3"/>
@@ -3301,55 +3277,55 @@
       </w:pPr>
       <w:r>
         <w:rPr>
+          <w:b/>
           <w:bCs/>
-          <w:b/>
         </w:rPr>
         <w:t xml:space="preserve">Questions:</w:t>
       </w:r>
     </w:p>
     <w:p>
       <w:pPr>
+        <w:pStyle w:val="Compact"/>
         <w:numPr>
           <w:ilvl w:val="0"/>
           <w:numId w:val="1011"/>
         </w:numPr>
+      </w:pPr>
+      <w:r>
+        <w:t xml:space="preserve">Which channels — SMS, email, other?</w:t>
+      </w:r>
+    </w:p>
+    <w:p>
+      <w:pPr>
         <w:pStyle w:val="Compact"/>
-      </w:pPr>
-      <w:r>
-        <w:t xml:space="preserve">Which channels — SMS, email, other?</w:t>
-      </w:r>
-    </w:p>
-    <w:p>
-      <w:pPr>
         <w:numPr>
           <w:ilvl w:val="0"/>
           <w:numId w:val="1011"/>
         </w:numPr>
+      </w:pPr>
+      <w:r>
+        <w:t xml:space="preserve">Is this outbound-only (notify the patient) or does the patient reply back into the thread?</w:t>
+      </w:r>
+    </w:p>
+    <w:p>
+      <w:pPr>
         <w:pStyle w:val="Compact"/>
-      </w:pPr>
-      <w:r>
-        <w:t xml:space="preserve">Is this outbound-only (notify the patient) or does the patient reply back into the thread?</w:t>
-      </w:r>
-    </w:p>
-    <w:p>
-      <w:pPr>
         <w:numPr>
           <w:ilvl w:val="0"/>
           <w:numId w:val="1011"/>
         </w:numPr>
+      </w:pPr>
+      <w:r>
+        <w:t xml:space="preserve">If inbound replies are needed, how is the patient identified from an incoming message (e.g. phone number, email address)?</w:t>
+      </w:r>
+    </w:p>
+    <w:p>
+      <w:pPr>
         <w:pStyle w:val="Compact"/>
-      </w:pPr>
-      <w:r>
-        <w:t xml:space="preserve">If inbound replies are needed, how is the patient identified from an incoming message (e.g. phone number, email address)?</w:t>
-      </w:r>
-    </w:p>
-    <w:p>
-      <w:pPr>
         <w:numPr>
           <w:ilvl w:val="0"/>
           <w:numId w:val="1011"/>
         </w:numPr>
-        <w:pStyle w:val="Compact"/>
       </w:pPr>
       <w:r>
         <w:t xml:space="preserve">Does the external provider (e.g. Twilio) have its own conversation ID that can be stored for thread matching?</w:t>
@@ -3361,8 +3337,8 @@
       </w:pPr>
       <w:r>
         <w:rPr>
+          <w:b/>
           <w:bCs/>
-          <w:b/>
         </w:rPr>
         <w:t xml:space="preserve">What the answers drive:</w:t>
       </w:r>
@@ -3371,9 +3347,8 @@
       <w:tblPr>
         <w:tblStyle w:val="Table"/>
         <w:tblW w:w="9360" w:type="dxa"/>
+        <w:tblLayout w:type="fixed"/>
         <w:tblLook w:firstRow="1" w:lastRow="0" w:firstColumn="0" w:lastColumn="0" w:noHBand="0" w:noVBand="0" w:val="0020"/>
-        <w:jc w:val="start"/>
-        <w:tblLayout w:type="fixed"/>
       </w:tblPr>
       <w:tblGrid>
         <w:gridCol w:w="4354"/>
@@ -3382,7 +3357,7 @@
       <w:tr>
         <w:trPr>
           <w:cantSplit/>
-          <w:tblHeader w:val="true"/>
+          <w:tblHeader w:val="on"/>
         </w:trPr>
         <w:tc>
           <w:tcPr/>
@@ -3678,8 +3653,8 @@
         </w:pict>
       </w:r>
     </w:p>
-    <w:bookmarkEnd w:id="33"/>
-    <w:bookmarkStart w:id="34" w:name="async-encounters-billing"/>
+    <w:bookmarkEnd w:id="22"/>
+    <w:bookmarkStart w:id="23" w:name="async-encounters-billing"/>
     <w:p>
       <w:pPr>
         <w:pStyle w:val="Heading3"/>
@@ -3694,73 +3669,67 @@
       </w:pPr>
       <w:r>
         <w:rPr>
+          <w:b/>
           <w:bCs/>
-          <w:b/>
         </w:rPr>
         <w:t xml:space="preserve">Questions:</w:t>
       </w:r>
     </w:p>
     <w:p>
       <w:pPr>
+        <w:pStyle w:val="Compact"/>
         <w:numPr>
           <w:ilvl w:val="0"/>
           <w:numId w:val="1012"/>
         </w:numPr>
+      </w:pPr>
+      <w:r>
+        <w:t xml:space="preserve">Does the customer intend to bill for messaging-based care?</w:t>
+      </w:r>
+    </w:p>
+    <w:p>
+      <w:pPr>
         <w:pStyle w:val="Compact"/>
-      </w:pPr>
-      <w:r>
-        <w:t xml:space="preserve">Does the customer intend to bill for messaging-based care?</w:t>
-      </w:r>
-    </w:p>
-    <w:p>
-      <w:pPr>
         <w:numPr>
           <w:ilvl w:val="0"/>
           <w:numId w:val="1012"/>
         </w:numPr>
+      </w:pPr>
+      <w:r>
+        <w:t xml:space="preserve">How do you define a</w:t>
+      </w:r>
+      <w:r>
+        <w:t xml:space="preserve"> </w:t>
+      </w:r>
+      <w:r>
+        <w:t xml:space="preserve">“session”</w:t>
+      </w:r>
+      <w:r>
+        <w:t xml:space="preserve"> </w:t>
+      </w:r>
+      <w:r>
+        <w:t xml:space="preserve">— one thread per session, grouped by day, or patient-initiated?</w:t>
+      </w:r>
+    </w:p>
+    <w:p>
+      <w:pPr>
         <w:pStyle w:val="Compact"/>
-      </w:pPr>
-      <w:r>
-        <w:t xml:space="preserve">How do you define a</w:t>
-      </w:r>
-      <w:r>
-        <w:t xml:space="preserve"> </w:t>
-      </w:r>
-      <w:r>
-        <w:t xml:space="preserve">“</w:t>
-      </w:r>
-      <w:r>
-        <w:t xml:space="preserve">session</w:t>
-      </w:r>
-      <w:r>
-        <w:t xml:space="preserve">”</w:t>
-      </w:r>
-      <w:r>
-        <w:t xml:space="preserve"> </w:t>
-      </w:r>
-      <w:r>
-        <w:t xml:space="preserve">— one thread per session, grouped by day, or patient-initiated?</w:t>
-      </w:r>
-    </w:p>
-    <w:p>
-      <w:pPr>
         <w:numPr>
           <w:ilvl w:val="0"/>
           <w:numId w:val="1012"/>
         </w:numPr>
+      </w:pPr>
+      <w:r>
+        <w:t xml:space="preserve">Can a single messaging session involve multiple patients (e.g. a parent asking about two children)?</w:t>
+      </w:r>
+    </w:p>
+    <w:p>
+      <w:pPr>
         <w:pStyle w:val="Compact"/>
-      </w:pPr>
-      <w:r>
-        <w:t xml:space="preserve">Can a single messaging session involve multiple patients (e.g. a parent asking about two children)?</w:t>
-      </w:r>
-    </w:p>
-    <w:p>
-      <w:pPr>
         <w:numPr>
           <w:ilvl w:val="0"/>
           <w:numId w:val="1012"/>
         </w:numPr>
-        <w:pStyle w:val="Compact"/>
       </w:pPr>
       <w:r>
         <w:t xml:space="preserve">Do you need to capture diagnosis codes, service type, or other clinical details per encounter?</w:t>
@@ -3772,8 +3741,8 @@
       </w:pPr>
       <w:r>
         <w:rPr>
+          <w:b/>
           <w:bCs/>
-          <w:b/>
         </w:rPr>
         <w:t xml:space="preserve">What the answers drive:</w:t>
       </w:r>
@@ -3782,9 +3751,8 @@
       <w:tblPr>
         <w:tblStyle w:val="Table"/>
         <w:tblW w:w="9360" w:type="dxa"/>
+        <w:tblLayout w:type="fixed"/>
         <w:tblLook w:firstRow="1" w:lastRow="0" w:firstColumn="0" w:lastColumn="0" w:noHBand="0" w:noVBand="0" w:val="0020"/>
-        <w:jc w:val="start"/>
-        <w:tblLayout w:type="fixed"/>
       </w:tblPr>
       <w:tblGrid>
         <w:gridCol w:w="4421"/>
@@ -3793,7 +3761,7 @@
       <w:tr>
         <w:trPr>
           <w:cantSplit/>
-          <w:tblHeader w:val="true"/>
+          <w:tblHeader w:val="on"/>
         </w:trPr>
         <w:tc>
           <w:tcPr/>
@@ -4062,9 +4030,9 @@
         </w:pict>
       </w:r>
     </w:p>
-    <w:bookmarkEnd w:id="34"/>
-    <w:bookmarkEnd w:id="35"/>
-    <w:bookmarkStart w:id="38" w:name="related-integrations"/>
+    <w:bookmarkEnd w:id="23"/>
+    <w:bookmarkEnd w:id="24"/>
+    <w:bookmarkStart w:id="27" w:name="related-integrations"/>
     <w:p>
       <w:pPr>
         <w:pStyle w:val="Heading2"/>
@@ -4098,18 +4066,18 @@
     </w:p>
     <w:p>
       <w:pPr>
+        <w:pStyle w:val="Compact"/>
         <w:numPr>
           <w:ilvl w:val="0"/>
           <w:numId w:val="1013"/>
         </w:numPr>
-        <w:pStyle w:val="Compact"/>
-      </w:pPr>
-      <w:hyperlink r:id="rId36">
+      </w:pPr>
+      <w:hyperlink r:id="rId25">
         <w:r>
           <w:rPr>
             <w:rStyle w:val="Hyperlink"/>
+            <w:b/>
             <w:bCs/>
-            <w:b/>
           </w:rPr>
           <w:t xml:space="preserve">Twilio SMS</w:t>
         </w:r>
@@ -4138,18 +4106,18 @@
     </w:p>
     <w:p>
       <w:pPr>
+        <w:pStyle w:val="Compact"/>
         <w:numPr>
           <w:ilvl w:val="0"/>
           <w:numId w:val="1013"/>
         </w:numPr>
-        <w:pStyle w:val="Compact"/>
-      </w:pPr>
-      <w:hyperlink r:id="rId37">
+      </w:pPr>
+      <w:hyperlink r:id="rId26">
         <w:r>
           <w:rPr>
             <w:rStyle w:val="Hyperlink"/>
+            <w:b/>
             <w:bCs/>
-            <w:b/>
           </w:rPr>
           <w:t xml:space="preserve">eFax</w:t>
         </w:r>
@@ -4191,8 +4159,8 @@
         <w:t xml:space="preserve">operations.</w:t>
       </w:r>
     </w:p>
-    <w:bookmarkEnd w:id="38"/>
-    <w:bookmarkEnd w:id="39"/>
+    <w:bookmarkEnd w:id="27"/>
+    <w:bookmarkEnd w:id="28"/>
     <w:sectPr>
       <w:pgSz w:h="15840" w:w="12240"/>
       <w:pgMar w:bottom="1440" w:footer="720" w:gutter="0" w:header="720" w:left="1440" w:right="1440" w:top="1440"/>
@@ -4230,14 +4198,14 @@
 <file path=word/numbering.xml><?xml version="1.0" encoding="utf-8"?>
 <w:numbering xmlns:w="http://schemas.openxmlformats.org/wordprocessingml/2006/main">
   <w:abstractNum w:abstractNumId="990">
-    <w:nsid w:val="A990"/>
+    <w:nsid w:val="0000A990"/>
     <w:multiLevelType w:val="multilevel"/>
     <w:lvl w:ilvl="0">
       <w:numFmt w:val="bullet"/>
       <w:lvlText w:val=" "/>
       <w:lvlJc w:val="left"/>
       <w:pPr>
-        <w:ind w:left="720" w:hanging="480"/>
+        <w:ind w:left="720" w:hanging="360"/>
       </w:pPr>
     </w:lvl>
     <w:lvl w:ilvl="1">
@@ -4245,7 +4213,7 @@
       <w:lvlText w:val=" "/>
       <w:lvlJc w:val="left"/>
       <w:pPr>
-        <w:ind w:left="1440" w:hanging="480"/>
+        <w:ind w:left="1440" w:hanging="360"/>
       </w:pPr>
     </w:lvl>
     <w:lvl w:ilvl="2">
@@ -4253,7 +4221,7 @@
       <w:lvlText w:val=" "/>
       <w:lvlJc w:val="left"/>
       <w:pPr>
-        <w:ind w:left="2160" w:hanging="480"/>
+        <w:ind w:left="2160" w:hanging="360"/>
       </w:pPr>
     </w:lvl>
     <w:lvl w:ilvl="3">
@@ -4261,7 +4229,7 @@
       <w:lvlText w:val=" "/>
       <w:lvlJc w:val="left"/>
       <w:pPr>
-        <w:ind w:left="2880" w:hanging="480"/>
+        <w:ind w:left="2880" w:hanging="360"/>
       </w:pPr>
     </w:lvl>
     <w:lvl w:ilvl="4">
@@ -4269,7 +4237,7 @@
       <w:lvlText w:val=" "/>
       <w:lvlJc w:val="left"/>
       <w:pPr>
-        <w:ind w:left="3600" w:hanging="480"/>
+        <w:ind w:left="3600" w:hanging="360"/>
       </w:pPr>
     </w:lvl>
     <w:lvl w:ilvl="5">
@@ -4277,7 +4245,7 @@
       <w:lvlText w:val=" "/>
       <w:lvlJc w:val="left"/>
       <w:pPr>
-        <w:ind w:left="4320" w:hanging="480"/>
+        <w:ind w:left="4320" w:hanging="360"/>
       </w:pPr>
     </w:lvl>
     <w:lvl w:ilvl="6">
@@ -4285,7 +4253,7 @@
       <w:lvlText w:val=" "/>
       <w:lvlJc w:val="left"/>
       <w:pPr>
-        <w:ind w:left="5040" w:hanging="480"/>
+        <w:ind w:left="5040" w:hanging="360"/>
       </w:pPr>
     </w:lvl>
     <w:lvl w:ilvl="7">
@@ -4293,7 +4261,7 @@
       <w:lvlText w:val=" "/>
       <w:lvlJc w:val="left"/>
       <w:pPr>
-        <w:ind w:left="5760" w:hanging="480"/>
+        <w:ind w:left="5760" w:hanging="360"/>
       </w:pPr>
     </w:lvl>
     <w:lvl w:ilvl="8">
@@ -4301,84 +4269,111 @@
       <w:lvlText w:val=" "/>
       <w:lvlJc w:val="left"/>
       <w:pPr>
-        <w:ind w:left="6480" w:hanging="480"/>
+        <w:ind w:left="6480" w:hanging="360"/>
       </w:pPr>
     </w:lvl>
   </w:abstractNum>
   <w:abstractNum w:abstractNumId="991">
-    <w:nsid w:val="A991"/>
+    <w:nsid w:val="0000A991"/>
     <w:multiLevelType w:val="multilevel"/>
     <w:lvl w:ilvl="0">
       <w:numFmt w:val="bullet"/>
-      <w:lvlText w:val="•"/>
+      <w:lvlText w:val=""/>
       <w:lvlJc w:val="left"/>
       <w:pPr>
-        <w:ind w:left="720" w:hanging="480"/>
-      </w:pPr>
+        <w:ind w:left="720" w:hanging="360"/>
+      </w:pPr>
+      <w:rPr>
+        <w:rFonts w:ascii="Symbol" w:hAnsi="Symbol" w:cs="Symbol" w:hint="default"/>
+      </w:rPr>
     </w:lvl>
     <w:lvl w:ilvl="1">
       <w:numFmt w:val="bullet"/>
-      <w:lvlText w:val="–"/>
+      <w:lvlText w:val="o"/>
       <w:lvlJc w:val="left"/>
       <w:pPr>
-        <w:ind w:left="1440" w:hanging="480"/>
-      </w:pPr>
+        <w:ind w:left="1440" w:hanging="360"/>
+      </w:pPr>
+      <w:rPr>
+        <w:rFonts w:ascii="Courier New" w:hAnsi="Courier New" w:cs="Courier New" w:hint="default"/>
+      </w:rPr>
     </w:lvl>
     <w:lvl w:ilvl="2">
       <w:numFmt w:val="bullet"/>
-      <w:lvlText w:val="•"/>
+      <w:lvlText w:val=""/>
       <w:lvlJc w:val="left"/>
       <w:pPr>
-        <w:ind w:left="2160" w:hanging="480"/>
-      </w:pPr>
+        <w:ind w:left="2160" w:hanging="360"/>
+      </w:pPr>
+      <w:rPr>
+        <w:rFonts w:ascii="Wingdings" w:hAnsi="Wingdings" w:cs="Wingdings" w:hint="default"/>
+      </w:rPr>
     </w:lvl>
     <w:lvl w:ilvl="3">
       <w:numFmt w:val="bullet"/>
-      <w:lvlText w:val="–"/>
+      <w:lvlText w:val=""/>
       <w:lvlJc w:val="left"/>
       <w:pPr>
-        <w:ind w:left="2880" w:hanging="480"/>
-      </w:pPr>
+        <w:ind w:left="2880" w:hanging="360"/>
+      </w:pPr>
+      <w:rPr>
+        <w:rFonts w:ascii="Symbol" w:hAnsi="Symbol" w:cs="Symbol" w:hint="default"/>
+      </w:rPr>
     </w:lvl>
     <w:lvl w:ilvl="4">
       <w:numFmt w:val="bullet"/>
-      <w:lvlText w:val="•"/>
+      <w:lvlText w:val="o"/>
       <w:lvlJc w:val="left"/>
       <w:pPr>
-        <w:ind w:left="3600" w:hanging="480"/>
-      </w:pPr>
+        <w:ind w:left="3600" w:hanging="360"/>
+      </w:pPr>
+      <w:rPr>
+        <w:rFonts w:ascii="Courier New" w:hAnsi="Courier New" w:cs="Courier New" w:hint="default"/>
+      </w:rPr>
     </w:lvl>
     <w:lvl w:ilvl="5">
       <w:numFmt w:val="bullet"/>
-      <w:lvlText w:val="–"/>
+      <w:lvlText w:val=""/>
       <w:lvlJc w:val="left"/>
       <w:pPr>
-        <w:ind w:left="4320" w:hanging="480"/>
-      </w:pPr>
+        <w:ind w:left="4320" w:hanging="360"/>
+      </w:pPr>
+      <w:rPr>
+        <w:rFonts w:ascii="Wingdings" w:hAnsi="Wingdings" w:cs="Wingdings" w:hint="default"/>
+      </w:rPr>
     </w:lvl>
     <w:lvl w:ilvl="6">
       <w:numFmt w:val="bullet"/>
-      <w:lvlText w:val="•"/>
+      <w:lvlText w:val=""/>
       <w:lvlJc w:val="left"/>
       <w:pPr>
-        <w:ind w:left="5040" w:hanging="480"/>
-      </w:pPr>
+        <w:ind w:left="5040" w:hanging="360"/>
+      </w:pPr>
+      <w:rPr>
+        <w:rFonts w:ascii="Symbol" w:hAnsi="Symbol" w:cs="Symbol" w:hint="default"/>
+      </w:rPr>
     </w:lvl>
     <w:lvl w:ilvl="7">
       <w:numFmt w:val="bullet"/>
-      <w:lvlText w:val="–"/>
+      <w:lvlText w:val="o"/>
       <w:lvlJc w:val="left"/>
       <w:pPr>
-        <w:ind w:left="5760" w:hanging="480"/>
-      </w:pPr>
+        <w:ind w:left="5760" w:hanging="360"/>
+      </w:pPr>
+      <w:rPr>
+        <w:rFonts w:ascii="Courier New" w:hAnsi="Courier New" w:cs="Courier New" w:hint="default"/>
+      </w:rPr>
     </w:lvl>
     <w:lvl w:ilvl="8">
       <w:numFmt w:val="bullet"/>
-      <w:lvlText w:val="•"/>
+      <w:lvlText w:val=""/>
       <w:lvlJc w:val="left"/>
       <w:pPr>
-        <w:ind w:left="6480" w:hanging="480"/>
-      </w:pPr>
+        <w:ind w:left="6480" w:hanging="360"/>
+      </w:pPr>
+      <w:rPr>
+        <w:rFonts w:ascii="Wingdings" w:hAnsi="Wingdings" w:cs="Wingdings" w:hint="default"/>
+      </w:rPr>
     </w:lvl>
   </w:abstractNum>
   <w:num w:numId="1000">
@@ -5102,8 +5097,8 @@
     <w:name w:val="KeywordTok"/>
     <w:basedOn w:val="VerbatimChar"/>
     <w:rPr>
+      <w:b/>
       <w:color w:val="007020"/>
-      <w:b/>
     </w:rPr>
   </w:style>
   <w:style w:type="character" w:customStyle="1" w:styleId="DataTypeTok">
@@ -5180,42 +5175,42 @@
     <w:name w:val="ImportTok"/>
     <w:basedOn w:val="VerbatimChar"/>
     <w:rPr>
+      <w:b/>
       <w:color w:val="008000"/>
-      <w:b/>
     </w:rPr>
   </w:style>
   <w:style w:type="character" w:customStyle="1" w:styleId="CommentTok">
     <w:name w:val="CommentTok"/>
     <w:basedOn w:val="VerbatimChar"/>
     <w:rPr>
+      <w:i/>
       <w:color w:val="60a0b0"/>
-      <w:i/>
     </w:rPr>
   </w:style>
   <w:style w:type="character" w:customStyle="1" w:styleId="DocumentationTok">
     <w:name w:val="DocumentationTok"/>
     <w:basedOn w:val="VerbatimChar"/>
     <w:rPr>
+      <w:i/>
       <w:color w:val="ba2121"/>
-      <w:i/>
     </w:rPr>
   </w:style>
   <w:style w:type="character" w:customStyle="1" w:styleId="AnnotationTok">
     <w:name w:val="AnnotationTok"/>
     <w:basedOn w:val="VerbatimChar"/>
     <w:rPr>
-      <w:color w:val="60a0b0"/>
       <w:b/>
       <w:i/>
+      <w:color w:val="60a0b0"/>
     </w:rPr>
   </w:style>
   <w:style w:type="character" w:customStyle="1" w:styleId="CommentVarTok">
     <w:name w:val="CommentVarTok"/>
     <w:basedOn w:val="VerbatimChar"/>
     <w:rPr>
-      <w:color w:val="60a0b0"/>
       <w:b/>
       <w:i/>
+      <w:color w:val="60a0b0"/>
     </w:rPr>
   </w:style>
   <w:style w:type="character" w:customStyle="1" w:styleId="OtherTok">
@@ -5243,8 +5238,8 @@
     <w:name w:val="ControlFlowTok"/>
     <w:basedOn w:val="VerbatimChar"/>
     <w:rPr>
+      <w:b/>
       <w:color w:val="007020"/>
-      <w:b/>
     </w:rPr>
   </w:style>
   <w:style w:type="character" w:customStyle="1" w:styleId="OperatorTok">
@@ -5289,34 +5284,34 @@
     <w:name w:val="InformationTok"/>
     <w:basedOn w:val="VerbatimChar"/>
     <w:rPr>
-      <w:color w:val="60a0b0"/>
       <w:b/>
       <w:i/>
+      <w:color w:val="60a0b0"/>
     </w:rPr>
   </w:style>
   <w:style w:type="character" w:customStyle="1" w:styleId="WarningTok">
     <w:name w:val="WarningTok"/>
     <w:basedOn w:val="VerbatimChar"/>
     <w:rPr>
-      <w:color w:val="60a0b0"/>
       <w:b/>
       <w:i/>
+      <w:color w:val="60a0b0"/>
     </w:rPr>
   </w:style>
   <w:style w:type="character" w:customStyle="1" w:styleId="AlertTok">
     <w:name w:val="AlertTok"/>
     <w:basedOn w:val="VerbatimChar"/>
     <w:rPr>
+      <w:b/>
       <w:color w:val="ff0000"/>
-      <w:b/>
     </w:rPr>
   </w:style>
   <w:style w:type="character" w:customStyle="1" w:styleId="ErrorTok">
     <w:name w:val="ErrorTok"/>
     <w:basedOn w:val="VerbatimChar"/>
     <w:rPr>
+      <w:b/>
       <w:color w:val="ff0000"/>
-      <w:b/>
     </w:rPr>
   </w:style>
   <w:style w:type="character" w:customStyle="1" w:styleId="NormalTok">

--- a/packages/docs/static/decision-guides/messaging.docx
+++ b/packages/docs/static/decision-guides/messaging.docx
@@ -11,18 +11,18 @@
           <wp:inline>
             <wp:extent cx="5943600" cy="1289649"/>
             <wp:effectExtent b="0" l="0" r="0" t="0"/>
-            <wp:docPr descr="Medplum" title="" id="10" name="Picture"/>
+            <wp:docPr descr="Medplum" title="" id="21" name="Picture"/>
             <a:graphic>
               <a:graphicData uri="http://schemas.openxmlformats.org/drawingml/2006/picture">
                 <pic:pic>
                   <pic:nvPicPr>
-                    <pic:cNvPr descr="medplum-wordmark-grape.png" id="11" name="Picture"/>
+                    <pic:cNvPr descr="medplum-wordmark-grape.png" id="22" name="Picture"/>
                     <pic:cNvPicPr>
                       <a:picLocks noChangeArrowheads="1" noChangeAspect="1"/>
                     </pic:cNvPicPr>
                   </pic:nvPicPr>
                   <pic:blipFill>
-                    <a:blip r:embed="rId9"/>
+                    <a:blip r:embed="rId20"/>
                     <a:stretch>
                       <a:fillRect/>
                     </a:stretch>
@@ -49,7 +49,7 @@
         </w:drawing>
       </w:r>
     </w:p>
-    <w:bookmarkStart w:id="28" w:name="messaging-communications-decision-guide"/>
+    <w:bookmarkStart w:id="39" w:name="messaging-communications-decision-guide"/>
     <w:p>
       <w:pPr>
         <w:pStyle w:val="Heading1"/>
@@ -72,44 +72,44 @@
       </w:pPr>
       <w:r>
         <w:rPr>
+          <w:iCs/>
           <w:i/>
-          <w:iCs/>
         </w:rPr>
         <w:t xml:space="preserve">Companion to the</w:t>
       </w:r>
       <w:r>
         <w:rPr>
+          <w:iCs/>
           <w:i/>
-          <w:iCs/>
         </w:rPr>
         <w:t xml:space="preserve"> </w:t>
       </w:r>
-      <w:hyperlink r:id="rId12">
+      <w:hyperlink r:id="rId23">
         <w:r>
           <w:rPr>
             <w:rStyle w:val="Hyperlink"/>
+            <w:iCs/>
             <w:i/>
-            <w:iCs/>
           </w:rPr>
           <w:t xml:space="preserve">Messaging &amp; Communications</w:t>
         </w:r>
       </w:hyperlink>
       <w:r>
         <w:rPr>
+          <w:iCs/>
           <w:i/>
-          <w:iCs/>
         </w:rPr>
         <w:t xml:space="preserve"> </w:t>
       </w:r>
       <w:r>
         <w:rPr>
+          <w:iCs/>
           <w:i/>
-          <w:iCs/>
         </w:rPr>
         <w:t xml:space="preserve">docs.</w:t>
       </w:r>
     </w:p>
-    <w:bookmarkStart w:id="13" w:name="section-1-use-case-participants"/>
+    <w:bookmarkStart w:id="24" w:name="section-1-use-case-participants"/>
     <w:p>
       <w:pPr>
         <w:pStyle w:val="Heading2"/>
@@ -129,7 +129,13 @@
         <w:t xml:space="preserve"> </w:t>
       </w:r>
       <w:r>
-        <w:t xml:space="preserve">“who and why”</w:t>
+        <w:t xml:space="preserve">“</w:t>
+      </w:r>
+      <w:r>
+        <w:t xml:space="preserve">who and why</w:t>
+      </w:r>
+      <w:r>
+        <w:t xml:space="preserve">”</w:t>
       </w:r>
       <w:r>
         <w:t xml:space="preserve"> </w:t>
@@ -144,19 +150,19 @@
       </w:pPr>
       <w:r>
         <w:rPr>
+          <w:bCs/>
           <w:b/>
-          <w:bCs/>
         </w:rPr>
         <w:t xml:space="preserve">1.1 Who is messaging whom?</w:t>
       </w:r>
     </w:p>
     <w:p>
       <w:pPr>
-        <w:pStyle w:val="Compact"/>
         <w:numPr>
           <w:ilvl w:val="0"/>
           <w:numId w:val="1001"/>
         </w:numPr>
+        <w:pStyle w:val="Compact"/>
       </w:pPr>
       <w:r>
         <w:t xml:space="preserve">Patient ↔ provider</w:t>
@@ -164,11 +170,11 @@
     </w:p>
     <w:p>
       <w:pPr>
-        <w:pStyle w:val="Compact"/>
         <w:numPr>
           <w:ilvl w:val="0"/>
           <w:numId w:val="1001"/>
         </w:numPr>
+        <w:pStyle w:val="Compact"/>
       </w:pPr>
       <w:r>
         <w:t xml:space="preserve">Provider ↔ provider</w:t>
@@ -176,11 +182,11 @@
     </w:p>
     <w:p>
       <w:pPr>
-        <w:pStyle w:val="Compact"/>
         <w:numPr>
           <w:ilvl w:val="0"/>
           <w:numId w:val="1001"/>
         </w:numPr>
+        <w:pStyle w:val="Compact"/>
       </w:pPr>
       <w:r>
         <w:t xml:space="preserve">Care team internally (no patient in the thread)</w:t>
@@ -188,11 +194,11 @@
     </w:p>
     <w:p>
       <w:pPr>
-        <w:pStyle w:val="Compact"/>
         <w:numPr>
           <w:ilvl w:val="0"/>
           <w:numId w:val="1001"/>
         </w:numPr>
+        <w:pStyle w:val="Compact"/>
       </w:pPr>
       <w:r>
         <w:t xml:space="preserve">System/automated → patient (one-way notifications)</w:t>
@@ -200,11 +206,11 @@
     </w:p>
     <w:p>
       <w:pPr>
-        <w:pStyle w:val="Compact"/>
         <w:numPr>
           <w:ilvl w:val="0"/>
           <w:numId w:val="1001"/>
         </w:numPr>
+        <w:pStyle w:val="Compact"/>
       </w:pPr>
       <w:r>
         <w:t xml:space="preserve">Some combination of the above</w:t>
@@ -216,8 +222,8 @@
       </w:pPr>
       <w:r>
         <w:rPr>
+          <w:iCs/>
           <w:i/>
-          <w:iCs/>
         </w:rPr>
         <w:t xml:space="preserve">Why it matters: different participant types affect access control, thread structure, and whether a patient subject is always required on a thread.</w:t>
       </w:r>
@@ -228,19 +234,19 @@
       </w:pPr>
       <w:r>
         <w:rPr>
+          <w:bCs/>
           <w:b/>
-          <w:bCs/>
         </w:rPr>
         <w:t xml:space="preserve">1.2 What is the primary purpose of messaging in their product?</w:t>
       </w:r>
     </w:p>
     <w:p>
       <w:pPr>
-        <w:pStyle w:val="Compact"/>
         <w:numPr>
           <w:ilvl w:val="0"/>
           <w:numId w:val="1002"/>
         </w:numPr>
+        <w:pStyle w:val="Compact"/>
       </w:pPr>
       <w:r>
         <w:t xml:space="preserve">Clinical care coordination (e.g. async visits, follow-ups)</w:t>
@@ -248,11 +254,11 @@
     </w:p>
     <w:p>
       <w:pPr>
-        <w:pStyle w:val="Compact"/>
         <w:numPr>
           <w:ilvl w:val="0"/>
           <w:numId w:val="1002"/>
         </w:numPr>
+        <w:pStyle w:val="Compact"/>
       </w:pPr>
       <w:r>
         <w:t xml:space="preserve">Patient engagement / support</w:t>
@@ -260,11 +266,11 @@
     </w:p>
     <w:p>
       <w:pPr>
-        <w:pStyle w:val="Compact"/>
         <w:numPr>
           <w:ilvl w:val="0"/>
           <w:numId w:val="1002"/>
         </w:numPr>
+        <w:pStyle w:val="Compact"/>
       </w:pPr>
       <w:r>
         <w:t xml:space="preserve">Internal operational communication</w:t>
@@ -272,11 +278,11 @@
     </w:p>
     <w:p>
       <w:pPr>
-        <w:pStyle w:val="Compact"/>
         <w:numPr>
           <w:ilvl w:val="0"/>
           <w:numId w:val="1002"/>
         </w:numPr>
+        <w:pStyle w:val="Compact"/>
       </w:pPr>
       <w:r>
         <w:t xml:space="preserve">Outbound notifications only (reminders, results)</w:t>
@@ -288,8 +294,8 @@
       </w:pPr>
       <w:r>
         <w:rPr>
+          <w:iCs/>
           <w:i/>
-          <w:iCs/>
         </w:rPr>
         <w:t xml:space="preserve">Why it matters: determines how much of the feature set is actually needed and whether async encounters/billing will come up.</w:t>
       </w:r>
@@ -300,19 +306,19 @@
       </w:pPr>
       <w:r>
         <w:rPr>
+          <w:bCs/>
           <w:b/>
-          <w:bCs/>
         </w:rPr>
         <w:t xml:space="preserve">1.3 Is this a new build or replacing something they have today?</w:t>
       </w:r>
     </w:p>
     <w:p>
       <w:pPr>
-        <w:pStyle w:val="Compact"/>
         <w:numPr>
           <w:ilvl w:val="0"/>
           <w:numId w:val="1003"/>
         </w:numPr>
+        <w:pStyle w:val="Compact"/>
       </w:pPr>
       <w:r>
         <w:t xml:space="preserve">If replacing: what are they replacing, and what are the gaps that drove this?</w:t>
@@ -320,11 +326,11 @@
     </w:p>
     <w:p>
       <w:pPr>
-        <w:pStyle w:val="Compact"/>
         <w:numPr>
           <w:ilvl w:val="0"/>
           <w:numId w:val="1003"/>
         </w:numPr>
+        <w:pStyle w:val="Compact"/>
       </w:pPr>
       <w:r>
         <w:t xml:space="preserve">If new: is messaging central to the product or additive?</w:t>
@@ -336,8 +342,8 @@
       </w:pPr>
       <w:r>
         <w:rPr>
+          <w:iCs/>
           <w:i/>
-          <w:iCs/>
         </w:rPr>
         <w:t xml:space="preserve">Why it matters: existing systems often carry assumptions about data model or UX that will surface as requirements. Knowing this early prevents surprises.</w:t>
       </w:r>
@@ -349,8 +355,8 @@
         </w:pict>
       </w:r>
     </w:p>
-    <w:bookmarkEnd w:id="13"/>
-    <w:bookmarkStart w:id="14" w:name="section-2-feature-scoping"/>
+    <w:bookmarkEnd w:id="24"/>
+    <w:bookmarkStart w:id="25" w:name="section-2-feature-scoping"/>
     <w:p>
       <w:pPr>
         <w:pStyle w:val="Heading2"/>
@@ -365,8 +371,8 @@
       </w:pPr>
       <w:r>
         <w:rPr>
+          <w:iCs/>
           <w:i/>
-          <w:iCs/>
         </w:rPr>
         <w:t xml:space="preserve">Go through each together. For each: Yes / No / Nice-to-have / Not sure.</w:t>
       </w:r>
@@ -375,8 +381,9 @@
       <w:tblPr>
         <w:tblStyle w:val="Table"/>
         <w:tblW w:w="9360" w:type="dxa"/>
+        <w:tblLook w:firstRow="1" w:lastRow="0" w:firstColumn="0" w:lastColumn="0" w:noHBand="0" w:noVBand="0" w:val="0020"/>
+        <w:jc w:val="start"/>
         <w:tblLayout w:type="fixed"/>
-        <w:tblLook w:firstRow="1" w:lastRow="0" w:firstColumn="0" w:lastColumn="0" w:noHBand="0" w:noVBand="0" w:val="0020"/>
       </w:tblPr>
       <w:tblGrid>
         <w:gridCol w:w="460"/>
@@ -389,7 +396,7 @@
       <w:tr>
         <w:trPr>
           <w:cantSplit/>
-          <w:tblHeader w:val="on"/>
+          <w:tblHeader w:val="true"/>
         </w:trPr>
         <w:tc>
           <w:tcPr/>
@@ -960,8 +967,8 @@
         </w:pict>
       </w:r>
     </w:p>
-    <w:bookmarkEnd w:id="14"/>
-    <w:bookmarkStart w:id="24" w:name="section-3-feature-deep-dives"/>
+    <w:bookmarkEnd w:id="25"/>
+    <w:bookmarkStart w:id="35" w:name="section-3-feature-deep-dives"/>
     <w:p>
       <w:pPr>
         <w:pStyle w:val="Heading2"/>
@@ -976,8 +983,8 @@
       </w:pPr>
       <w:r>
         <w:rPr>
+          <w:iCs/>
           <w:i/>
-          <w:iCs/>
         </w:rPr>
         <w:t xml:space="preserve">Cover each feature flagged Yes or Nice-to-have. The goal is to land on a clear recommended approach by the end of each section.</w:t>
       </w:r>
@@ -989,7 +996,7 @@
         </w:pict>
       </w:r>
     </w:p>
-    <w:bookmarkStart w:id="15" w:name="thread-structure-always-covered"/>
+    <w:bookmarkStart w:id="26" w:name="thread-structure-always-covered"/>
     <w:p>
       <w:pPr>
         <w:pStyle w:val="Heading3"/>
@@ -1002,8 +1009,8 @@
       </w:r>
       <w:r>
         <w:rPr>
+          <w:iCs/>
           <w:i/>
-          <w:iCs/>
         </w:rPr>
         <w:t xml:space="preserve">(always covered)</w:t>
       </w:r>
@@ -1014,19 +1021,19 @@
       </w:pPr>
       <w:r>
         <w:rPr>
+          <w:bCs/>
           <w:b/>
-          <w:bCs/>
         </w:rPr>
         <w:t xml:space="preserve">Questions:</w:t>
       </w:r>
     </w:p>
     <w:p>
       <w:pPr>
-        <w:pStyle w:val="Compact"/>
         <w:numPr>
           <w:ilvl w:val="0"/>
           <w:numId w:val="1004"/>
         </w:numPr>
+        <w:pStyle w:val="Compact"/>
       </w:pPr>
       <w:r>
         <w:t xml:space="preserve">Are threads always tied to a specific patient, or do you need internal/admin threads with no patient context?</w:t>
@@ -1034,11 +1041,11 @@
     </w:p>
     <w:p>
       <w:pPr>
-        <w:pStyle w:val="Compact"/>
         <w:numPr>
           <w:ilvl w:val="0"/>
           <w:numId w:val="1004"/>
         </w:numPr>
+        <w:pStyle w:val="Compact"/>
       </w:pPr>
       <w:r>
         <w:t xml:space="preserve">Are threads 1:1 only, or do you need group conversations with more than two participants?</w:t>
@@ -1046,11 +1053,11 @@
     </w:p>
     <w:p>
       <w:pPr>
-        <w:pStyle w:val="Compact"/>
         <w:numPr>
           <w:ilvl w:val="0"/>
           <w:numId w:val="1004"/>
         </w:numPr>
+        <w:pStyle w:val="Compact"/>
       </w:pPr>
       <w:r>
         <w:t xml:space="preserve">Do threads need to be tagged or categorized (e.g. by specialty, product line, urgency)? If so, do tags need to be combinable (e.g. a thread tagged both</w:t>
@@ -1059,7 +1066,13 @@
         <w:t xml:space="preserve"> </w:t>
       </w:r>
       <w:r>
-        <w:t xml:space="preserve">“cardiology”</w:t>
+        <w:t xml:space="preserve">“</w:t>
+      </w:r>
+      <w:r>
+        <w:t xml:space="preserve">cardiology</w:t>
+      </w:r>
+      <w:r>
+        <w:t xml:space="preserve">”</w:t>
       </w:r>
       <w:r>
         <w:t xml:space="preserve"> </w:t>
@@ -1071,7 +1084,13 @@
         <w:t xml:space="preserve"> </w:t>
       </w:r>
       <w:r>
-        <w:t xml:space="preserve">“urgent”</w:t>
+        <w:t xml:space="preserve">“</w:t>
+      </w:r>
+      <w:r>
+        <w:t xml:space="preserve">urgent</w:t>
+      </w:r>
+      <w:r>
+        <w:t xml:space="preserve">”</w:t>
       </w:r>
       <w:r>
         <w:t xml:space="preserve">)?</w:t>
@@ -1083,8 +1102,8 @@
       </w:pPr>
       <w:r>
         <w:rPr>
+          <w:bCs/>
           <w:b/>
-          <w:bCs/>
         </w:rPr>
         <w:t xml:space="preserve">What the answers drive:</w:t>
       </w:r>
@@ -1093,8 +1112,9 @@
       <w:tblPr>
         <w:tblStyle w:val="Table"/>
         <w:tblW w:w="9360" w:type="dxa"/>
+        <w:tblLook w:firstRow="1" w:lastRow="0" w:firstColumn="0" w:lastColumn="0" w:noHBand="0" w:noVBand="0" w:val="0020"/>
+        <w:jc w:val="start"/>
         <w:tblLayout w:type="fixed"/>
-        <w:tblLook w:firstRow="1" w:lastRow="0" w:firstColumn="0" w:lastColumn="0" w:noHBand="0" w:noVBand="0" w:val="0020"/>
       </w:tblPr>
       <w:tblGrid>
         <w:gridCol w:w="4702"/>
@@ -1103,7 +1123,7 @@
       <w:tr>
         <w:trPr>
           <w:cantSplit/>
-          <w:tblHeader w:val="on"/>
+          <w:tblHeader w:val="true"/>
         </w:trPr>
         <w:tc>
           <w:tcPr/>
@@ -1366,8 +1386,8 @@
         </w:pict>
       </w:r>
     </w:p>
-    <w:bookmarkEnd w:id="15"/>
-    <w:bookmarkStart w:id="16" w:name="live-updates"/>
+    <w:bookmarkEnd w:id="26"/>
+    <w:bookmarkStart w:id="27" w:name="live-updates"/>
     <w:p>
       <w:pPr>
         <w:pStyle w:val="Heading3"/>
@@ -1382,19 +1402,19 @@
       </w:pPr>
       <w:r>
         <w:rPr>
+          <w:bCs/>
           <w:b/>
-          <w:bCs/>
         </w:rPr>
         <w:t xml:space="preserve">Questions:</w:t>
       </w:r>
     </w:p>
     <w:p>
       <w:pPr>
-        <w:pStyle w:val="Compact"/>
         <w:numPr>
           <w:ilvl w:val="0"/>
           <w:numId w:val="1005"/>
         </w:numPr>
+        <w:pStyle w:val="Compact"/>
       </w:pPr>
       <w:r>
         <w:t xml:space="preserve">Do new messages need to appear in real time without a page refresh?</w:t>
@@ -1402,11 +1422,11 @@
     </w:p>
     <w:p>
       <w:pPr>
-        <w:pStyle w:val="Compact"/>
         <w:numPr>
           <w:ilvl w:val="0"/>
           <w:numId w:val="1005"/>
         </w:numPr>
+        <w:pStyle w:val="Compact"/>
       </w:pPr>
       <w:r>
         <w:t xml:space="preserve">Is this needed for the patient-facing app, the provider-facing app, or both?</w:t>
@@ -1418,8 +1438,8 @@
       </w:pPr>
       <w:r>
         <w:rPr>
+          <w:bCs/>
           <w:b/>
-          <w:bCs/>
         </w:rPr>
         <w:t xml:space="preserve">What the answers drive:</w:t>
       </w:r>
@@ -1428,8 +1448,9 @@
       <w:tblPr>
         <w:tblStyle w:val="Table"/>
         <w:tblW w:w="9360" w:type="dxa"/>
+        <w:tblLook w:firstRow="1" w:lastRow="0" w:firstColumn="0" w:lastColumn="0" w:noHBand="0" w:noVBand="0" w:val="0020"/>
+        <w:jc w:val="start"/>
         <w:tblLayout w:type="fixed"/>
-        <w:tblLook w:firstRow="1" w:lastRow="0" w:firstColumn="0" w:lastColumn="0" w:noHBand="0" w:noVBand="0" w:val="0020"/>
       </w:tblPr>
       <w:tblGrid>
         <w:gridCol w:w="4616"/>
@@ -1438,7 +1459,7 @@
       <w:tr>
         <w:trPr>
           <w:cantSplit/>
-          <w:tblHeader w:val="on"/>
+          <w:tblHeader w:val="true"/>
         </w:trPr>
         <w:tc>
           <w:tcPr/>
@@ -1560,8 +1581,8 @@
         </w:pict>
       </w:r>
     </w:p>
-    <w:bookmarkEnd w:id="16"/>
-    <w:bookmarkStart w:id="17" w:name="routing-assignment"/>
+    <w:bookmarkEnd w:id="27"/>
+    <w:bookmarkStart w:id="28" w:name="routing-assignment"/>
     <w:p>
       <w:pPr>
         <w:pStyle w:val="Heading3"/>
@@ -1576,19 +1597,19 @@
       </w:pPr>
       <w:r>
         <w:rPr>
+          <w:bCs/>
           <w:b/>
-          <w:bCs/>
         </w:rPr>
         <w:t xml:space="preserve">Questions:</w:t>
       </w:r>
     </w:p>
     <w:p>
       <w:pPr>
-        <w:pStyle w:val="Compact"/>
         <w:numPr>
           <w:ilvl w:val="0"/>
           <w:numId w:val="1006"/>
         </w:numPr>
+        <w:pStyle w:val="Compact"/>
       </w:pPr>
       <w:r>
         <w:t xml:space="preserve">Do messages get assigned to specific providers, to a pool/queue by role, or both?</w:t>
@@ -1596,11 +1617,11 @@
     </w:p>
     <w:p>
       <w:pPr>
-        <w:pStyle w:val="Compact"/>
         <w:numPr>
           <w:ilvl w:val="0"/>
           <w:numId w:val="1006"/>
         </w:numPr>
+        <w:pStyle w:val="Compact"/>
       </w:pPr>
       <w:r>
         <w:t xml:space="preserve">Can threads be reassigned or escalated after initial assignment?</w:t>
@@ -1608,11 +1629,11 @@
     </w:p>
     <w:p>
       <w:pPr>
-        <w:pStyle w:val="Compact"/>
         <w:numPr>
           <w:ilvl w:val="0"/>
           <w:numId w:val="1006"/>
         </w:numPr>
+        <w:pStyle w:val="Compact"/>
       </w:pPr>
       <w:r>
         <w:t xml:space="preserve">After reassignment, does the previous owner need to retain visibility of the thread?</w:t>
@@ -1620,11 +1641,11 @@
     </w:p>
     <w:p>
       <w:pPr>
-        <w:pStyle w:val="Compact"/>
         <w:numPr>
           <w:ilvl w:val="0"/>
           <w:numId w:val="1006"/>
         </w:numPr>
+        <w:pStyle w:val="Compact"/>
       </w:pPr>
       <w:r>
         <w:t xml:space="preserve">Do you need a structured audit trail of who owned a thread and why it was rerouted?</w:t>
@@ -1636,8 +1657,8 @@
       </w:pPr>
       <w:r>
         <w:rPr>
+          <w:bCs/>
           <w:b/>
-          <w:bCs/>
         </w:rPr>
         <w:t xml:space="preserve">What the answers drive:</w:t>
       </w:r>
@@ -1646,8 +1667,9 @@
       <w:tblPr>
         <w:tblStyle w:val="Table"/>
         <w:tblW w:w="9360" w:type="dxa"/>
+        <w:tblLook w:firstRow="1" w:lastRow="0" w:firstColumn="0" w:lastColumn="0" w:noHBand="0" w:noVBand="0" w:val="0020"/>
+        <w:jc w:val="start"/>
         <w:tblLayout w:type="fixed"/>
-        <w:tblLook w:firstRow="1" w:lastRow="0" w:firstColumn="0" w:lastColumn="0" w:noHBand="0" w:noVBand="0" w:val="0020"/>
       </w:tblPr>
       <w:tblGrid>
         <w:gridCol w:w="4492"/>
@@ -1656,7 +1678,7 @@
       <w:tr>
         <w:trPr>
           <w:cantSplit/>
-          <w:tblHeader w:val="on"/>
+          <w:tblHeader w:val="true"/>
         </w:trPr>
         <w:tc>
           <w:tcPr/>
@@ -2059,8 +2081,8 @@
         </w:pict>
       </w:r>
     </w:p>
-    <w:bookmarkEnd w:id="17"/>
-    <w:bookmarkStart w:id="18" w:name="read-receipts-unread-state"/>
+    <w:bookmarkEnd w:id="28"/>
+    <w:bookmarkStart w:id="29" w:name="read-receipts-unread-state"/>
     <w:p>
       <w:pPr>
         <w:pStyle w:val="Heading3"/>
@@ -2075,19 +2097,19 @@
       </w:pPr>
       <w:r>
         <w:rPr>
+          <w:bCs/>
           <w:b/>
-          <w:bCs/>
         </w:rPr>
         <w:t xml:space="preserve">Questions:</w:t>
       </w:r>
     </w:p>
     <w:p>
       <w:pPr>
-        <w:pStyle w:val="Compact"/>
         <w:numPr>
           <w:ilvl w:val="0"/>
           <w:numId w:val="1007"/>
         </w:numPr>
+        <w:pStyle w:val="Compact"/>
       </w:pPr>
       <w:r>
         <w:t xml:space="preserve">Are threads ever group conversations (more than 2 participants)?</w:t>
@@ -2095,11 +2117,11 @@
     </w:p>
     <w:p>
       <w:pPr>
-        <w:pStyle w:val="Compact"/>
         <w:numPr>
           <w:ilvl w:val="0"/>
           <w:numId w:val="1007"/>
         </w:numPr>
+        <w:pStyle w:val="Compact"/>
       </w:pPr>
       <w:r>
         <w:t xml:space="preserve">Do you need to query unread counts via API — e.g. a badge count or a list of all unread threads for a user?</w:t>
@@ -2107,11 +2129,11 @@
     </w:p>
     <w:p>
       <w:pPr>
-        <w:pStyle w:val="Compact"/>
         <w:numPr>
           <w:ilvl w:val="0"/>
           <w:numId w:val="1007"/>
         </w:numPr>
+        <w:pStyle w:val="Compact"/>
       </w:pPr>
       <w:r>
         <w:t xml:space="preserve">Do unread counts need to be tracked per-recipient in a group thread?</w:t>
@@ -2123,8 +2145,8 @@
       </w:pPr>
       <w:r>
         <w:rPr>
+          <w:bCs/>
           <w:b/>
-          <w:bCs/>
         </w:rPr>
         <w:t xml:space="preserve">What the answers drive:</w:t>
       </w:r>
@@ -2133,8 +2155,9 @@
       <w:tblPr>
         <w:tblStyle w:val="Table"/>
         <w:tblW w:w="9360" w:type="dxa"/>
+        <w:tblLook w:firstRow="1" w:lastRow="0" w:firstColumn="0" w:lastColumn="0" w:noHBand="0" w:noVBand="0" w:val="0020"/>
+        <w:jc w:val="start"/>
         <w:tblLayout w:type="fixed"/>
-        <w:tblLook w:firstRow="1" w:lastRow="0" w:firstColumn="0" w:lastColumn="0" w:noHBand="0" w:noVBand="0" w:val="0020"/>
       </w:tblPr>
       <w:tblGrid>
         <w:gridCol w:w="4559"/>
@@ -2143,7 +2166,7 @@
       <w:tr>
         <w:trPr>
           <w:cantSplit/>
-          <w:tblHeader w:val="on"/>
+          <w:tblHeader w:val="true"/>
         </w:trPr>
         <w:tc>
           <w:tcPr/>
@@ -2280,8 +2303,8 @@
         </w:pict>
       </w:r>
     </w:p>
-    <w:bookmarkEnd w:id="18"/>
-    <w:bookmarkStart w:id="19" w:name="attachments"/>
+    <w:bookmarkEnd w:id="29"/>
+    <w:bookmarkStart w:id="30" w:name="attachments"/>
     <w:p>
       <w:pPr>
         <w:pStyle w:val="Heading3"/>
@@ -2296,19 +2319,19 @@
       </w:pPr>
       <w:r>
         <w:rPr>
+          <w:bCs/>
           <w:b/>
-          <w:bCs/>
         </w:rPr>
         <w:t xml:space="preserve">Questions:</w:t>
       </w:r>
     </w:p>
     <w:p>
       <w:pPr>
-        <w:pStyle w:val="Compact"/>
         <w:numPr>
           <w:ilvl w:val="0"/>
           <w:numId w:val="1008"/>
         </w:numPr>
+        <w:pStyle w:val="Compact"/>
       </w:pPr>
       <w:r>
         <w:t xml:space="preserve">What file types need to be supported?</w:t>
@@ -2316,11 +2339,11 @@
     </w:p>
     <w:p>
       <w:pPr>
-        <w:pStyle w:val="Compact"/>
         <w:numPr>
           <w:ilvl w:val="0"/>
           <w:numId w:val="1008"/>
         </w:numPr>
+        <w:pStyle w:val="Compact"/>
       </w:pPr>
       <w:r>
         <w:t xml:space="preserve">Do attachments need to be searchable or referenceable as clinical documents — e.g. queryable by patient or document type — or are they just files to download within a message?</w:t>
@@ -2332,8 +2355,8 @@
       </w:pPr>
       <w:r>
         <w:rPr>
+          <w:bCs/>
           <w:b/>
-          <w:bCs/>
         </w:rPr>
         <w:t xml:space="preserve">What the answers drive:</w:t>
       </w:r>
@@ -2342,8 +2365,9 @@
       <w:tblPr>
         <w:tblStyle w:val="Table"/>
         <w:tblW w:w="9360" w:type="dxa"/>
+        <w:tblLook w:firstRow="1" w:lastRow="0" w:firstColumn="0" w:lastColumn="0" w:noHBand="0" w:noVBand="0" w:val="0020"/>
+        <w:jc w:val="start"/>
         <w:tblLayout w:type="fixed"/>
-        <w:tblLook w:firstRow="1" w:lastRow="0" w:firstColumn="0" w:lastColumn="0" w:noHBand="0" w:noVBand="0" w:val="0020"/>
       </w:tblPr>
       <w:tblGrid>
         <w:gridCol w:w="4589"/>
@@ -2352,7 +2376,7 @@
       <w:tr>
         <w:trPr>
           <w:cantSplit/>
-          <w:tblHeader w:val="on"/>
+          <w:tblHeader w:val="true"/>
         </w:trPr>
         <w:tc>
           <w:tcPr/>
@@ -2558,8 +2582,8 @@
         </w:pict>
       </w:r>
     </w:p>
-    <w:bookmarkEnd w:id="19"/>
-    <w:bookmarkStart w:id="20" w:name="editing-drafts"/>
+    <w:bookmarkEnd w:id="30"/>
+    <w:bookmarkStart w:id="31" w:name="editing-drafts"/>
     <w:p>
       <w:pPr>
         <w:pStyle w:val="Heading3"/>
@@ -2574,19 +2598,19 @@
       </w:pPr>
       <w:r>
         <w:rPr>
+          <w:bCs/>
           <w:b/>
-          <w:bCs/>
         </w:rPr>
         <w:t xml:space="preserve">Questions:</w:t>
       </w:r>
     </w:p>
     <w:p>
       <w:pPr>
-        <w:pStyle w:val="Compact"/>
         <w:numPr>
           <w:ilvl w:val="0"/>
           <w:numId w:val="1009"/>
         </w:numPr>
+        <w:pStyle w:val="Compact"/>
       </w:pPr>
       <w:r>
         <w:t xml:space="preserve">Can sent messages be corrected or retracted after sending?</w:t>
@@ -2594,17 +2618,23 @@
     </w:p>
     <w:p>
       <w:pPr>
-        <w:pStyle w:val="Compact"/>
         <w:numPr>
           <w:ilvl w:val="0"/>
           <w:numId w:val="1009"/>
         </w:numPr>
+        <w:pStyle w:val="Compact"/>
       </w:pPr>
       <w:r>
         <w:t xml:space="preserve">If so, does the original message content need to be discoverable via search (e.g. </w:t>
       </w:r>
       <w:r>
-        <w:t xml:space="preserve">“show all edited messages”</w:t>
+        <w:t xml:space="preserve">“</w:t>
+      </w:r>
+      <w:r>
+        <w:t xml:space="preserve">show all edited messages</w:t>
+      </w:r>
+      <w:r>
+        <w:t xml:space="preserve">”</w:t>
       </w:r>
       <w:r>
         <w:t xml:space="preserve">), or is it sufficient for the history to exist but not be directly queryable?</w:t>
@@ -2612,11 +2642,11 @@
     </w:p>
     <w:p>
       <w:pPr>
-        <w:pStyle w:val="Compact"/>
         <w:numPr>
           <w:ilvl w:val="0"/>
           <w:numId w:val="1009"/>
         </w:numPr>
+        <w:pStyle w:val="Compact"/>
       </w:pPr>
       <w:r>
         <w:t xml:space="preserve">Do users need to save a draft and return to it across sessions or devices, or is per-device/browser draft storage acceptable?</w:t>
@@ -2628,8 +2658,8 @@
       </w:pPr>
       <w:r>
         <w:rPr>
+          <w:bCs/>
           <w:b/>
-          <w:bCs/>
         </w:rPr>
         <w:t xml:space="preserve">What the answers drive:</w:t>
       </w:r>
@@ -2638,8 +2668,9 @@
       <w:tblPr>
         <w:tblStyle w:val="Table"/>
         <w:tblW w:w="9360" w:type="dxa"/>
+        <w:tblLook w:firstRow="1" w:lastRow="0" w:firstColumn="0" w:lastColumn="0" w:noHBand="0" w:noVBand="0" w:val="0020"/>
+        <w:jc w:val="start"/>
         <w:tblLayout w:type="fixed"/>
-        <w:tblLook w:firstRow="1" w:lastRow="0" w:firstColumn="0" w:lastColumn="0" w:noHBand="0" w:noVBand="0" w:val="0020"/>
       </w:tblPr>
       <w:tblGrid>
         <w:gridCol w:w="4517"/>
@@ -2648,7 +2679,7 @@
       <w:tr>
         <w:trPr>
           <w:cantSplit/>
-          <w:tblHeader w:val="on"/>
+          <w:tblHeader w:val="true"/>
         </w:trPr>
         <w:tc>
           <w:tcPr/>
@@ -2981,8 +3012,8 @@
         </w:pict>
       </w:r>
     </w:p>
-    <w:bookmarkEnd w:id="20"/>
-    <w:bookmarkStart w:id="21" w:name="automations"/>
+    <w:bookmarkEnd w:id="31"/>
+    <w:bookmarkStart w:id="32" w:name="automations"/>
     <w:p>
       <w:pPr>
         <w:pStyle w:val="Heading3"/>
@@ -2997,19 +3028,19 @@
       </w:pPr>
       <w:r>
         <w:rPr>
+          <w:bCs/>
           <w:b/>
-          <w:bCs/>
         </w:rPr>
         <w:t xml:space="preserve">Questions:</w:t>
       </w:r>
     </w:p>
     <w:p>
       <w:pPr>
-        <w:pStyle w:val="Compact"/>
         <w:numPr>
           <w:ilvl w:val="0"/>
           <w:numId w:val="1010"/>
         </w:numPr>
+        <w:pStyle w:val="Compact"/>
       </w:pPr>
       <w:r>
         <w:t xml:space="preserve">Are there events that should trigger automated messages (e.g. new lab result, appointment reminder)?</w:t>
@@ -3017,11 +3048,11 @@
     </w:p>
     <w:p>
       <w:pPr>
-        <w:pStyle w:val="Compact"/>
         <w:numPr>
           <w:ilvl w:val="0"/>
           <w:numId w:val="1010"/>
         </w:numPr>
+        <w:pStyle w:val="Compact"/>
       </w:pPr>
       <w:r>
         <w:t xml:space="preserve">Are there SLA or response-time requirements (e.g. all messages responded to within 4 hours)?</w:t>
@@ -3029,11 +3060,11 @@
     </w:p>
     <w:p>
       <w:pPr>
-        <w:pStyle w:val="Compact"/>
         <w:numPr>
           <w:ilvl w:val="0"/>
           <w:numId w:val="1010"/>
         </w:numPr>
+        <w:pStyle w:val="Compact"/>
       </w:pPr>
       <w:r>
         <w:t xml:space="preserve">Do providers have out-of-office or availability states that should affect routing?</w:t>
@@ -3041,11 +3072,11 @@
     </w:p>
     <w:p>
       <w:pPr>
-        <w:pStyle w:val="Compact"/>
         <w:numPr>
           <w:ilvl w:val="0"/>
           <w:numId w:val="1010"/>
         </w:numPr>
+        <w:pStyle w:val="Compact"/>
       </w:pPr>
       <w:r>
         <w:t xml:space="preserve">Do you need to report on SLA compliance or response time metrics?</w:t>
@@ -3057,8 +3088,8 @@
       </w:pPr>
       <w:r>
         <w:rPr>
+          <w:bCs/>
           <w:b/>
-          <w:bCs/>
         </w:rPr>
         <w:t xml:space="preserve">What the answers drive:</w:t>
       </w:r>
@@ -3067,8 +3098,9 @@
       <w:tblPr>
         <w:tblStyle w:val="Table"/>
         <w:tblW w:w="9360" w:type="dxa"/>
+        <w:tblLook w:firstRow="1" w:lastRow="0" w:firstColumn="0" w:lastColumn="0" w:noHBand="0" w:noVBand="0" w:val="0020"/>
+        <w:jc w:val="start"/>
         <w:tblLayout w:type="fixed"/>
-        <w:tblLook w:firstRow="1" w:lastRow="0" w:firstColumn="0" w:lastColumn="0" w:noHBand="0" w:noVBand="0" w:val="0020"/>
       </w:tblPr>
       <w:tblGrid>
         <w:gridCol w:w="4775"/>
@@ -3077,7 +3109,7 @@
       <w:tr>
         <w:trPr>
           <w:cantSplit/>
-          <w:tblHeader w:val="on"/>
+          <w:tblHeader w:val="true"/>
         </w:trPr>
         <w:tc>
           <w:tcPr/>
@@ -3261,8 +3293,8 @@
         </w:pict>
       </w:r>
     </w:p>
-    <w:bookmarkEnd w:id="21"/>
-    <w:bookmarkStart w:id="22" w:name="external-channels"/>
+    <w:bookmarkEnd w:id="32"/>
+    <w:bookmarkStart w:id="33" w:name="external-channels"/>
     <w:p>
       <w:pPr>
         <w:pStyle w:val="Heading3"/>
@@ -3277,19 +3309,19 @@
       </w:pPr>
       <w:r>
         <w:rPr>
+          <w:bCs/>
           <w:b/>
-          <w:bCs/>
         </w:rPr>
         <w:t xml:space="preserve">Questions:</w:t>
       </w:r>
     </w:p>
     <w:p>
       <w:pPr>
-        <w:pStyle w:val="Compact"/>
         <w:numPr>
           <w:ilvl w:val="0"/>
           <w:numId w:val="1011"/>
         </w:numPr>
+        <w:pStyle w:val="Compact"/>
       </w:pPr>
       <w:r>
         <w:t xml:space="preserve">Which channels — SMS, email, other?</w:t>
@@ -3297,11 +3329,11 @@
     </w:p>
     <w:p>
       <w:pPr>
-        <w:pStyle w:val="Compact"/>
         <w:numPr>
           <w:ilvl w:val="0"/>
           <w:numId w:val="1011"/>
         </w:numPr>
+        <w:pStyle w:val="Compact"/>
       </w:pPr>
       <w:r>
         <w:t xml:space="preserve">Is this outbound-only (notify the patient) or does the patient reply back into the thread?</w:t>
@@ -3309,11 +3341,11 @@
     </w:p>
     <w:p>
       <w:pPr>
-        <w:pStyle w:val="Compact"/>
         <w:numPr>
           <w:ilvl w:val="0"/>
           <w:numId w:val="1011"/>
         </w:numPr>
+        <w:pStyle w:val="Compact"/>
       </w:pPr>
       <w:r>
         <w:t xml:space="preserve">If inbound replies are needed, how is the patient identified from an incoming message (e.g. phone number, email address)?</w:t>
@@ -3321,11 +3353,11 @@
     </w:p>
     <w:p>
       <w:pPr>
-        <w:pStyle w:val="Compact"/>
         <w:numPr>
           <w:ilvl w:val="0"/>
           <w:numId w:val="1011"/>
         </w:numPr>
+        <w:pStyle w:val="Compact"/>
       </w:pPr>
       <w:r>
         <w:t xml:space="preserve">Does the external provider (e.g. Twilio) have its own conversation ID that can be stored for thread matching?</w:t>
@@ -3337,8 +3369,8 @@
       </w:pPr>
       <w:r>
         <w:rPr>
+          <w:bCs/>
           <w:b/>
-          <w:bCs/>
         </w:rPr>
         <w:t xml:space="preserve">What the answers drive:</w:t>
       </w:r>
@@ -3347,8 +3379,9 @@
       <w:tblPr>
         <w:tblStyle w:val="Table"/>
         <w:tblW w:w="9360" w:type="dxa"/>
+        <w:tblLook w:firstRow="1" w:lastRow="0" w:firstColumn="0" w:lastColumn="0" w:noHBand="0" w:noVBand="0" w:val="0020"/>
+        <w:jc w:val="start"/>
         <w:tblLayout w:type="fixed"/>
-        <w:tblLook w:firstRow="1" w:lastRow="0" w:firstColumn="0" w:lastColumn="0" w:noHBand="0" w:noVBand="0" w:val="0020"/>
       </w:tblPr>
       <w:tblGrid>
         <w:gridCol w:w="4354"/>
@@ -3357,7 +3390,7 @@
       <w:tr>
         <w:trPr>
           <w:cantSplit/>
-          <w:tblHeader w:val="on"/>
+          <w:tblHeader w:val="true"/>
         </w:trPr>
         <w:tc>
           <w:tcPr/>
@@ -3653,8 +3686,8 @@
         </w:pict>
       </w:r>
     </w:p>
-    <w:bookmarkEnd w:id="22"/>
-    <w:bookmarkStart w:id="23" w:name="async-encounters-billing"/>
+    <w:bookmarkEnd w:id="33"/>
+    <w:bookmarkStart w:id="34" w:name="async-encounters-billing"/>
     <w:p>
       <w:pPr>
         <w:pStyle w:val="Heading3"/>
@@ -3669,19 +3702,19 @@
       </w:pPr>
       <w:r>
         <w:rPr>
+          <w:bCs/>
           <w:b/>
-          <w:bCs/>
         </w:rPr>
         <w:t xml:space="preserve">Questions:</w:t>
       </w:r>
     </w:p>
     <w:p>
       <w:pPr>
-        <w:pStyle w:val="Compact"/>
         <w:numPr>
           <w:ilvl w:val="0"/>
           <w:numId w:val="1012"/>
         </w:numPr>
+        <w:pStyle w:val="Compact"/>
       </w:pPr>
       <w:r>
         <w:t xml:space="preserve">Does the customer intend to bill for messaging-based care?</w:t>
@@ -3689,11 +3722,11 @@
     </w:p>
     <w:p>
       <w:pPr>
-        <w:pStyle w:val="Compact"/>
         <w:numPr>
           <w:ilvl w:val="0"/>
           <w:numId w:val="1012"/>
         </w:numPr>
+        <w:pStyle w:val="Compact"/>
       </w:pPr>
       <w:r>
         <w:t xml:space="preserve">How do you define a</w:t>
@@ -3702,7 +3735,13 @@
         <w:t xml:space="preserve"> </w:t>
       </w:r>
       <w:r>
-        <w:t xml:space="preserve">“session”</w:t>
+        <w:t xml:space="preserve">“</w:t>
+      </w:r>
+      <w:r>
+        <w:t xml:space="preserve">session</w:t>
+      </w:r>
+      <w:r>
+        <w:t xml:space="preserve">”</w:t>
       </w:r>
       <w:r>
         <w:t xml:space="preserve"> </w:t>
@@ -3713,11 +3752,11 @@
     </w:p>
     <w:p>
       <w:pPr>
-        <w:pStyle w:val="Compact"/>
         <w:numPr>
           <w:ilvl w:val="0"/>
           <w:numId w:val="1012"/>
         </w:numPr>
+        <w:pStyle w:val="Compact"/>
       </w:pPr>
       <w:r>
         <w:t xml:space="preserve">Can a single messaging session involve multiple patients (e.g. a parent asking about two children)?</w:t>
@@ -3725,11 +3764,11 @@
     </w:p>
     <w:p>
       <w:pPr>
-        <w:pStyle w:val="Compact"/>
         <w:numPr>
           <w:ilvl w:val="0"/>
           <w:numId w:val="1012"/>
         </w:numPr>
+        <w:pStyle w:val="Compact"/>
       </w:pPr>
       <w:r>
         <w:t xml:space="preserve">Do you need to capture diagnosis codes, service type, or other clinical details per encounter?</w:t>
@@ -3741,8 +3780,8 @@
       </w:pPr>
       <w:r>
         <w:rPr>
+          <w:bCs/>
           <w:b/>
-          <w:bCs/>
         </w:rPr>
         <w:t xml:space="preserve">What the answers drive:</w:t>
       </w:r>
@@ -3751,8 +3790,9 @@
       <w:tblPr>
         <w:tblStyle w:val="Table"/>
         <w:tblW w:w="9360" w:type="dxa"/>
+        <w:tblLook w:firstRow="1" w:lastRow="0" w:firstColumn="0" w:lastColumn="0" w:noHBand="0" w:noVBand="0" w:val="0020"/>
+        <w:jc w:val="start"/>
         <w:tblLayout w:type="fixed"/>
-        <w:tblLook w:firstRow="1" w:lastRow="0" w:firstColumn="0" w:lastColumn="0" w:noHBand="0" w:noVBand="0" w:val="0020"/>
       </w:tblPr>
       <w:tblGrid>
         <w:gridCol w:w="4421"/>
@@ -3761,7 +3801,7 @@
       <w:tr>
         <w:trPr>
           <w:cantSplit/>
-          <w:tblHeader w:val="on"/>
+          <w:tblHeader w:val="true"/>
         </w:trPr>
         <w:tc>
           <w:tcPr/>
@@ -4030,9 +4070,9 @@
         </w:pict>
       </w:r>
     </w:p>
-    <w:bookmarkEnd w:id="23"/>
-    <w:bookmarkEnd w:id="24"/>
-    <w:bookmarkStart w:id="27" w:name="related-integrations"/>
+    <w:bookmarkEnd w:id="34"/>
+    <w:bookmarkEnd w:id="35"/>
+    <w:bookmarkStart w:id="38" w:name="related-integrations"/>
     <w:p>
       <w:pPr>
         <w:pStyle w:val="Heading2"/>
@@ -4066,18 +4106,18 @@
     </w:p>
     <w:p>
       <w:pPr>
-        <w:pStyle w:val="Compact"/>
         <w:numPr>
           <w:ilvl w:val="0"/>
           <w:numId w:val="1013"/>
         </w:numPr>
-      </w:pPr>
-      <w:hyperlink r:id="rId25">
+        <w:pStyle w:val="Compact"/>
+      </w:pPr>
+      <w:hyperlink r:id="rId36">
         <w:r>
           <w:rPr>
             <w:rStyle w:val="Hyperlink"/>
+            <w:bCs/>
             <w:b/>
-            <w:bCs/>
           </w:rPr>
           <w:t xml:space="preserve">Twilio SMS</w:t>
         </w:r>
@@ -4106,18 +4146,18 @@
     </w:p>
     <w:p>
       <w:pPr>
-        <w:pStyle w:val="Compact"/>
         <w:numPr>
           <w:ilvl w:val="0"/>
           <w:numId w:val="1013"/>
         </w:numPr>
-      </w:pPr>
-      <w:hyperlink r:id="rId26">
+        <w:pStyle w:val="Compact"/>
+      </w:pPr>
+      <w:hyperlink r:id="rId37">
         <w:r>
           <w:rPr>
             <w:rStyle w:val="Hyperlink"/>
+            <w:bCs/>
             <w:b/>
-            <w:bCs/>
           </w:rPr>
           <w:t xml:space="preserve">eFax</w:t>
         </w:r>
@@ -4159,8 +4199,8 @@
         <w:t xml:space="preserve">operations.</w:t>
       </w:r>
     </w:p>
-    <w:bookmarkEnd w:id="27"/>
-    <w:bookmarkEnd w:id="28"/>
+    <w:bookmarkEnd w:id="38"/>
+    <w:bookmarkEnd w:id="39"/>
     <w:sectPr>
       <w:pgSz w:h="15840" w:w="12240"/>
       <w:pgMar w:bottom="1440" w:footer="720" w:gutter="0" w:header="720" w:left="1440" w:right="1440" w:top="1440"/>
@@ -4198,14 +4238,14 @@
 <file path=word/numbering.xml><?xml version="1.0" encoding="utf-8"?>
 <w:numbering xmlns:w="http://schemas.openxmlformats.org/wordprocessingml/2006/main">
   <w:abstractNum w:abstractNumId="990">
-    <w:nsid w:val="0000A990"/>
+    <w:nsid w:val="A990"/>
     <w:multiLevelType w:val="multilevel"/>
     <w:lvl w:ilvl="0">
       <w:numFmt w:val="bullet"/>
       <w:lvlText w:val=" "/>
       <w:lvlJc w:val="left"/>
       <w:pPr>
-        <w:ind w:left="720" w:hanging="360"/>
+        <w:ind w:left="720" w:hanging="480"/>
       </w:pPr>
     </w:lvl>
     <w:lvl w:ilvl="1">
@@ -4213,7 +4253,7 @@
       <w:lvlText w:val=" "/>
       <w:lvlJc w:val="left"/>
       <w:pPr>
-        <w:ind w:left="1440" w:hanging="360"/>
+        <w:ind w:left="1440" w:hanging="480"/>
       </w:pPr>
     </w:lvl>
     <w:lvl w:ilvl="2">
@@ -4221,7 +4261,7 @@
       <w:lvlText w:val=" "/>
       <w:lvlJc w:val="left"/>
       <w:pPr>
-        <w:ind w:left="2160" w:hanging="360"/>
+        <w:ind w:left="2160" w:hanging="480"/>
       </w:pPr>
     </w:lvl>
     <w:lvl w:ilvl="3">
@@ -4229,7 +4269,7 @@
       <w:lvlText w:val=" "/>
       <w:lvlJc w:val="left"/>
       <w:pPr>
-        <w:ind w:left="2880" w:hanging="360"/>
+        <w:ind w:left="2880" w:hanging="480"/>
       </w:pPr>
     </w:lvl>
     <w:lvl w:ilvl="4">
@@ -4237,7 +4277,7 @@
       <w:lvlText w:val=" "/>
       <w:lvlJc w:val="left"/>
       <w:pPr>
-        <w:ind w:left="3600" w:hanging="360"/>
+        <w:ind w:left="3600" w:hanging="480"/>
       </w:pPr>
     </w:lvl>
     <w:lvl w:ilvl="5">
@@ -4245,7 +4285,7 @@
       <w:lvlText w:val=" "/>
       <w:lvlJc w:val="left"/>
       <w:pPr>
-        <w:ind w:left="4320" w:hanging="360"/>
+        <w:ind w:left="4320" w:hanging="480"/>
       </w:pPr>
     </w:lvl>
     <w:lvl w:ilvl="6">
@@ -4253,7 +4293,7 @@
       <w:lvlText w:val=" "/>
       <w:lvlJc w:val="left"/>
       <w:pPr>
-        <w:ind w:left="5040" w:hanging="360"/>
+        <w:ind w:left="5040" w:hanging="480"/>
       </w:pPr>
     </w:lvl>
     <w:lvl w:ilvl="7">
@@ -4261,7 +4301,7 @@
       <w:lvlText w:val=" "/>
       <w:lvlJc w:val="left"/>
       <w:pPr>
-        <w:ind w:left="5760" w:hanging="360"/>
+        <w:ind w:left="5760" w:hanging="480"/>
       </w:pPr>
     </w:lvl>
     <w:lvl w:ilvl="8">
@@ -4269,111 +4309,84 @@
       <w:lvlText w:val=" "/>
       <w:lvlJc w:val="left"/>
       <w:pPr>
-        <w:ind w:left="6480" w:hanging="360"/>
+        <w:ind w:left="6480" w:hanging="480"/>
       </w:pPr>
     </w:lvl>
   </w:abstractNum>
   <w:abstractNum w:abstractNumId="991">
-    <w:nsid w:val="0000A991"/>
+    <w:nsid w:val="A991"/>
     <w:multiLevelType w:val="multilevel"/>
     <w:lvl w:ilvl="0">
       <w:numFmt w:val="bullet"/>
-      <w:lvlText w:val=""/>
+      <w:lvlText w:val="•"/>
       <w:lvlJc w:val="left"/>
       <w:pPr>
-        <w:ind w:left="720" w:hanging="360"/>
-      </w:pPr>
-      <w:rPr>
-        <w:rFonts w:ascii="Symbol" w:hAnsi="Symbol" w:cs="Symbol" w:hint="default"/>
-      </w:rPr>
+        <w:ind w:left="720" w:hanging="480"/>
+      </w:pPr>
     </w:lvl>
     <w:lvl w:ilvl="1">
       <w:numFmt w:val="bullet"/>
-      <w:lvlText w:val="o"/>
+      <w:lvlText w:val="–"/>
       <w:lvlJc w:val="left"/>
       <w:pPr>
-        <w:ind w:left="1440" w:hanging="360"/>
-      </w:pPr>
-      <w:rPr>
-        <w:rFonts w:ascii="Courier New" w:hAnsi="Courier New" w:cs="Courier New" w:hint="default"/>
-      </w:rPr>
+        <w:ind w:left="1440" w:hanging="480"/>
+      </w:pPr>
     </w:lvl>
     <w:lvl w:ilvl="2">
       <w:numFmt w:val="bullet"/>
-      <w:lvlText w:val=""/>
+      <w:lvlText w:val="•"/>
       <w:lvlJc w:val="left"/>
       <w:pPr>
-        <w:ind w:left="2160" w:hanging="360"/>
-      </w:pPr>
-      <w:rPr>
-        <w:rFonts w:ascii="Wingdings" w:hAnsi="Wingdings" w:cs="Wingdings" w:hint="default"/>
-      </w:rPr>
+        <w:ind w:left="2160" w:hanging="480"/>
+      </w:pPr>
     </w:lvl>
     <w:lvl w:ilvl="3">
       <w:numFmt w:val="bullet"/>
-      <w:lvlText w:val=""/>
+      <w:lvlText w:val="–"/>
       <w:lvlJc w:val="left"/>
       <w:pPr>
-        <w:ind w:left="2880" w:hanging="360"/>
-      </w:pPr>
-      <w:rPr>
-        <w:rFonts w:ascii="Symbol" w:hAnsi="Symbol" w:cs="Symbol" w:hint="default"/>
-      </w:rPr>
+        <w:ind w:left="2880" w:hanging="480"/>
+      </w:pPr>
     </w:lvl>
     <w:lvl w:ilvl="4">
       <w:numFmt w:val="bullet"/>
-      <w:lvlText w:val="o"/>
+      <w:lvlText w:val="•"/>
       <w:lvlJc w:val="left"/>
       <w:pPr>
-        <w:ind w:left="3600" w:hanging="360"/>
-      </w:pPr>
-      <w:rPr>
-        <w:rFonts w:ascii="Courier New" w:hAnsi="Courier New" w:cs="Courier New" w:hint="default"/>
-      </w:rPr>
+        <w:ind w:left="3600" w:hanging="480"/>
+      </w:pPr>
     </w:lvl>
     <w:lvl w:ilvl="5">
       <w:numFmt w:val="bullet"/>
-      <w:lvlText w:val=""/>
+      <w:lvlText w:val="–"/>
       <w:lvlJc w:val="left"/>
       <w:pPr>
-        <w:ind w:left="4320" w:hanging="360"/>
-      </w:pPr>
-      <w:rPr>
-        <w:rFonts w:ascii="Wingdings" w:hAnsi="Wingdings" w:cs="Wingdings" w:hint="default"/>
-      </w:rPr>
+        <w:ind w:left="4320" w:hanging="480"/>
+      </w:pPr>
     </w:lvl>
     <w:lvl w:ilvl="6">
       <w:numFmt w:val="bullet"/>
-      <w:lvlText w:val=""/>
+      <w:lvlText w:val="•"/>
       <w:lvlJc w:val="left"/>
       <w:pPr>
-        <w:ind w:left="5040" w:hanging="360"/>
-      </w:pPr>
-      <w:rPr>
-        <w:rFonts w:ascii="Symbol" w:hAnsi="Symbol" w:cs="Symbol" w:hint="default"/>
-      </w:rPr>
+        <w:ind w:left="5040" w:hanging="480"/>
+      </w:pPr>
     </w:lvl>
     <w:lvl w:ilvl="7">
       <w:numFmt w:val="bullet"/>
-      <w:lvlText w:val="o"/>
+      <w:lvlText w:val="–"/>
       <w:lvlJc w:val="left"/>
       <w:pPr>
-        <w:ind w:left="5760" w:hanging="360"/>
-      </w:pPr>
-      <w:rPr>
-        <w:rFonts w:ascii="Courier New" w:hAnsi="Courier New" w:cs="Courier New" w:hint="default"/>
-      </w:rPr>
+        <w:ind w:left="5760" w:hanging="480"/>
+      </w:pPr>
     </w:lvl>
     <w:lvl w:ilvl="8">
       <w:numFmt w:val="bullet"/>
-      <w:lvlText w:val=""/>
+      <w:lvlText w:val="•"/>
       <w:lvlJc w:val="left"/>
       <w:pPr>
-        <w:ind w:left="6480" w:hanging="360"/>
-      </w:pPr>
-      <w:rPr>
-        <w:rFonts w:ascii="Wingdings" w:hAnsi="Wingdings" w:cs="Wingdings" w:hint="default"/>
-      </w:rPr>
+        <w:ind w:left="6480" w:hanging="480"/>
+      </w:pPr>
     </w:lvl>
   </w:abstractNum>
   <w:num w:numId="1000">
@@ -5097,8 +5110,8 @@
     <w:name w:val="KeywordTok"/>
     <w:basedOn w:val="VerbatimChar"/>
     <w:rPr>
+      <w:color w:val="007020"/>
       <w:b/>
-      <w:color w:val="007020"/>
     </w:rPr>
   </w:style>
   <w:style w:type="character" w:customStyle="1" w:styleId="DataTypeTok">
@@ -5175,42 +5188,42 @@
     <w:name w:val="ImportTok"/>
     <w:basedOn w:val="VerbatimChar"/>
     <w:rPr>
+      <w:color w:val="008000"/>
       <w:b/>
-      <w:color w:val="008000"/>
     </w:rPr>
   </w:style>
   <w:style w:type="character" w:customStyle="1" w:styleId="CommentTok">
     <w:name w:val="CommentTok"/>
     <w:basedOn w:val="VerbatimChar"/>
     <w:rPr>
+      <w:color w:val="60a0b0"/>
       <w:i/>
-      <w:color w:val="60a0b0"/>
     </w:rPr>
   </w:style>
   <w:style w:type="character" w:customStyle="1" w:styleId="DocumentationTok">
     <w:name w:val="DocumentationTok"/>
     <w:basedOn w:val="VerbatimChar"/>
     <w:rPr>
+      <w:color w:val="ba2121"/>
       <w:i/>
-      <w:color w:val="ba2121"/>
     </w:rPr>
   </w:style>
   <w:style w:type="character" w:customStyle="1" w:styleId="AnnotationTok">
     <w:name w:val="AnnotationTok"/>
     <w:basedOn w:val="VerbatimChar"/>
     <w:rPr>
+      <w:color w:val="60a0b0"/>
       <w:b/>
       <w:i/>
-      <w:color w:val="60a0b0"/>
     </w:rPr>
   </w:style>
   <w:style w:type="character" w:customStyle="1" w:styleId="CommentVarTok">
     <w:name w:val="CommentVarTok"/>
     <w:basedOn w:val="VerbatimChar"/>
     <w:rPr>
+      <w:color w:val="60a0b0"/>
       <w:b/>
       <w:i/>
-      <w:color w:val="60a0b0"/>
     </w:rPr>
   </w:style>
   <w:style w:type="character" w:customStyle="1" w:styleId="OtherTok">
@@ -5238,8 +5251,8 @@
     <w:name w:val="ControlFlowTok"/>
     <w:basedOn w:val="VerbatimChar"/>
     <w:rPr>
+      <w:color w:val="007020"/>
       <w:b/>
-      <w:color w:val="007020"/>
     </w:rPr>
   </w:style>
   <w:style w:type="character" w:customStyle="1" w:styleId="OperatorTok">
@@ -5284,34 +5297,34 @@
     <w:name w:val="InformationTok"/>
     <w:basedOn w:val="VerbatimChar"/>
     <w:rPr>
+      <w:color w:val="60a0b0"/>
       <w:b/>
       <w:i/>
-      <w:color w:val="60a0b0"/>
     </w:rPr>
   </w:style>
   <w:style w:type="character" w:customStyle="1" w:styleId="WarningTok">
     <w:name w:val="WarningTok"/>
     <w:basedOn w:val="VerbatimChar"/>
     <w:rPr>
+      <w:color w:val="60a0b0"/>
       <w:b/>
       <w:i/>
-      <w:color w:val="60a0b0"/>
     </w:rPr>
   </w:style>
   <w:style w:type="character" w:customStyle="1" w:styleId="AlertTok">
     <w:name w:val="AlertTok"/>
     <w:basedOn w:val="VerbatimChar"/>
     <w:rPr>
+      <w:color w:val="ff0000"/>
       <w:b/>
-      <w:color w:val="ff0000"/>
     </w:rPr>
   </w:style>
   <w:style w:type="character" w:customStyle="1" w:styleId="ErrorTok">
     <w:name w:val="ErrorTok"/>
     <w:basedOn w:val="VerbatimChar"/>
     <w:rPr>
+      <w:color w:val="ff0000"/>
       <w:b/>
-      <w:color w:val="ff0000"/>
     </w:rPr>
   </w:style>
   <w:style w:type="character" w:customStyle="1" w:styleId="NormalTok">

--- a/packages/docs/static/decision-guides/messaging.docx
+++ b/packages/docs/static/decision-guides/messaging.docx
@@ -11,18 +11,18 @@
           <wp:inline>
             <wp:extent cx="5943600" cy="1289649"/>
             <wp:effectExtent b="0" l="0" r="0" t="0"/>
-            <wp:docPr descr="Medplum" title="" id="21" name="Picture"/>
+            <wp:docPr descr="Medplum" title="" id="10" name="Picture"/>
             <a:graphic>
               <a:graphicData uri="http://schemas.openxmlformats.org/drawingml/2006/picture">
                 <pic:pic>
                   <pic:nvPicPr>
-                    <pic:cNvPr descr="medplum-wordmark-grape.png" id="22" name="Picture"/>
+                    <pic:cNvPr descr="medplum-wordmark-grape.png" id="11" name="Picture"/>
                     <pic:cNvPicPr>
                       <a:picLocks noChangeArrowheads="1" noChangeAspect="1"/>
                     </pic:cNvPicPr>
                   </pic:nvPicPr>
                   <pic:blipFill>
-                    <a:blip r:embed="rId20"/>
+                    <a:blip r:embed="rId9"/>
                     <a:stretch>
                       <a:fillRect/>
                     </a:stretch>
@@ -49,7 +49,7 @@
         </w:drawing>
       </w:r>
     </w:p>
-    <w:bookmarkStart w:id="39" w:name="messaging-communications-decision-guide"/>
+    <w:bookmarkStart w:id="28" w:name="messaging-communications-decision-guide"/>
     <w:p>
       <w:pPr>
         <w:pStyle w:val="Heading1"/>
@@ -72,44 +72,51 @@
       </w:pPr>
       <w:r>
         <w:rPr>
+          <w:i/>
           <w:iCs/>
-          <w:i/>
         </w:rPr>
         <w:t xml:space="preserve">Companion to the</w:t>
       </w:r>
       <w:r>
         <w:rPr>
+          <w:i/>
           <w:iCs/>
-          <w:i/>
         </w:rPr>
         <w:t xml:space="preserve"> </w:t>
       </w:r>
-      <w:hyperlink r:id="rId23">
+      <w:hyperlink r:id="rId12">
         <w:r>
           <w:rPr>
             <w:rStyle w:val="Hyperlink"/>
+            <w:i/>
             <w:iCs/>
-            <w:i/>
           </w:rPr>
           <w:t xml:space="preserve">Messaging &amp; Communications</w:t>
         </w:r>
       </w:hyperlink>
       <w:r>
         <w:rPr>
+          <w:i/>
           <w:iCs/>
-          <w:i/>
         </w:rPr>
         <w:t xml:space="preserve"> </w:t>
       </w:r>
       <w:r>
         <w:rPr>
+          <w:i/>
           <w:iCs/>
-          <w:i/>
         </w:rPr>
         <w:t xml:space="preserve">docs.</w:t>
       </w:r>
     </w:p>
-    <w:bookmarkStart w:id="24" w:name="section-1-use-case-participants"/>
+    <w:p>
+      <w:r>
+        <w:pict>
+          <v:rect style="width:0;height:1.5pt" o:hralign="center" o:hrstd="t" o:hr="t"/>
+        </w:pict>
+      </w:r>
+    </w:p>
+    <w:bookmarkStart w:id="13" w:name="section-1-use-case-participants"/>
     <w:p>
       <w:pPr>
         <w:pStyle w:val="Heading2"/>
@@ -129,13 +136,7 @@
         <w:t xml:space="preserve"> </w:t>
       </w:r>
       <w:r>
-        <w:t xml:space="preserve">“</w:t>
-      </w:r>
-      <w:r>
-        <w:t xml:space="preserve">who and why</w:t>
-      </w:r>
-      <w:r>
-        <w:t xml:space="preserve">”</w:t>
+        <w:t xml:space="preserve">“who and why”</w:t>
       </w:r>
       <w:r>
         <w:t xml:space="preserve"> </w:t>
@@ -150,67 +151,67 @@
       </w:pPr>
       <w:r>
         <w:rPr>
+          <w:b/>
           <w:bCs/>
-          <w:b/>
         </w:rPr>
         <w:t xml:space="preserve">1.1 Who is messaging whom?</w:t>
       </w:r>
     </w:p>
     <w:p>
       <w:pPr>
+        <w:pStyle w:val="Compact"/>
         <w:numPr>
           <w:ilvl w:val="0"/>
           <w:numId w:val="1001"/>
         </w:numPr>
+      </w:pPr>
+      <w:r>
+        <w:t xml:space="preserve">Patient ↔ provider</w:t>
+      </w:r>
+    </w:p>
+    <w:p>
+      <w:pPr>
         <w:pStyle w:val="Compact"/>
-      </w:pPr>
-      <w:r>
-        <w:t xml:space="preserve">Patient ↔ provider</w:t>
-      </w:r>
-    </w:p>
-    <w:p>
-      <w:pPr>
         <w:numPr>
           <w:ilvl w:val="0"/>
           <w:numId w:val="1001"/>
         </w:numPr>
+      </w:pPr>
+      <w:r>
+        <w:t xml:space="preserve">Provider ↔ provider</w:t>
+      </w:r>
+    </w:p>
+    <w:p>
+      <w:pPr>
         <w:pStyle w:val="Compact"/>
-      </w:pPr>
-      <w:r>
-        <w:t xml:space="preserve">Provider ↔ provider</w:t>
-      </w:r>
-    </w:p>
-    <w:p>
-      <w:pPr>
         <w:numPr>
           <w:ilvl w:val="0"/>
           <w:numId w:val="1001"/>
         </w:numPr>
+      </w:pPr>
+      <w:r>
+        <w:t xml:space="preserve">Care team internally (no patient in the thread)</w:t>
+      </w:r>
+    </w:p>
+    <w:p>
+      <w:pPr>
         <w:pStyle w:val="Compact"/>
-      </w:pPr>
-      <w:r>
-        <w:t xml:space="preserve">Care team internally (no patient in the thread)</w:t>
-      </w:r>
-    </w:p>
-    <w:p>
-      <w:pPr>
         <w:numPr>
           <w:ilvl w:val="0"/>
           <w:numId w:val="1001"/>
         </w:numPr>
+      </w:pPr>
+      <w:r>
+        <w:t xml:space="preserve">System/automated → patient (one-way notifications)</w:t>
+      </w:r>
+    </w:p>
+    <w:p>
+      <w:pPr>
         <w:pStyle w:val="Compact"/>
-      </w:pPr>
-      <w:r>
-        <w:t xml:space="preserve">System/automated → patient (one-way notifications)</w:t>
-      </w:r>
-    </w:p>
-    <w:p>
-      <w:pPr>
         <w:numPr>
           <w:ilvl w:val="0"/>
           <w:numId w:val="1001"/>
         </w:numPr>
-        <w:pStyle w:val="Compact"/>
       </w:pPr>
       <w:r>
         <w:t xml:space="preserve">Some combination of the above</w:t>
@@ -222,8 +223,8 @@
       </w:pPr>
       <w:r>
         <w:rPr>
+          <w:i/>
           <w:iCs/>
-          <w:i/>
         </w:rPr>
         <w:t xml:space="preserve">Why it matters: different participant types affect access control, thread structure, and whether a patient subject is always required on a thread.</w:t>
       </w:r>
@@ -234,55 +235,55 @@
       </w:pPr>
       <w:r>
         <w:rPr>
+          <w:b/>
           <w:bCs/>
-          <w:b/>
         </w:rPr>
         <w:t xml:space="preserve">1.2 What is the primary purpose of messaging in their product?</w:t>
       </w:r>
     </w:p>
     <w:p>
       <w:pPr>
+        <w:pStyle w:val="Compact"/>
         <w:numPr>
           <w:ilvl w:val="0"/>
           <w:numId w:val="1002"/>
         </w:numPr>
+      </w:pPr>
+      <w:r>
+        <w:t xml:space="preserve">Clinical care coordination (e.g. async visits, follow-ups)</w:t>
+      </w:r>
+    </w:p>
+    <w:p>
+      <w:pPr>
         <w:pStyle w:val="Compact"/>
-      </w:pPr>
-      <w:r>
-        <w:t xml:space="preserve">Clinical care coordination (e.g. async visits, follow-ups)</w:t>
-      </w:r>
-    </w:p>
-    <w:p>
-      <w:pPr>
         <w:numPr>
           <w:ilvl w:val="0"/>
           <w:numId w:val="1002"/>
         </w:numPr>
+      </w:pPr>
+      <w:r>
+        <w:t xml:space="preserve">Patient engagement / support</w:t>
+      </w:r>
+    </w:p>
+    <w:p>
+      <w:pPr>
         <w:pStyle w:val="Compact"/>
-      </w:pPr>
-      <w:r>
-        <w:t xml:space="preserve">Patient engagement / support</w:t>
-      </w:r>
-    </w:p>
-    <w:p>
-      <w:pPr>
         <w:numPr>
           <w:ilvl w:val="0"/>
           <w:numId w:val="1002"/>
         </w:numPr>
+      </w:pPr>
+      <w:r>
+        <w:t xml:space="preserve">Internal operational communication</w:t>
+      </w:r>
+    </w:p>
+    <w:p>
+      <w:pPr>
         <w:pStyle w:val="Compact"/>
-      </w:pPr>
-      <w:r>
-        <w:t xml:space="preserve">Internal operational communication</w:t>
-      </w:r>
-    </w:p>
-    <w:p>
-      <w:pPr>
         <w:numPr>
           <w:ilvl w:val="0"/>
           <w:numId w:val="1002"/>
         </w:numPr>
-        <w:pStyle w:val="Compact"/>
       </w:pPr>
       <w:r>
         <w:t xml:space="preserve">Outbound notifications only (reminders, results)</w:t>
@@ -294,8 +295,8 @@
       </w:pPr>
       <w:r>
         <w:rPr>
+          <w:i/>
           <w:iCs/>
-          <w:i/>
         </w:rPr>
         <w:t xml:space="preserve">Why it matters: determines how much of the feature set is actually needed and whether async encounters/billing will come up.</w:t>
       </w:r>
@@ -306,31 +307,31 @@
       </w:pPr>
       <w:r>
         <w:rPr>
+          <w:b/>
           <w:bCs/>
-          <w:b/>
         </w:rPr>
         <w:t xml:space="preserve">1.3 Is this a new build or replacing something they have today?</w:t>
       </w:r>
     </w:p>
     <w:p>
       <w:pPr>
+        <w:pStyle w:val="Compact"/>
         <w:numPr>
           <w:ilvl w:val="0"/>
           <w:numId w:val="1003"/>
         </w:numPr>
+      </w:pPr>
+      <w:r>
+        <w:t xml:space="preserve">If replacing: what are they replacing, and what are the gaps that drove this?</w:t>
+      </w:r>
+    </w:p>
+    <w:p>
+      <w:pPr>
         <w:pStyle w:val="Compact"/>
-      </w:pPr>
-      <w:r>
-        <w:t xml:space="preserve">If replacing: what are they replacing, and what are the gaps that drove this?</w:t>
-      </w:r>
-    </w:p>
-    <w:p>
-      <w:pPr>
         <w:numPr>
           <w:ilvl w:val="0"/>
           <w:numId w:val="1003"/>
         </w:numPr>
-        <w:pStyle w:val="Compact"/>
       </w:pPr>
       <w:r>
         <w:t xml:space="preserve">If new: is messaging central to the product or additive?</w:t>
@@ -342,8 +343,8 @@
       </w:pPr>
       <w:r>
         <w:rPr>
+          <w:i/>
           <w:iCs/>
-          <w:i/>
         </w:rPr>
         <w:t xml:space="preserve">Why it matters: existing systems often carry assumptions about data model or UX that will surface as requirements. Knowing this early prevents surprises.</w:t>
       </w:r>
@@ -355,8 +356,8 @@
         </w:pict>
       </w:r>
     </w:p>
-    <w:bookmarkEnd w:id="24"/>
-    <w:bookmarkStart w:id="25" w:name="section-2-feature-scoping"/>
+    <w:bookmarkEnd w:id="13"/>
+    <w:bookmarkStart w:id="14" w:name="section-2-feature-scoping"/>
     <w:p>
       <w:pPr>
         <w:pStyle w:val="Heading2"/>
@@ -371,8 +372,8 @@
       </w:pPr>
       <w:r>
         <w:rPr>
+          <w:i/>
           <w:iCs/>
-          <w:i/>
         </w:rPr>
         <w:t xml:space="preserve">Go through each together. For each: Yes / No / Nice-to-have / Not sure.</w:t>
       </w:r>
@@ -381,9 +382,8 @@
       <w:tblPr>
         <w:tblStyle w:val="Table"/>
         <w:tblW w:w="9360" w:type="dxa"/>
+        <w:tblLayout w:type="fixed"/>
         <w:tblLook w:firstRow="1" w:lastRow="0" w:firstColumn="0" w:lastColumn="0" w:noHBand="0" w:noVBand="0" w:val="0020"/>
-        <w:jc w:val="start"/>
-        <w:tblLayout w:type="fixed"/>
       </w:tblPr>
       <w:tblGrid>
         <w:gridCol w:w="460"/>
@@ -396,7 +396,7 @@
       <w:tr>
         <w:trPr>
           <w:cantSplit/>
-          <w:tblHeader w:val="true"/>
+          <w:tblHeader w:val="on"/>
         </w:trPr>
         <w:tc>
           <w:tcPr/>
@@ -967,8 +967,8 @@
         </w:pict>
       </w:r>
     </w:p>
-    <w:bookmarkEnd w:id="25"/>
-    <w:bookmarkStart w:id="35" w:name="section-3-feature-deep-dives"/>
+    <w:bookmarkEnd w:id="14"/>
+    <w:bookmarkStart w:id="24" w:name="section-3-feature-deep-dives"/>
     <w:p>
       <w:pPr>
         <w:pStyle w:val="Heading2"/>
@@ -983,8 +983,8 @@
       </w:pPr>
       <w:r>
         <w:rPr>
+          <w:i/>
           <w:iCs/>
-          <w:i/>
         </w:rPr>
         <w:t xml:space="preserve">Cover each feature flagged Yes or Nice-to-have. The goal is to land on a clear recommended approach by the end of each section.</w:t>
       </w:r>
@@ -996,7 +996,7 @@
         </w:pict>
       </w:r>
     </w:p>
-    <w:bookmarkStart w:id="26" w:name="thread-structure-always-covered"/>
+    <w:bookmarkStart w:id="15" w:name="thread-structure-always-covered"/>
     <w:p>
       <w:pPr>
         <w:pStyle w:val="Heading3"/>
@@ -1009,8 +1009,8 @@
       </w:r>
       <w:r>
         <w:rPr>
+          <w:i/>
           <w:iCs/>
-          <w:i/>
         </w:rPr>
         <w:t xml:space="preserve">(always covered)</w:t>
       </w:r>
@@ -1021,43 +1021,43 @@
       </w:pPr>
       <w:r>
         <w:rPr>
+          <w:b/>
           <w:bCs/>
-          <w:b/>
         </w:rPr>
         <w:t xml:space="preserve">Questions:</w:t>
       </w:r>
     </w:p>
     <w:p>
       <w:pPr>
+        <w:pStyle w:val="Compact"/>
         <w:numPr>
           <w:ilvl w:val="0"/>
           <w:numId w:val="1004"/>
         </w:numPr>
+      </w:pPr>
+      <w:r>
+        <w:t xml:space="preserve">Are threads always tied to a specific patient, or do you need internal/admin threads with no patient context?</w:t>
+      </w:r>
+    </w:p>
+    <w:p>
+      <w:pPr>
         <w:pStyle w:val="Compact"/>
-      </w:pPr>
-      <w:r>
-        <w:t xml:space="preserve">Are threads always tied to a specific patient, or do you need internal/admin threads with no patient context?</w:t>
-      </w:r>
-    </w:p>
-    <w:p>
-      <w:pPr>
         <w:numPr>
           <w:ilvl w:val="0"/>
           <w:numId w:val="1004"/>
         </w:numPr>
+      </w:pPr>
+      <w:r>
+        <w:t xml:space="preserve">Are threads 1:1 only, or do you need group conversations with more than two participants?</w:t>
+      </w:r>
+    </w:p>
+    <w:p>
+      <w:pPr>
         <w:pStyle w:val="Compact"/>
-      </w:pPr>
-      <w:r>
-        <w:t xml:space="preserve">Are threads 1:1 only, or do you need group conversations with more than two participants?</w:t>
-      </w:r>
-    </w:p>
-    <w:p>
-      <w:pPr>
         <w:numPr>
           <w:ilvl w:val="0"/>
           <w:numId w:val="1004"/>
         </w:numPr>
-        <w:pStyle w:val="Compact"/>
       </w:pPr>
       <w:r>
         <w:t xml:space="preserve">Do threads need to be tagged or categorized (e.g. by specialty, product line, urgency)? If so, do tags need to be combinable (e.g. a thread tagged both</w:t>
@@ -1066,13 +1066,7 @@
         <w:t xml:space="preserve"> </w:t>
       </w:r>
       <w:r>
-        <w:t xml:space="preserve">“</w:t>
-      </w:r>
-      <w:r>
-        <w:t xml:space="preserve">cardiology</w:t>
-      </w:r>
-      <w:r>
-        <w:t xml:space="preserve">”</w:t>
+        <w:t xml:space="preserve">“cardiology”</w:t>
       </w:r>
       <w:r>
         <w:t xml:space="preserve"> </w:t>
@@ -1084,13 +1078,7 @@
         <w:t xml:space="preserve"> </w:t>
       </w:r>
       <w:r>
-        <w:t xml:space="preserve">“</w:t>
-      </w:r>
-      <w:r>
-        <w:t xml:space="preserve">urgent</w:t>
-      </w:r>
-      <w:r>
-        <w:t xml:space="preserve">”</w:t>
+        <w:t xml:space="preserve">“urgent”</w:t>
       </w:r>
       <w:r>
         <w:t xml:space="preserve">)?</w:t>
@@ -1102,8 +1090,8 @@
       </w:pPr>
       <w:r>
         <w:rPr>
+          <w:b/>
           <w:bCs/>
-          <w:b/>
         </w:rPr>
         <w:t xml:space="preserve">What the answers drive:</w:t>
       </w:r>
@@ -1112,9 +1100,8 @@
       <w:tblPr>
         <w:tblStyle w:val="Table"/>
         <w:tblW w:w="9360" w:type="dxa"/>
+        <w:tblLayout w:type="fixed"/>
         <w:tblLook w:firstRow="1" w:lastRow="0" w:firstColumn="0" w:lastColumn="0" w:noHBand="0" w:noVBand="0" w:val="0020"/>
-        <w:jc w:val="start"/>
-        <w:tblLayout w:type="fixed"/>
       </w:tblPr>
       <w:tblGrid>
         <w:gridCol w:w="4702"/>
@@ -1123,7 +1110,7 @@
       <w:tr>
         <w:trPr>
           <w:cantSplit/>
-          <w:tblHeader w:val="true"/>
+          <w:tblHeader w:val="on"/>
         </w:trPr>
         <w:tc>
           <w:tcPr/>
@@ -1386,8 +1373,8 @@
         </w:pict>
       </w:r>
     </w:p>
-    <w:bookmarkEnd w:id="26"/>
-    <w:bookmarkStart w:id="27" w:name="live-updates"/>
+    <w:bookmarkEnd w:id="15"/>
+    <w:bookmarkStart w:id="16" w:name="live-updates"/>
     <w:p>
       <w:pPr>
         <w:pStyle w:val="Heading3"/>
@@ -1402,31 +1389,31 @@
       </w:pPr>
       <w:r>
         <w:rPr>
+          <w:b/>
           <w:bCs/>
-          <w:b/>
         </w:rPr>
         <w:t xml:space="preserve">Questions:</w:t>
       </w:r>
     </w:p>
     <w:p>
       <w:pPr>
+        <w:pStyle w:val="Compact"/>
         <w:numPr>
           <w:ilvl w:val="0"/>
           <w:numId w:val="1005"/>
         </w:numPr>
+      </w:pPr>
+      <w:r>
+        <w:t xml:space="preserve">Do new messages need to appear in real time without a page refresh?</w:t>
+      </w:r>
+    </w:p>
+    <w:p>
+      <w:pPr>
         <w:pStyle w:val="Compact"/>
-      </w:pPr>
-      <w:r>
-        <w:t xml:space="preserve">Do new messages need to appear in real time without a page refresh?</w:t>
-      </w:r>
-    </w:p>
-    <w:p>
-      <w:pPr>
         <w:numPr>
           <w:ilvl w:val="0"/>
           <w:numId w:val="1005"/>
         </w:numPr>
-        <w:pStyle w:val="Compact"/>
       </w:pPr>
       <w:r>
         <w:t xml:space="preserve">Is this needed for the patient-facing app, the provider-facing app, or both?</w:t>
@@ -1438,8 +1425,8 @@
       </w:pPr>
       <w:r>
         <w:rPr>
+          <w:b/>
           <w:bCs/>
-          <w:b/>
         </w:rPr>
         <w:t xml:space="preserve">What the answers drive:</w:t>
       </w:r>
@@ -1448,9 +1435,8 @@
       <w:tblPr>
         <w:tblStyle w:val="Table"/>
         <w:tblW w:w="9360" w:type="dxa"/>
+        <w:tblLayout w:type="fixed"/>
         <w:tblLook w:firstRow="1" w:lastRow="0" w:firstColumn="0" w:lastColumn="0" w:noHBand="0" w:noVBand="0" w:val="0020"/>
-        <w:jc w:val="start"/>
-        <w:tblLayout w:type="fixed"/>
       </w:tblPr>
       <w:tblGrid>
         <w:gridCol w:w="4616"/>
@@ -1459,7 +1445,7 @@
       <w:tr>
         <w:trPr>
           <w:cantSplit/>
-          <w:tblHeader w:val="true"/>
+          <w:tblHeader w:val="on"/>
         </w:trPr>
         <w:tc>
           <w:tcPr/>
@@ -1581,8 +1567,8 @@
         </w:pict>
       </w:r>
     </w:p>
-    <w:bookmarkEnd w:id="27"/>
-    <w:bookmarkStart w:id="28" w:name="routing-assignment"/>
+    <w:bookmarkEnd w:id="16"/>
+    <w:bookmarkStart w:id="17" w:name="routing-assignment"/>
     <w:p>
       <w:pPr>
         <w:pStyle w:val="Heading3"/>
@@ -1597,55 +1583,55 @@
       </w:pPr>
       <w:r>
         <w:rPr>
+          <w:b/>
           <w:bCs/>
-          <w:b/>
         </w:rPr>
         <w:t xml:space="preserve">Questions:</w:t>
       </w:r>
     </w:p>
     <w:p>
       <w:pPr>
+        <w:pStyle w:val="Compact"/>
         <w:numPr>
           <w:ilvl w:val="0"/>
           <w:numId w:val="1006"/>
         </w:numPr>
+      </w:pPr>
+      <w:r>
+        <w:t xml:space="preserve">Do messages get assigned to specific providers, to a pool/queue by role, or both?</w:t>
+      </w:r>
+    </w:p>
+    <w:p>
+      <w:pPr>
         <w:pStyle w:val="Compact"/>
-      </w:pPr>
-      <w:r>
-        <w:t xml:space="preserve">Do messages get assigned to specific providers, to a pool/queue by role, or both?</w:t>
-      </w:r>
-    </w:p>
-    <w:p>
-      <w:pPr>
         <w:numPr>
           <w:ilvl w:val="0"/>
           <w:numId w:val="1006"/>
         </w:numPr>
+      </w:pPr>
+      <w:r>
+        <w:t xml:space="preserve">Can threads be reassigned or escalated after initial assignment?</w:t>
+      </w:r>
+    </w:p>
+    <w:p>
+      <w:pPr>
         <w:pStyle w:val="Compact"/>
-      </w:pPr>
-      <w:r>
-        <w:t xml:space="preserve">Can threads be reassigned or escalated after initial assignment?</w:t>
-      </w:r>
-    </w:p>
-    <w:p>
-      <w:pPr>
         <w:numPr>
           <w:ilvl w:val="0"/>
           <w:numId w:val="1006"/>
         </w:numPr>
+      </w:pPr>
+      <w:r>
+        <w:t xml:space="preserve">After reassignment, does the previous owner need to retain visibility of the thread?</w:t>
+      </w:r>
+    </w:p>
+    <w:p>
+      <w:pPr>
         <w:pStyle w:val="Compact"/>
-      </w:pPr>
-      <w:r>
-        <w:t xml:space="preserve">After reassignment, does the previous owner need to retain visibility of the thread?</w:t>
-      </w:r>
-    </w:p>
-    <w:p>
-      <w:pPr>
         <w:numPr>
           <w:ilvl w:val="0"/>
           <w:numId w:val="1006"/>
         </w:numPr>
-        <w:pStyle w:val="Compact"/>
       </w:pPr>
       <w:r>
         <w:t xml:space="preserve">Do you need a structured audit trail of who owned a thread and why it was rerouted?</w:t>
@@ -1657,8 +1643,8 @@
       </w:pPr>
       <w:r>
         <w:rPr>
+          <w:b/>
           <w:bCs/>
-          <w:b/>
         </w:rPr>
         <w:t xml:space="preserve">What the answers drive:</w:t>
       </w:r>
@@ -1667,9 +1653,8 @@
       <w:tblPr>
         <w:tblStyle w:val="Table"/>
         <w:tblW w:w="9360" w:type="dxa"/>
+        <w:tblLayout w:type="fixed"/>
         <w:tblLook w:firstRow="1" w:lastRow="0" w:firstColumn="0" w:lastColumn="0" w:noHBand="0" w:noVBand="0" w:val="0020"/>
-        <w:jc w:val="start"/>
-        <w:tblLayout w:type="fixed"/>
       </w:tblPr>
       <w:tblGrid>
         <w:gridCol w:w="4492"/>
@@ -1678,7 +1663,7 @@
       <w:tr>
         <w:trPr>
           <w:cantSplit/>
-          <w:tblHeader w:val="true"/>
+          <w:tblHeader w:val="on"/>
         </w:trPr>
         <w:tc>
           <w:tcPr/>
@@ -2081,8 +2066,8 @@
         </w:pict>
       </w:r>
     </w:p>
-    <w:bookmarkEnd w:id="28"/>
-    <w:bookmarkStart w:id="29" w:name="read-receipts-unread-state"/>
+    <w:bookmarkEnd w:id="17"/>
+    <w:bookmarkStart w:id="18" w:name="read-receipts-unread-state"/>
     <w:p>
       <w:pPr>
         <w:pStyle w:val="Heading3"/>
@@ -2097,43 +2082,43 @@
       </w:pPr>
       <w:r>
         <w:rPr>
+          <w:b/>
           <w:bCs/>
-          <w:b/>
         </w:rPr>
         <w:t xml:space="preserve">Questions:</w:t>
       </w:r>
     </w:p>
     <w:p>
       <w:pPr>
+        <w:pStyle w:val="Compact"/>
         <w:numPr>
           <w:ilvl w:val="0"/>
           <w:numId w:val="1007"/>
         </w:numPr>
+      </w:pPr>
+      <w:r>
+        <w:t xml:space="preserve">Are threads ever group conversations (more than 2 participants)?</w:t>
+      </w:r>
+    </w:p>
+    <w:p>
+      <w:pPr>
         <w:pStyle w:val="Compact"/>
-      </w:pPr>
-      <w:r>
-        <w:t xml:space="preserve">Are threads ever group conversations (more than 2 participants)?</w:t>
-      </w:r>
-    </w:p>
-    <w:p>
-      <w:pPr>
         <w:numPr>
           <w:ilvl w:val="0"/>
           <w:numId w:val="1007"/>
         </w:numPr>
+      </w:pPr>
+      <w:r>
+        <w:t xml:space="preserve">Do you need to query unread counts via API — e.g. a badge count or a list of all unread threads for a user?</w:t>
+      </w:r>
+    </w:p>
+    <w:p>
+      <w:pPr>
         <w:pStyle w:val="Compact"/>
-      </w:pPr>
-      <w:r>
-        <w:t xml:space="preserve">Do you need to query unread counts via API — e.g. a badge count or a list of all unread threads for a user?</w:t>
-      </w:r>
-    </w:p>
-    <w:p>
-      <w:pPr>
         <w:numPr>
           <w:ilvl w:val="0"/>
           <w:numId w:val="1007"/>
         </w:numPr>
-        <w:pStyle w:val="Compact"/>
       </w:pPr>
       <w:r>
         <w:t xml:space="preserve">Do unread counts need to be tracked per-recipient in a group thread?</w:t>
@@ -2145,8 +2130,8 @@
       </w:pPr>
       <w:r>
         <w:rPr>
+          <w:b/>
           <w:bCs/>
-          <w:b/>
         </w:rPr>
         <w:t xml:space="preserve">What the answers drive:</w:t>
       </w:r>
@@ -2155,9 +2140,8 @@
       <w:tblPr>
         <w:tblStyle w:val="Table"/>
         <w:tblW w:w="9360" w:type="dxa"/>
+        <w:tblLayout w:type="fixed"/>
         <w:tblLook w:firstRow="1" w:lastRow="0" w:firstColumn="0" w:lastColumn="0" w:noHBand="0" w:noVBand="0" w:val="0020"/>
-        <w:jc w:val="start"/>
-        <w:tblLayout w:type="fixed"/>
       </w:tblPr>
       <w:tblGrid>
         <w:gridCol w:w="4559"/>
@@ -2166,7 +2150,7 @@
       <w:tr>
         <w:trPr>
           <w:cantSplit/>
-          <w:tblHeader w:val="true"/>
+          <w:tblHeader w:val="on"/>
         </w:trPr>
         <w:tc>
           <w:tcPr/>
@@ -2303,8 +2287,8 @@
         </w:pict>
       </w:r>
     </w:p>
-    <w:bookmarkEnd w:id="29"/>
-    <w:bookmarkStart w:id="30" w:name="attachments"/>
+    <w:bookmarkEnd w:id="18"/>
+    <w:bookmarkStart w:id="19" w:name="attachments"/>
     <w:p>
       <w:pPr>
         <w:pStyle w:val="Heading3"/>
@@ -2319,31 +2303,31 @@
       </w:pPr>
       <w:r>
         <w:rPr>
+          <w:b/>
           <w:bCs/>
-          <w:b/>
         </w:rPr>
         <w:t xml:space="preserve">Questions:</w:t>
       </w:r>
     </w:p>
     <w:p>
       <w:pPr>
+        <w:pStyle w:val="Compact"/>
         <w:numPr>
           <w:ilvl w:val="0"/>
           <w:numId w:val="1008"/>
         </w:numPr>
+      </w:pPr>
+      <w:r>
+        <w:t xml:space="preserve">What file types need to be supported?</w:t>
+      </w:r>
+    </w:p>
+    <w:p>
+      <w:pPr>
         <w:pStyle w:val="Compact"/>
-      </w:pPr>
-      <w:r>
-        <w:t xml:space="preserve">What file types need to be supported?</w:t>
-      </w:r>
-    </w:p>
-    <w:p>
-      <w:pPr>
         <w:numPr>
           <w:ilvl w:val="0"/>
           <w:numId w:val="1008"/>
         </w:numPr>
-        <w:pStyle w:val="Compact"/>
       </w:pPr>
       <w:r>
         <w:t xml:space="preserve">Do attachments need to be searchable or referenceable as clinical documents — e.g. queryable by patient or document type — or are they just files to download within a message?</w:t>
@@ -2355,8 +2339,8 @@
       </w:pPr>
       <w:r>
         <w:rPr>
+          <w:b/>
           <w:bCs/>
-          <w:b/>
         </w:rPr>
         <w:t xml:space="preserve">What the answers drive:</w:t>
       </w:r>
@@ -2365,9 +2349,8 @@
       <w:tblPr>
         <w:tblStyle w:val="Table"/>
         <w:tblW w:w="9360" w:type="dxa"/>
+        <w:tblLayout w:type="fixed"/>
         <w:tblLook w:firstRow="1" w:lastRow="0" w:firstColumn="0" w:lastColumn="0" w:noHBand="0" w:noVBand="0" w:val="0020"/>
-        <w:jc w:val="start"/>
-        <w:tblLayout w:type="fixed"/>
       </w:tblPr>
       <w:tblGrid>
         <w:gridCol w:w="4589"/>
@@ -2376,7 +2359,7 @@
       <w:tr>
         <w:trPr>
           <w:cantSplit/>
-          <w:tblHeader w:val="true"/>
+          <w:tblHeader w:val="on"/>
         </w:trPr>
         <w:tc>
           <w:tcPr/>
@@ -2582,8 +2565,8 @@
         </w:pict>
       </w:r>
     </w:p>
-    <w:bookmarkEnd w:id="30"/>
-    <w:bookmarkStart w:id="31" w:name="editing-drafts"/>
+    <w:bookmarkEnd w:id="19"/>
+    <w:bookmarkStart w:id="20" w:name="editing-drafts"/>
     <w:p>
       <w:pPr>
         <w:pStyle w:val="Heading3"/>
@@ -2598,55 +2581,49 @@
       </w:pPr>
       <w:r>
         <w:rPr>
+          <w:b/>
           <w:bCs/>
-          <w:b/>
         </w:rPr>
         <w:t xml:space="preserve">Questions:</w:t>
       </w:r>
     </w:p>
     <w:p>
       <w:pPr>
+        <w:pStyle w:val="Compact"/>
         <w:numPr>
           <w:ilvl w:val="0"/>
           <w:numId w:val="1009"/>
         </w:numPr>
+      </w:pPr>
+      <w:r>
+        <w:t xml:space="preserve">Can sent messages be corrected or retracted after sending?</w:t>
+      </w:r>
+    </w:p>
+    <w:p>
+      <w:pPr>
         <w:pStyle w:val="Compact"/>
-      </w:pPr>
-      <w:r>
-        <w:t xml:space="preserve">Can sent messages be corrected or retracted after sending?</w:t>
-      </w:r>
-    </w:p>
-    <w:p>
-      <w:pPr>
         <w:numPr>
           <w:ilvl w:val="0"/>
           <w:numId w:val="1009"/>
         </w:numPr>
+      </w:pPr>
+      <w:r>
+        <w:t xml:space="preserve">If so, does the original message content need to be discoverable via search (e.g. </w:t>
+      </w:r>
+      <w:r>
+        <w:t xml:space="preserve">“show all edited messages”</w:t>
+      </w:r>
+      <w:r>
+        <w:t xml:space="preserve">), or is it sufficient for the history to exist but not be directly queryable?</w:t>
+      </w:r>
+    </w:p>
+    <w:p>
+      <w:pPr>
         <w:pStyle w:val="Compact"/>
-      </w:pPr>
-      <w:r>
-        <w:t xml:space="preserve">If so, does the original message content need to be discoverable via search (e.g. </w:t>
-      </w:r>
-      <w:r>
-        <w:t xml:space="preserve">“</w:t>
-      </w:r>
-      <w:r>
-        <w:t xml:space="preserve">show all edited messages</w:t>
-      </w:r>
-      <w:r>
-        <w:t xml:space="preserve">”</w:t>
-      </w:r>
-      <w:r>
-        <w:t xml:space="preserve">), or is it sufficient for the history to exist but not be directly queryable?</w:t>
-      </w:r>
-    </w:p>
-    <w:p>
-      <w:pPr>
         <w:numPr>
           <w:ilvl w:val="0"/>
           <w:numId w:val="1009"/>
         </w:numPr>
-        <w:pStyle w:val="Compact"/>
       </w:pPr>
       <w:r>
         <w:t xml:space="preserve">Do users need to save a draft and return to it across sessions or devices, or is per-device/browser draft storage acceptable?</w:t>
@@ -2658,8 +2635,8 @@
       </w:pPr>
       <w:r>
         <w:rPr>
+          <w:b/>
           <w:bCs/>
-          <w:b/>
         </w:rPr>
         <w:t xml:space="preserve">What the answers drive:</w:t>
       </w:r>
@@ -2668,9 +2645,8 @@
       <w:tblPr>
         <w:tblStyle w:val="Table"/>
         <w:tblW w:w="9360" w:type="dxa"/>
+        <w:tblLayout w:type="fixed"/>
         <w:tblLook w:firstRow="1" w:lastRow="0" w:firstColumn="0" w:lastColumn="0" w:noHBand="0" w:noVBand="0" w:val="0020"/>
-        <w:jc w:val="start"/>
-        <w:tblLayout w:type="fixed"/>
       </w:tblPr>
       <w:tblGrid>
         <w:gridCol w:w="4517"/>
@@ -2679,7 +2655,7 @@
       <w:tr>
         <w:trPr>
           <w:cantSplit/>
-          <w:tblHeader w:val="true"/>
+          <w:tblHeader w:val="on"/>
         </w:trPr>
         <w:tc>
           <w:tcPr/>
@@ -3012,8 +2988,8 @@
         </w:pict>
       </w:r>
     </w:p>
-    <w:bookmarkEnd w:id="31"/>
-    <w:bookmarkStart w:id="32" w:name="automations"/>
+    <w:bookmarkEnd w:id="20"/>
+    <w:bookmarkStart w:id="21" w:name="automations"/>
     <w:p>
       <w:pPr>
         <w:pStyle w:val="Heading3"/>
@@ -3028,55 +3004,55 @@
       </w:pPr>
       <w:r>
         <w:rPr>
+          <w:b/>
           <w:bCs/>
-          <w:b/>
         </w:rPr>
         <w:t xml:space="preserve">Questions:</w:t>
       </w:r>
     </w:p>
     <w:p>
       <w:pPr>
+        <w:pStyle w:val="Compact"/>
         <w:numPr>
           <w:ilvl w:val="0"/>
           <w:numId w:val="1010"/>
         </w:numPr>
+      </w:pPr>
+      <w:r>
+        <w:t xml:space="preserve">Are there events that should trigger automated messages (e.g. new lab result, appointment reminder)?</w:t>
+      </w:r>
+    </w:p>
+    <w:p>
+      <w:pPr>
         <w:pStyle w:val="Compact"/>
-      </w:pPr>
-      <w:r>
-        <w:t xml:space="preserve">Are there events that should trigger automated messages (e.g. new lab result, appointment reminder)?</w:t>
-      </w:r>
-    </w:p>
-    <w:p>
-      <w:pPr>
         <w:numPr>
           <w:ilvl w:val="0"/>
           <w:numId w:val="1010"/>
         </w:numPr>
+      </w:pPr>
+      <w:r>
+        <w:t xml:space="preserve">Are there SLA or response-time requirements (e.g. all messages responded to within 4 hours)?</w:t>
+      </w:r>
+    </w:p>
+    <w:p>
+      <w:pPr>
         <w:pStyle w:val="Compact"/>
-      </w:pPr>
-      <w:r>
-        <w:t xml:space="preserve">Are there SLA or response-time requirements (e.g. all messages responded to within 4 hours)?</w:t>
-      </w:r>
-    </w:p>
-    <w:p>
-      <w:pPr>
         <w:numPr>
           <w:ilvl w:val="0"/>
           <w:numId w:val="1010"/>
         </w:numPr>
+      </w:pPr>
+      <w:r>
+        <w:t xml:space="preserve">Do providers have out-of-office or availability states that should affect routing?</w:t>
+      </w:r>
+    </w:p>
+    <w:p>
+      <w:pPr>
         <w:pStyle w:val="Compact"/>
-      </w:pPr>
-      <w:r>
-        <w:t xml:space="preserve">Do providers have out-of-office or availability states that should affect routing?</w:t>
-      </w:r>
-    </w:p>
-    <w:p>
-      <w:pPr>
         <w:numPr>
           <w:ilvl w:val="0"/>
           <w:numId w:val="1010"/>
         </w:numPr>
-        <w:pStyle w:val="Compact"/>
       </w:pPr>
       <w:r>
         <w:t xml:space="preserve">Do you need to report on SLA compliance or response time metrics?</w:t>
@@ -3088,8 +3064,8 @@
       </w:pPr>
       <w:r>
         <w:rPr>
+          <w:b/>
           <w:bCs/>
-          <w:b/>
         </w:rPr>
         <w:t xml:space="preserve">What the answers drive:</w:t>
       </w:r>
@@ -3098,9 +3074,8 @@
       <w:tblPr>
         <w:tblStyle w:val="Table"/>
         <w:tblW w:w="9360" w:type="dxa"/>
+        <w:tblLayout w:type="fixed"/>
         <w:tblLook w:firstRow="1" w:lastRow="0" w:firstColumn="0" w:lastColumn="0" w:noHBand="0" w:noVBand="0" w:val="0020"/>
-        <w:jc w:val="start"/>
-        <w:tblLayout w:type="fixed"/>
       </w:tblPr>
       <w:tblGrid>
         <w:gridCol w:w="4775"/>
@@ -3109,7 +3084,7 @@
       <w:tr>
         <w:trPr>
           <w:cantSplit/>
-          <w:tblHeader w:val="true"/>
+          <w:tblHeader w:val="on"/>
         </w:trPr>
         <w:tc>
           <w:tcPr/>
@@ -3293,8 +3268,8 @@
         </w:pict>
       </w:r>
     </w:p>
-    <w:bookmarkEnd w:id="32"/>
-    <w:bookmarkStart w:id="33" w:name="external-channels"/>
+    <w:bookmarkEnd w:id="21"/>
+    <w:bookmarkStart w:id="22" w:name="external-channels"/>
     <w:p>
       <w:pPr>
         <w:pStyle w:val="Heading3"/>
@@ -3309,55 +3284,55 @@
       </w:pPr>
       <w:r>
         <w:rPr>
+          <w:b/>
           <w:bCs/>
-          <w:b/>
         </w:rPr>
         <w:t xml:space="preserve">Questions:</w:t>
       </w:r>
     </w:p>
     <w:p>
       <w:pPr>
+        <w:pStyle w:val="Compact"/>
         <w:numPr>
           <w:ilvl w:val="0"/>
           <w:numId w:val="1011"/>
         </w:numPr>
+      </w:pPr>
+      <w:r>
+        <w:t xml:space="preserve">Which channels — SMS, email, other?</w:t>
+      </w:r>
+    </w:p>
+    <w:p>
+      <w:pPr>
         <w:pStyle w:val="Compact"/>
-      </w:pPr>
-      <w:r>
-        <w:t xml:space="preserve">Which channels — SMS, email, other?</w:t>
-      </w:r>
-    </w:p>
-    <w:p>
-      <w:pPr>
         <w:numPr>
           <w:ilvl w:val="0"/>
           <w:numId w:val="1011"/>
         </w:numPr>
+      </w:pPr>
+      <w:r>
+        <w:t xml:space="preserve">Is this outbound-only (notify the patient) or does the patient reply back into the thread?</w:t>
+      </w:r>
+    </w:p>
+    <w:p>
+      <w:pPr>
         <w:pStyle w:val="Compact"/>
-      </w:pPr>
-      <w:r>
-        <w:t xml:space="preserve">Is this outbound-only (notify the patient) or does the patient reply back into the thread?</w:t>
-      </w:r>
-    </w:p>
-    <w:p>
-      <w:pPr>
         <w:numPr>
           <w:ilvl w:val="0"/>
           <w:numId w:val="1011"/>
         </w:numPr>
+      </w:pPr>
+      <w:r>
+        <w:t xml:space="preserve">If inbound replies are needed, how is the patient identified from an incoming message (e.g. phone number, email address)?</w:t>
+      </w:r>
+    </w:p>
+    <w:p>
+      <w:pPr>
         <w:pStyle w:val="Compact"/>
-      </w:pPr>
-      <w:r>
-        <w:t xml:space="preserve">If inbound replies are needed, how is the patient identified from an incoming message (e.g. phone number, email address)?</w:t>
-      </w:r>
-    </w:p>
-    <w:p>
-      <w:pPr>
         <w:numPr>
           <w:ilvl w:val="0"/>
           <w:numId w:val="1011"/>
         </w:numPr>
-        <w:pStyle w:val="Compact"/>
       </w:pPr>
       <w:r>
         <w:t xml:space="preserve">Does the external provider (e.g. Twilio) have its own conversation ID that can be stored for thread matching?</w:t>
@@ -3369,8 +3344,8 @@
       </w:pPr>
       <w:r>
         <w:rPr>
+          <w:b/>
           <w:bCs/>
-          <w:b/>
         </w:rPr>
         <w:t xml:space="preserve">What the answers drive:</w:t>
       </w:r>
@@ -3379,9 +3354,8 @@
       <w:tblPr>
         <w:tblStyle w:val="Table"/>
         <w:tblW w:w="9360" w:type="dxa"/>
+        <w:tblLayout w:type="fixed"/>
         <w:tblLook w:firstRow="1" w:lastRow="0" w:firstColumn="0" w:lastColumn="0" w:noHBand="0" w:noVBand="0" w:val="0020"/>
-        <w:jc w:val="start"/>
-        <w:tblLayout w:type="fixed"/>
       </w:tblPr>
       <w:tblGrid>
         <w:gridCol w:w="4354"/>
@@ -3390,7 +3364,7 @@
       <w:tr>
         <w:trPr>
           <w:cantSplit/>
-          <w:tblHeader w:val="true"/>
+          <w:tblHeader w:val="on"/>
         </w:trPr>
         <w:tc>
           <w:tcPr/>
@@ -3686,8 +3660,8 @@
         </w:pict>
       </w:r>
     </w:p>
-    <w:bookmarkEnd w:id="33"/>
-    <w:bookmarkStart w:id="34" w:name="async-encounters-billing"/>
+    <w:bookmarkEnd w:id="22"/>
+    <w:bookmarkStart w:id="23" w:name="async-encounters-billing"/>
     <w:p>
       <w:pPr>
         <w:pStyle w:val="Heading3"/>
@@ -3702,73 +3676,67 @@
       </w:pPr>
       <w:r>
         <w:rPr>
+          <w:b/>
           <w:bCs/>
-          <w:b/>
         </w:rPr>
         <w:t xml:space="preserve">Questions:</w:t>
       </w:r>
     </w:p>
     <w:p>
       <w:pPr>
+        <w:pStyle w:val="Compact"/>
         <w:numPr>
           <w:ilvl w:val="0"/>
           <w:numId w:val="1012"/>
         </w:numPr>
+      </w:pPr>
+      <w:r>
+        <w:t xml:space="preserve">Does the customer intend to bill for messaging-based care?</w:t>
+      </w:r>
+    </w:p>
+    <w:p>
+      <w:pPr>
         <w:pStyle w:val="Compact"/>
-      </w:pPr>
-      <w:r>
-        <w:t xml:space="preserve">Does the customer intend to bill for messaging-based care?</w:t>
-      </w:r>
-    </w:p>
-    <w:p>
-      <w:pPr>
         <w:numPr>
           <w:ilvl w:val="0"/>
           <w:numId w:val="1012"/>
         </w:numPr>
+      </w:pPr>
+      <w:r>
+        <w:t xml:space="preserve">How do you define a</w:t>
+      </w:r>
+      <w:r>
+        <w:t xml:space="preserve"> </w:t>
+      </w:r>
+      <w:r>
+        <w:t xml:space="preserve">“session”</w:t>
+      </w:r>
+      <w:r>
+        <w:t xml:space="preserve"> </w:t>
+      </w:r>
+      <w:r>
+        <w:t xml:space="preserve">— one thread per session, grouped by day, or patient-initiated?</w:t>
+      </w:r>
+    </w:p>
+    <w:p>
+      <w:pPr>
         <w:pStyle w:val="Compact"/>
-      </w:pPr>
-      <w:r>
-        <w:t xml:space="preserve">How do you define a</w:t>
-      </w:r>
-      <w:r>
-        <w:t xml:space="preserve"> </w:t>
-      </w:r>
-      <w:r>
-        <w:t xml:space="preserve">“</w:t>
-      </w:r>
-      <w:r>
-        <w:t xml:space="preserve">session</w:t>
-      </w:r>
-      <w:r>
-        <w:t xml:space="preserve">”</w:t>
-      </w:r>
-      <w:r>
-        <w:t xml:space="preserve"> </w:t>
-      </w:r>
-      <w:r>
-        <w:t xml:space="preserve">— one thread per session, grouped by day, or patient-initiated?</w:t>
-      </w:r>
-    </w:p>
-    <w:p>
-      <w:pPr>
         <w:numPr>
           <w:ilvl w:val="0"/>
           <w:numId w:val="1012"/>
         </w:numPr>
+      </w:pPr>
+      <w:r>
+        <w:t xml:space="preserve">Can a single messaging session involve multiple patients (e.g. a parent asking about two children)?</w:t>
+      </w:r>
+    </w:p>
+    <w:p>
+      <w:pPr>
         <w:pStyle w:val="Compact"/>
-      </w:pPr>
-      <w:r>
-        <w:t xml:space="preserve">Can a single messaging session involve multiple patients (e.g. a parent asking about two children)?</w:t>
-      </w:r>
-    </w:p>
-    <w:p>
-      <w:pPr>
         <w:numPr>
           <w:ilvl w:val="0"/>
           <w:numId w:val="1012"/>
         </w:numPr>
-        <w:pStyle w:val="Compact"/>
       </w:pPr>
       <w:r>
         <w:t xml:space="preserve">Do you need to capture diagnosis codes, service type, or other clinical details per encounter?</w:t>
@@ -3780,8 +3748,8 @@
       </w:pPr>
       <w:r>
         <w:rPr>
+          <w:b/>
           <w:bCs/>
-          <w:b/>
         </w:rPr>
         <w:t xml:space="preserve">What the answers drive:</w:t>
       </w:r>
@@ -3790,9 +3758,8 @@
       <w:tblPr>
         <w:tblStyle w:val="Table"/>
         <w:tblW w:w="9360" w:type="dxa"/>
+        <w:tblLayout w:type="fixed"/>
         <w:tblLook w:firstRow="1" w:lastRow="0" w:firstColumn="0" w:lastColumn="0" w:noHBand="0" w:noVBand="0" w:val="0020"/>
-        <w:jc w:val="start"/>
-        <w:tblLayout w:type="fixed"/>
       </w:tblPr>
       <w:tblGrid>
         <w:gridCol w:w="4421"/>
@@ -3801,7 +3768,7 @@
       <w:tr>
         <w:trPr>
           <w:cantSplit/>
-          <w:tblHeader w:val="true"/>
+          <w:tblHeader w:val="on"/>
         </w:trPr>
         <w:tc>
           <w:tcPr/>
@@ -4070,9 +4037,9 @@
         </w:pict>
       </w:r>
     </w:p>
-    <w:bookmarkEnd w:id="34"/>
-    <w:bookmarkEnd w:id="35"/>
-    <w:bookmarkStart w:id="38" w:name="related-integrations"/>
+    <w:bookmarkEnd w:id="23"/>
+    <w:bookmarkEnd w:id="24"/>
+    <w:bookmarkStart w:id="27" w:name="related-integrations"/>
     <w:p>
       <w:pPr>
         <w:pStyle w:val="Heading2"/>
@@ -4106,18 +4073,18 @@
     </w:p>
     <w:p>
       <w:pPr>
+        <w:pStyle w:val="Compact"/>
         <w:numPr>
           <w:ilvl w:val="0"/>
           <w:numId w:val="1013"/>
         </w:numPr>
-        <w:pStyle w:val="Compact"/>
-      </w:pPr>
-      <w:hyperlink r:id="rId36">
+      </w:pPr>
+      <w:hyperlink r:id="rId25">
         <w:r>
           <w:rPr>
             <w:rStyle w:val="Hyperlink"/>
+            <w:b/>
             <w:bCs/>
-            <w:b/>
           </w:rPr>
           <w:t xml:space="preserve">Twilio SMS</w:t>
         </w:r>
@@ -4146,18 +4113,18 @@
     </w:p>
     <w:p>
       <w:pPr>
+        <w:pStyle w:val="Compact"/>
         <w:numPr>
           <w:ilvl w:val="0"/>
           <w:numId w:val="1013"/>
         </w:numPr>
-        <w:pStyle w:val="Compact"/>
-      </w:pPr>
-      <w:hyperlink r:id="rId37">
+      </w:pPr>
+      <w:hyperlink r:id="rId26">
         <w:r>
           <w:rPr>
             <w:rStyle w:val="Hyperlink"/>
+            <w:b/>
             <w:bCs/>
-            <w:b/>
           </w:rPr>
           <w:t xml:space="preserve">eFax</w:t>
         </w:r>
@@ -4199,8 +4166,8 @@
         <w:t xml:space="preserve">operations.</w:t>
       </w:r>
     </w:p>
-    <w:bookmarkEnd w:id="38"/>
-    <w:bookmarkEnd w:id="39"/>
+    <w:bookmarkEnd w:id="27"/>
+    <w:bookmarkEnd w:id="28"/>
     <w:sectPr>
       <w:pgSz w:h="15840" w:w="12240"/>
       <w:pgMar w:bottom="1440" w:footer="720" w:gutter="0" w:header="720" w:left="1440" w:right="1440" w:top="1440"/>
@@ -4238,14 +4205,14 @@
 <file path=word/numbering.xml><?xml version="1.0" encoding="utf-8"?>
 <w:numbering xmlns:w="http://schemas.openxmlformats.org/wordprocessingml/2006/main">
   <w:abstractNum w:abstractNumId="990">
-    <w:nsid w:val="A990"/>
+    <w:nsid w:val="0000A990"/>
     <w:multiLevelType w:val="multilevel"/>
     <w:lvl w:ilvl="0">
       <w:numFmt w:val="bullet"/>
       <w:lvlText w:val=" "/>
       <w:lvlJc w:val="left"/>
       <w:pPr>
-        <w:ind w:left="720" w:hanging="480"/>
+        <w:ind w:left="720" w:hanging="360"/>
       </w:pPr>
     </w:lvl>
     <w:lvl w:ilvl="1">
@@ -4253,7 +4220,7 @@
       <w:lvlText w:val=" "/>
       <w:lvlJc w:val="left"/>
       <w:pPr>
-        <w:ind w:left="1440" w:hanging="480"/>
+        <w:ind w:left="1440" w:hanging="360"/>
       </w:pPr>
     </w:lvl>
     <w:lvl w:ilvl="2">
@@ -4261,7 +4228,7 @@
       <w:lvlText w:val=" "/>
       <w:lvlJc w:val="left"/>
       <w:pPr>
-        <w:ind w:left="2160" w:hanging="480"/>
+        <w:ind w:left="2160" w:hanging="360"/>
       </w:pPr>
     </w:lvl>
     <w:lvl w:ilvl="3">
@@ -4269,7 +4236,7 @@
       <w:lvlText w:val=" "/>
       <w:lvlJc w:val="left"/>
       <w:pPr>
-        <w:ind w:left="2880" w:hanging="480"/>
+        <w:ind w:left="2880" w:hanging="360"/>
       </w:pPr>
     </w:lvl>
     <w:lvl w:ilvl="4">
@@ -4277,7 +4244,7 @@
       <w:lvlText w:val=" "/>
       <w:lvlJc w:val="left"/>
       <w:pPr>
-        <w:ind w:left="3600" w:hanging="480"/>
+        <w:ind w:left="3600" w:hanging="360"/>
       </w:pPr>
     </w:lvl>
     <w:lvl w:ilvl="5">
@@ -4285,7 +4252,7 @@
       <w:lvlText w:val=" "/>
       <w:lvlJc w:val="left"/>
       <w:pPr>
-        <w:ind w:left="4320" w:hanging="480"/>
+        <w:ind w:left="4320" w:hanging="360"/>
       </w:pPr>
     </w:lvl>
     <w:lvl w:ilvl="6">
@@ -4293,7 +4260,7 @@
       <w:lvlText w:val=" "/>
       <w:lvlJc w:val="left"/>
       <w:pPr>
-        <w:ind w:left="5040" w:hanging="480"/>
+        <w:ind w:left="5040" w:hanging="360"/>
       </w:pPr>
     </w:lvl>
     <w:lvl w:ilvl="7">
@@ -4301,7 +4268,7 @@
       <w:lvlText w:val=" "/>
       <w:lvlJc w:val="left"/>
       <w:pPr>
-        <w:ind w:left="5760" w:hanging="480"/>
+        <w:ind w:left="5760" w:hanging="360"/>
       </w:pPr>
     </w:lvl>
     <w:lvl w:ilvl="8">
@@ -4309,84 +4276,111 @@
       <w:lvlText w:val=" "/>
       <w:lvlJc w:val="left"/>
       <w:pPr>
-        <w:ind w:left="6480" w:hanging="480"/>
+        <w:ind w:left="6480" w:hanging="360"/>
       </w:pPr>
     </w:lvl>
   </w:abstractNum>
   <w:abstractNum w:abstractNumId="991">
-    <w:nsid w:val="A991"/>
+    <w:nsid w:val="0000A991"/>
     <w:multiLevelType w:val="multilevel"/>
     <w:lvl w:ilvl="0">
       <w:numFmt w:val="bullet"/>
-      <w:lvlText w:val="•"/>
+      <w:lvlText w:val=""/>
       <w:lvlJc w:val="left"/>
       <w:pPr>
-        <w:ind w:left="720" w:hanging="480"/>
-      </w:pPr>
+        <w:ind w:left="720" w:hanging="360"/>
+      </w:pPr>
+      <w:rPr>
+        <w:rFonts w:ascii="Symbol" w:hAnsi="Symbol" w:cs="Symbol" w:hint="default"/>
+      </w:rPr>
     </w:lvl>
     <w:lvl w:ilvl="1">
       <w:numFmt w:val="bullet"/>
-      <w:lvlText w:val="–"/>
+      <w:lvlText w:val="o"/>
       <w:lvlJc w:val="left"/>
       <w:pPr>
-        <w:ind w:left="1440" w:hanging="480"/>
-      </w:pPr>
+        <w:ind w:left="1440" w:hanging="360"/>
+      </w:pPr>
+      <w:rPr>
+        <w:rFonts w:ascii="Courier New" w:hAnsi="Courier New" w:cs="Courier New" w:hint="default"/>
+      </w:rPr>
     </w:lvl>
     <w:lvl w:ilvl="2">
       <w:numFmt w:val="bullet"/>
-      <w:lvlText w:val="•"/>
+      <w:lvlText w:val=""/>
       <w:lvlJc w:val="left"/>
       <w:pPr>
-        <w:ind w:left="2160" w:hanging="480"/>
-      </w:pPr>
+        <w:ind w:left="2160" w:hanging="360"/>
+      </w:pPr>
+      <w:rPr>
+        <w:rFonts w:ascii="Wingdings" w:hAnsi="Wingdings" w:cs="Wingdings" w:hint="default"/>
+      </w:rPr>
     </w:lvl>
     <w:lvl w:ilvl="3">
       <w:numFmt w:val="bullet"/>
-      <w:lvlText w:val="–"/>
+      <w:lvlText w:val=""/>
       <w:lvlJc w:val="left"/>
       <w:pPr>
-        <w:ind w:left="2880" w:hanging="480"/>
-      </w:pPr>
+        <w:ind w:left="2880" w:hanging="360"/>
+      </w:pPr>
+      <w:rPr>
+        <w:rFonts w:ascii="Symbol" w:hAnsi="Symbol" w:cs="Symbol" w:hint="default"/>
+      </w:rPr>
     </w:lvl>
     <w:lvl w:ilvl="4">
       <w:numFmt w:val="bullet"/>
-      <w:lvlText w:val="•"/>
+      <w:lvlText w:val="o"/>
       <w:lvlJc w:val="left"/>
       <w:pPr>
-        <w:ind w:left="3600" w:hanging="480"/>
-      </w:pPr>
+        <w:ind w:left="3600" w:hanging="360"/>
+      </w:pPr>
+      <w:rPr>
+        <w:rFonts w:ascii="Courier New" w:hAnsi="Courier New" w:cs="Courier New" w:hint="default"/>
+      </w:rPr>
     </w:lvl>
     <w:lvl w:ilvl="5">
       <w:numFmt w:val="bullet"/>
-      <w:lvlText w:val="–"/>
+      <w:lvlText w:val=""/>
       <w:lvlJc w:val="left"/>
       <w:pPr>
-        <w:ind w:left="4320" w:hanging="480"/>
-      </w:pPr>
+        <w:ind w:left="4320" w:hanging="360"/>
+      </w:pPr>
+      <w:rPr>
+        <w:rFonts w:ascii="Wingdings" w:hAnsi="Wingdings" w:cs="Wingdings" w:hint="default"/>
+      </w:rPr>
     </w:lvl>
     <w:lvl w:ilvl="6">
       <w:numFmt w:val="bullet"/>
-      <w:lvlText w:val="•"/>
+      <w:lvlText w:val=""/>
       <w:lvlJc w:val="left"/>
       <w:pPr>
-        <w:ind w:left="5040" w:hanging="480"/>
-      </w:pPr>
+        <w:ind w:left="5040" w:hanging="360"/>
+      </w:pPr>
+      <w:rPr>
+        <w:rFonts w:ascii="Symbol" w:hAnsi="Symbol" w:cs="Symbol" w:hint="default"/>
+      </w:rPr>
     </w:lvl>
     <w:lvl w:ilvl="7">
       <w:numFmt w:val="bullet"/>
-      <w:lvlText w:val="–"/>
+      <w:lvlText w:val="o"/>
       <w:lvlJc w:val="left"/>
       <w:pPr>
-        <w:ind w:left="5760" w:hanging="480"/>
-      </w:pPr>
+        <w:ind w:left="5760" w:hanging="360"/>
+      </w:pPr>
+      <w:rPr>
+        <w:rFonts w:ascii="Courier New" w:hAnsi="Courier New" w:cs="Courier New" w:hint="default"/>
+      </w:rPr>
     </w:lvl>
     <w:lvl w:ilvl="8">
       <w:numFmt w:val="bullet"/>
-      <w:lvlText w:val="•"/>
+      <w:lvlText w:val=""/>
       <w:lvlJc w:val="left"/>
       <w:pPr>
-        <w:ind w:left="6480" w:hanging="480"/>
-      </w:pPr>
+        <w:ind w:left="6480" w:hanging="360"/>
+      </w:pPr>
+      <w:rPr>
+        <w:rFonts w:ascii="Wingdings" w:hAnsi="Wingdings" w:cs="Wingdings" w:hint="default"/>
+      </w:rPr>
     </w:lvl>
   </w:abstractNum>
   <w:num w:numId="1000">
@@ -5110,8 +5104,8 @@
     <w:name w:val="KeywordTok"/>
     <w:basedOn w:val="VerbatimChar"/>
     <w:rPr>
+      <w:b/>
       <w:color w:val="007020"/>
-      <w:b/>
     </w:rPr>
   </w:style>
   <w:style w:type="character" w:customStyle="1" w:styleId="DataTypeTok">
@@ -5188,42 +5182,42 @@
     <w:name w:val="ImportTok"/>
     <w:basedOn w:val="VerbatimChar"/>
     <w:rPr>
+      <w:b/>
       <w:color w:val="008000"/>
-      <w:b/>
     </w:rPr>
   </w:style>
   <w:style w:type="character" w:customStyle="1" w:styleId="CommentTok">
     <w:name w:val="CommentTok"/>
     <w:basedOn w:val="VerbatimChar"/>
     <w:rPr>
+      <w:i/>
       <w:color w:val="60a0b0"/>
-      <w:i/>
     </w:rPr>
   </w:style>
   <w:style w:type="character" w:customStyle="1" w:styleId="DocumentationTok">
     <w:name w:val="DocumentationTok"/>
     <w:basedOn w:val="VerbatimChar"/>
     <w:rPr>
+      <w:i/>
       <w:color w:val="ba2121"/>
-      <w:i/>
     </w:rPr>
   </w:style>
   <w:style w:type="character" w:customStyle="1" w:styleId="AnnotationTok">
     <w:name w:val="AnnotationTok"/>
     <w:basedOn w:val="VerbatimChar"/>
     <w:rPr>
-      <w:color w:val="60a0b0"/>
       <w:b/>
       <w:i/>
+      <w:color w:val="60a0b0"/>
     </w:rPr>
   </w:style>
   <w:style w:type="character" w:customStyle="1" w:styleId="CommentVarTok">
     <w:name w:val="CommentVarTok"/>
     <w:basedOn w:val="VerbatimChar"/>
     <w:rPr>
-      <w:color w:val="60a0b0"/>
       <w:b/>
       <w:i/>
+      <w:color w:val="60a0b0"/>
     </w:rPr>
   </w:style>
   <w:style w:type="character" w:customStyle="1" w:styleId="OtherTok">
@@ -5251,8 +5245,8 @@
     <w:name w:val="ControlFlowTok"/>
     <w:basedOn w:val="VerbatimChar"/>
     <w:rPr>
+      <w:b/>
       <w:color w:val="007020"/>
-      <w:b/>
     </w:rPr>
   </w:style>
   <w:style w:type="character" w:customStyle="1" w:styleId="OperatorTok">
@@ -5297,34 +5291,34 @@
     <w:name w:val="InformationTok"/>
     <w:basedOn w:val="VerbatimChar"/>
     <w:rPr>
-      <w:color w:val="60a0b0"/>
       <w:b/>
       <w:i/>
+      <w:color w:val="60a0b0"/>
     </w:rPr>
   </w:style>
   <w:style w:type="character" w:customStyle="1" w:styleId="WarningTok">
     <w:name w:val="WarningTok"/>
     <w:basedOn w:val="VerbatimChar"/>
     <w:rPr>
-      <w:color w:val="60a0b0"/>
       <w:b/>
       <w:i/>
+      <w:color w:val="60a0b0"/>
     </w:rPr>
   </w:style>
   <w:style w:type="character" w:customStyle="1" w:styleId="AlertTok">
     <w:name w:val="AlertTok"/>
     <w:basedOn w:val="VerbatimChar"/>
     <w:rPr>
+      <w:b/>
       <w:color w:val="ff0000"/>
-      <w:b/>
     </w:rPr>
   </w:style>
   <w:style w:type="character" w:customStyle="1" w:styleId="ErrorTok">
     <w:name w:val="ErrorTok"/>
     <w:basedOn w:val="VerbatimChar"/>
     <w:rPr>
+      <w:b/>
       <w:color w:val="ff0000"/>
-      <w:b/>
     </w:rPr>
   </w:style>
   <w:style w:type="character" w:customStyle="1" w:styleId="NormalTok">

--- a/packages/docs/static/decision-guides/messaging.docx
+++ b/packages/docs/static/decision-guides/messaging.docx
@@ -11,18 +11,18 @@
           <wp:inline>
             <wp:extent cx="5943600" cy="1289649"/>
             <wp:effectExtent b="0" l="0" r="0" t="0"/>
-            <wp:docPr descr="Medplum" title="" id="10" name="Picture"/>
+            <wp:docPr descr="Medplum" title="" id="21" name="Picture"/>
             <a:graphic>
               <a:graphicData uri="http://schemas.openxmlformats.org/drawingml/2006/picture">
                 <pic:pic>
                   <pic:nvPicPr>
-                    <pic:cNvPr descr="medplum-wordmark-grape.png" id="11" name="Picture"/>
+                    <pic:cNvPr descr="medplum-wordmark-grape.png" id="22" name="Picture"/>
                     <pic:cNvPicPr>
                       <a:picLocks noChangeArrowheads="1" noChangeAspect="1"/>
                     </pic:cNvPicPr>
                   </pic:nvPicPr>
                   <pic:blipFill>
-                    <a:blip r:embed="rId9"/>
+                    <a:blip r:embed="rId20"/>
                     <a:stretch>
                       <a:fillRect/>
                     </a:stretch>
@@ -49,7 +49,7 @@
         </w:drawing>
       </w:r>
     </w:p>
-    <w:bookmarkStart w:id="28" w:name="messaging-communications-decision-guide"/>
+    <w:bookmarkStart w:id="39" w:name="messaging-communications-decision-guide"/>
     <w:p>
       <w:pPr>
         <w:pStyle w:val="Heading1"/>
@@ -72,39 +72,39 @@
       </w:pPr>
       <w:r>
         <w:rPr>
+          <w:iCs/>
           <w:i/>
-          <w:iCs/>
         </w:rPr>
         <w:t xml:space="preserve">Companion to the</w:t>
       </w:r>
       <w:r>
         <w:rPr>
+          <w:iCs/>
           <w:i/>
-          <w:iCs/>
         </w:rPr>
         <w:t xml:space="preserve"> </w:t>
       </w:r>
-      <w:hyperlink r:id="rId12">
+      <w:hyperlink r:id="rId23">
         <w:r>
           <w:rPr>
             <w:rStyle w:val="Hyperlink"/>
+            <w:iCs/>
             <w:i/>
-            <w:iCs/>
           </w:rPr>
           <w:t xml:space="preserve">Messaging &amp; Communications</w:t>
         </w:r>
       </w:hyperlink>
       <w:r>
         <w:rPr>
+          <w:iCs/>
           <w:i/>
-          <w:iCs/>
         </w:rPr>
         <w:t xml:space="preserve"> </w:t>
       </w:r>
       <w:r>
         <w:rPr>
+          <w:iCs/>
           <w:i/>
-          <w:iCs/>
         </w:rPr>
         <w:t xml:space="preserve">docs.</w:t>
       </w:r>
@@ -116,7 +116,7 @@
         </w:pict>
       </w:r>
     </w:p>
-    <w:bookmarkStart w:id="13" w:name="section-1-use-case-participants"/>
+    <w:bookmarkStart w:id="24" w:name="section-1-use-case-participants"/>
     <w:p>
       <w:pPr>
         <w:pStyle w:val="Heading2"/>
@@ -136,7 +136,13 @@
         <w:t xml:space="preserve"> </w:t>
       </w:r>
       <w:r>
-        <w:t xml:space="preserve">“who and why”</w:t>
+        <w:t xml:space="preserve">“</w:t>
+      </w:r>
+      <w:r>
+        <w:t xml:space="preserve">who and why</w:t>
+      </w:r>
+      <w:r>
+        <w:t xml:space="preserve">”</w:t>
       </w:r>
       <w:r>
         <w:t xml:space="preserve"> </w:t>
@@ -151,19 +157,19 @@
       </w:pPr>
       <w:r>
         <w:rPr>
+          <w:bCs/>
           <w:b/>
-          <w:bCs/>
         </w:rPr>
         <w:t xml:space="preserve">1.1 Who is messaging whom?</w:t>
       </w:r>
     </w:p>
     <w:p>
       <w:pPr>
-        <w:pStyle w:val="Compact"/>
         <w:numPr>
           <w:ilvl w:val="0"/>
           <w:numId w:val="1001"/>
         </w:numPr>
+        <w:pStyle w:val="Compact"/>
       </w:pPr>
       <w:r>
         <w:t xml:space="preserve">Patient ↔ provider</w:t>
@@ -171,11 +177,11 @@
     </w:p>
     <w:p>
       <w:pPr>
-        <w:pStyle w:val="Compact"/>
         <w:numPr>
           <w:ilvl w:val="0"/>
           <w:numId w:val="1001"/>
         </w:numPr>
+        <w:pStyle w:val="Compact"/>
       </w:pPr>
       <w:r>
         <w:t xml:space="preserve">Provider ↔ provider</w:t>
@@ -183,11 +189,11 @@
     </w:p>
     <w:p>
       <w:pPr>
-        <w:pStyle w:val="Compact"/>
         <w:numPr>
           <w:ilvl w:val="0"/>
           <w:numId w:val="1001"/>
         </w:numPr>
+        <w:pStyle w:val="Compact"/>
       </w:pPr>
       <w:r>
         <w:t xml:space="preserve">Care team internally (no patient in the thread)</w:t>
@@ -195,11 +201,11 @@
     </w:p>
     <w:p>
       <w:pPr>
-        <w:pStyle w:val="Compact"/>
         <w:numPr>
           <w:ilvl w:val="0"/>
           <w:numId w:val="1001"/>
         </w:numPr>
+        <w:pStyle w:val="Compact"/>
       </w:pPr>
       <w:r>
         <w:t xml:space="preserve">System/automated → patient (one-way notifications)</w:t>
@@ -207,11 +213,11 @@
     </w:p>
     <w:p>
       <w:pPr>
-        <w:pStyle w:val="Compact"/>
         <w:numPr>
           <w:ilvl w:val="0"/>
           <w:numId w:val="1001"/>
         </w:numPr>
+        <w:pStyle w:val="Compact"/>
       </w:pPr>
       <w:r>
         <w:t xml:space="preserve">Some combination of the above</w:t>
@@ -223,8 +229,8 @@
       </w:pPr>
       <w:r>
         <w:rPr>
+          <w:iCs/>
           <w:i/>
-          <w:iCs/>
         </w:rPr>
         <w:t xml:space="preserve">Why it matters: different participant types affect access control, thread structure, and whether a patient subject is always required on a thread.</w:t>
       </w:r>
@@ -235,19 +241,19 @@
       </w:pPr>
       <w:r>
         <w:rPr>
+          <w:bCs/>
           <w:b/>
-          <w:bCs/>
         </w:rPr>
         <w:t xml:space="preserve">1.2 What is the primary purpose of messaging in their product?</w:t>
       </w:r>
     </w:p>
     <w:p>
       <w:pPr>
-        <w:pStyle w:val="Compact"/>
         <w:numPr>
           <w:ilvl w:val="0"/>
           <w:numId w:val="1002"/>
         </w:numPr>
+        <w:pStyle w:val="Compact"/>
       </w:pPr>
       <w:r>
         <w:t xml:space="preserve">Clinical care coordination (e.g. async visits, follow-ups)</w:t>
@@ -255,11 +261,11 @@
     </w:p>
     <w:p>
       <w:pPr>
-        <w:pStyle w:val="Compact"/>
         <w:numPr>
           <w:ilvl w:val="0"/>
           <w:numId w:val="1002"/>
         </w:numPr>
+        <w:pStyle w:val="Compact"/>
       </w:pPr>
       <w:r>
         <w:t xml:space="preserve">Patient engagement / support</w:t>
@@ -267,11 +273,11 @@
     </w:p>
     <w:p>
       <w:pPr>
-        <w:pStyle w:val="Compact"/>
         <w:numPr>
           <w:ilvl w:val="0"/>
           <w:numId w:val="1002"/>
         </w:numPr>
+        <w:pStyle w:val="Compact"/>
       </w:pPr>
       <w:r>
         <w:t xml:space="preserve">Internal operational communication</w:t>
@@ -279,11 +285,11 @@
     </w:p>
     <w:p>
       <w:pPr>
-        <w:pStyle w:val="Compact"/>
         <w:numPr>
           <w:ilvl w:val="0"/>
           <w:numId w:val="1002"/>
         </w:numPr>
+        <w:pStyle w:val="Compact"/>
       </w:pPr>
       <w:r>
         <w:t xml:space="preserve">Outbound notifications only (reminders, results)</w:t>
@@ -295,8 +301,8 @@
       </w:pPr>
       <w:r>
         <w:rPr>
+          <w:iCs/>
           <w:i/>
-          <w:iCs/>
         </w:rPr>
         <w:t xml:space="preserve">Why it matters: determines how much of the feature set is actually needed and whether async encounters/billing will come up.</w:t>
       </w:r>
@@ -307,19 +313,19 @@
       </w:pPr>
       <w:r>
         <w:rPr>
+          <w:bCs/>
           <w:b/>
-          <w:bCs/>
         </w:rPr>
         <w:t xml:space="preserve">1.3 Is this a new build or replacing something they have today?</w:t>
       </w:r>
     </w:p>
     <w:p>
       <w:pPr>
-        <w:pStyle w:val="Compact"/>
         <w:numPr>
           <w:ilvl w:val="0"/>
           <w:numId w:val="1003"/>
         </w:numPr>
+        <w:pStyle w:val="Compact"/>
       </w:pPr>
       <w:r>
         <w:t xml:space="preserve">If replacing: what are they replacing, and what are the gaps that drove this?</w:t>
@@ -327,11 +333,11 @@
     </w:p>
     <w:p>
       <w:pPr>
-        <w:pStyle w:val="Compact"/>
         <w:numPr>
           <w:ilvl w:val="0"/>
           <w:numId w:val="1003"/>
         </w:numPr>
+        <w:pStyle w:val="Compact"/>
       </w:pPr>
       <w:r>
         <w:t xml:space="preserve">If new: is messaging central to the product or additive?</w:t>
@@ -343,8 +349,8 @@
       </w:pPr>
       <w:r>
         <w:rPr>
+          <w:iCs/>
           <w:i/>
-          <w:iCs/>
         </w:rPr>
         <w:t xml:space="preserve">Why it matters: existing systems often carry assumptions about data model or UX that will surface as requirements. Knowing this early prevents surprises.</w:t>
       </w:r>
@@ -356,8 +362,8 @@
         </w:pict>
       </w:r>
     </w:p>
-    <w:bookmarkEnd w:id="13"/>
-    <w:bookmarkStart w:id="14" w:name="section-2-feature-scoping"/>
+    <w:bookmarkEnd w:id="24"/>
+    <w:bookmarkStart w:id="25" w:name="section-2-feature-scoping"/>
     <w:p>
       <w:pPr>
         <w:pStyle w:val="Heading2"/>
@@ -372,8 +378,8 @@
       </w:pPr>
       <w:r>
         <w:rPr>
+          <w:iCs/>
           <w:i/>
-          <w:iCs/>
         </w:rPr>
         <w:t xml:space="preserve">Go through each together. For each: Yes / No / Nice-to-have / Not sure.</w:t>
       </w:r>
@@ -382,8 +388,9 @@
       <w:tblPr>
         <w:tblStyle w:val="Table"/>
         <w:tblW w:w="9360" w:type="dxa"/>
+        <w:tblLook w:firstRow="1" w:lastRow="0" w:firstColumn="0" w:lastColumn="0" w:noHBand="0" w:noVBand="0" w:val="0020"/>
+        <w:jc w:val="start"/>
         <w:tblLayout w:type="fixed"/>
-        <w:tblLook w:firstRow="1" w:lastRow="0" w:firstColumn="0" w:lastColumn="0" w:noHBand="0" w:noVBand="0" w:val="0020"/>
       </w:tblPr>
       <w:tblGrid>
         <w:gridCol w:w="460"/>
@@ -396,7 +403,7 @@
       <w:tr>
         <w:trPr>
           <w:cantSplit/>
-          <w:tblHeader w:val="on"/>
+          <w:tblHeader w:val="true"/>
         </w:trPr>
         <w:tc>
           <w:tcPr/>
@@ -967,8 +974,8 @@
         </w:pict>
       </w:r>
     </w:p>
-    <w:bookmarkEnd w:id="14"/>
-    <w:bookmarkStart w:id="24" w:name="section-3-feature-deep-dives"/>
+    <w:bookmarkEnd w:id="25"/>
+    <w:bookmarkStart w:id="35" w:name="section-3-feature-deep-dives"/>
     <w:p>
       <w:pPr>
         <w:pStyle w:val="Heading2"/>
@@ -983,8 +990,8 @@
       </w:pPr>
       <w:r>
         <w:rPr>
+          <w:iCs/>
           <w:i/>
-          <w:iCs/>
         </w:rPr>
         <w:t xml:space="preserve">Cover each feature flagged Yes or Nice-to-have. The goal is to land on a clear recommended approach by the end of each section.</w:t>
       </w:r>
@@ -996,7 +1003,7 @@
         </w:pict>
       </w:r>
     </w:p>
-    <w:bookmarkStart w:id="15" w:name="thread-structure-always-covered"/>
+    <w:bookmarkStart w:id="26" w:name="thread-structure-always-covered"/>
     <w:p>
       <w:pPr>
         <w:pStyle w:val="Heading3"/>
@@ -1009,8 +1016,8 @@
       </w:r>
       <w:r>
         <w:rPr>
+          <w:iCs/>
           <w:i/>
-          <w:iCs/>
         </w:rPr>
         <w:t xml:space="preserve">(always covered)</w:t>
       </w:r>
@@ -1021,19 +1028,19 @@
       </w:pPr>
       <w:r>
         <w:rPr>
+          <w:bCs/>
           <w:b/>
-          <w:bCs/>
         </w:rPr>
         <w:t xml:space="preserve">Questions:</w:t>
       </w:r>
     </w:p>
     <w:p>
       <w:pPr>
-        <w:pStyle w:val="Compact"/>
         <w:numPr>
           <w:ilvl w:val="0"/>
           <w:numId w:val="1004"/>
         </w:numPr>
+        <w:pStyle w:val="Compact"/>
       </w:pPr>
       <w:r>
         <w:t xml:space="preserve">Are threads always tied to a specific patient, or do you need internal/admin threads with no patient context?</w:t>
@@ -1041,11 +1048,11 @@
     </w:p>
     <w:p>
       <w:pPr>
-        <w:pStyle w:val="Compact"/>
         <w:numPr>
           <w:ilvl w:val="0"/>
           <w:numId w:val="1004"/>
         </w:numPr>
+        <w:pStyle w:val="Compact"/>
       </w:pPr>
       <w:r>
         <w:t xml:space="preserve">Are threads 1:1 only, or do you need group conversations with more than two participants?</w:t>
@@ -1053,11 +1060,11 @@
     </w:p>
     <w:p>
       <w:pPr>
-        <w:pStyle w:val="Compact"/>
         <w:numPr>
           <w:ilvl w:val="0"/>
           <w:numId w:val="1004"/>
         </w:numPr>
+        <w:pStyle w:val="Compact"/>
       </w:pPr>
       <w:r>
         <w:t xml:space="preserve">Do threads need to be tagged or categorized (e.g. by specialty, product line, urgency)? If so, do tags need to be combinable (e.g. a thread tagged both</w:t>
@@ -1066,7 +1073,13 @@
         <w:t xml:space="preserve"> </w:t>
       </w:r>
       <w:r>
-        <w:t xml:space="preserve">“cardiology”</w:t>
+        <w:t xml:space="preserve">“</w:t>
+      </w:r>
+      <w:r>
+        <w:t xml:space="preserve">cardiology</w:t>
+      </w:r>
+      <w:r>
+        <w:t xml:space="preserve">”</w:t>
       </w:r>
       <w:r>
         <w:t xml:space="preserve"> </w:t>
@@ -1078,7 +1091,13 @@
         <w:t xml:space="preserve"> </w:t>
       </w:r>
       <w:r>
-        <w:t xml:space="preserve">“urgent”</w:t>
+        <w:t xml:space="preserve">“</w:t>
+      </w:r>
+      <w:r>
+        <w:t xml:space="preserve">urgent</w:t>
+      </w:r>
+      <w:r>
+        <w:t xml:space="preserve">”</w:t>
       </w:r>
       <w:r>
         <w:t xml:space="preserve">)?</w:t>
@@ -1090,8 +1109,8 @@
       </w:pPr>
       <w:r>
         <w:rPr>
+          <w:bCs/>
           <w:b/>
-          <w:bCs/>
         </w:rPr>
         <w:t xml:space="preserve">What the answers drive:</w:t>
       </w:r>
@@ -1100,8 +1119,9 @@
       <w:tblPr>
         <w:tblStyle w:val="Table"/>
         <w:tblW w:w="9360" w:type="dxa"/>
+        <w:tblLook w:firstRow="1" w:lastRow="0" w:firstColumn="0" w:lastColumn="0" w:noHBand="0" w:noVBand="0" w:val="0020"/>
+        <w:jc w:val="start"/>
         <w:tblLayout w:type="fixed"/>
-        <w:tblLook w:firstRow="1" w:lastRow="0" w:firstColumn="0" w:lastColumn="0" w:noHBand="0" w:noVBand="0" w:val="0020"/>
       </w:tblPr>
       <w:tblGrid>
         <w:gridCol w:w="4702"/>
@@ -1110,7 +1130,7 @@
       <w:tr>
         <w:trPr>
           <w:cantSplit/>
-          <w:tblHeader w:val="on"/>
+          <w:tblHeader w:val="true"/>
         </w:trPr>
         <w:tc>
           <w:tcPr/>
@@ -1373,8 +1393,8 @@
         </w:pict>
       </w:r>
     </w:p>
-    <w:bookmarkEnd w:id="15"/>
-    <w:bookmarkStart w:id="16" w:name="live-updates"/>
+    <w:bookmarkEnd w:id="26"/>
+    <w:bookmarkStart w:id="27" w:name="live-updates"/>
     <w:p>
       <w:pPr>
         <w:pStyle w:val="Heading3"/>
@@ -1389,19 +1409,19 @@
       </w:pPr>
       <w:r>
         <w:rPr>
+          <w:bCs/>
           <w:b/>
-          <w:bCs/>
         </w:rPr>
         <w:t xml:space="preserve">Questions:</w:t>
       </w:r>
     </w:p>
     <w:p>
       <w:pPr>
-        <w:pStyle w:val="Compact"/>
         <w:numPr>
           <w:ilvl w:val="0"/>
           <w:numId w:val="1005"/>
         </w:numPr>
+        <w:pStyle w:val="Compact"/>
       </w:pPr>
       <w:r>
         <w:t xml:space="preserve">Do new messages need to appear in real time without a page refresh?</w:t>
@@ -1409,11 +1429,11 @@
     </w:p>
     <w:p>
       <w:pPr>
-        <w:pStyle w:val="Compact"/>
         <w:numPr>
           <w:ilvl w:val="0"/>
           <w:numId w:val="1005"/>
         </w:numPr>
+        <w:pStyle w:val="Compact"/>
       </w:pPr>
       <w:r>
         <w:t xml:space="preserve">Is this needed for the patient-facing app, the provider-facing app, or both?</w:t>
@@ -1425,8 +1445,8 @@
       </w:pPr>
       <w:r>
         <w:rPr>
+          <w:bCs/>
           <w:b/>
-          <w:bCs/>
         </w:rPr>
         <w:t xml:space="preserve">What the answers drive:</w:t>
       </w:r>
@@ -1435,8 +1455,9 @@
       <w:tblPr>
         <w:tblStyle w:val="Table"/>
         <w:tblW w:w="9360" w:type="dxa"/>
+        <w:tblLook w:firstRow="1" w:lastRow="0" w:firstColumn="0" w:lastColumn="0" w:noHBand="0" w:noVBand="0" w:val="0020"/>
+        <w:jc w:val="start"/>
         <w:tblLayout w:type="fixed"/>
-        <w:tblLook w:firstRow="1" w:lastRow="0" w:firstColumn="0" w:lastColumn="0" w:noHBand="0" w:noVBand="0" w:val="0020"/>
       </w:tblPr>
       <w:tblGrid>
         <w:gridCol w:w="4616"/>
@@ -1445,7 +1466,7 @@
       <w:tr>
         <w:trPr>
           <w:cantSplit/>
-          <w:tblHeader w:val="on"/>
+          <w:tblHeader w:val="true"/>
         </w:trPr>
         <w:tc>
           <w:tcPr/>
@@ -1567,8 +1588,8 @@
         </w:pict>
       </w:r>
     </w:p>
-    <w:bookmarkEnd w:id="16"/>
-    <w:bookmarkStart w:id="17" w:name="routing-assignment"/>
+    <w:bookmarkEnd w:id="27"/>
+    <w:bookmarkStart w:id="28" w:name="routing-assignment"/>
     <w:p>
       <w:pPr>
         <w:pStyle w:val="Heading3"/>
@@ -1583,19 +1604,19 @@
       </w:pPr>
       <w:r>
         <w:rPr>
+          <w:bCs/>
           <w:b/>
-          <w:bCs/>
         </w:rPr>
         <w:t xml:space="preserve">Questions:</w:t>
       </w:r>
     </w:p>
     <w:p>
       <w:pPr>
-        <w:pStyle w:val="Compact"/>
         <w:numPr>
           <w:ilvl w:val="0"/>
           <w:numId w:val="1006"/>
         </w:numPr>
+        <w:pStyle w:val="Compact"/>
       </w:pPr>
       <w:r>
         <w:t xml:space="preserve">Do messages get assigned to specific providers, to a pool/queue by role, or both?</w:t>
@@ -1603,11 +1624,11 @@
     </w:p>
     <w:p>
       <w:pPr>
-        <w:pStyle w:val="Compact"/>
         <w:numPr>
           <w:ilvl w:val="0"/>
           <w:numId w:val="1006"/>
         </w:numPr>
+        <w:pStyle w:val="Compact"/>
       </w:pPr>
       <w:r>
         <w:t xml:space="preserve">Can threads be reassigned or escalated after initial assignment?</w:t>
@@ -1615,11 +1636,11 @@
     </w:p>
     <w:p>
       <w:pPr>
-        <w:pStyle w:val="Compact"/>
         <w:numPr>
           <w:ilvl w:val="0"/>
           <w:numId w:val="1006"/>
         </w:numPr>
+        <w:pStyle w:val="Compact"/>
       </w:pPr>
       <w:r>
         <w:t xml:space="preserve">After reassignment, does the previous owner need to retain visibility of the thread?</w:t>
@@ -1627,11 +1648,11 @@
     </w:p>
     <w:p>
       <w:pPr>
-        <w:pStyle w:val="Compact"/>
         <w:numPr>
           <w:ilvl w:val="0"/>
           <w:numId w:val="1006"/>
         </w:numPr>
+        <w:pStyle w:val="Compact"/>
       </w:pPr>
       <w:r>
         <w:t xml:space="preserve">Do you need a structured audit trail of who owned a thread and why it was rerouted?</w:t>
@@ -1643,8 +1664,8 @@
       </w:pPr>
       <w:r>
         <w:rPr>
+          <w:bCs/>
           <w:b/>
-          <w:bCs/>
         </w:rPr>
         <w:t xml:space="preserve">What the answers drive:</w:t>
       </w:r>
@@ -1653,8 +1674,9 @@
       <w:tblPr>
         <w:tblStyle w:val="Table"/>
         <w:tblW w:w="9360" w:type="dxa"/>
+        <w:tblLook w:firstRow="1" w:lastRow="0" w:firstColumn="0" w:lastColumn="0" w:noHBand="0" w:noVBand="0" w:val="0020"/>
+        <w:jc w:val="start"/>
         <w:tblLayout w:type="fixed"/>
-        <w:tblLook w:firstRow="1" w:lastRow="0" w:firstColumn="0" w:lastColumn="0" w:noHBand="0" w:noVBand="0" w:val="0020"/>
       </w:tblPr>
       <w:tblGrid>
         <w:gridCol w:w="4492"/>
@@ -1663,7 +1685,7 @@
       <w:tr>
         <w:trPr>
           <w:cantSplit/>
-          <w:tblHeader w:val="on"/>
+          <w:tblHeader w:val="true"/>
         </w:trPr>
         <w:tc>
           <w:tcPr/>
@@ -2066,8 +2088,8 @@
         </w:pict>
       </w:r>
     </w:p>
-    <w:bookmarkEnd w:id="17"/>
-    <w:bookmarkStart w:id="18" w:name="read-receipts-unread-state"/>
+    <w:bookmarkEnd w:id="28"/>
+    <w:bookmarkStart w:id="29" w:name="read-receipts-unread-state"/>
     <w:p>
       <w:pPr>
         <w:pStyle w:val="Heading3"/>
@@ -2082,19 +2104,19 @@
       </w:pPr>
       <w:r>
         <w:rPr>
+          <w:bCs/>
           <w:b/>
-          <w:bCs/>
         </w:rPr>
         <w:t xml:space="preserve">Questions:</w:t>
       </w:r>
     </w:p>
     <w:p>
       <w:pPr>
-        <w:pStyle w:val="Compact"/>
         <w:numPr>
           <w:ilvl w:val="0"/>
           <w:numId w:val="1007"/>
         </w:numPr>
+        <w:pStyle w:val="Compact"/>
       </w:pPr>
       <w:r>
         <w:t xml:space="preserve">Are threads ever group conversations (more than 2 participants)?</w:t>
@@ -2102,11 +2124,11 @@
     </w:p>
     <w:p>
       <w:pPr>
-        <w:pStyle w:val="Compact"/>
         <w:numPr>
           <w:ilvl w:val="0"/>
           <w:numId w:val="1007"/>
         </w:numPr>
+        <w:pStyle w:val="Compact"/>
       </w:pPr>
       <w:r>
         <w:t xml:space="preserve">Do you need to query unread counts via API — e.g. a badge count or a list of all unread threads for a user?</w:t>
@@ -2114,11 +2136,11 @@
     </w:p>
     <w:p>
       <w:pPr>
-        <w:pStyle w:val="Compact"/>
         <w:numPr>
           <w:ilvl w:val="0"/>
           <w:numId w:val="1007"/>
         </w:numPr>
+        <w:pStyle w:val="Compact"/>
       </w:pPr>
       <w:r>
         <w:t xml:space="preserve">Do unread counts need to be tracked per-recipient in a group thread?</w:t>
@@ -2130,8 +2152,8 @@
       </w:pPr>
       <w:r>
         <w:rPr>
+          <w:bCs/>
           <w:b/>
-          <w:bCs/>
         </w:rPr>
         <w:t xml:space="preserve">What the answers drive:</w:t>
       </w:r>
@@ -2140,8 +2162,9 @@
       <w:tblPr>
         <w:tblStyle w:val="Table"/>
         <w:tblW w:w="9360" w:type="dxa"/>
+        <w:tblLook w:firstRow="1" w:lastRow="0" w:firstColumn="0" w:lastColumn="0" w:noHBand="0" w:noVBand="0" w:val="0020"/>
+        <w:jc w:val="start"/>
         <w:tblLayout w:type="fixed"/>
-        <w:tblLook w:firstRow="1" w:lastRow="0" w:firstColumn="0" w:lastColumn="0" w:noHBand="0" w:noVBand="0" w:val="0020"/>
       </w:tblPr>
       <w:tblGrid>
         <w:gridCol w:w="4559"/>
@@ -2150,7 +2173,7 @@
       <w:tr>
         <w:trPr>
           <w:cantSplit/>
-          <w:tblHeader w:val="on"/>
+          <w:tblHeader w:val="true"/>
         </w:trPr>
         <w:tc>
           <w:tcPr/>
@@ -2287,8 +2310,8 @@
         </w:pict>
       </w:r>
     </w:p>
-    <w:bookmarkEnd w:id="18"/>
-    <w:bookmarkStart w:id="19" w:name="attachments"/>
+    <w:bookmarkEnd w:id="29"/>
+    <w:bookmarkStart w:id="30" w:name="attachments"/>
     <w:p>
       <w:pPr>
         <w:pStyle w:val="Heading3"/>
@@ -2303,19 +2326,19 @@
       </w:pPr>
       <w:r>
         <w:rPr>
+          <w:bCs/>
           <w:b/>
-          <w:bCs/>
         </w:rPr>
         <w:t xml:space="preserve">Questions:</w:t>
       </w:r>
     </w:p>
     <w:p>
       <w:pPr>
-        <w:pStyle w:val="Compact"/>
         <w:numPr>
           <w:ilvl w:val="0"/>
           <w:numId w:val="1008"/>
         </w:numPr>
+        <w:pStyle w:val="Compact"/>
       </w:pPr>
       <w:r>
         <w:t xml:space="preserve">What file types need to be supported?</w:t>
@@ -2323,11 +2346,11 @@
     </w:p>
     <w:p>
       <w:pPr>
-        <w:pStyle w:val="Compact"/>
         <w:numPr>
           <w:ilvl w:val="0"/>
           <w:numId w:val="1008"/>
         </w:numPr>
+        <w:pStyle w:val="Compact"/>
       </w:pPr>
       <w:r>
         <w:t xml:space="preserve">Do attachments need to be searchable or referenceable as clinical documents — e.g. queryable by patient or document type — or are they just files to download within a message?</w:t>
@@ -2339,8 +2362,8 @@
       </w:pPr>
       <w:r>
         <w:rPr>
+          <w:bCs/>
           <w:b/>
-          <w:bCs/>
         </w:rPr>
         <w:t xml:space="preserve">What the answers drive:</w:t>
       </w:r>
@@ -2349,8 +2372,9 @@
       <w:tblPr>
         <w:tblStyle w:val="Table"/>
         <w:tblW w:w="9360" w:type="dxa"/>
+        <w:tblLook w:firstRow="1" w:lastRow="0" w:firstColumn="0" w:lastColumn="0" w:noHBand="0" w:noVBand="0" w:val="0020"/>
+        <w:jc w:val="start"/>
         <w:tblLayout w:type="fixed"/>
-        <w:tblLook w:firstRow="1" w:lastRow="0" w:firstColumn="0" w:lastColumn="0" w:noHBand="0" w:noVBand="0" w:val="0020"/>
       </w:tblPr>
       <w:tblGrid>
         <w:gridCol w:w="4589"/>
@@ -2359,7 +2383,7 @@
       <w:tr>
         <w:trPr>
           <w:cantSplit/>
-          <w:tblHeader w:val="on"/>
+          <w:tblHeader w:val="true"/>
         </w:trPr>
         <w:tc>
           <w:tcPr/>
@@ -2565,8 +2589,8 @@
         </w:pict>
       </w:r>
     </w:p>
-    <w:bookmarkEnd w:id="19"/>
-    <w:bookmarkStart w:id="20" w:name="editing-drafts"/>
+    <w:bookmarkEnd w:id="30"/>
+    <w:bookmarkStart w:id="31" w:name="editing-drafts"/>
     <w:p>
       <w:pPr>
         <w:pStyle w:val="Heading3"/>
@@ -2581,19 +2605,19 @@
       </w:pPr>
       <w:r>
         <w:rPr>
+          <w:bCs/>
           <w:b/>
-          <w:bCs/>
         </w:rPr>
         <w:t xml:space="preserve">Questions:</w:t>
       </w:r>
     </w:p>
     <w:p>
       <w:pPr>
-        <w:pStyle w:val="Compact"/>
         <w:numPr>
           <w:ilvl w:val="0"/>
           <w:numId w:val="1009"/>
         </w:numPr>
+        <w:pStyle w:val="Compact"/>
       </w:pPr>
       <w:r>
         <w:t xml:space="preserve">Can sent messages be corrected or retracted after sending?</w:t>
@@ -2601,17 +2625,23 @@
     </w:p>
     <w:p>
       <w:pPr>
-        <w:pStyle w:val="Compact"/>
         <w:numPr>
           <w:ilvl w:val="0"/>
           <w:numId w:val="1009"/>
         </w:numPr>
+        <w:pStyle w:val="Compact"/>
       </w:pPr>
       <w:r>
         <w:t xml:space="preserve">If so, does the original message content need to be discoverable via search (e.g. </w:t>
       </w:r>
       <w:r>
-        <w:t xml:space="preserve">“show all edited messages”</w:t>
+        <w:t xml:space="preserve">“</w:t>
+      </w:r>
+      <w:r>
+        <w:t xml:space="preserve">show all edited messages</w:t>
+      </w:r>
+      <w:r>
+        <w:t xml:space="preserve">”</w:t>
       </w:r>
       <w:r>
         <w:t xml:space="preserve">), or is it sufficient for the history to exist but not be directly queryable?</w:t>
@@ -2619,11 +2649,11 @@
     </w:p>
     <w:p>
       <w:pPr>
-        <w:pStyle w:val="Compact"/>
         <w:numPr>
           <w:ilvl w:val="0"/>
           <w:numId w:val="1009"/>
         </w:numPr>
+        <w:pStyle w:val="Compact"/>
       </w:pPr>
       <w:r>
         <w:t xml:space="preserve">Do users need to save a draft and return to it across sessions or devices, or is per-device/browser draft storage acceptable?</w:t>
@@ -2635,8 +2665,8 @@
       </w:pPr>
       <w:r>
         <w:rPr>
+          <w:bCs/>
           <w:b/>
-          <w:bCs/>
         </w:rPr>
         <w:t xml:space="preserve">What the answers drive:</w:t>
       </w:r>
@@ -2645,8 +2675,9 @@
       <w:tblPr>
         <w:tblStyle w:val="Table"/>
         <w:tblW w:w="9360" w:type="dxa"/>
+        <w:tblLook w:firstRow="1" w:lastRow="0" w:firstColumn="0" w:lastColumn="0" w:noHBand="0" w:noVBand="0" w:val="0020"/>
+        <w:jc w:val="start"/>
         <w:tblLayout w:type="fixed"/>
-        <w:tblLook w:firstRow="1" w:lastRow="0" w:firstColumn="0" w:lastColumn="0" w:noHBand="0" w:noVBand="0" w:val="0020"/>
       </w:tblPr>
       <w:tblGrid>
         <w:gridCol w:w="4517"/>
@@ -2655,7 +2686,7 @@
       <w:tr>
         <w:trPr>
           <w:cantSplit/>
-          <w:tblHeader w:val="on"/>
+          <w:tblHeader w:val="true"/>
         </w:trPr>
         <w:tc>
           <w:tcPr/>
@@ -2988,8 +3019,8 @@
         </w:pict>
       </w:r>
     </w:p>
-    <w:bookmarkEnd w:id="20"/>
-    <w:bookmarkStart w:id="21" w:name="automations"/>
+    <w:bookmarkEnd w:id="31"/>
+    <w:bookmarkStart w:id="32" w:name="automations"/>
     <w:p>
       <w:pPr>
         <w:pStyle w:val="Heading3"/>
@@ -3004,19 +3035,19 @@
       </w:pPr>
       <w:r>
         <w:rPr>
+          <w:bCs/>
           <w:b/>
-          <w:bCs/>
         </w:rPr>
         <w:t xml:space="preserve">Questions:</w:t>
       </w:r>
     </w:p>
     <w:p>
       <w:pPr>
-        <w:pStyle w:val="Compact"/>
         <w:numPr>
           <w:ilvl w:val="0"/>
           <w:numId w:val="1010"/>
         </w:numPr>
+        <w:pStyle w:val="Compact"/>
       </w:pPr>
       <w:r>
         <w:t xml:space="preserve">Are there events that should trigger automated messages (e.g. new lab result, appointment reminder)?</w:t>
@@ -3024,11 +3055,11 @@
     </w:p>
     <w:p>
       <w:pPr>
-        <w:pStyle w:val="Compact"/>
         <w:numPr>
           <w:ilvl w:val="0"/>
           <w:numId w:val="1010"/>
         </w:numPr>
+        <w:pStyle w:val="Compact"/>
       </w:pPr>
       <w:r>
         <w:t xml:space="preserve">Are there SLA or response-time requirements (e.g. all messages responded to within 4 hours)?</w:t>
@@ -3036,11 +3067,11 @@
     </w:p>
     <w:p>
       <w:pPr>
-        <w:pStyle w:val="Compact"/>
         <w:numPr>
           <w:ilvl w:val="0"/>
           <w:numId w:val="1010"/>
         </w:numPr>
+        <w:pStyle w:val="Compact"/>
       </w:pPr>
       <w:r>
         <w:t xml:space="preserve">Do providers have out-of-office or availability states that should affect routing?</w:t>
@@ -3048,11 +3079,11 @@
     </w:p>
     <w:p>
       <w:pPr>
-        <w:pStyle w:val="Compact"/>
         <w:numPr>
           <w:ilvl w:val="0"/>
           <w:numId w:val="1010"/>
         </w:numPr>
+        <w:pStyle w:val="Compact"/>
       </w:pPr>
       <w:r>
         <w:t xml:space="preserve">Do you need to report on SLA compliance or response time metrics?</w:t>
@@ -3064,8 +3095,8 @@
       </w:pPr>
       <w:r>
         <w:rPr>
+          <w:bCs/>
           <w:b/>
-          <w:bCs/>
         </w:rPr>
         <w:t xml:space="preserve">What the answers drive:</w:t>
       </w:r>
@@ -3074,8 +3105,9 @@
       <w:tblPr>
         <w:tblStyle w:val="Table"/>
         <w:tblW w:w="9360" w:type="dxa"/>
+        <w:tblLook w:firstRow="1" w:lastRow="0" w:firstColumn="0" w:lastColumn="0" w:noHBand="0" w:noVBand="0" w:val="0020"/>
+        <w:jc w:val="start"/>
         <w:tblLayout w:type="fixed"/>
-        <w:tblLook w:firstRow="1" w:lastRow="0" w:firstColumn="0" w:lastColumn="0" w:noHBand="0" w:noVBand="0" w:val="0020"/>
       </w:tblPr>
       <w:tblGrid>
         <w:gridCol w:w="4775"/>
@@ -3084,7 +3116,7 @@
       <w:tr>
         <w:trPr>
           <w:cantSplit/>
-          <w:tblHeader w:val="on"/>
+          <w:tblHeader w:val="true"/>
         </w:trPr>
         <w:tc>
           <w:tcPr/>
@@ -3268,8 +3300,8 @@
         </w:pict>
       </w:r>
     </w:p>
-    <w:bookmarkEnd w:id="21"/>
-    <w:bookmarkStart w:id="22" w:name="external-channels"/>
+    <w:bookmarkEnd w:id="32"/>
+    <w:bookmarkStart w:id="33" w:name="external-channels"/>
     <w:p>
       <w:pPr>
         <w:pStyle w:val="Heading3"/>
@@ -3284,19 +3316,19 @@
       </w:pPr>
       <w:r>
         <w:rPr>
+          <w:bCs/>
           <w:b/>
-          <w:bCs/>
         </w:rPr>
         <w:t xml:space="preserve">Questions:</w:t>
       </w:r>
     </w:p>
     <w:p>
       <w:pPr>
-        <w:pStyle w:val="Compact"/>
         <w:numPr>
           <w:ilvl w:val="0"/>
           <w:numId w:val="1011"/>
         </w:numPr>
+        <w:pStyle w:val="Compact"/>
       </w:pPr>
       <w:r>
         <w:t xml:space="preserve">Which channels — SMS, email, other?</w:t>
@@ -3304,11 +3336,11 @@
     </w:p>
     <w:p>
       <w:pPr>
-        <w:pStyle w:val="Compact"/>
         <w:numPr>
           <w:ilvl w:val="0"/>
           <w:numId w:val="1011"/>
         </w:numPr>
+        <w:pStyle w:val="Compact"/>
       </w:pPr>
       <w:r>
         <w:t xml:space="preserve">Is this outbound-only (notify the patient) or does the patient reply back into the thread?</w:t>
@@ -3316,11 +3348,11 @@
     </w:p>
     <w:p>
       <w:pPr>
-        <w:pStyle w:val="Compact"/>
         <w:numPr>
           <w:ilvl w:val="0"/>
           <w:numId w:val="1011"/>
         </w:numPr>
+        <w:pStyle w:val="Compact"/>
       </w:pPr>
       <w:r>
         <w:t xml:space="preserve">If inbound replies are needed, how is the patient identified from an incoming message (e.g. phone number, email address)?</w:t>
@@ -3328,11 +3360,11 @@
     </w:p>
     <w:p>
       <w:pPr>
-        <w:pStyle w:val="Compact"/>
         <w:numPr>
           <w:ilvl w:val="0"/>
           <w:numId w:val="1011"/>
         </w:numPr>
+        <w:pStyle w:val="Compact"/>
       </w:pPr>
       <w:r>
         <w:t xml:space="preserve">Does the external provider (e.g. Twilio) have its own conversation ID that can be stored for thread matching?</w:t>
@@ -3344,8 +3376,8 @@
       </w:pPr>
       <w:r>
         <w:rPr>
+          <w:bCs/>
           <w:b/>
-          <w:bCs/>
         </w:rPr>
         <w:t xml:space="preserve">What the answers drive:</w:t>
       </w:r>
@@ -3354,8 +3386,9 @@
       <w:tblPr>
         <w:tblStyle w:val="Table"/>
         <w:tblW w:w="9360" w:type="dxa"/>
+        <w:tblLook w:firstRow="1" w:lastRow="0" w:firstColumn="0" w:lastColumn="0" w:noHBand="0" w:noVBand="0" w:val="0020"/>
+        <w:jc w:val="start"/>
         <w:tblLayout w:type="fixed"/>
-        <w:tblLook w:firstRow="1" w:lastRow="0" w:firstColumn="0" w:lastColumn="0" w:noHBand="0" w:noVBand="0" w:val="0020"/>
       </w:tblPr>
       <w:tblGrid>
         <w:gridCol w:w="4354"/>
@@ -3364,7 +3397,7 @@
       <w:tr>
         <w:trPr>
           <w:cantSplit/>
-          <w:tblHeader w:val="on"/>
+          <w:tblHeader w:val="true"/>
         </w:trPr>
         <w:tc>
           <w:tcPr/>
@@ -3660,8 +3693,8 @@
         </w:pict>
       </w:r>
     </w:p>
-    <w:bookmarkEnd w:id="22"/>
-    <w:bookmarkStart w:id="23" w:name="async-encounters-billing"/>
+    <w:bookmarkEnd w:id="33"/>
+    <w:bookmarkStart w:id="34" w:name="async-encounters-billing"/>
     <w:p>
       <w:pPr>
         <w:pStyle w:val="Heading3"/>
@@ -3676,19 +3709,19 @@
       </w:pPr>
       <w:r>
         <w:rPr>
+          <w:bCs/>
           <w:b/>
-          <w:bCs/>
         </w:rPr>
         <w:t xml:space="preserve">Questions:</w:t>
       </w:r>
     </w:p>
     <w:p>
       <w:pPr>
-        <w:pStyle w:val="Compact"/>
         <w:numPr>
           <w:ilvl w:val="0"/>
           <w:numId w:val="1012"/>
         </w:numPr>
+        <w:pStyle w:val="Compact"/>
       </w:pPr>
       <w:r>
         <w:t xml:space="preserve">Does the customer intend to bill for messaging-based care?</w:t>
@@ -3696,11 +3729,11 @@
     </w:p>
     <w:p>
       <w:pPr>
-        <w:pStyle w:val="Compact"/>
         <w:numPr>
           <w:ilvl w:val="0"/>
           <w:numId w:val="1012"/>
         </w:numPr>
+        <w:pStyle w:val="Compact"/>
       </w:pPr>
       <w:r>
         <w:t xml:space="preserve">How do you define a</w:t>
@@ -3709,7 +3742,13 @@
         <w:t xml:space="preserve"> </w:t>
       </w:r>
       <w:r>
-        <w:t xml:space="preserve">“session”</w:t>
+        <w:t xml:space="preserve">“</w:t>
+      </w:r>
+      <w:r>
+        <w:t xml:space="preserve">session</w:t>
+      </w:r>
+      <w:r>
+        <w:t xml:space="preserve">”</w:t>
       </w:r>
       <w:r>
         <w:t xml:space="preserve"> </w:t>
@@ -3720,11 +3759,11 @@
     </w:p>
     <w:p>
       <w:pPr>
-        <w:pStyle w:val="Compact"/>
         <w:numPr>
           <w:ilvl w:val="0"/>
           <w:numId w:val="1012"/>
         </w:numPr>
+        <w:pStyle w:val="Compact"/>
       </w:pPr>
       <w:r>
         <w:t xml:space="preserve">Can a single messaging session involve multiple patients (e.g. a parent asking about two children)?</w:t>
@@ -3732,11 +3771,11 @@
     </w:p>
     <w:p>
       <w:pPr>
-        <w:pStyle w:val="Compact"/>
         <w:numPr>
           <w:ilvl w:val="0"/>
           <w:numId w:val="1012"/>
         </w:numPr>
+        <w:pStyle w:val="Compact"/>
       </w:pPr>
       <w:r>
         <w:t xml:space="preserve">Do you need to capture diagnosis codes, service type, or other clinical details per encounter?</w:t>
@@ -3748,8 +3787,8 @@
       </w:pPr>
       <w:r>
         <w:rPr>
+          <w:bCs/>
           <w:b/>
-          <w:bCs/>
         </w:rPr>
         <w:t xml:space="preserve">What the answers drive:</w:t>
       </w:r>
@@ -3758,8 +3797,9 @@
       <w:tblPr>
         <w:tblStyle w:val="Table"/>
         <w:tblW w:w="9360" w:type="dxa"/>
+        <w:tblLook w:firstRow="1" w:lastRow="0" w:firstColumn="0" w:lastColumn="0" w:noHBand="0" w:noVBand="0" w:val="0020"/>
+        <w:jc w:val="start"/>
         <w:tblLayout w:type="fixed"/>
-        <w:tblLook w:firstRow="1" w:lastRow="0" w:firstColumn="0" w:lastColumn="0" w:noHBand="0" w:noVBand="0" w:val="0020"/>
       </w:tblPr>
       <w:tblGrid>
         <w:gridCol w:w="4421"/>
@@ -3768,7 +3808,7 @@
       <w:tr>
         <w:trPr>
           <w:cantSplit/>
-          <w:tblHeader w:val="on"/>
+          <w:tblHeader w:val="true"/>
         </w:trPr>
         <w:tc>
           <w:tcPr/>
@@ -4037,9 +4077,9 @@
         </w:pict>
       </w:r>
     </w:p>
-    <w:bookmarkEnd w:id="23"/>
-    <w:bookmarkEnd w:id="24"/>
-    <w:bookmarkStart w:id="27" w:name="related-integrations"/>
+    <w:bookmarkEnd w:id="34"/>
+    <w:bookmarkEnd w:id="35"/>
+    <w:bookmarkStart w:id="38" w:name="related-integrations"/>
     <w:p>
       <w:pPr>
         <w:pStyle w:val="Heading2"/>
@@ -4073,18 +4113,18 @@
     </w:p>
     <w:p>
       <w:pPr>
-        <w:pStyle w:val="Compact"/>
         <w:numPr>
           <w:ilvl w:val="0"/>
           <w:numId w:val="1013"/>
         </w:numPr>
-      </w:pPr>
-      <w:hyperlink r:id="rId25">
+        <w:pStyle w:val="Compact"/>
+      </w:pPr>
+      <w:hyperlink r:id="rId36">
         <w:r>
           <w:rPr>
             <w:rStyle w:val="Hyperlink"/>
+            <w:bCs/>
             <w:b/>
-            <w:bCs/>
           </w:rPr>
           <w:t xml:space="preserve">Twilio SMS</w:t>
         </w:r>
@@ -4113,18 +4153,18 @@
     </w:p>
     <w:p>
       <w:pPr>
-        <w:pStyle w:val="Compact"/>
         <w:numPr>
           <w:ilvl w:val="0"/>
           <w:numId w:val="1013"/>
         </w:numPr>
-      </w:pPr>
-      <w:hyperlink r:id="rId26">
+        <w:pStyle w:val="Compact"/>
+      </w:pPr>
+      <w:hyperlink r:id="rId37">
         <w:r>
           <w:rPr>
             <w:rStyle w:val="Hyperlink"/>
+            <w:bCs/>
             <w:b/>
-            <w:bCs/>
           </w:rPr>
           <w:t xml:space="preserve">eFax</w:t>
         </w:r>
@@ -4166,8 +4206,8 @@
         <w:t xml:space="preserve">operations.</w:t>
       </w:r>
     </w:p>
-    <w:bookmarkEnd w:id="27"/>
-    <w:bookmarkEnd w:id="28"/>
+    <w:bookmarkEnd w:id="38"/>
+    <w:bookmarkEnd w:id="39"/>
     <w:sectPr>
       <w:pgSz w:h="15840" w:w="12240"/>
       <w:pgMar w:bottom="1440" w:footer="720" w:gutter="0" w:header="720" w:left="1440" w:right="1440" w:top="1440"/>
@@ -4205,14 +4245,14 @@
 <file path=word/numbering.xml><?xml version="1.0" encoding="utf-8"?>
 <w:numbering xmlns:w="http://schemas.openxmlformats.org/wordprocessingml/2006/main">
   <w:abstractNum w:abstractNumId="990">
-    <w:nsid w:val="0000A990"/>
+    <w:nsid w:val="A990"/>
     <w:multiLevelType w:val="multilevel"/>
     <w:lvl w:ilvl="0">
       <w:numFmt w:val="bullet"/>
       <w:lvlText w:val=" "/>
       <w:lvlJc w:val="left"/>
       <w:pPr>
-        <w:ind w:left="720" w:hanging="360"/>
+        <w:ind w:left="720" w:hanging="480"/>
       </w:pPr>
     </w:lvl>
     <w:lvl w:ilvl="1">
@@ -4220,7 +4260,7 @@
       <w:lvlText w:val=" "/>
       <w:lvlJc w:val="left"/>
       <w:pPr>
-        <w:ind w:left="1440" w:hanging="360"/>
+        <w:ind w:left="1440" w:hanging="480"/>
       </w:pPr>
     </w:lvl>
     <w:lvl w:ilvl="2">
@@ -4228,7 +4268,7 @@
       <w:lvlText w:val=" "/>
       <w:lvlJc w:val="left"/>
       <w:pPr>
-        <w:ind w:left="2160" w:hanging="360"/>
+        <w:ind w:left="2160" w:hanging="480"/>
       </w:pPr>
     </w:lvl>
     <w:lvl w:ilvl="3">
@@ -4236,7 +4276,7 @@
       <w:lvlText w:val=" "/>
       <w:lvlJc w:val="left"/>
       <w:pPr>
-        <w:ind w:left="2880" w:hanging="360"/>
+        <w:ind w:left="2880" w:hanging="480"/>
       </w:pPr>
     </w:lvl>
     <w:lvl w:ilvl="4">
@@ -4244,7 +4284,7 @@
       <w:lvlText w:val=" "/>
       <w:lvlJc w:val="left"/>
       <w:pPr>
-        <w:ind w:left="3600" w:hanging="360"/>
+        <w:ind w:left="3600" w:hanging="480"/>
       </w:pPr>
     </w:lvl>
     <w:lvl w:ilvl="5">
@@ -4252,7 +4292,7 @@
       <w:lvlText w:val=" "/>
       <w:lvlJc w:val="left"/>
       <w:pPr>
-        <w:ind w:left="4320" w:hanging="360"/>
+        <w:ind w:left="4320" w:hanging="480"/>
       </w:pPr>
     </w:lvl>
     <w:lvl w:ilvl="6">
@@ -4260,7 +4300,7 @@
       <w:lvlText w:val=" "/>
       <w:lvlJc w:val="left"/>
       <w:pPr>
-        <w:ind w:left="5040" w:hanging="360"/>
+        <w:ind w:left="5040" w:hanging="480"/>
       </w:pPr>
     </w:lvl>
     <w:lvl w:ilvl="7">
@@ -4268,7 +4308,7 @@
       <w:lvlText w:val=" "/>
       <w:lvlJc w:val="left"/>
       <w:pPr>
-        <w:ind w:left="5760" w:hanging="360"/>
+        <w:ind w:left="5760" w:hanging="480"/>
       </w:pPr>
     </w:lvl>
     <w:lvl w:ilvl="8">
@@ -4276,111 +4316,84 @@
       <w:lvlText w:val=" "/>
       <w:lvlJc w:val="left"/>
       <w:pPr>
-        <w:ind w:left="6480" w:hanging="360"/>
+        <w:ind w:left="6480" w:hanging="480"/>
       </w:pPr>
     </w:lvl>
   </w:abstractNum>
   <w:abstractNum w:abstractNumId="991">
-    <w:nsid w:val="0000A991"/>
+    <w:nsid w:val="A991"/>
     <w:multiLevelType w:val="multilevel"/>
     <w:lvl w:ilvl="0">
       <w:numFmt w:val="bullet"/>
-      <w:lvlText w:val=""/>
+      <w:lvlText w:val="•"/>
       <w:lvlJc w:val="left"/>
       <w:pPr>
-        <w:ind w:left="720" w:hanging="360"/>
-      </w:pPr>
-      <w:rPr>
-        <w:rFonts w:ascii="Symbol" w:hAnsi="Symbol" w:cs="Symbol" w:hint="default"/>
-      </w:rPr>
+        <w:ind w:left="720" w:hanging="480"/>
+      </w:pPr>
     </w:lvl>
     <w:lvl w:ilvl="1">
       <w:numFmt w:val="bullet"/>
-      <w:lvlText w:val="o"/>
+      <w:lvlText w:val="–"/>
       <w:lvlJc w:val="left"/>
       <w:pPr>
-        <w:ind w:left="1440" w:hanging="360"/>
-      </w:pPr>
-      <w:rPr>
-        <w:rFonts w:ascii="Courier New" w:hAnsi="Courier New" w:cs="Courier New" w:hint="default"/>
-      </w:rPr>
+        <w:ind w:left="1440" w:hanging="480"/>
+      </w:pPr>
     </w:lvl>
     <w:lvl w:ilvl="2">
       <w:numFmt w:val="bullet"/>
-      <w:lvlText w:val=""/>
+      <w:lvlText w:val="•"/>
       <w:lvlJc w:val="left"/>
       <w:pPr>
-        <w:ind w:left="2160" w:hanging="360"/>
-      </w:pPr>
-      <w:rPr>
-        <w:rFonts w:ascii="Wingdings" w:hAnsi="Wingdings" w:cs="Wingdings" w:hint="default"/>
-      </w:rPr>
+        <w:ind w:left="2160" w:hanging="480"/>
+      </w:pPr>
     </w:lvl>
     <w:lvl w:ilvl="3">
       <w:numFmt w:val="bullet"/>
-      <w:lvlText w:val=""/>
+      <w:lvlText w:val="–"/>
       <w:lvlJc w:val="left"/>
       <w:pPr>
-        <w:ind w:left="2880" w:hanging="360"/>
-      </w:pPr>
-      <w:rPr>
-        <w:rFonts w:ascii="Symbol" w:hAnsi="Symbol" w:cs="Symbol" w:hint="default"/>
-      </w:rPr>
+        <w:ind w:left="2880" w:hanging="480"/>
+      </w:pPr>
     </w:lvl>
     <w:lvl w:ilvl="4">
       <w:numFmt w:val="bullet"/>
-      <w:lvlText w:val="o"/>
+      <w:lvlText w:val="•"/>
       <w:lvlJc w:val="left"/>
       <w:pPr>
-        <w:ind w:left="3600" w:hanging="360"/>
-      </w:pPr>
-      <w:rPr>
-        <w:rFonts w:ascii="Courier New" w:hAnsi="Courier New" w:cs="Courier New" w:hint="default"/>
-      </w:rPr>
+        <w:ind w:left="3600" w:hanging="480"/>
+      </w:pPr>
     </w:lvl>
     <w:lvl w:ilvl="5">
       <w:numFmt w:val="bullet"/>
-      <w:lvlText w:val=""/>
+      <w:lvlText w:val="–"/>
       <w:lvlJc w:val="left"/>
       <w:pPr>
-        <w:ind w:left="4320" w:hanging="360"/>
-      </w:pPr>
-      <w:rPr>
-        <w:rFonts w:ascii="Wingdings" w:hAnsi="Wingdings" w:cs="Wingdings" w:hint="default"/>
-      </w:rPr>
+        <w:ind w:left="4320" w:hanging="480"/>
+      </w:pPr>
     </w:lvl>
     <w:lvl w:ilvl="6">
       <w:numFmt w:val="bullet"/>
-      <w:lvlText w:val=""/>
+      <w:lvlText w:val="•"/>
       <w:lvlJc w:val="left"/>
       <w:pPr>
-        <w:ind w:left="5040" w:hanging="360"/>
-      </w:pPr>
-      <w:rPr>
-        <w:rFonts w:ascii="Symbol" w:hAnsi="Symbol" w:cs="Symbol" w:hint="default"/>
-      </w:rPr>
+        <w:ind w:left="5040" w:hanging="480"/>
+      </w:pPr>
     </w:lvl>
     <w:lvl w:ilvl="7">
       <w:numFmt w:val="bullet"/>
-      <w:lvlText w:val="o"/>
+      <w:lvlText w:val="–"/>
       <w:lvlJc w:val="left"/>
       <w:pPr>
-        <w:ind w:left="5760" w:hanging="360"/>
-      </w:pPr>
-      <w:rPr>
-        <w:rFonts w:ascii="Courier New" w:hAnsi="Courier New" w:cs="Courier New" w:hint="default"/>
-      </w:rPr>
+        <w:ind w:left="5760" w:hanging="480"/>
+      </w:pPr>
     </w:lvl>
     <w:lvl w:ilvl="8">
       <w:numFmt w:val="bullet"/>
-      <w:lvlText w:val=""/>
+      <w:lvlText w:val="•"/>
       <w:lvlJc w:val="left"/>
       <w:pPr>
-        <w:ind w:left="6480" w:hanging="360"/>
-      </w:pPr>
-      <w:rPr>
-        <w:rFonts w:ascii="Wingdings" w:hAnsi="Wingdings" w:cs="Wingdings" w:hint="default"/>
-      </w:rPr>
+        <w:ind w:left="6480" w:hanging="480"/>
+      </w:pPr>
     </w:lvl>
   </w:abstractNum>
   <w:num w:numId="1000">
@@ -5104,8 +5117,8 @@
     <w:name w:val="KeywordTok"/>
     <w:basedOn w:val="VerbatimChar"/>
     <w:rPr>
+      <w:color w:val="007020"/>
       <w:b/>
-      <w:color w:val="007020"/>
     </w:rPr>
   </w:style>
   <w:style w:type="character" w:customStyle="1" w:styleId="DataTypeTok">
@@ -5182,42 +5195,42 @@
     <w:name w:val="ImportTok"/>
     <w:basedOn w:val="VerbatimChar"/>
     <w:rPr>
+      <w:color w:val="008000"/>
       <w:b/>
-      <w:color w:val="008000"/>
     </w:rPr>
   </w:style>
   <w:style w:type="character" w:customStyle="1" w:styleId="CommentTok">
     <w:name w:val="CommentTok"/>
     <w:basedOn w:val="VerbatimChar"/>
     <w:rPr>
+      <w:color w:val="60a0b0"/>
       <w:i/>
-      <w:color w:val="60a0b0"/>
     </w:rPr>
   </w:style>
   <w:style w:type="character" w:customStyle="1" w:styleId="DocumentationTok">
     <w:name w:val="DocumentationTok"/>
     <w:basedOn w:val="VerbatimChar"/>
     <w:rPr>
+      <w:color w:val="ba2121"/>
       <w:i/>
-      <w:color w:val="ba2121"/>
     </w:rPr>
   </w:style>
   <w:style w:type="character" w:customStyle="1" w:styleId="AnnotationTok">
     <w:name w:val="AnnotationTok"/>
     <w:basedOn w:val="VerbatimChar"/>
     <w:rPr>
+      <w:color w:val="60a0b0"/>
       <w:b/>
       <w:i/>
-      <w:color w:val="60a0b0"/>
     </w:rPr>
   </w:style>
   <w:style w:type="character" w:customStyle="1" w:styleId="CommentVarTok">
     <w:name w:val="CommentVarTok"/>
     <w:basedOn w:val="VerbatimChar"/>
     <w:rPr>
+      <w:color w:val="60a0b0"/>
       <w:b/>
       <w:i/>
-      <w:color w:val="60a0b0"/>
     </w:rPr>
   </w:style>
   <w:style w:type="character" w:customStyle="1" w:styleId="OtherTok">
@@ -5245,8 +5258,8 @@
     <w:name w:val="ControlFlowTok"/>
     <w:basedOn w:val="VerbatimChar"/>
     <w:rPr>
+      <w:color w:val="007020"/>
       <w:b/>
-      <w:color w:val="007020"/>
     </w:rPr>
   </w:style>
   <w:style w:type="character" w:customStyle="1" w:styleId="OperatorTok">
@@ -5291,34 +5304,34 @@
     <w:name w:val="InformationTok"/>
     <w:basedOn w:val="VerbatimChar"/>
     <w:rPr>
+      <w:color w:val="60a0b0"/>
       <w:b/>
       <w:i/>
-      <w:color w:val="60a0b0"/>
     </w:rPr>
   </w:style>
   <w:style w:type="character" w:customStyle="1" w:styleId="WarningTok">
     <w:name w:val="WarningTok"/>
     <w:basedOn w:val="VerbatimChar"/>
     <w:rPr>
+      <w:color w:val="60a0b0"/>
       <w:b/>
       <w:i/>
-      <w:color w:val="60a0b0"/>
     </w:rPr>
   </w:style>
   <w:style w:type="character" w:customStyle="1" w:styleId="AlertTok">
     <w:name w:val="AlertTok"/>
     <w:basedOn w:val="VerbatimChar"/>
     <w:rPr>
+      <w:color w:val="ff0000"/>
       <w:b/>
-      <w:color w:val="ff0000"/>
     </w:rPr>
   </w:style>
   <w:style w:type="character" w:customStyle="1" w:styleId="ErrorTok">
     <w:name w:val="ErrorTok"/>
     <w:basedOn w:val="VerbatimChar"/>
     <w:rPr>
+      <w:color w:val="ff0000"/>
       <w:b/>
-      <w:color w:val="ff0000"/>
     </w:rPr>
   </w:style>
   <w:style w:type="character" w:customStyle="1" w:styleId="NormalTok">

--- a/packages/docs/static/decision-guides/messaging.docx
+++ b/packages/docs/static/decision-guides/messaging.docx
@@ -63,6 +63,14 @@
         <w:pStyle w:val="FirstParagraph"/>
       </w:pPr>
       <w:r>
+        <w:t xml:space="preserve">Use this guide to design communication among patients, care teams, and external participants. Work through thread structure, routing, read state, attachments, automation, and delivery channels to choose the FHIR model and responsibilities for each messaging workflow.</w:t>
+      </w:r>
+    </w:p>
+    <w:p>
+      <w:pPr>
+        <w:pStyle w:val="BodyText"/>
+      </w:pPr>
+      <w:r>
         <w:rPr>
           <w:iCs/>
           <w:i/>
@@ -99,6 +107,13 @@
           <w:i/>
         </w:rPr>
         <w:t xml:space="preserve">docs.</w:t>
+      </w:r>
+    </w:p>
+    <w:p>
+      <w:r>
+        <w:pict>
+          <v:rect style="width:0;height:1.5pt" o:hralign="center" o:hrstd="t" o:hr="t"/>
+        </w:pict>
       </w:r>
     </w:p>
     <w:bookmarkStart w:id="24" w:name="section-1-use-case-participants"/>

--- a/packages/docs/static/decision-guides/messaging.docx
+++ b/packages/docs/static/decision-guides/messaging.docx
@@ -11,18 +11,18 @@
           <wp:inline>
             <wp:extent cx="5943600" cy="1289649"/>
             <wp:effectExtent b="0" l="0" r="0" t="0"/>
-            <wp:docPr descr="Medplum" title="" id="21" name="Picture"/>
+            <wp:docPr descr="Medplum" title="" id="10" name="Picture"/>
             <a:graphic>
               <a:graphicData uri="http://schemas.openxmlformats.org/drawingml/2006/picture">
                 <pic:pic>
                   <pic:nvPicPr>
-                    <pic:cNvPr descr="medplum-wordmark-grape.png" id="22" name="Picture"/>
+                    <pic:cNvPr descr="medplum-wordmark-grape.png" id="11" name="Picture"/>
                     <pic:cNvPicPr>
                       <a:picLocks noChangeArrowheads="1" noChangeAspect="1"/>
                     </pic:cNvPicPr>
                   </pic:nvPicPr>
                   <pic:blipFill>
-                    <a:blip r:embed="rId20"/>
+                    <a:blip r:embed="rId9"/>
                     <a:stretch>
                       <a:fillRect/>
                     </a:stretch>
@@ -49,7 +49,7 @@
         </w:drawing>
       </w:r>
     </w:p>
-    <w:bookmarkStart w:id="39" w:name="messaging-communications-decision-guide"/>
+    <w:bookmarkStart w:id="69" w:name="messaging-communications-decision-guide"/>
     <w:p>
       <w:pPr>
         <w:pStyle w:val="Heading1"/>
@@ -72,227 +72,270 @@
       </w:pPr>
       <w:r>
         <w:rPr>
+          <w:i/>
           <w:iCs/>
-          <w:i/>
         </w:rPr>
         <w:t xml:space="preserve">Companion to the</w:t>
       </w:r>
       <w:r>
         <w:rPr>
+          <w:i/>
           <w:iCs/>
-          <w:i/>
         </w:rPr>
         <w:t xml:space="preserve"> </w:t>
       </w:r>
-      <w:hyperlink r:id="rId23">
+      <w:hyperlink r:id="rId12">
         <w:r>
           <w:rPr>
             <w:rStyle w:val="Hyperlink"/>
+            <w:i/>
             <w:iCs/>
-            <w:i/>
           </w:rPr>
           <w:t xml:space="preserve">Messaging &amp; Communications</w:t>
         </w:r>
       </w:hyperlink>
       <w:r>
         <w:rPr>
+          <w:i/>
           <w:iCs/>
-          <w:i/>
         </w:rPr>
         <w:t xml:space="preserve"> </w:t>
       </w:r>
       <w:r>
         <w:rPr>
+          <w:i/>
           <w:iCs/>
-          <w:i/>
         </w:rPr>
         <w:t xml:space="preserve">docs.</w:t>
       </w:r>
     </w:p>
     <w:p>
-      <w:r>
-        <w:pict>
-          <v:rect style="width:0;height:1.5pt" o:hralign="center" o:hrstd="t" o:hr="t"/>
-        </w:pict>
-      </w:r>
-    </w:p>
-    <w:bookmarkStart w:id="24" w:name="section-1-use-case-participants"/>
-    <w:p>
-      <w:pPr>
-        <w:pStyle w:val="Heading2"/>
-      </w:pPr>
-      <w:r>
-        <w:t xml:space="preserve">Section 1: Use Case &amp; Participants</w:t>
-      </w:r>
-    </w:p>
-    <w:p>
-      <w:pPr>
-        <w:pStyle w:val="FirstParagraph"/>
-      </w:pPr>
-      <w:r>
-        <w:t xml:space="preserve">These questions establish the</w:t>
-      </w:r>
-      <w:r>
-        <w:t xml:space="preserve"> </w:t>
-      </w:r>
-      <w:r>
-        <w:t xml:space="preserve">“</w:t>
-      </w:r>
-      <w:r>
-        <w:t xml:space="preserve">who and why</w:t>
-      </w:r>
-      <w:r>
-        <w:t xml:space="preserve">”</w:t>
-      </w:r>
-      <w:r>
-        <w:t xml:space="preserve"> </w:t>
-      </w:r>
-      <w:r>
-        <w:t xml:space="preserve">before scoping any features. The answers should shape how you frame the rest of the conversation.</w:t>
-      </w:r>
-    </w:p>
-    <w:p>
       <w:pPr>
         <w:pStyle w:val="BodyText"/>
       </w:pPr>
       <w:r>
-        <w:rPr>
-          <w:bCs/>
-          <w:b/>
-        </w:rPr>
-        <w:t xml:space="preserve">1.1 Who is messaging whom?</w:t>
-      </w:r>
-    </w:p>
-    <w:p>
-      <w:pPr>
+        <w:t xml:space="preserve">Start with the conversation’s purpose and participants:</w:t>
+      </w:r>
+    </w:p>
+    <w:p>
+      <w:pPr>
+        <w:pStyle w:val="Compact"/>
         <w:numPr>
           <w:ilvl w:val="0"/>
           <w:numId w:val="1001"/>
         </w:numPr>
+      </w:pPr>
+      <w:hyperlink w:anchor="conversations-and-content">
+        <w:r>
+          <w:rPr>
+            <w:rStyle w:val="Hyperlink"/>
+            <w:b/>
+            <w:bCs/>
+          </w:rPr>
+          <w:t xml:space="preserve">Define conversations and content</w:t>
+        </w:r>
+      </w:hyperlink>
+      <w:r>
+        <w:rPr>
+          <w:b/>
+          <w:bCs/>
+        </w:rPr>
+        <w:t xml:space="preserve">.</w:t>
+      </w:r>
+      <w:r>
+        <w:t xml:space="preserve"> </w:t>
+      </w:r>
+      <w:r>
+        <w:t xml:space="preserve">Choose thread participants and patient context, then add attachments, editing, or drafts where needed.</w:t>
+      </w:r>
+    </w:p>
+    <w:p>
+      <w:pPr>
         <w:pStyle w:val="Compact"/>
-      </w:pPr>
-      <w:r>
-        <w:t xml:space="preserve">Patient ↔ provider</w:t>
-      </w:r>
-    </w:p>
-    <w:p>
-      <w:pPr>
         <w:numPr>
           <w:ilvl w:val="0"/>
           <w:numId w:val="1001"/>
         </w:numPr>
+      </w:pPr>
+      <w:hyperlink w:anchor="response-ownership">
+        <w:r>
+          <w:rPr>
+            <w:rStyle w:val="Hyperlink"/>
+            <w:b/>
+            <w:bCs/>
+          </w:rPr>
+          <w:t xml:space="preserve">Assign response ownership</w:t>
+        </w:r>
+      </w:hyperlink>
+      <w:r>
+        <w:t xml:space="preserve"> </w:t>
+      </w:r>
+      <w:r>
+        <w:t xml:space="preserve">when messages create work for a team. Define assignment, reassignment, escalation, and any automated follow-up.</w:t>
+      </w:r>
+    </w:p>
+    <w:p>
+      <w:pPr>
         <w:pStyle w:val="Compact"/>
-      </w:pPr>
-      <w:r>
-        <w:t xml:space="preserve">Provider ↔ provider</w:t>
-      </w:r>
-    </w:p>
-    <w:p>
-      <w:pPr>
         <w:numPr>
           <w:ilvl w:val="0"/>
           <w:numId w:val="1001"/>
         </w:numPr>
+      </w:pPr>
+      <w:hyperlink w:anchor="delivery-and-read-state">
+        <w:r>
+          <w:rPr>
+            <w:rStyle w:val="Hyperlink"/>
+            <w:b/>
+            <w:bCs/>
+          </w:rPr>
+          <w:t xml:space="preserve">Choose delivery and read state</w:t>
+        </w:r>
+      </w:hyperlink>
+      <w:r>
+        <w:rPr>
+          <w:b/>
+          <w:bCs/>
+        </w:rPr>
+        <w:t xml:space="preserve">.</w:t>
+      </w:r>
+      <w:r>
+        <w:t xml:space="preserve"> </w:t>
+      </w:r>
+      <w:r>
+        <w:t xml:space="preserve">Decide whether polling or live updates fit the workflow, what read state is needed, and which external channels support delivery or replies.</w:t>
+      </w:r>
+    </w:p>
+    <w:p>
+      <w:pPr>
         <w:pStyle w:val="Compact"/>
-      </w:pPr>
-      <w:r>
-        <w:t xml:space="preserve">Care team internally (no patient in the thread)</w:t>
-      </w:r>
-    </w:p>
-    <w:p>
-      <w:pPr>
         <w:numPr>
           <w:ilvl w:val="0"/>
           <w:numId w:val="1001"/>
         </w:numPr>
+      </w:pPr>
+      <w:hyperlink w:anchor="when-is-messaging-a-clinical-encounter">
+        <w:r>
+          <w:rPr>
+            <w:rStyle w:val="Hyperlink"/>
+            <w:b/>
+            <w:bCs/>
+          </w:rPr>
+          <w:t xml:space="preserve">Decide when messaging is a clinical encounter</w:t>
+        </w:r>
+      </w:hyperlink>
+      <w:r>
+        <w:t xml:space="preserve"> </w:t>
+      </w:r>
+      <w:r>
+        <w:t xml:space="preserve">if asynchronous care or billing is in scope.</w:t>
+      </w:r>
+    </w:p>
+    <w:p>
+      <w:pPr>
+        <w:pStyle w:val="FirstParagraph"/>
+      </w:pPr>
+      <w:r>
+        <w:t xml:space="preserve">Use the</w:t>
+      </w:r>
+      <w:r>
+        <w:t xml:space="preserve"> </w:t>
+      </w:r>
+      <w:hyperlink w:anchor="before-you-start">
+        <w:r>
+          <w:rPr>
+            <w:rStyle w:val="Hyperlink"/>
+          </w:rPr>
+          <w:t xml:space="preserve">questions below</w:t>
+        </w:r>
+      </w:hyperlink>
+      <w:r>
+        <w:t xml:space="preserve"> </w:t>
+      </w:r>
+      <w:r>
+        <w:t xml:space="preserve">to establish your use case, then follow the relevant sections. Add requirements beyond these examples where needed.</w:t>
+      </w:r>
+    </w:p>
+    <w:bookmarkStart w:id="13" w:name="section-1-use-case--participants"/>
+    <w:bookmarkEnd w:id="13"/>
+    <w:bookmarkStart w:id="26" w:name="before-you-start"/>
+    <w:p>
+      <w:pPr>
+        <w:pStyle w:val="Heading2"/>
+      </w:pPr>
+      <w:r>
+        <w:t xml:space="preserve">Before you start</w:t>
+      </w:r>
+    </w:p>
+    <w:bookmarkStart w:id="14" w:name="q1-who-is-messaging-whom"/>
+    <w:bookmarkEnd w:id="14"/>
+    <w:bookmarkStart w:id="16" w:name="who-is-messaging-whom"/>
+    <w:p>
+      <w:pPr>
+        <w:pStyle w:val="Heading3"/>
+      </w:pPr>
+      <w:r>
+        <w:t xml:space="preserve">Who is messaging whom?</w:t>
+      </w:r>
+    </w:p>
+    <w:p>
+      <w:pPr>
         <w:pStyle w:val="Compact"/>
-      </w:pPr>
-      <w:r>
-        <w:t xml:space="preserve">System/automated → patient (one-way notifications)</w:t>
-      </w:r>
-    </w:p>
-    <w:p>
-      <w:pPr>
-        <w:numPr>
-          <w:ilvl w:val="0"/>
-          <w:numId w:val="1001"/>
-        </w:numPr>
-        <w:pStyle w:val="Compact"/>
-      </w:pPr>
-      <w:r>
-        <w:t xml:space="preserve">Some combination of the above</w:t>
-      </w:r>
-    </w:p>
-    <w:p>
-      <w:pPr>
-        <w:pStyle w:val="FirstParagraph"/>
-      </w:pPr>
-      <w:r>
-        <w:rPr>
-          <w:iCs/>
-          <w:i/>
-        </w:rPr>
-        <w:t xml:space="preserve">Why it matters: different participant types affect access control, thread structure, and whether a patient subject is always required on a thread.</w:t>
-      </w:r>
-    </w:p>
-    <w:p>
-      <w:pPr>
-        <w:pStyle w:val="BodyText"/>
-      </w:pPr>
-      <w:r>
-        <w:rPr>
-          <w:bCs/>
-          <w:b/>
-        </w:rPr>
-        <w:t xml:space="preserve">1.2 What is the primary purpose of messaging in their product?</w:t>
-      </w:r>
-    </w:p>
-    <w:p>
-      <w:pPr>
         <w:numPr>
           <w:ilvl w:val="0"/>
           <w:numId w:val="1002"/>
         </w:numPr>
+      </w:pPr>
+      <w:r>
+        <w:t xml:space="preserve">Patient ↔ provider</w:t>
+      </w:r>
+    </w:p>
+    <w:p>
+      <w:pPr>
         <w:pStyle w:val="Compact"/>
-      </w:pPr>
-      <w:r>
-        <w:t xml:space="preserve">Clinical care coordination (e.g. async visits, follow-ups)</w:t>
-      </w:r>
-    </w:p>
-    <w:p>
-      <w:pPr>
         <w:numPr>
           <w:ilvl w:val="0"/>
           <w:numId w:val="1002"/>
         </w:numPr>
+      </w:pPr>
+      <w:r>
+        <w:t xml:space="preserve">Provider ↔ provider</w:t>
+      </w:r>
+    </w:p>
+    <w:p>
+      <w:pPr>
         <w:pStyle w:val="Compact"/>
-      </w:pPr>
-      <w:r>
-        <w:t xml:space="preserve">Patient engagement / support</w:t>
-      </w:r>
-    </w:p>
-    <w:p>
-      <w:pPr>
         <w:numPr>
           <w:ilvl w:val="0"/>
           <w:numId w:val="1002"/>
         </w:numPr>
+      </w:pPr>
+      <w:r>
+        <w:t xml:space="preserve">Care team internally (no patient in the thread)</w:t>
+      </w:r>
+    </w:p>
+    <w:p>
+      <w:pPr>
         <w:pStyle w:val="Compact"/>
-      </w:pPr>
-      <w:r>
-        <w:t xml:space="preserve">Internal operational communication</w:t>
-      </w:r>
-    </w:p>
-    <w:p>
-      <w:pPr>
         <w:numPr>
           <w:ilvl w:val="0"/>
           <w:numId w:val="1002"/>
         </w:numPr>
+      </w:pPr>
+      <w:r>
+        <w:t xml:space="preserve">System/automated → patient (one-way notifications)</w:t>
+      </w:r>
+    </w:p>
+    <w:p>
+      <w:pPr>
         <w:pStyle w:val="Compact"/>
-      </w:pPr>
-      <w:r>
-        <w:t xml:space="preserve">Outbound notifications only (reminders, results)</w:t>
+        <w:numPr>
+          <w:ilvl w:val="0"/>
+          <w:numId w:val="1002"/>
+        </w:numPr>
+      </w:pPr>
+      <w:r>
+        <w:t xml:space="preserve">Some combination of the above</w:t>
       </w:r>
     </w:p>
     <w:p>
@@ -301,43 +344,115 @@
       </w:pPr>
       <w:r>
         <w:rPr>
+          <w:i/>
           <w:iCs/>
-          <w:i/>
         </w:rPr>
-        <w:t xml:space="preserve">Why it matters: determines how much of the feature set is actually needed and whether async encounters/billing will come up.</w:t>
-      </w:r>
-    </w:p>
-    <w:p>
-      <w:pPr>
-        <w:pStyle w:val="BodyText"/>
-      </w:pPr>
-      <w:r>
-        <w:rPr>
-          <w:bCs/>
-          <w:b/>
-        </w:rPr>
-        <w:t xml:space="preserve">1.3 Is this a new build or replacing something they have today?</w:t>
-      </w:r>
-    </w:p>
-    <w:p>
-      <w:pPr>
+        <w:t xml:space="preserve">Why it matters: different participant types affect access control, thread structure, and whether a patient subject is always required on a thread.</w:t>
+      </w:r>
+    </w:p>
+    <w:bookmarkStart w:id="15" w:name="X525a2d0ddcd2a115b5e5831a26b0d84df50a67c"/>
+    <w:bookmarkEnd w:id="15"/>
+    <w:bookmarkEnd w:id="16"/>
+    <w:bookmarkStart w:id="18" w:name="X7c37096a00688d9054edf21bb7816b60a6f2990"/>
+    <w:p>
+      <w:pPr>
+        <w:pStyle w:val="Heading3"/>
+      </w:pPr>
+      <w:r>
+        <w:t xml:space="preserve">What is the primary purpose of messaging in their product?</w:t>
+      </w:r>
+    </w:p>
+    <w:p>
+      <w:pPr>
+        <w:pStyle w:val="Compact"/>
         <w:numPr>
           <w:ilvl w:val="0"/>
           <w:numId w:val="1003"/>
         </w:numPr>
+      </w:pPr>
+      <w:r>
+        <w:t xml:space="preserve">Clinical care coordination (e.g. async visits, follow-ups)</w:t>
+      </w:r>
+    </w:p>
+    <w:p>
+      <w:pPr>
         <w:pStyle w:val="Compact"/>
-      </w:pPr>
-      <w:r>
-        <w:t xml:space="preserve">If replacing: what are they replacing, and what are the gaps that drove this?</w:t>
-      </w:r>
-    </w:p>
-    <w:p>
-      <w:pPr>
         <w:numPr>
           <w:ilvl w:val="0"/>
           <w:numId w:val="1003"/>
         </w:numPr>
+      </w:pPr>
+      <w:r>
+        <w:t xml:space="preserve">Patient engagement / support</w:t>
+      </w:r>
+    </w:p>
+    <w:p>
+      <w:pPr>
         <w:pStyle w:val="Compact"/>
+        <w:numPr>
+          <w:ilvl w:val="0"/>
+          <w:numId w:val="1003"/>
+        </w:numPr>
+      </w:pPr>
+      <w:r>
+        <w:t xml:space="preserve">Internal operational communication</w:t>
+      </w:r>
+    </w:p>
+    <w:p>
+      <w:pPr>
+        <w:pStyle w:val="Compact"/>
+        <w:numPr>
+          <w:ilvl w:val="0"/>
+          <w:numId w:val="1003"/>
+        </w:numPr>
+      </w:pPr>
+      <w:r>
+        <w:t xml:space="preserve">Outbound notifications only (reminders, results)</w:t>
+      </w:r>
+    </w:p>
+    <w:p>
+      <w:pPr>
+        <w:pStyle w:val="FirstParagraph"/>
+      </w:pPr>
+      <w:r>
+        <w:rPr>
+          <w:i/>
+          <w:iCs/>
+        </w:rPr>
+        <w:t xml:space="preserve">Why it matters: determines how much of the feature set is actually needed and whether async encounters/billing will come up.</w:t>
+      </w:r>
+    </w:p>
+    <w:bookmarkStart w:id="17" w:name="X8ff310f32ed323deef2aa28a6ddc845f979be1d"/>
+    <w:bookmarkEnd w:id="17"/>
+    <w:bookmarkEnd w:id="18"/>
+    <w:bookmarkStart w:id="25" w:name="X0c8b4582294368c941a8f8d204ef644abed6ff1"/>
+    <w:p>
+      <w:pPr>
+        <w:pStyle w:val="Heading3"/>
+      </w:pPr>
+      <w:r>
+        <w:t xml:space="preserve">Is this a new build or replacing something they have today?</w:t>
+      </w:r>
+    </w:p>
+    <w:p>
+      <w:pPr>
+        <w:pStyle w:val="Compact"/>
+        <w:numPr>
+          <w:ilvl w:val="0"/>
+          <w:numId w:val="1004"/>
+        </w:numPr>
+      </w:pPr>
+      <w:r>
+        <w:t xml:space="preserve">If replacing: what are they replacing, and what are the gaps that drove this?</w:t>
+      </w:r>
+    </w:p>
+    <w:p>
+      <w:pPr>
+        <w:pStyle w:val="Compact"/>
+        <w:numPr>
+          <w:ilvl w:val="0"/>
+          <w:numId w:val="1004"/>
+        </w:numPr>
       </w:pPr>
       <w:r>
         <w:t xml:space="preserve">If new: is messaging central to the product or additive?</w:t>
@@ -349,27 +464,46 @@
       </w:pPr>
       <w:r>
         <w:rPr>
+          <w:i/>
           <w:iCs/>
-          <w:i/>
         </w:rPr>
         <w:t xml:space="preserve">Why it matters: existing systems often carry assumptions about data model or UX that will surface as requirements. Knowing this early prevents surprises.</w:t>
       </w:r>
     </w:p>
-    <w:p>
-      <w:r>
-        <w:pict>
-          <v:rect style="width:0;height:1.5pt" o:hralign="center" o:hrstd="t" o:hr="t"/>
-        </w:pict>
-      </w:r>
-    </w:p>
+    <w:bookmarkStart w:id="19" w:name="section-2-feature-scoping"/>
+    <w:bookmarkEnd w:id="19"/>
+    <w:bookmarkStart w:id="20" w:name="scope-checklist"/>
+    <w:bookmarkEnd w:id="20"/>
+    <w:bookmarkStart w:id="21" w:name="section-3-feature-deep-dives"/>
+    <w:bookmarkEnd w:id="21"/>
+    <w:bookmarkStart w:id="22" w:name="decisions"/>
+    <w:bookmarkEnd w:id="22"/>
+    <w:bookmarkStart w:id="23" w:name="decision-1"/>
+    <w:bookmarkEnd w:id="23"/>
+    <w:bookmarkStart w:id="24" w:name="X2ab1f6eff7e9005452b958037c87289427ae42e"/>
     <w:bookmarkEnd w:id="24"/>
-    <w:bookmarkStart w:id="25" w:name="section-2-feature-scoping"/>
+    <w:bookmarkEnd w:id="25"/>
+    <w:bookmarkEnd w:id="26"/>
+    <w:bookmarkStart w:id="40" w:name="conversations-and-content"/>
     <w:p>
       <w:pPr>
         <w:pStyle w:val="Heading2"/>
       </w:pPr>
       <w:r>
-        <w:t xml:space="preserve">Section 2: Feature Scoping</w:t>
+        <w:t xml:space="preserve">Conversations and content</w:t>
+      </w:r>
+    </w:p>
+    <w:bookmarkStart w:id="27" w:name="Xad6baf6de5cf2be26559346f9ee5649c04f5f18"/>
+    <w:bookmarkEnd w:id="27"/>
+    <w:bookmarkStart w:id="28" w:name="Xe24eb96f94574d9b62d4b4fc3a8a2a5c16ab33b"/>
+    <w:bookmarkEnd w:id="28"/>
+    <w:bookmarkStart w:id="32" w:name="X43c18d518692eb15fdf04ee2c0895aaa6dbee09"/>
+    <w:p>
+      <w:pPr>
+        <w:pStyle w:val="Heading3"/>
+      </w:pPr>
+      <w:r>
+        <w:t xml:space="preserve">How will threads represent participants and patient context?</w:t>
       </w:r>
     </w:p>
     <w:p>
@@ -378,32 +512,96 @@
       </w:pPr>
       <w:r>
         <w:rPr>
-          <w:iCs/>
-          <w:i/>
+          <w:b/>
+          <w:bCs/>
         </w:rPr>
-        <w:t xml:space="preserve">Go through each together. For each: Yes / No / Nice-to-have / Not sure.</w:t>
+        <w:t xml:space="preserve">Questions:</w:t>
+      </w:r>
+    </w:p>
+    <w:p>
+      <w:pPr>
+        <w:pStyle w:val="Compact"/>
+        <w:numPr>
+          <w:ilvl w:val="0"/>
+          <w:numId w:val="1005"/>
+        </w:numPr>
+      </w:pPr>
+      <w:r>
+        <w:t xml:space="preserve">Are threads always tied to a specific patient, or do you need internal/admin threads with no patient context?</w:t>
+      </w:r>
+    </w:p>
+    <w:p>
+      <w:pPr>
+        <w:pStyle w:val="Compact"/>
+        <w:numPr>
+          <w:ilvl w:val="0"/>
+          <w:numId w:val="1005"/>
+        </w:numPr>
+      </w:pPr>
+      <w:r>
+        <w:t xml:space="preserve">Are threads 1:1 only, or do you need group conversations with more than two participants?</w:t>
+      </w:r>
+    </w:p>
+    <w:p>
+      <w:pPr>
+        <w:pStyle w:val="Compact"/>
+        <w:numPr>
+          <w:ilvl w:val="0"/>
+          <w:numId w:val="1005"/>
+        </w:numPr>
+      </w:pPr>
+      <w:r>
+        <w:t xml:space="preserve">Do threads need to be tagged or categorized (e.g. by specialty, product line, urgency)? If so, do tags need to be combinable (e.g. a thread tagged both</w:t>
+      </w:r>
+      <w:r>
+        <w:t xml:space="preserve"> </w:t>
+      </w:r>
+      <w:r>
+        <w:t xml:space="preserve">“cardiology”</w:t>
+      </w:r>
+      <w:r>
+        <w:t xml:space="preserve"> </w:t>
+      </w:r>
+      <w:r>
+        <w:t xml:space="preserve">and</w:t>
+      </w:r>
+      <w:r>
+        <w:t xml:space="preserve"> </w:t>
+      </w:r>
+      <w:r>
+        <w:t xml:space="preserve">“urgent”</w:t>
+      </w:r>
+      <w:r>
+        <w:t xml:space="preserve">)?</w:t>
+      </w:r>
+    </w:p>
+    <w:p>
+      <w:pPr>
+        <w:pStyle w:val="FirstParagraph"/>
+      </w:pPr>
+      <w:r>
+        <w:rPr>
+          <w:b/>
+          <w:bCs/>
+        </w:rPr>
+        <w:t xml:space="preserve">What the answers drive:</w:t>
       </w:r>
     </w:p>
     <w:tbl>
       <w:tblPr>
         <w:tblStyle w:val="Table"/>
         <w:tblW w:w="9360" w:type="dxa"/>
+        <w:tblLayout w:type="fixed"/>
         <w:tblLook w:firstRow="1" w:lastRow="0" w:firstColumn="0" w:lastColumn="0" w:noHBand="0" w:noVBand="0" w:val="0020"/>
-        <w:jc w:val="start"/>
-        <w:tblLayout w:type="fixed"/>
       </w:tblPr>
       <w:tblGrid>
-        <w:gridCol w:w="460"/>
-        <w:gridCol w:w="4347"/>
-        <w:gridCol w:w="740"/>
-        <w:gridCol w:w="600"/>
-        <w:gridCol w:w="2000"/>
-        <w:gridCol w:w="1213"/>
+        <w:gridCol w:w="4581"/>
+        <w:gridCol w:w="4779"/>
       </w:tblGrid>
       <w:tr>
         <w:trPr>
           <w:cantSplit/>
-          <w:tblHeader w:val="true"/>
+          <w:tblHeader w:val="on"/>
         </w:trPr>
         <w:tc>
           <w:tcPr/>
@@ -413,67 +611,19 @@
               <w:jc w:val="left"/>
             </w:pPr>
             <w:r>
-              <w:t xml:space="preserve">#</w:t>
-            </w:r>
-          </w:p>
-        </w:tc>
-        <w:tc>
-          <w:tcPr/>
-          <w:p>
-            <w:pPr>
-              <w:pStyle w:val="Compact"/>
-              <w:jc w:val="left"/>
-            </w:pPr>
-            <w:r>
-              <w:t xml:space="preserve">Feature</w:t>
-            </w:r>
-          </w:p>
-        </w:tc>
-        <w:tc>
-          <w:tcPr/>
-          <w:p>
-            <w:pPr>
-              <w:pStyle w:val="Compact"/>
-              <w:jc w:val="left"/>
-            </w:pPr>
-            <w:r>
-              <w:t xml:space="preserve">Yes</w:t>
-            </w:r>
-          </w:p>
-        </w:tc>
-        <w:tc>
-          <w:tcPr/>
-          <w:p>
-            <w:pPr>
-              <w:pStyle w:val="Compact"/>
-              <w:jc w:val="left"/>
-            </w:pPr>
-            <w:r>
-              <w:t xml:space="preserve">No</w:t>
-            </w:r>
-          </w:p>
-        </w:tc>
-        <w:tc>
-          <w:tcPr/>
-          <w:p>
-            <w:pPr>
-              <w:pStyle w:val="Compact"/>
-              <w:jc w:val="left"/>
-            </w:pPr>
-            <w:r>
-              <w:t xml:space="preserve">Nice-to-have</w:t>
-            </w:r>
-          </w:p>
-        </w:tc>
-        <w:tc>
-          <w:tcPr/>
-          <w:p>
-            <w:pPr>
-              <w:pStyle w:val="Compact"/>
-              <w:jc w:val="left"/>
-            </w:pPr>
-            <w:r>
-              <w:t xml:space="preserve">Not sure</w:t>
+              <w:t xml:space="preserve">Situation</w:t>
+            </w:r>
+          </w:p>
+        </w:tc>
+        <w:tc>
+          <w:tcPr/>
+          <w:p>
+            <w:pPr>
+              <w:pStyle w:val="Compact"/>
+              <w:jc w:val="left"/>
+            </w:pPr>
+            <w:r>
+              <w:t xml:space="preserve">Approach</w:t>
             </w:r>
           </w:p>
         </w:tc>
@@ -490,52 +640,35 @@
               <w:jc w:val="left"/>
             </w:pPr>
             <w:r>
-              <w:t xml:space="preserve">1</w:t>
-            </w:r>
-          </w:p>
-        </w:tc>
-        <w:tc>
-          <w:tcPr/>
-          <w:p>
-            <w:pPr>
-              <w:pStyle w:val="Compact"/>
-              <w:jc w:val="left"/>
-            </w:pPr>
-            <w:r>
-              <w:t xml:space="preserve">Live / real-time updates (new messages appear without refresh)</w:t>
-            </w:r>
-          </w:p>
-        </w:tc>
-        <w:tc>
-          <w:tcPr/>
-          <w:p>
-            <w:pPr>
-              <w:pStyle w:val="Compact"/>
-            </w:pPr>
-          </w:p>
-        </w:tc>
-        <w:tc>
-          <w:tcPr/>
-          <w:p>
-            <w:pPr>
-              <w:pStyle w:val="Compact"/>
-            </w:pPr>
-          </w:p>
-        </w:tc>
-        <w:tc>
-          <w:tcPr/>
-          <w:p>
-            <w:pPr>
-              <w:pStyle w:val="Compact"/>
-            </w:pPr>
-          </w:p>
-        </w:tc>
-        <w:tc>
-          <w:tcPr/>
-          <w:p>
-            <w:pPr>
-              <w:pStyle w:val="Compact"/>
-            </w:pPr>
+              <w:t xml:space="preserve">Threads always tied to a patient</w:t>
+            </w:r>
+          </w:p>
+        </w:tc>
+        <w:tc>
+          <w:tcPr/>
+          <w:p>
+            <w:pPr>
+              <w:pStyle w:val="Compact"/>
+              <w:jc w:val="left"/>
+            </w:pPr>
+            <w:r>
+              <w:t xml:space="preserve">Set</w:t>
+            </w:r>
+            <w:r>
+              <w:t xml:space="preserve"> </w:t>
+            </w:r>
+            <w:r>
+              <w:rPr>
+                <w:rStyle w:val="VerbatimChar"/>
+              </w:rPr>
+              <w:t xml:space="preserve">subject</w:t>
+            </w:r>
+            <w:r>
+              <w:t xml:space="preserve"> </w:t>
+            </w:r>
+            <w:r>
+              <w:t xml:space="preserve">on the thread header and each child message; each resource needs its own patient context for patient-compartment access</w:t>
+            </w:r>
           </w:p>
         </w:tc>
       </w:tr>
@@ -551,52 +684,29 @@
               <w:jc w:val="left"/>
             </w:pPr>
             <w:r>
-              <w:t xml:space="preserve">2</w:t>
-            </w:r>
-          </w:p>
-        </w:tc>
-        <w:tc>
-          <w:tcPr/>
-          <w:p>
-            <w:pPr>
-              <w:pStyle w:val="Compact"/>
-              <w:jc w:val="left"/>
-            </w:pPr>
-            <w:r>
-              <w:t xml:space="preserve">Message response tracking and routing (assigning threads to providers or queues)</w:t>
-            </w:r>
-          </w:p>
-        </w:tc>
-        <w:tc>
-          <w:tcPr/>
-          <w:p>
-            <w:pPr>
-              <w:pStyle w:val="Compact"/>
-            </w:pPr>
-          </w:p>
-        </w:tc>
-        <w:tc>
-          <w:tcPr/>
-          <w:p>
-            <w:pPr>
-              <w:pStyle w:val="Compact"/>
-            </w:pPr>
-          </w:p>
-        </w:tc>
-        <w:tc>
-          <w:tcPr/>
-          <w:p>
-            <w:pPr>
-              <w:pStyle w:val="Compact"/>
-            </w:pPr>
-          </w:p>
-        </w:tc>
-        <w:tc>
-          <w:tcPr/>
-          <w:p>
-            <w:pPr>
-              <w:pStyle w:val="Compact"/>
-            </w:pPr>
+              <w:t xml:space="preserve">Internal/admin threads needed</w:t>
+            </w:r>
+          </w:p>
+        </w:tc>
+        <w:tc>
+          <w:tcPr/>
+          <w:p>
+            <w:pPr>
+              <w:pStyle w:val="Compact"/>
+              <w:jc w:val="left"/>
+            </w:pPr>
+            <w:r>
+              <w:rPr>
+                <w:rStyle w:val="VerbatimChar"/>
+              </w:rPr>
+              <w:t xml:space="preserve">subject</w:t>
+            </w:r>
+            <w:r>
+              <w:t xml:space="preserve"> </w:t>
+            </w:r>
+            <w:r>
+              <w:t xml:space="preserve">is optional — don’t assume it’s always present in queries or UI</w:t>
+            </w:r>
           </w:p>
         </w:tc>
       </w:tr>
@@ -612,52 +722,46 @@
               <w:jc w:val="left"/>
             </w:pPr>
             <w:r>
-              <w:t xml:space="preserve">3</w:t>
-            </w:r>
-          </w:p>
-        </w:tc>
-        <w:tc>
-          <w:tcPr/>
-          <w:p>
-            <w:pPr>
-              <w:pStyle w:val="Compact"/>
-              <w:jc w:val="left"/>
-            </w:pPr>
-            <w:r>
-              <w:t xml:space="preserve">Read receipts and unread counts</w:t>
-            </w:r>
-          </w:p>
-        </w:tc>
-        <w:tc>
-          <w:tcPr/>
-          <w:p>
-            <w:pPr>
-              <w:pStyle w:val="Compact"/>
-            </w:pPr>
-          </w:p>
-        </w:tc>
-        <w:tc>
-          <w:tcPr/>
-          <w:p>
-            <w:pPr>
-              <w:pStyle w:val="Compact"/>
-            </w:pPr>
-          </w:p>
-        </w:tc>
-        <w:tc>
-          <w:tcPr/>
-          <w:p>
-            <w:pPr>
-              <w:pStyle w:val="Compact"/>
-            </w:pPr>
-          </w:p>
-        </w:tc>
-        <w:tc>
-          <w:tcPr/>
-          <w:p>
-            <w:pPr>
-              <w:pStyle w:val="Compact"/>
-            </w:pPr>
+              <w:t xml:space="preserve">1:1 only</w:t>
+            </w:r>
+          </w:p>
+        </w:tc>
+        <w:tc>
+          <w:tcPr/>
+          <w:p>
+            <w:pPr>
+              <w:pStyle w:val="Compact"/>
+              <w:jc w:val="left"/>
+            </w:pPr>
+            <w:r>
+              <w:t xml:space="preserve">Include both participants, including the creator, in the header’s</w:t>
+            </w:r>
+            <w:r>
+              <w:t xml:space="preserve"> </w:t>
+            </w:r>
+            <w:r>
+              <w:rPr>
+                <w:rStyle w:val="VerbatimChar"/>
+              </w:rPr>
+              <w:t xml:space="preserve">recipient</w:t>
+            </w:r>
+            <w:r>
+              <w:t xml:space="preserve">; simpler read receipts (see</w:t>
+            </w:r>
+            <w:r>
+              <w:t xml:space="preserve"> </w:t>
+            </w:r>
+            <w:hyperlink w:anchor="X4e7b5b50352d96e0be8d25820c5de8ef425ec57">
+              <w:r>
+                <w:rPr>
+                  <w:rStyle w:val="Hyperlink"/>
+                </w:rPr>
+                <w:t xml:space="preserve">Read state</w:t>
+              </w:r>
+            </w:hyperlink>
+            <w:r>
+              <w:t xml:space="preserve">)</w:t>
+            </w:r>
           </w:p>
         </w:tc>
       </w:tr>
@@ -673,52 +777,20 @@
               <w:jc w:val="left"/>
             </w:pPr>
             <w:r>
-              <w:t xml:space="preserve">4</w:t>
-            </w:r>
-          </w:p>
-        </w:tc>
-        <w:tc>
-          <w:tcPr/>
-          <w:p>
-            <w:pPr>
-              <w:pStyle w:val="Compact"/>
-              <w:jc w:val="left"/>
-            </w:pPr>
-            <w:r>
-              <w:t xml:space="preserve">File and image attachments</w:t>
-            </w:r>
-          </w:p>
-        </w:tc>
-        <w:tc>
-          <w:tcPr/>
-          <w:p>
-            <w:pPr>
-              <w:pStyle w:val="Compact"/>
-            </w:pPr>
-          </w:p>
-        </w:tc>
-        <w:tc>
-          <w:tcPr/>
-          <w:p>
-            <w:pPr>
-              <w:pStyle w:val="Compact"/>
-            </w:pPr>
-          </w:p>
-        </w:tc>
-        <w:tc>
-          <w:tcPr/>
-          <w:p>
-            <w:pPr>
-              <w:pStyle w:val="Compact"/>
-            </w:pPr>
-          </w:p>
-        </w:tc>
-        <w:tc>
-          <w:tcPr/>
-          <w:p>
-            <w:pPr>
-              <w:pStyle w:val="Compact"/>
-            </w:pPr>
+              <w:t xml:space="preserve">Group threads needed</w:t>
+            </w:r>
+          </w:p>
+        </w:tc>
+        <w:tc>
+          <w:tcPr/>
+          <w:p>
+            <w:pPr>
+              <w:pStyle w:val="Compact"/>
+              <w:jc w:val="left"/>
+            </w:pPr>
+            <w:r>
+              <w:t xml:space="preserve">Recipient list on thread header must include all participants including the thread creator</w:t>
+            </w:r>
           </w:p>
         </w:tc>
       </w:tr>
@@ -734,52 +806,35 @@
               <w:jc w:val="left"/>
             </w:pPr>
             <w:r>
-              <w:t xml:space="preserve">5</w:t>
-            </w:r>
-          </w:p>
-        </w:tc>
-        <w:tc>
-          <w:tcPr/>
-          <w:p>
-            <w:pPr>
-              <w:pStyle w:val="Compact"/>
-              <w:jc w:val="left"/>
-            </w:pPr>
-            <w:r>
-              <w:t xml:space="preserve">Message editing and drafts</w:t>
-            </w:r>
-          </w:p>
-        </w:tc>
-        <w:tc>
-          <w:tcPr/>
-          <w:p>
-            <w:pPr>
-              <w:pStyle w:val="Compact"/>
-            </w:pPr>
-          </w:p>
-        </w:tc>
-        <w:tc>
-          <w:tcPr/>
-          <w:p>
-            <w:pPr>
-              <w:pStyle w:val="Compact"/>
-            </w:pPr>
-          </w:p>
-        </w:tc>
-        <w:tc>
-          <w:tcPr/>
-          <w:p>
-            <w:pPr>
-              <w:pStyle w:val="Compact"/>
-            </w:pPr>
-          </w:p>
-        </w:tc>
-        <w:tc>
-          <w:tcPr/>
-          <w:p>
-            <w:pPr>
-              <w:pStyle w:val="Compact"/>
-            </w:pPr>
+              <w:t xml:space="preserve">Tags/categories needed, single dimension</w:t>
+            </w:r>
+          </w:p>
+        </w:tc>
+        <w:tc>
+          <w:tcPr/>
+          <w:p>
+            <w:pPr>
+              <w:pStyle w:val="Compact"/>
+              <w:jc w:val="left"/>
+            </w:pPr>
+            <w:r>
+              <w:t xml:space="preserve">Use a single</w:t>
+            </w:r>
+            <w:r>
+              <w:t xml:space="preserve"> </w:t>
+            </w:r>
+            <w:r>
+              <w:rPr>
+                <w:rStyle w:val="VerbatimChar"/>
+              </w:rPr>
+              <w:t xml:space="preserve">category</w:t>
+            </w:r>
+            <w:r>
+              <w:t xml:space="preserve"> </w:t>
+            </w:r>
+            <w:r>
+              <w:t xml:space="preserve">entry on both the thread header and child messages</w:t>
+            </w:r>
           </w:p>
         </w:tc>
       </w:tr>
@@ -795,52 +850,227 @@
               <w:jc w:val="left"/>
             </w:pPr>
             <w:r>
-              <w:t xml:space="preserve">6</w:t>
-            </w:r>
-          </w:p>
-        </w:tc>
-        <w:tc>
-          <w:tcPr/>
-          <w:p>
-            <w:pPr>
-              <w:pStyle w:val="Compact"/>
-              <w:jc w:val="left"/>
-            </w:pPr>
-            <w:r>
-              <w:t xml:space="preserve">Automated messaging (reminders, out-of-office, SLA escalations)</w:t>
-            </w:r>
-          </w:p>
-        </w:tc>
-        <w:tc>
-          <w:tcPr/>
-          <w:p>
-            <w:pPr>
-              <w:pStyle w:val="Compact"/>
-            </w:pPr>
-          </w:p>
-        </w:tc>
-        <w:tc>
-          <w:tcPr/>
-          <w:p>
-            <w:pPr>
-              <w:pStyle w:val="Compact"/>
-            </w:pPr>
-          </w:p>
-        </w:tc>
-        <w:tc>
-          <w:tcPr/>
-          <w:p>
-            <w:pPr>
-              <w:pStyle w:val="Compact"/>
-            </w:pPr>
-          </w:p>
-        </w:tc>
-        <w:tc>
-          <w:tcPr/>
-          <w:p>
-            <w:pPr>
-              <w:pStyle w:val="Compact"/>
-            </w:pPr>
+              <w:t xml:space="preserve">Tags/categories needed, multiple combinable dimensions</w:t>
+            </w:r>
+          </w:p>
+        </w:tc>
+        <w:tc>
+          <w:tcPr/>
+          <w:p>
+            <w:pPr>
+              <w:pStyle w:val="Compact"/>
+              <w:jc w:val="left"/>
+            </w:pPr>
+            <w:r>
+              <w:t xml:space="preserve">Use multiple</w:t>
+            </w:r>
+            <w:r>
+              <w:t xml:space="preserve"> </w:t>
+            </w:r>
+            <w:r>
+              <w:rPr>
+                <w:rStyle w:val="VerbatimChar"/>
+              </w:rPr>
+              <w:t xml:space="preserve">category</w:t>
+            </w:r>
+            <w:r>
+              <w:t xml:space="preserve"> </w:t>
+            </w:r>
+            <w:r>
+              <w:t xml:space="preserve">entries (e.g. one for specialty, one for credential level) — more maintainable but queries may need to match several categories</w:t>
+            </w:r>
+          </w:p>
+        </w:tc>
+      </w:tr>
+    </w:tbl>
+    <w:p>
+      <w:pPr>
+        <w:pStyle w:val="BodyText"/>
+      </w:pPr>
+      <w:r>
+        <w:t xml:space="preserve">Follow the</w:t>
+      </w:r>
+      <w:r>
+        <w:t xml:space="preserve"> </w:t>
+      </w:r>
+      <w:hyperlink r:id="rId29">
+        <w:r>
+          <w:rPr>
+            <w:rStyle w:val="Hyperlink"/>
+          </w:rPr>
+          <w:t xml:space="preserve">thread data model</w:t>
+        </w:r>
+      </w:hyperlink>
+      <w:r>
+        <w:t xml:space="preserve">: the header has no</w:t>
+      </w:r>
+      <w:r>
+        <w:t xml:space="preserve"> </w:t>
+      </w:r>
+      <w:r>
+        <w:rPr>
+          <w:rStyle w:val="VerbatimChar"/>
+        </w:rPr>
+        <w:t xml:space="preserve">payload</w:t>
+      </w:r>
+      <w:r>
+        <w:t xml:space="preserve"> </w:t>
+      </w:r>
+      <w:r>
+        <w:t xml:space="preserve">or</w:t>
+      </w:r>
+      <w:r>
+        <w:t xml:space="preserve"> </w:t>
+      </w:r>
+      <w:r>
+        <w:rPr>
+          <w:rStyle w:val="VerbatimChar"/>
+        </w:rPr>
+        <w:t xml:space="preserve">partOf</w:t>
+      </w:r>
+      <w:r>
+        <w:t xml:space="preserve">; child messages carry the content and link to the header through</w:t>
+      </w:r>
+      <w:r>
+        <w:t xml:space="preserve"> </w:t>
+      </w:r>
+      <w:r>
+        <w:rPr>
+          <w:rStyle w:val="VerbatimChar"/>
+        </w:rPr>
+        <w:t xml:space="preserve">partOf</w:t>
+      </w:r>
+      <w:r>
+        <w:t xml:space="preserve">. The header’s</w:t>
+      </w:r>
+      <w:r>
+        <w:t xml:space="preserve"> </w:t>
+      </w:r>
+      <w:r>
+        <w:rPr>
+          <w:rStyle w:val="VerbatimChar"/>
+        </w:rPr>
+        <w:t xml:space="preserve">recipient</w:t>
+      </w:r>
+      <w:r>
+        <w:t xml:space="preserve"> </w:t>
+      </w:r>
+      <w:r>
+        <w:t xml:space="preserve">is the full participant list; a child’s recipients may exclude its sender. A child does not inherit patient access through</w:t>
+      </w:r>
+      <w:r>
+        <w:t xml:space="preserve"> </w:t>
+      </w:r>
+      <w:r>
+        <w:rPr>
+          <w:rStyle w:val="VerbatimChar"/>
+        </w:rPr>
+        <w:t xml:space="preserve">partOf</w:t>
+      </w:r>
+      <w:r>
+        <w:t xml:space="preserve">. Enforce visibility with AccessPolicy on the resources themselves.</w:t>
+      </w:r>
+    </w:p>
+    <w:bookmarkStart w:id="30" w:name="Xe3cd5fb763dea6b225859d049fb84bcd9f63427"/>
+    <w:bookmarkEnd w:id="30"/>
+    <w:bookmarkStart w:id="31" w:name="X29260b7d0f4b252f5b747c2567528a4e6c34488"/>
+    <w:bookmarkEnd w:id="31"/>
+    <w:bookmarkEnd w:id="32"/>
+    <w:bookmarkStart w:id="36" w:name="how-will-attachments-be-stored-and-used"/>
+    <w:p>
+      <w:pPr>
+        <w:pStyle w:val="Heading3"/>
+      </w:pPr>
+      <w:r>
+        <w:t xml:space="preserve">How will attachments be stored and used?</w:t>
+      </w:r>
+    </w:p>
+    <w:p>
+      <w:pPr>
+        <w:pStyle w:val="FirstParagraph"/>
+      </w:pPr>
+      <w:r>
+        <w:rPr>
+          <w:b/>
+          <w:bCs/>
+        </w:rPr>
+        <w:t xml:space="preserve">Questions:</w:t>
+      </w:r>
+    </w:p>
+    <w:p>
+      <w:pPr>
+        <w:pStyle w:val="Compact"/>
+        <w:numPr>
+          <w:ilvl w:val="0"/>
+          <w:numId w:val="1006"/>
+        </w:numPr>
+      </w:pPr>
+      <w:r>
+        <w:t xml:space="preserve">What file types need to be supported?</w:t>
+      </w:r>
+    </w:p>
+    <w:p>
+      <w:pPr>
+        <w:pStyle w:val="Compact"/>
+        <w:numPr>
+          <w:ilvl w:val="0"/>
+          <w:numId w:val="1006"/>
+        </w:numPr>
+      </w:pPr>
+      <w:r>
+        <w:t xml:space="preserve">Do attachments need to be searchable or referenceable as clinical documents — e.g. queryable by patient or document type — or are they just files to download within a message?</w:t>
+      </w:r>
+    </w:p>
+    <w:p>
+      <w:pPr>
+        <w:pStyle w:val="FirstParagraph"/>
+      </w:pPr>
+      <w:r>
+        <w:rPr>
+          <w:b/>
+          <w:bCs/>
+        </w:rPr>
+        <w:t xml:space="preserve">What the answers drive:</w:t>
+      </w:r>
+    </w:p>
+    <w:tbl>
+      <w:tblPr>
+        <w:tblStyle w:val="Table"/>
+        <w:tblW w:w="9360" w:type="dxa"/>
+        <w:tblLayout w:type="fixed"/>
+        <w:tblLook w:firstRow="1" w:lastRow="0" w:firstColumn="0" w:lastColumn="0" w:noHBand="0" w:noVBand="0" w:val="0020"/>
+      </w:tblPr>
+      <w:tblGrid>
+        <w:gridCol w:w="4589"/>
+        <w:gridCol w:w="4771"/>
+      </w:tblGrid>
+      <w:tr>
+        <w:trPr>
+          <w:cantSplit/>
+          <w:tblHeader w:val="on"/>
+        </w:trPr>
+        <w:tc>
+          <w:tcPr/>
+          <w:p>
+            <w:pPr>
+              <w:pStyle w:val="Compact"/>
+              <w:jc w:val="left"/>
+            </w:pPr>
+            <w:r>
+              <w:t xml:space="preserve">Situation</w:t>
+            </w:r>
+          </w:p>
+        </w:tc>
+        <w:tc>
+          <w:tcPr/>
+          <w:p>
+            <w:pPr>
+              <w:pStyle w:val="Compact"/>
+              <w:jc w:val="left"/>
+            </w:pPr>
+            <w:r>
+              <w:t xml:space="preserve">Approach</w:t>
+            </w:r>
           </w:p>
         </w:tc>
       </w:tr>
@@ -856,52 +1086,95 @@
               <w:jc w:val="left"/>
             </w:pPr>
             <w:r>
-              <w:t xml:space="preserve">7</w:t>
-            </w:r>
-          </w:p>
-        </w:tc>
-        <w:tc>
-          <w:tcPr/>
-          <w:p>
-            <w:pPr>
-              <w:pStyle w:val="Compact"/>
-              <w:jc w:val="left"/>
-            </w:pPr>
-            <w:r>
-              <w:t xml:space="preserve">External channel delivery (SMS, email — beyond in-app)</w:t>
-            </w:r>
-          </w:p>
-        </w:tc>
-        <w:tc>
-          <w:tcPr/>
-          <w:p>
-            <w:pPr>
-              <w:pStyle w:val="Compact"/>
-            </w:pPr>
-          </w:p>
-        </w:tc>
-        <w:tc>
-          <w:tcPr/>
-          <w:p>
-            <w:pPr>
-              <w:pStyle w:val="Compact"/>
-            </w:pPr>
-          </w:p>
-        </w:tc>
-        <w:tc>
-          <w:tcPr/>
-          <w:p>
-            <w:pPr>
-              <w:pStyle w:val="Compact"/>
-            </w:pPr>
-          </w:p>
-        </w:tc>
-        <w:tc>
-          <w:tcPr/>
-          <w:p>
-            <w:pPr>
-              <w:pStyle w:val="Compact"/>
-            </w:pPr>
+              <w:t xml:space="preserve">Files are just downloads within a message</w:t>
+            </w:r>
+          </w:p>
+        </w:tc>
+        <w:tc>
+          <w:tcPr/>
+          <w:p>
+            <w:pPr>
+              <w:pStyle w:val="Compact"/>
+              <w:jc w:val="left"/>
+            </w:pPr>
+            <w:r>
+              <w:t xml:space="preserve">Upload with</w:t>
+            </w:r>
+            <w:r>
+              <w:t xml:space="preserve"> </w:t>
+            </w:r>
+            <w:r>
+              <w:rPr>
+                <w:rStyle w:val="VerbatimChar"/>
+              </w:rPr>
+              <w:t xml:space="preserve">createAttachment</w:t>
+            </w:r>
+            <w:r>
+              <w:t xml:space="preserve"> </w:t>
+            </w:r>
+            <w:r>
+              <w:t xml:space="preserve">or</w:t>
+            </w:r>
+            <w:r>
+              <w:t xml:space="preserve"> </w:t>
+            </w:r>
+            <w:r>
+              <w:rPr>
+                <w:rStyle w:val="VerbatimChar"/>
+              </w:rPr>
+              <w:t xml:space="preserve">createBinary</w:t>
+            </w:r>
+            <w:r>
+              <w:t xml:space="preserve">, then put a</w:t>
+            </w:r>
+            <w:r>
+              <w:t xml:space="preserve"> </w:t>
+            </w:r>
+            <w:r>
+              <w:rPr>
+                <w:rStyle w:val="VerbatimChar"/>
+              </w:rPr>
+              <w:t xml:space="preserve">Binary/{id}</w:t>
+            </w:r>
+            <w:r>
+              <w:t xml:space="preserve"> </w:t>
+            </w:r>
+            <w:r>
+              <w:t xml:space="preserve">URL in the payload’s</w:t>
+            </w:r>
+            <w:r>
+              <w:t xml:space="preserve"> </w:t>
+            </w:r>
+            <w:r>
+              <w:rPr>
+                <w:rStyle w:val="VerbatimChar"/>
+              </w:rPr>
+              <w:t xml:space="preserve">contentAttachment</w:t>
+            </w:r>
+            <w:r>
+              <w:t xml:space="preserve">. Set an appropriate Binary</w:t>
+            </w:r>
+            <w:r>
+              <w:t xml:space="preserve"> </w:t>
+            </w:r>
+            <w:r>
+              <w:rPr>
+                <w:rStyle w:val="VerbatimChar"/>
+              </w:rPr>
+              <w:t xml:space="preserve">securityContext</w:t>
+            </w:r>
+            <w:r>
+              <w:t xml:space="preserve">; do not embed file bytes in</w:t>
+            </w:r>
+            <w:r>
+              <w:t xml:space="preserve"> </w:t>
+            </w:r>
+            <w:r>
+              <w:rPr>
+                <w:rStyle w:val="VerbatimChar"/>
+              </w:rPr>
+              <w:t xml:space="preserve">Attachment.data</w:t>
+            </w:r>
           </w:p>
         </w:tc>
       </w:tr>
@@ -917,242 +1190,64 @@
               <w:jc w:val="left"/>
             </w:pPr>
             <w:r>
-              <w:t xml:space="preserve">8</w:t>
-            </w:r>
-          </w:p>
-        </w:tc>
-        <w:tc>
-          <w:tcPr/>
-          <w:p>
-            <w:pPr>
-              <w:pStyle w:val="Compact"/>
-              <w:jc w:val="left"/>
-            </w:pPr>
-            <w:r>
-              <w:t xml:space="preserve">Async encounters / billing</w:t>
-            </w:r>
-          </w:p>
-        </w:tc>
-        <w:tc>
-          <w:tcPr/>
-          <w:p>
-            <w:pPr>
-              <w:pStyle w:val="Compact"/>
-            </w:pPr>
-          </w:p>
-        </w:tc>
-        <w:tc>
-          <w:tcPr/>
-          <w:p>
-            <w:pPr>
-              <w:pStyle w:val="Compact"/>
-            </w:pPr>
-          </w:p>
-        </w:tc>
-        <w:tc>
-          <w:tcPr/>
-          <w:p>
-            <w:pPr>
-              <w:pStyle w:val="Compact"/>
-            </w:pPr>
-          </w:p>
-        </w:tc>
-        <w:tc>
-          <w:tcPr/>
-          <w:p>
-            <w:pPr>
-              <w:pStyle w:val="Compact"/>
-            </w:pPr>
-          </w:p>
-        </w:tc>
-      </w:tr>
-    </w:tbl>
-    <w:p>
-      <w:r>
-        <w:pict>
-          <v:rect style="width:0;height:1.5pt" o:hralign="center" o:hrstd="t" o:hr="t"/>
-        </w:pict>
-      </w:r>
-    </w:p>
-    <w:bookmarkEnd w:id="25"/>
-    <w:bookmarkStart w:id="35" w:name="section-3-feature-deep-dives"/>
-    <w:p>
-      <w:pPr>
-        <w:pStyle w:val="Heading2"/>
-      </w:pPr>
-      <w:r>
-        <w:t xml:space="preserve">Section 3: Feature Deep Dives</w:t>
-      </w:r>
-    </w:p>
-    <w:p>
-      <w:pPr>
-        <w:pStyle w:val="FirstParagraph"/>
-      </w:pPr>
-      <w:r>
-        <w:rPr>
-          <w:iCs/>
-          <w:i/>
-        </w:rPr>
-        <w:t xml:space="preserve">Cover each feature flagged Yes or Nice-to-have. The goal is to land on a clear recommended approach by the end of each section.</w:t>
-      </w:r>
-    </w:p>
-    <w:p>
-      <w:r>
-        <w:pict>
-          <v:rect style="width:0;height:1.5pt" o:hralign="center" o:hrstd="t" o:hr="t"/>
-        </w:pict>
-      </w:r>
-    </w:p>
-    <w:bookmarkStart w:id="26" w:name="thread-structure-always-covered"/>
-    <w:p>
-      <w:pPr>
-        <w:pStyle w:val="Heading3"/>
-      </w:pPr>
-      <w:r>
-        <w:t xml:space="preserve">3.1 Thread Structure</w:t>
-      </w:r>
-      <w:r>
-        <w:t xml:space="preserve"> </w:t>
-      </w:r>
-      <w:r>
-        <w:rPr>
-          <w:iCs/>
-          <w:i/>
-        </w:rPr>
-        <w:t xml:space="preserve">(always covered)</w:t>
-      </w:r>
-    </w:p>
-    <w:p>
-      <w:pPr>
-        <w:pStyle w:val="FirstParagraph"/>
-      </w:pPr>
-      <w:r>
-        <w:rPr>
-          <w:bCs/>
-          <w:b/>
-        </w:rPr>
-        <w:t xml:space="preserve">Questions:</w:t>
-      </w:r>
-    </w:p>
-    <w:p>
-      <w:pPr>
-        <w:numPr>
-          <w:ilvl w:val="0"/>
-          <w:numId w:val="1004"/>
-        </w:numPr>
-        <w:pStyle w:val="Compact"/>
-      </w:pPr>
-      <w:r>
-        <w:t xml:space="preserve">Are threads always tied to a specific patient, or do you need internal/admin threads with no patient context?</w:t>
-      </w:r>
-    </w:p>
-    <w:p>
-      <w:pPr>
-        <w:numPr>
-          <w:ilvl w:val="0"/>
-          <w:numId w:val="1004"/>
-        </w:numPr>
-        <w:pStyle w:val="Compact"/>
-      </w:pPr>
-      <w:r>
-        <w:t xml:space="preserve">Are threads 1:1 only, or do you need group conversations with more than two participants?</w:t>
-      </w:r>
-    </w:p>
-    <w:p>
-      <w:pPr>
-        <w:numPr>
-          <w:ilvl w:val="0"/>
-          <w:numId w:val="1004"/>
-        </w:numPr>
-        <w:pStyle w:val="Compact"/>
-      </w:pPr>
-      <w:r>
-        <w:t xml:space="preserve">Do threads need to be tagged or categorized (e.g. by specialty, product line, urgency)? If so, do tags need to be combinable (e.g. a thread tagged both</w:t>
-      </w:r>
-      <w:r>
-        <w:t xml:space="preserve"> </w:t>
-      </w:r>
-      <w:r>
-        <w:t xml:space="preserve">“</w:t>
-      </w:r>
-      <w:r>
-        <w:t xml:space="preserve">cardiology</w:t>
-      </w:r>
-      <w:r>
-        <w:t xml:space="preserve">”</w:t>
-      </w:r>
-      <w:r>
-        <w:t xml:space="preserve"> </w:t>
-      </w:r>
-      <w:r>
-        <w:t xml:space="preserve">and</w:t>
-      </w:r>
-      <w:r>
-        <w:t xml:space="preserve"> </w:t>
-      </w:r>
-      <w:r>
-        <w:t xml:space="preserve">“</w:t>
-      </w:r>
-      <w:r>
-        <w:t xml:space="preserve">urgent</w:t>
-      </w:r>
-      <w:r>
-        <w:t xml:space="preserve">”</w:t>
-      </w:r>
-      <w:r>
-        <w:t xml:space="preserve">)?</w:t>
-      </w:r>
-    </w:p>
-    <w:p>
-      <w:pPr>
-        <w:pStyle w:val="FirstParagraph"/>
-      </w:pPr>
-      <w:r>
-        <w:rPr>
-          <w:bCs/>
-          <w:b/>
-        </w:rPr>
-        <w:t xml:space="preserve">What the answers drive:</w:t>
-      </w:r>
-    </w:p>
-    <w:tbl>
-      <w:tblPr>
-        <w:tblStyle w:val="Table"/>
-        <w:tblW w:w="9360" w:type="dxa"/>
-        <w:tblLook w:firstRow="1" w:lastRow="0" w:firstColumn="0" w:lastColumn="0" w:noHBand="0" w:noVBand="0" w:val="0020"/>
-        <w:jc w:val="start"/>
-        <w:tblLayout w:type="fixed"/>
-      </w:tblPr>
-      <w:tblGrid>
-        <w:gridCol w:w="4702"/>
-        <w:gridCol w:w="4658"/>
-      </w:tblGrid>
-      <w:tr>
-        <w:trPr>
-          <w:cantSplit/>
-          <w:tblHeader w:val="true"/>
-        </w:trPr>
-        <w:tc>
-          <w:tcPr/>
-          <w:p>
-            <w:pPr>
-              <w:pStyle w:val="Compact"/>
-              <w:jc w:val="left"/>
-            </w:pPr>
-            <w:r>
-              <w:t xml:space="preserve">Situation</w:t>
-            </w:r>
-          </w:p>
-        </w:tc>
-        <w:tc>
-          <w:tcPr/>
-          <w:p>
-            <w:pPr>
-              <w:pStyle w:val="Compact"/>
-              <w:jc w:val="left"/>
-            </w:pPr>
-            <w:r>
-              <w:t xml:space="preserve">Approach</w:t>
+              <w:t xml:space="preserve">Attachments need to be clinical documents (searchable, referenceable by patient/type)</w:t>
+            </w:r>
+          </w:p>
+        </w:tc>
+        <w:tc>
+          <w:tcPr/>
+          <w:p>
+            <w:pPr>
+              <w:pStyle w:val="Compact"/>
+              <w:jc w:val="left"/>
+            </w:pPr>
+            <w:r>
+              <w:t xml:space="preserve">Create a</w:t>
+            </w:r>
+            <w:r>
+              <w:t xml:space="preserve"> </w:t>
+            </w:r>
+            <w:r>
+              <w:rPr>
+                <w:rStyle w:val="VerbatimChar"/>
+              </w:rPr>
+              <w:t xml:space="preserve">DocumentReference</w:t>
+            </w:r>
+            <w:r>
+              <w:t xml:space="preserve"> </w:t>
+            </w:r>
+            <w:r>
+              <w:t xml:space="preserve">and attach via</w:t>
+            </w:r>
+            <w:r>
+              <w:t xml:space="preserve"> </w:t>
+            </w:r>
+            <w:r>
+              <w:rPr>
+                <w:rStyle w:val="VerbatimChar"/>
+              </w:rPr>
+              <w:t xml:space="preserve">contentReference</w:t>
+            </w:r>
+            <w:r>
+              <w:t xml:space="preserve"> </w:t>
+            </w:r>
+            <w:r>
+              <w:t xml:space="preserve">on the payload — file becomes a first-class searchable clinical document. Note: this is the default behavior of Medplum’s React</w:t>
+            </w:r>
+            <w:r>
+              <w:t xml:space="preserve"> </w:t>
+            </w:r>
+            <w:r>
+              <w:rPr>
+                <w:rStyle w:val="VerbatimChar"/>
+              </w:rPr>
+              <w:t xml:space="preserve">ThreadChat</w:t>
+            </w:r>
+            <w:r>
+              <w:t xml:space="preserve"> </w:t>
+            </w:r>
+            <w:r>
+              <w:t xml:space="preserve">component.</w:t>
             </w:r>
           </w:p>
         </w:tc>
@@ -1169,19 +1264,19 @@
               <w:jc w:val="left"/>
             </w:pPr>
             <w:r>
-              <w:t xml:space="preserve">Threads always tied to a patient</w:t>
-            </w:r>
-          </w:p>
-        </w:tc>
-        <w:tc>
-          <w:tcPr/>
-          <w:p>
-            <w:pPr>
-              <w:pStyle w:val="Compact"/>
-              <w:jc w:val="left"/>
-            </w:pPr>
-            <w:r>
-              <w:t xml:space="preserve">Set</w:t>
+              <w:t xml:space="preserve">Attachments are references to existing clinical resources (e.g. a lab result)</w:t>
+            </w:r>
+          </w:p>
+        </w:tc>
+        <w:tc>
+          <w:tcPr/>
+          <w:p>
+            <w:pPr>
+              <w:pStyle w:val="Compact"/>
+              <w:jc w:val="left"/>
+            </w:pPr>
+            <w:r>
+              <w:t xml:space="preserve">Use</w:t>
             </w:r>
             <w:r>
               <w:t xml:space="preserve"> </w:t>
@@ -1190,13 +1285,166 @@
               <w:rPr>
                 <w:rStyle w:val="VerbatimChar"/>
               </w:rPr>
-              <w:t xml:space="preserve">subject</w:t>
-            </w:r>
-            <w:r>
-              <w:t xml:space="preserve"> </w:t>
-            </w:r>
-            <w:r>
-              <w:t xml:space="preserve">on every thread header — enables filtering by patient across the inbox</w:t>
+              <w:t xml:space="preserve">contentReference</w:t>
+            </w:r>
+            <w:r>
+              <w:t xml:space="preserve"> </w:t>
+            </w:r>
+            <w:r>
+              <w:t xml:space="preserve">pointing at the relevant FHIR resource (e.g. </w:t>
+            </w:r>
+            <w:r>
+              <w:rPr>
+                <w:rStyle w:val="VerbatimChar"/>
+              </w:rPr>
+              <w:t xml:space="preserve">DiagnosticReport</w:t>
+            </w:r>
+            <w:r>
+              <w:t xml:space="preserve">)</w:t>
+            </w:r>
+          </w:p>
+        </w:tc>
+      </w:tr>
+    </w:tbl>
+    <w:p>
+      <w:pPr>
+        <w:pStyle w:val="BodyText"/>
+      </w:pPr>
+      <w:r>
+        <w:t xml:space="preserve">Give patient documents their own patient context and govern Binary access through</w:t>
+      </w:r>
+      <w:r>
+        <w:t xml:space="preserve"> </w:t>
+      </w:r>
+      <w:hyperlink r:id="rId33">
+        <w:r>
+          <w:rPr>
+            <w:rStyle w:val="Hyperlink"/>
+          </w:rPr>
+          <w:t xml:space="preserve">securityContext</w:t>
+        </w:r>
+      </w:hyperlink>
+      <w:r>
+        <w:t xml:space="preserve">. Changing the header’s participants does not automatically change permissions on earlier messages, DocumentReferences, or files. Include those resources in membership-change and revocation checks.</w:t>
+      </w:r>
+    </w:p>
+    <w:bookmarkStart w:id="34" w:name="X109a78231675538ba1ae687fa2d3987564be0e3"/>
+    <w:bookmarkEnd w:id="34"/>
+    <w:bookmarkStart w:id="35" w:name="X45550b1995efbf8657dbc79b990a012de93d320"/>
+    <w:bookmarkEnd w:id="35"/>
+    <w:bookmarkEnd w:id="36"/>
+    <w:bookmarkStart w:id="39" w:name="X20f3639bf2d287ae7f714e04f2d4b843930f985"/>
+    <w:p>
+      <w:pPr>
+        <w:pStyle w:val="Heading3"/>
+      </w:pPr>
+      <w:r>
+        <w:t xml:space="preserve">Can messages be edited, and where do drafts persist?</w:t>
+      </w:r>
+    </w:p>
+    <w:p>
+      <w:pPr>
+        <w:pStyle w:val="FirstParagraph"/>
+      </w:pPr>
+      <w:r>
+        <w:rPr>
+          <w:b/>
+          <w:bCs/>
+        </w:rPr>
+        <w:t xml:space="preserve">Questions:</w:t>
+      </w:r>
+    </w:p>
+    <w:p>
+      <w:pPr>
+        <w:pStyle w:val="Compact"/>
+        <w:numPr>
+          <w:ilvl w:val="0"/>
+          <w:numId w:val="1007"/>
+        </w:numPr>
+      </w:pPr>
+      <w:r>
+        <w:t xml:space="preserve">Can sent messages be corrected or retracted after sending?</w:t>
+      </w:r>
+    </w:p>
+    <w:p>
+      <w:pPr>
+        <w:pStyle w:val="Compact"/>
+        <w:numPr>
+          <w:ilvl w:val="0"/>
+          <w:numId w:val="1007"/>
+        </w:numPr>
+      </w:pPr>
+      <w:r>
+        <w:t xml:space="preserve">If so, does the original message content need to be discoverable via search (e.g. </w:t>
+      </w:r>
+      <w:r>
+        <w:t xml:space="preserve">“show all edited messages”</w:t>
+      </w:r>
+      <w:r>
+        <w:t xml:space="preserve">), or is it sufficient for the history to exist but not be directly queryable?</w:t>
+      </w:r>
+    </w:p>
+    <w:p>
+      <w:pPr>
+        <w:pStyle w:val="Compact"/>
+        <w:numPr>
+          <w:ilvl w:val="0"/>
+          <w:numId w:val="1007"/>
+        </w:numPr>
+      </w:pPr>
+      <w:r>
+        <w:t xml:space="preserve">Do users need to save a draft and return to it across sessions or devices, or is per-device/browser draft storage acceptable?</w:t>
+      </w:r>
+    </w:p>
+    <w:p>
+      <w:pPr>
+        <w:pStyle w:val="FirstParagraph"/>
+      </w:pPr>
+      <w:r>
+        <w:rPr>
+          <w:b/>
+          <w:bCs/>
+        </w:rPr>
+        <w:t xml:space="preserve">What the answers drive:</w:t>
+      </w:r>
+    </w:p>
+    <w:tbl>
+      <w:tblPr>
+        <w:tblStyle w:val="Table"/>
+        <w:tblW w:w="9360" w:type="dxa"/>
+        <w:tblLayout w:type="fixed"/>
+        <w:tblLook w:firstRow="1" w:lastRow="0" w:firstColumn="0" w:lastColumn="0" w:noHBand="0" w:noVBand="0" w:val="0020"/>
+      </w:tblPr>
+      <w:tblGrid>
+        <w:gridCol w:w="4517"/>
+        <w:gridCol w:w="4843"/>
+      </w:tblGrid>
+      <w:tr>
+        <w:trPr>
+          <w:cantSplit/>
+          <w:tblHeader w:val="on"/>
+        </w:trPr>
+        <w:tc>
+          <w:tcPr/>
+          <w:p>
+            <w:pPr>
+              <w:pStyle w:val="Compact"/>
+              <w:jc w:val="left"/>
+            </w:pPr>
+            <w:r>
+              <w:t xml:space="preserve">Situation</w:t>
+            </w:r>
+          </w:p>
+        </w:tc>
+        <w:tc>
+          <w:tcPr/>
+          <w:p>
+            <w:pPr>
+              <w:pStyle w:val="Compact"/>
+              <w:jc w:val="left"/>
+            </w:pPr>
+            <w:r>
+              <w:t xml:space="preserve">Approach</w:t>
             </w:r>
           </w:p>
         </w:tc>
@@ -1213,28 +1461,19 @@
               <w:jc w:val="left"/>
             </w:pPr>
             <w:r>
-              <w:t xml:space="preserve">Internal/admin threads needed</w:t>
-            </w:r>
-          </w:p>
-        </w:tc>
-        <w:tc>
-          <w:tcPr/>
-          <w:p>
-            <w:pPr>
-              <w:pStyle w:val="Compact"/>
-              <w:jc w:val="left"/>
-            </w:pPr>
-            <w:r>
-              <w:rPr>
-                <w:rStyle w:val="VerbatimChar"/>
-              </w:rPr>
-              <w:t xml:space="preserve">subject</w:t>
-            </w:r>
-            <w:r>
-              <w:t xml:space="preserve"> </w:t>
-            </w:r>
-            <w:r>
-              <w:t xml:space="preserve">is optional — don’t assume it’s always present in queries or UI</w:t>
+              <w:t xml:space="preserve">Sent messages cannot be edited</w:t>
+            </w:r>
+          </w:p>
+        </w:tc>
+        <w:tc>
+          <w:tcPr/>
+          <w:p>
+            <w:pPr>
+              <w:pStyle w:val="Compact"/>
+              <w:jc w:val="left"/>
+            </w:pPr>
+            <w:r>
+              <w:t xml:space="preserve">No special handling needed</w:t>
             </w:r>
           </w:p>
         </w:tc>
@@ -1251,19 +1490,61 @@
               <w:jc w:val="left"/>
             </w:pPr>
             <w:r>
-              <w:t xml:space="preserve">1:1 only</w:t>
-            </w:r>
-          </w:p>
-        </w:tc>
-        <w:tc>
-          <w:tcPr/>
-          <w:p>
-            <w:pPr>
-              <w:pStyle w:val="Compact"/>
-              <w:jc w:val="left"/>
-            </w:pPr>
-            <w:r>
-              <w:t xml:space="preserve">Simpler participant model; simplifies read receipt implementation (see 3.4)</w:t>
+              <w:t xml:space="preserve">Sent messages can be corrected; edits need to be searchable</w:t>
+            </w:r>
+          </w:p>
+        </w:tc>
+        <w:tc>
+          <w:tcPr/>
+          <w:p>
+            <w:pPr>
+              <w:pStyle w:val="Compact"/>
+              <w:jc w:val="left"/>
+            </w:pPr>
+            <w:r>
+              <w:t xml:space="preserve">Retract-and-correct: mark original</w:t>
+            </w:r>
+            <w:r>
+              <w:t xml:space="preserve"> </w:t>
+            </w:r>
+            <w:r>
+              <w:rPr>
+                <w:rStyle w:val="VerbatimChar"/>
+              </w:rPr>
+              <w:t xml:space="preserve">status = entered-in-error</w:t>
+            </w:r>
+            <w:r>
+              <w:t xml:space="preserve">, create new message with corrected content linked via</w:t>
+            </w:r>
+            <w:r>
+              <w:t xml:space="preserve"> </w:t>
+            </w:r>
+            <w:r>
+              <w:rPr>
+                <w:rStyle w:val="VerbatimChar"/>
+              </w:rPr>
+              <w:t xml:space="preserve">inResponseTo</w:t>
+            </w:r>
+            <w:r>
+              <w:t xml:space="preserve"> </w:t>
+            </w:r>
+            <w:r>
+              <w:t xml:space="preserve">and tagged with a</w:t>
+            </w:r>
+            <w:r>
+              <w:t xml:space="preserve"> </w:t>
+            </w:r>
+            <w:r>
+              <w:rPr>
+                <w:rStyle w:val="VerbatimChar"/>
+              </w:rPr>
+              <w:t xml:space="preserve">correction</w:t>
+            </w:r>
+            <w:r>
+              <w:t xml:space="preserve"> </w:t>
+            </w:r>
+            <w:r>
+              <w:t xml:space="preserve">category. Corrections are discoverable via status and category filters.</w:t>
             </w:r>
           </w:p>
         </w:tc>
@@ -1280,19 +1561,46 @@
               <w:jc w:val="left"/>
             </w:pPr>
             <w:r>
-              <w:t xml:space="preserve">Group threads needed</w:t>
-            </w:r>
-          </w:p>
-        </w:tc>
-        <w:tc>
-          <w:tcPr/>
-          <w:p>
-            <w:pPr>
-              <w:pStyle w:val="Compact"/>
-              <w:jc w:val="left"/>
-            </w:pPr>
-            <w:r>
-              <w:t xml:space="preserve">Recipient list on thread header must include all participants including the thread creator</w:t>
+              <w:t xml:space="preserve">Sent messages can be corrected; searchability of edits not required</w:t>
+            </w:r>
+          </w:p>
+        </w:tc>
+        <w:tc>
+          <w:tcPr/>
+          <w:p>
+            <w:pPr>
+              <w:pStyle w:val="Compact"/>
+              <w:jc w:val="left"/>
+            </w:pPr>
+            <w:r>
+              <w:t xml:space="preserve">In-place payload update via</w:t>
+            </w:r>
+            <w:r>
+              <w:t xml:space="preserve"> </w:t>
+            </w:r>
+            <w:r>
+              <w:rPr>
+                <w:rStyle w:val="VerbatimChar"/>
+              </w:rPr>
+              <w:t xml:space="preserve">patchResource</w:t>
+            </w:r>
+            <w:r>
+              <w:t xml:space="preserve">. Full version history still exists via</w:t>
+            </w:r>
+            <w:r>
+              <w:t xml:space="preserve"> </w:t>
+            </w:r>
+            <w:r>
+              <w:rPr>
+                <w:rStyle w:val="VerbatimChar"/>
+              </w:rPr>
+              <w:t xml:space="preserve">_history</w:t>
+            </w:r>
+            <w:r>
+              <w:t xml:space="preserve"> </w:t>
+            </w:r>
+            <w:r>
+              <w:t xml:space="preserve">but is not searchable.</w:t>
             </w:r>
           </w:p>
         </w:tc>
@@ -1309,19 +1617,19 @@
               <w:jc w:val="left"/>
             </w:pPr>
             <w:r>
-              <w:t xml:space="preserve">Tags/categories needed, single dimension</w:t>
-            </w:r>
-          </w:p>
-        </w:tc>
-        <w:tc>
-          <w:tcPr/>
-          <w:p>
-            <w:pPr>
-              <w:pStyle w:val="Compact"/>
-              <w:jc w:val="left"/>
-            </w:pPr>
-            <w:r>
-              <w:t xml:space="preserve">Use a single</w:t>
+              <w:t xml:space="preserve">Drafts only needed per browser/device</w:t>
+            </w:r>
+          </w:p>
+        </w:tc>
+        <w:tc>
+          <w:tcPr/>
+          <w:p>
+            <w:pPr>
+              <w:pStyle w:val="Compact"/>
+              <w:jc w:val="left"/>
+            </w:pPr>
+            <w:r>
+              <w:t xml:space="preserve">Store in browser</w:t>
             </w:r>
             <w:r>
               <w:t xml:space="preserve"> </w:t>
@@ -1330,13 +1638,13 @@
               <w:rPr>
                 <w:rStyle w:val="VerbatimChar"/>
               </w:rPr>
-              <w:t xml:space="preserve">category</w:t>
-            </w:r>
-            <w:r>
-              <w:t xml:space="preserve"> </w:t>
-            </w:r>
-            <w:r>
-              <w:t xml:space="preserve">entry on both the thread header and child messages</w:t>
+              <w:t xml:space="preserve">localStorage</w:t>
+            </w:r>
+            <w:r>
+              <w:t xml:space="preserve"> </w:t>
+            </w:r>
+            <w:r>
+              <w:t xml:space="preserve">keyed by thread ID — no server resources needed, but lost if user clears storage or switches devices</w:t>
             </w:r>
           </w:p>
         </w:tc>
@@ -1353,19 +1661,19 @@
               <w:jc w:val="left"/>
             </w:pPr>
             <w:r>
-              <w:t xml:space="preserve">Tags/categories needed, multiple combinable dimensions</w:t>
-            </w:r>
-          </w:p>
-        </w:tc>
-        <w:tc>
-          <w:tcPr/>
-          <w:p>
-            <w:pPr>
-              <w:pStyle w:val="Compact"/>
-              <w:jc w:val="left"/>
-            </w:pPr>
-            <w:r>
-              <w:t xml:space="preserve">Use multiple</w:t>
+              <w:t xml:space="preserve">Drafts need to persist across devices/sessions</w:t>
+            </w:r>
+          </w:p>
+        </w:tc>
+        <w:tc>
+          <w:tcPr/>
+          <w:p>
+            <w:pPr>
+              <w:pStyle w:val="Compact"/>
+              <w:jc w:val="left"/>
+            </w:pPr>
+            <w:r>
+              <w:t xml:space="preserve">Store as</w:t>
             </w:r>
             <w:r>
               <w:t xml:space="preserve"> </w:t>
@@ -1374,33 +1682,98 @@
               <w:rPr>
                 <w:rStyle w:val="VerbatimChar"/>
               </w:rPr>
-              <w:t xml:space="preserve">category</w:t>
-            </w:r>
-            <w:r>
-              <w:t xml:space="preserve"> </w:t>
-            </w:r>
-            <w:r>
-              <w:t xml:space="preserve">entries (e.g. one for specialty, one for credential level) — more maintainable but queries may need to match several categories</w:t>
+              <w:t xml:space="preserve">Communication</w:t>
+            </w:r>
+            <w:r>
+              <w:t xml:space="preserve"> </w:t>
+            </w:r>
+            <w:r>
+              <w:t xml:space="preserve">with</w:t>
+            </w:r>
+            <w:r>
+              <w:t xml:space="preserve"> </w:t>
+            </w:r>
+            <w:r>
+              <w:rPr>
+                <w:rStyle w:val="VerbatimChar"/>
+              </w:rPr>
+              <w:t xml:space="preserve">status = preparation</w:t>
+            </w:r>
+            <w:r>
+              <w:t xml:space="preserve">; update as user types (debounced); promote to</w:t>
+            </w:r>
+            <w:r>
+              <w:t xml:space="preserve"> </w:t>
+            </w:r>
+            <w:r>
+              <w:rPr>
+                <w:rStyle w:val="VerbatimChar"/>
+              </w:rPr>
+              <w:t xml:space="preserve">in-progress</w:t>
+            </w:r>
+            <w:r>
+              <w:t xml:space="preserve"> </w:t>
+            </w:r>
+            <w:r>
+              <w:t xml:space="preserve">with a</w:t>
+            </w:r>
+            <w:r>
+              <w:t xml:space="preserve"> </w:t>
+            </w:r>
+            <w:r>
+              <w:rPr>
+                <w:rStyle w:val="VerbatimChar"/>
+              </w:rPr>
+              <w:t xml:space="preserve">sent</w:t>
+            </w:r>
+            <w:r>
+              <w:t xml:space="preserve"> </w:t>
+            </w:r>
+            <w:r>
+              <w:t xml:space="preserve">timestamp when sent. Filter drafts out of thread message queries with</w:t>
+            </w:r>
+            <w:r>
+              <w:t xml:space="preserve"> </w:t>
+            </w:r>
+            <w:r>
+              <w:rPr>
+                <w:rStyle w:val="VerbatimChar"/>
+              </w:rPr>
+              <w:t xml:space="preserve">status:not=preparation</w:t>
+            </w:r>
+            <w:r>
+              <w:t xml:space="preserve">.</w:t>
             </w:r>
           </w:p>
         </w:tc>
       </w:tr>
     </w:tbl>
-    <w:p>
-      <w:r>
-        <w:pict>
-          <v:rect style="width:0;height:1.5pt" o:hralign="center" o:hrstd="t" o:hr="t"/>
-        </w:pict>
-      </w:r>
-    </w:p>
-    <w:bookmarkEnd w:id="26"/>
-    <w:bookmarkStart w:id="27" w:name="live-updates"/>
+    <w:bookmarkStart w:id="37" w:name="decision-2"/>
+    <w:bookmarkEnd w:id="37"/>
+    <w:bookmarkStart w:id="38" w:name="Xede8c18e20df9fb7cbfdc80353bacfc0489d252"/>
+    <w:bookmarkEnd w:id="38"/>
+    <w:bookmarkEnd w:id="39"/>
+    <w:bookmarkEnd w:id="40"/>
+    <w:bookmarkStart w:id="51" w:name="response-ownership"/>
+    <w:p>
+      <w:pPr>
+        <w:pStyle w:val="Heading2"/>
+      </w:pPr>
+      <w:r>
+        <w:t xml:space="preserve">Response ownership</w:t>
+      </w:r>
+    </w:p>
+    <w:bookmarkStart w:id="41" w:name="X640aa72c52778866153df9d41eeaba5a627bfb7"/>
+    <w:bookmarkEnd w:id="41"/>
+    <w:bookmarkStart w:id="42" w:name="X456a31277061b070ad6c9ad0a1b43167023cbf7"/>
+    <w:bookmarkEnd w:id="42"/>
+    <w:bookmarkStart w:id="46" w:name="X90608d3b4974588ebb54c5538bb65b49f8406be"/>
     <w:p>
       <w:pPr>
         <w:pStyle w:val="Heading3"/>
       </w:pPr>
       <w:r>
-        <w:t xml:space="preserve">3.2 Live Updates</w:t>
+        <w:t xml:space="preserve">How will responses be assigned, reassigned, and escalated?</w:t>
       </w:r>
     </w:p>
     <w:p>
@@ -1409,34 +1782,58 @@
       </w:pPr>
       <w:r>
         <w:rPr>
+          <w:b/>
           <w:bCs/>
-          <w:b/>
         </w:rPr>
         <w:t xml:space="preserve">Questions:</w:t>
       </w:r>
     </w:p>
     <w:p>
       <w:pPr>
+        <w:pStyle w:val="Compact"/>
         <w:numPr>
           <w:ilvl w:val="0"/>
-          <w:numId w:val="1005"/>
+          <w:numId w:val="1008"/>
         </w:numPr>
+      </w:pPr>
+      <w:r>
+        <w:t xml:space="preserve">Do messages get assigned to specific providers, to a pool/queue by role, or both?</w:t>
+      </w:r>
+    </w:p>
+    <w:p>
+      <w:pPr>
         <w:pStyle w:val="Compact"/>
-      </w:pPr>
-      <w:r>
-        <w:t xml:space="preserve">Do new messages need to appear in real time without a page refresh?</w:t>
-      </w:r>
-    </w:p>
-    <w:p>
-      <w:pPr>
         <w:numPr>
           <w:ilvl w:val="0"/>
-          <w:numId w:val="1005"/>
+          <w:numId w:val="1008"/>
         </w:numPr>
+      </w:pPr>
+      <w:r>
+        <w:t xml:space="preserve">Can threads be reassigned or escalated after initial assignment?</w:t>
+      </w:r>
+    </w:p>
+    <w:p>
+      <w:pPr>
         <w:pStyle w:val="Compact"/>
-      </w:pPr>
-      <w:r>
-        <w:t xml:space="preserve">Is this needed for the patient-facing app, the provider-facing app, or both?</w:t>
+        <w:numPr>
+          <w:ilvl w:val="0"/>
+          <w:numId w:val="1008"/>
+        </w:numPr>
+      </w:pPr>
+      <w:r>
+        <w:t xml:space="preserve">After reassignment, does the previous owner need to retain visibility of the thread?</w:t>
+      </w:r>
+    </w:p>
+    <w:p>
+      <w:pPr>
+        <w:pStyle w:val="Compact"/>
+        <w:numPr>
+          <w:ilvl w:val="0"/>
+          <w:numId w:val="1008"/>
+        </w:numPr>
+      </w:pPr>
+      <w:r>
+        <w:t xml:space="preserve">Do you need a structured audit trail of who owned a thread and why it was rerouted?</w:t>
       </w:r>
     </w:p>
     <w:p>
@@ -1445,8 +1842,8 @@
       </w:pPr>
       <w:r>
         <w:rPr>
+          <w:b/>
           <w:bCs/>
-          <w:b/>
         </w:rPr>
         <w:t xml:space="preserve">What the answers drive:</w:t>
       </w:r>
@@ -1455,9 +1852,820 @@
       <w:tblPr>
         <w:tblStyle w:val="Table"/>
         <w:tblW w:w="9360" w:type="dxa"/>
+        <w:tblLayout w:type="fixed"/>
         <w:tblLook w:firstRow="1" w:lastRow="0" w:firstColumn="0" w:lastColumn="0" w:noHBand="0" w:noVBand="0" w:val="0020"/>
-        <w:jc w:val="start"/>
+      </w:tblPr>
+      <w:tblGrid>
+        <w:gridCol w:w="4492"/>
+        <w:gridCol w:w="4868"/>
+      </w:tblGrid>
+      <w:tr>
+        <w:trPr>
+          <w:cantSplit/>
+          <w:tblHeader w:val="on"/>
+        </w:trPr>
+        <w:tc>
+          <w:tcPr/>
+          <w:p>
+            <w:pPr>
+              <w:pStyle w:val="Compact"/>
+              <w:jc w:val="left"/>
+            </w:pPr>
+            <w:r>
+              <w:t xml:space="preserve">Situation</w:t>
+            </w:r>
+          </w:p>
+        </w:tc>
+        <w:tc>
+          <w:tcPr/>
+          <w:p>
+            <w:pPr>
+              <w:pStyle w:val="Compact"/>
+              <w:jc w:val="left"/>
+            </w:pPr>
+            <w:r>
+              <w:t xml:space="preserve">Approach</w:t>
+            </w:r>
+          </w:p>
+        </w:tc>
+      </w:tr>
+      <w:tr>
+        <w:trPr>
+          <w:cantSplit/>
+        </w:trPr>
+        <w:tc>
+          <w:tcPr/>
+          <w:p>
+            <w:pPr>
+              <w:pStyle w:val="Compact"/>
+              <w:jc w:val="left"/>
+            </w:pPr>
+            <w:r>
+              <w:t xml:space="preserve">Individual assignment only</w:t>
+            </w:r>
+          </w:p>
+        </w:tc>
+        <w:tc>
+          <w:tcPr/>
+          <w:p>
+            <w:pPr>
+              <w:pStyle w:val="Compact"/>
+              <w:jc w:val="left"/>
+            </w:pPr>
+            <w:r>
+              <w:t xml:space="preserve">Set</w:t>
+            </w:r>
+            <w:r>
+              <w:t xml:space="preserve"> </w:t>
+            </w:r>
+            <w:r>
+              <w:rPr>
+                <w:rStyle w:val="VerbatimChar"/>
+              </w:rPr>
+              <w:t xml:space="preserve">Task.owner</w:t>
+            </w:r>
+            <w:r>
+              <w:t xml:space="preserve"> </w:t>
+            </w:r>
+            <w:r>
+              <w:t xml:space="preserve">to a specific provider; retain</w:t>
+            </w:r>
+            <w:r>
+              <w:t xml:space="preserve"> </w:t>
+            </w:r>
+            <w:r>
+              <w:rPr>
+                <w:rStyle w:val="VerbatimChar"/>
+              </w:rPr>
+              <w:t xml:space="preserve">performerType</w:t>
+            </w:r>
+            <w:r>
+              <w:t xml:space="preserve"> </w:t>
+            </w:r>
+            <w:r>
+              <w:t xml:space="preserve">if a role requirement remains relevant</w:t>
+            </w:r>
+          </w:p>
+        </w:tc>
+      </w:tr>
+      <w:tr>
+        <w:trPr>
+          <w:cantSplit/>
+        </w:trPr>
+        <w:tc>
+          <w:tcPr/>
+          <w:p>
+            <w:pPr>
+              <w:pStyle w:val="Compact"/>
+              <w:jc w:val="left"/>
+            </w:pPr>
+            <w:r>
+              <w:t xml:space="preserve">Pool/queue routing</w:t>
+            </w:r>
+          </w:p>
+        </w:tc>
+        <w:tc>
+          <w:tcPr/>
+          <w:p>
+            <w:pPr>
+              <w:pStyle w:val="Compact"/>
+              <w:jc w:val="left"/>
+            </w:pPr>
+            <w:r>
+              <w:t xml:space="preserve">Set</w:t>
+            </w:r>
+            <w:r>
+              <w:t xml:space="preserve"> </w:t>
+            </w:r>
+            <w:r>
+              <w:rPr>
+                <w:rStyle w:val="VerbatimChar"/>
+              </w:rPr>
+              <w:t xml:space="preserve">Task.performerType</w:t>
+            </w:r>
+            <w:r>
+              <w:t xml:space="preserve"> </w:t>
+            </w:r>
+            <w:r>
+              <w:t xml:space="preserve">by role type; clear</w:t>
+            </w:r>
+            <w:r>
+              <w:t xml:space="preserve"> </w:t>
+            </w:r>
+            <w:r>
+              <w:rPr>
+                <w:rStyle w:val="VerbatimChar"/>
+              </w:rPr>
+              <w:t xml:space="preserve">Task.owner</w:t>
+            </w:r>
+            <w:r>
+              <w:t xml:space="preserve">; providers claim from pool</w:t>
+            </w:r>
+          </w:p>
+        </w:tc>
+      </w:tr>
+      <w:tr>
+        <w:trPr>
+          <w:cantSplit/>
+        </w:trPr>
+        <w:tc>
+          <w:tcPr/>
+          <w:p>
+            <w:pPr>
+              <w:pStyle w:val="Compact"/>
+              <w:jc w:val="left"/>
+            </w:pPr>
+            <w:r>
+              <w:t xml:space="preserve">Both</w:t>
+            </w:r>
+          </w:p>
+        </w:tc>
+        <w:tc>
+          <w:tcPr/>
+          <w:p>
+            <w:pPr>
+              <w:pStyle w:val="Compact"/>
+              <w:jc w:val="left"/>
+            </w:pPr>
+            <w:r>
+              <w:t xml:space="preserve">Use</w:t>
+            </w:r>
+            <w:r>
+              <w:t xml:space="preserve"> </w:t>
+            </w:r>
+            <w:r>
+              <w:rPr>
+                <w:rStyle w:val="VerbatimChar"/>
+              </w:rPr>
+              <w:t xml:space="preserve">performerType</w:t>
+            </w:r>
+            <w:r>
+              <w:t xml:space="preserve"> </w:t>
+            </w:r>
+            <w:r>
+              <w:t xml:space="preserve">for pool eligibility; set</w:t>
+            </w:r>
+            <w:r>
+              <w:t xml:space="preserve"> </w:t>
+            </w:r>
+            <w:r>
+              <w:rPr>
+                <w:rStyle w:val="VerbatimChar"/>
+              </w:rPr>
+              <w:t xml:space="preserve">owner</w:t>
+            </w:r>
+            <w:r>
+              <w:t xml:space="preserve"> </w:t>
+            </w:r>
+            <w:r>
+              <w:t xml:space="preserve">when claimed, retaining applicable role requirements</w:t>
+            </w:r>
+          </w:p>
+        </w:tc>
+      </w:tr>
+      <w:tr>
+        <w:trPr>
+          <w:cantSplit/>
+        </w:trPr>
+        <w:tc>
+          <w:tcPr/>
+          <w:p>
+            <w:pPr>
+              <w:pStyle w:val="Compact"/>
+              <w:jc w:val="left"/>
+            </w:pPr>
+            <w:r>
+              <w:t xml:space="preserve">Reassign the same response obligation</w:t>
+            </w:r>
+          </w:p>
+        </w:tc>
+        <w:tc>
+          <w:tcPr/>
+          <w:p>
+            <w:pPr>
+              <w:pStyle w:val="Compact"/>
+              <w:jc w:val="left"/>
+            </w:pPr>
+            <w:r>
+              <w:t xml:space="preserve">Update the existing Task’s owner with an</w:t>
+            </w:r>
+            <w:r>
+              <w:t xml:space="preserve"> </w:t>
+            </w:r>
+            <w:r>
+              <w:rPr>
+                <w:rStyle w:val="VerbatimChar"/>
+              </w:rPr>
+              <w:t xml:space="preserve">If-Match</w:t>
+            </w:r>
+            <w:r>
+              <w:t xml:space="preserve"> </w:t>
+            </w:r>
+            <w:r>
+              <w:t xml:space="preserve">version check. Add a new conversation participant through the membership workflow while preserving existing participants</w:t>
+            </w:r>
+          </w:p>
+        </w:tc>
+      </w:tr>
+      <w:tr>
+        <w:trPr>
+          <w:cantSplit/>
+        </w:trPr>
+        <w:tc>
+          <w:tcPr/>
+          <w:p>
+            <w:pPr>
+              <w:pStyle w:val="Compact"/>
+              <w:jc w:val="left"/>
+            </w:pPr>
+            <w:r>
+              <w:t xml:space="preserve">Previous owner’s visibility changes</w:t>
+            </w:r>
+          </w:p>
+        </w:tc>
+        <w:tc>
+          <w:tcPr/>
+          <w:p>
+            <w:pPr>
+              <w:pStyle w:val="Compact"/>
+              <w:jc w:val="left"/>
+            </w:pPr>
+            <w:r>
+              <w:t xml:space="preserve">Decide access through AccessPolicy and the membership workflow; review existing child messages and files as well as the header. Do not duplicate the Task just to preserve visibility</w:t>
+            </w:r>
+          </w:p>
+        </w:tc>
+      </w:tr>
+      <w:tr>
+        <w:trPr>
+          <w:cantSplit/>
+        </w:trPr>
+        <w:tc>
+          <w:tcPr/>
+          <w:p>
+            <w:pPr>
+              <w:pStyle w:val="Compact"/>
+              <w:jc w:val="left"/>
+            </w:pPr>
+            <w:r>
+              <w:t xml:space="preserve">New, independently completed obligation</w:t>
+            </w:r>
+          </w:p>
+        </w:tc>
+        <w:tc>
+          <w:tcPr/>
+          <w:p>
+            <w:pPr>
+              <w:pStyle w:val="Compact"/>
+              <w:jc w:val="left"/>
+            </w:pPr>
+            <w:r>
+              <w:t xml:space="preserve">Create another Task with its own owner and completion criteria; both Tasks may focus on the same thread</w:t>
+            </w:r>
+          </w:p>
+        </w:tc>
+      </w:tr>
+      <w:tr>
+        <w:trPr>
+          <w:cantSplit/>
+        </w:trPr>
+        <w:tc>
+          <w:tcPr/>
+          <w:p>
+            <w:pPr>
+              <w:pStyle w:val="Compact"/>
+              <w:jc w:val="left"/>
+            </w:pPr>
+            <w:r>
+              <w:t xml:space="preserve">Audit trail needed (free text)</w:t>
+            </w:r>
+          </w:p>
+        </w:tc>
+        <w:tc>
+          <w:tcPr/>
+          <w:p>
+            <w:pPr>
+              <w:pStyle w:val="Compact"/>
+              <w:jc w:val="left"/>
+            </w:pPr>
+            <w:r>
+              <w:t xml:space="preserve">Append to</w:t>
+            </w:r>
+            <w:r>
+              <w:t xml:space="preserve"> </w:t>
+            </w:r>
+            <w:r>
+              <w:rPr>
+                <w:rStyle w:val="VerbatimChar"/>
+              </w:rPr>
+              <w:t xml:space="preserve">Task.note</w:t>
+            </w:r>
+            <w:r>
+              <w:t xml:space="preserve"> </w:t>
+            </w:r>
+            <w:r>
+              <w:t xml:space="preserve">on each reroute with author and timestamp</w:t>
+            </w:r>
+          </w:p>
+        </w:tc>
+      </w:tr>
+      <w:tr>
+        <w:trPr>
+          <w:cantSplit/>
+        </w:trPr>
+        <w:tc>
+          <w:tcPr/>
+          <w:p>
+            <w:pPr>
+              <w:pStyle w:val="Compact"/>
+              <w:jc w:val="left"/>
+            </w:pPr>
+            <w:r>
+              <w:t xml:space="preserve">Audit trail needed (structured/queryable)</w:t>
+            </w:r>
+          </w:p>
+        </w:tc>
+        <w:tc>
+          <w:tcPr/>
+          <w:p>
+            <w:pPr>
+              <w:pStyle w:val="Compact"/>
+              <w:jc w:val="left"/>
+            </w:pPr>
+            <w:r>
+              <w:t xml:space="preserve">Create a</w:t>
+            </w:r>
+            <w:r>
+              <w:t xml:space="preserve"> </w:t>
+            </w:r>
+            <w:r>
+              <w:rPr>
+                <w:rStyle w:val="VerbatimChar"/>
+              </w:rPr>
+              <w:t xml:space="preserve">Provenance</w:t>
+            </w:r>
+            <w:r>
+              <w:t xml:space="preserve"> </w:t>
+            </w:r>
+            <w:r>
+              <w:t xml:space="preserve">resource on each reroute with a coded reason — queryable via</w:t>
+            </w:r>
+            <w:r>
+              <w:t xml:space="preserve"> </w:t>
+            </w:r>
+            <w:r>
+              <w:rPr>
+                <w:rStyle w:val="VerbatimChar"/>
+              </w:rPr>
+              <w:t xml:space="preserve">Provenance?target=Task/{id}</w:t>
+            </w:r>
+          </w:p>
+        </w:tc>
+      </w:tr>
+    </w:tbl>
+    <w:p>
+      <w:pPr>
+        <w:pStyle w:val="BodyText"/>
+      </w:pPr>
+      <w:r>
+        <w:t xml:space="preserve">Task ownership, conversation membership, and authorization are separate decisions. The application checks assignment eligibility and performs the updates; changing a Task does not automatically synchronize the thread. Use a transaction with version checks when the Task and header must change together. See</w:t>
+      </w:r>
+      <w:r>
+        <w:t xml:space="preserve"> </w:t>
+      </w:r>
+      <w:hyperlink r:id="rId43">
+        <w:r>
+          <w:rPr>
+            <w:rStyle w:val="Hyperlink"/>
+          </w:rPr>
+          <w:t xml:space="preserve">Message Response Tracking and Routing</w:t>
+        </w:r>
+      </w:hyperlink>
+      <w:r>
+        <w:t xml:space="preserve">.</w:t>
+      </w:r>
+    </w:p>
+    <w:bookmarkStart w:id="44" w:name="X38cf2c5f990dd28c0ae0633d8c3b545974062ed"/>
+    <w:bookmarkEnd w:id="44"/>
+    <w:bookmarkStart w:id="45" w:name="Xaf3f033932510971cbff5dcf2fc2dbed13568c6"/>
+    <w:bookmarkEnd w:id="45"/>
+    <w:bookmarkEnd w:id="46"/>
+    <w:bookmarkStart w:id="50" w:name="X9f50a78534243416b8865da4f41cba70cd945a6"/>
+    <w:p>
+      <w:pPr>
+        <w:pStyle w:val="Heading3"/>
+      </w:pPr>
+      <w:r>
+        <w:t xml:space="preserve">Which events or deadlines should trigger automation?</w:t>
+      </w:r>
+    </w:p>
+    <w:p>
+      <w:pPr>
+        <w:pStyle w:val="FirstParagraph"/>
+      </w:pPr>
+      <w:r>
+        <w:rPr>
+          <w:b/>
+          <w:bCs/>
+        </w:rPr>
+        <w:t xml:space="preserve">Questions:</w:t>
+      </w:r>
+    </w:p>
+    <w:p>
+      <w:pPr>
+        <w:pStyle w:val="Compact"/>
+        <w:numPr>
+          <w:ilvl w:val="0"/>
+          <w:numId w:val="1009"/>
+        </w:numPr>
+      </w:pPr>
+      <w:r>
+        <w:t xml:space="preserve">Are there events that should trigger automated messages (e.g. new lab result, appointment reminder)?</w:t>
+      </w:r>
+    </w:p>
+    <w:p>
+      <w:pPr>
+        <w:pStyle w:val="Compact"/>
+        <w:numPr>
+          <w:ilvl w:val="0"/>
+          <w:numId w:val="1009"/>
+        </w:numPr>
+      </w:pPr>
+      <w:r>
+        <w:t xml:space="preserve">Are there SLA or response-time requirements (e.g. all messages responded to within 4 hours)?</w:t>
+      </w:r>
+    </w:p>
+    <w:p>
+      <w:pPr>
+        <w:pStyle w:val="Compact"/>
+        <w:numPr>
+          <w:ilvl w:val="0"/>
+          <w:numId w:val="1009"/>
+        </w:numPr>
+      </w:pPr>
+      <w:r>
+        <w:t xml:space="preserve">Do providers have out-of-office or availability states that should trigger automatic replies or affect routing?</w:t>
+      </w:r>
+    </w:p>
+    <w:p>
+      <w:pPr>
+        <w:pStyle w:val="Compact"/>
+        <w:numPr>
+          <w:ilvl w:val="0"/>
+          <w:numId w:val="1009"/>
+        </w:numPr>
+      </w:pPr>
+      <w:r>
+        <w:t xml:space="preserve">Do you need to report on SLA compliance or response time metrics?</w:t>
+      </w:r>
+    </w:p>
+    <w:p>
+      <w:pPr>
+        <w:pStyle w:val="FirstParagraph"/>
+      </w:pPr>
+      <w:r>
+        <w:rPr>
+          <w:b/>
+          <w:bCs/>
+        </w:rPr>
+        <w:t xml:space="preserve">What the answers drive:</w:t>
+      </w:r>
+    </w:p>
+    <w:tbl>
+      <w:tblPr>
+        <w:tblStyle w:val="Table"/>
+        <w:tblW w:w="9360" w:type="dxa"/>
         <w:tblLayout w:type="fixed"/>
+        <w:tblLook w:firstRow="1" w:lastRow="0" w:firstColumn="0" w:lastColumn="0" w:noHBand="0" w:noVBand="0" w:val="0020"/>
+      </w:tblPr>
+      <w:tblGrid>
+        <w:gridCol w:w="4775"/>
+        <w:gridCol w:w="4585"/>
+      </w:tblGrid>
+      <w:tr>
+        <w:trPr>
+          <w:cantSplit/>
+          <w:tblHeader w:val="on"/>
+        </w:trPr>
+        <w:tc>
+          <w:tcPr/>
+          <w:p>
+            <w:pPr>
+              <w:pStyle w:val="Compact"/>
+              <w:jc w:val="left"/>
+            </w:pPr>
+            <w:r>
+              <w:t xml:space="preserve">Situation</w:t>
+            </w:r>
+          </w:p>
+        </w:tc>
+        <w:tc>
+          <w:tcPr/>
+          <w:p>
+            <w:pPr>
+              <w:pStyle w:val="Compact"/>
+              <w:jc w:val="left"/>
+            </w:pPr>
+            <w:r>
+              <w:t xml:space="preserve">Approach</w:t>
+            </w:r>
+          </w:p>
+        </w:tc>
+      </w:tr>
+      <w:tr>
+        <w:trPr>
+          <w:cantSplit/>
+        </w:trPr>
+        <w:tc>
+          <w:tcPr/>
+          <w:p>
+            <w:pPr>
+              <w:pStyle w:val="Compact"/>
+              <w:jc w:val="left"/>
+            </w:pPr>
+            <w:r>
+              <w:t xml:space="preserve">Event-triggered automation (e.g. send message when lab result arrives)</w:t>
+            </w:r>
+          </w:p>
+        </w:tc>
+        <w:tc>
+          <w:tcPr/>
+          <w:p>
+            <w:pPr>
+              <w:pStyle w:val="Compact"/>
+              <w:jc w:val="left"/>
+            </w:pPr>
+            <w:r>
+              <w:t xml:space="preserve">Bot triggered by a Subscription on the relevant resource type</w:t>
+            </w:r>
+          </w:p>
+        </w:tc>
+      </w:tr>
+      <w:tr>
+        <w:trPr>
+          <w:cantSplit/>
+        </w:trPr>
+        <w:tc>
+          <w:tcPr/>
+          <w:p>
+            <w:pPr>
+              <w:pStyle w:val="Compact"/>
+              <w:jc w:val="left"/>
+            </w:pPr>
+            <w:r>
+              <w:t xml:space="preserve">Recurring automation (e.g. flag threads with no response after N days)</w:t>
+            </w:r>
+          </w:p>
+        </w:tc>
+        <w:tc>
+          <w:tcPr/>
+          <w:p>
+            <w:pPr>
+              <w:pStyle w:val="Compact"/>
+              <w:jc w:val="left"/>
+            </w:pPr>
+            <w:r>
+              <w:t xml:space="preserve">Cron-scheduled Bot that scans for stale threads and creates reminder Tasks</w:t>
+            </w:r>
+          </w:p>
+        </w:tc>
+      </w:tr>
+      <w:tr>
+        <w:trPr>
+          <w:cantSplit/>
+        </w:trPr>
+        <w:tc>
+          <w:tcPr/>
+          <w:p>
+            <w:pPr>
+              <w:pStyle w:val="Compact"/>
+              <w:jc w:val="left"/>
+            </w:pPr>
+            <w:r>
+              <w:t xml:space="preserve">Out-of-office / availability-based rerouting</w:t>
+            </w:r>
+          </w:p>
+        </w:tc>
+        <w:tc>
+          <w:tcPr/>
+          <w:p>
+            <w:pPr>
+              <w:pStyle w:val="Compact"/>
+              <w:jc w:val="left"/>
+            </w:pPr>
+            <w:r>
+              <w:t xml:space="preserve">Define messaging coverage or out-of-office rules; a Bot updates the existing Task when rerouting is required. If booking availability is part of the rule, calculate it from Schedules and busy/blocked Slots rather than looking for pre-created open Slots</w:t>
+            </w:r>
+          </w:p>
+        </w:tc>
+      </w:tr>
+      <w:tr>
+        <w:trPr>
+          <w:cantSplit/>
+        </w:trPr>
+        <w:tc>
+          <w:tcPr/>
+          <w:p>
+            <w:pPr>
+              <w:pStyle w:val="Compact"/>
+              <w:jc w:val="left"/>
+            </w:pPr>
+            <w:r>
+              <w:t xml:space="preserve">SLA reporting needed</w:t>
+            </w:r>
+          </w:p>
+        </w:tc>
+        <w:tc>
+          <w:tcPr/>
+          <w:p>
+            <w:pPr>
+              <w:pStyle w:val="Compact"/>
+              <w:jc w:val="left"/>
+            </w:pPr>
+            <w:r>
+              <w:t xml:space="preserve">Task data (</w:t>
+            </w:r>
+            <w:r>
+              <w:rPr>
+                <w:rStyle w:val="VerbatimChar"/>
+              </w:rPr>
+              <w:t xml:space="preserve">authoredOn</w:t>
+            </w:r>
+            <w:r>
+              <w:t xml:space="preserve">, status change timestamps,</w:t>
+            </w:r>
+            <w:r>
+              <w:t xml:space="preserve"> </w:t>
+            </w:r>
+            <w:r>
+              <w:rPr>
+                <w:rStyle w:val="VerbatimChar"/>
+              </w:rPr>
+              <w:t xml:space="preserve">owner</w:t>
+            </w:r>
+            <w:r>
+              <w:t xml:space="preserve">,</w:t>
+            </w:r>
+            <w:r>
+              <w:t xml:space="preserve"> </w:t>
+            </w:r>
+            <w:r>
+              <w:rPr>
+                <w:rStyle w:val="VerbatimChar"/>
+              </w:rPr>
+              <w:t xml:space="preserve">priority</w:t>
+            </w:r>
+            <w:r>
+              <w:t xml:space="preserve">) should be exported to an analytics platform — FHIR search is not designed for aggregate SLA metrics</w:t>
+            </w:r>
+          </w:p>
+        </w:tc>
+      </w:tr>
+    </w:tbl>
+    <w:p>
+      <w:pPr>
+        <w:pStyle w:val="BodyText"/>
+      </w:pPr>
+      <w:r>
+        <w:t xml:space="preserve">Plan persisted subscriptions separately from live WebSocket listeners. Verify tenant scope and define idempotency, failure detection, and recovery using</w:t>
+      </w:r>
+      <w:r>
+        <w:t xml:space="preserve"> </w:t>
+      </w:r>
+      <w:hyperlink r:id="rId47">
+        <w:r>
+          <w:rPr>
+            <w:rStyle w:val="Hyperlink"/>
+          </w:rPr>
+          <w:t xml:space="preserve">Planning Automations</w:t>
+        </w:r>
+      </w:hyperlink>
+      <w:r>
+        <w:t xml:space="preserve">.</w:t>
+      </w:r>
+    </w:p>
+    <w:bookmarkStart w:id="48" w:name="decision-3"/>
+    <w:bookmarkEnd w:id="48"/>
+    <w:bookmarkStart w:id="49" w:name="X05a470e3f967a513a29cfbfc686919f5af16c53"/>
+    <w:bookmarkEnd w:id="49"/>
+    <w:bookmarkEnd w:id="50"/>
+    <w:bookmarkEnd w:id="51"/>
+    <w:bookmarkStart w:id="64" w:name="delivery-and-read-state"/>
+    <w:p>
+      <w:pPr>
+        <w:pStyle w:val="Heading2"/>
+      </w:pPr>
+      <w:r>
+        <w:t xml:space="preserve">Delivery and read state</w:t>
+      </w:r>
+    </w:p>
+    <w:bookmarkStart w:id="52" w:name="Xa0403f66d65b28836a553dee3c7506651638b96"/>
+    <w:bookmarkEnd w:id="52"/>
+    <w:bookmarkStart w:id="53" w:name="X42ea84dfb3343600bb6b714086e4409e4ea3ae7"/>
+    <w:bookmarkEnd w:id="53"/>
+    <w:bookmarkStart w:id="56" w:name="Xcd66065418ce0ad4d4fc725cc21724ff473d88b"/>
+    <w:p>
+      <w:pPr>
+        <w:pStyle w:val="Heading3"/>
+      </w:pPr>
+      <w:r>
+        <w:t xml:space="preserve">Are live updates required, or is polling sufficient?</w:t>
+      </w:r>
+    </w:p>
+    <w:p>
+      <w:pPr>
+        <w:pStyle w:val="FirstParagraph"/>
+      </w:pPr>
+      <w:r>
+        <w:rPr>
+          <w:b/>
+          <w:bCs/>
+        </w:rPr>
+        <w:t xml:space="preserve">Questions:</w:t>
+      </w:r>
+    </w:p>
+    <w:p>
+      <w:pPr>
+        <w:pStyle w:val="Compact"/>
+        <w:numPr>
+          <w:ilvl w:val="0"/>
+          <w:numId w:val="1010"/>
+        </w:numPr>
+      </w:pPr>
+      <w:r>
+        <w:t xml:space="preserve">Do new messages need to appear in real time without a page refresh?</w:t>
+      </w:r>
+    </w:p>
+    <w:p>
+      <w:pPr>
+        <w:pStyle w:val="Compact"/>
+        <w:numPr>
+          <w:ilvl w:val="0"/>
+          <w:numId w:val="1010"/>
+        </w:numPr>
+      </w:pPr>
+      <w:r>
+        <w:t xml:space="preserve">Is this needed for the patient-facing app, the provider-facing app, or both?</w:t>
+      </w:r>
+    </w:p>
+    <w:p>
+      <w:pPr>
+        <w:pStyle w:val="FirstParagraph"/>
+      </w:pPr>
+      <w:r>
+        <w:rPr>
+          <w:b/>
+          <w:bCs/>
+        </w:rPr>
+        <w:t xml:space="preserve">What the answers drive:</w:t>
+      </w:r>
+    </w:p>
+    <w:tbl>
+      <w:tblPr>
+        <w:tblStyle w:val="Table"/>
+        <w:tblW w:w="9360" w:type="dxa"/>
+        <w:tblLayout w:type="fixed"/>
+        <w:tblLook w:firstRow="1" w:lastRow="0" w:firstColumn="0" w:lastColumn="0" w:noHBand="0" w:noVBand="0" w:val="0020"/>
       </w:tblPr>
       <w:tblGrid>
         <w:gridCol w:w="4616"/>
@@ -1466,7 +2674,7 @@
       <w:tr>
         <w:trPr>
           <w:cantSplit/>
-          <w:tblHeader w:val="true"/>
+          <w:tblHeader w:val="on"/>
         </w:trPr>
         <w:tc>
           <w:tcPr/>
@@ -1581,21 +2789,18 @@
         </w:tc>
       </w:tr>
     </w:tbl>
-    <w:p>
-      <w:r>
-        <w:pict>
-          <v:rect style="width:0;height:1.5pt" o:hralign="center" o:hrstd="t" o:hr="t"/>
-        </w:pict>
-      </w:r>
-    </w:p>
-    <w:bookmarkEnd w:id="27"/>
-    <w:bookmarkStart w:id="28" w:name="routing-assignment"/>
+    <w:bookmarkStart w:id="54" w:name="Xb824fd1d0f63cf0aa52b6e3edbdf554f17e3b7a"/>
+    <w:bookmarkEnd w:id="54"/>
+    <w:bookmarkStart w:id="55" w:name="X7a2c8dcd45090c97e31087cff7a2adfc2a64269"/>
+    <w:bookmarkEnd w:id="55"/>
+    <w:bookmarkEnd w:id="56"/>
+    <w:bookmarkStart w:id="59" w:name="X4e7b5b50352d96e0be8d25820c5de8ef425ec57"/>
     <w:p>
       <w:pPr>
         <w:pStyle w:val="Heading3"/>
       </w:pPr>
       <w:r>
-        <w:t xml:space="preserve">3.3 Routing &amp; Assignment</w:t>
+        <w:t xml:space="preserve">What read state must be visible and queryable?</w:t>
       </w:r>
     </w:p>
     <w:p>
@@ -1604,58 +2809,46 @@
       </w:pPr>
       <w:r>
         <w:rPr>
+          <w:b/>
           <w:bCs/>
-          <w:b/>
         </w:rPr>
         <w:t xml:space="preserve">Questions:</w:t>
       </w:r>
     </w:p>
     <w:p>
       <w:pPr>
+        <w:pStyle w:val="Compact"/>
         <w:numPr>
           <w:ilvl w:val="0"/>
-          <w:numId w:val="1006"/>
+          <w:numId w:val="1011"/>
         </w:numPr>
+      </w:pPr>
+      <w:r>
+        <w:t xml:space="preserve">Are threads ever group conversations (more than 2 participants)?</w:t>
+      </w:r>
+    </w:p>
+    <w:p>
+      <w:pPr>
         <w:pStyle w:val="Compact"/>
-      </w:pPr>
-      <w:r>
-        <w:t xml:space="preserve">Do messages get assigned to specific providers, to a pool/queue by role, or both?</w:t>
-      </w:r>
-    </w:p>
-    <w:p>
-      <w:pPr>
         <w:numPr>
           <w:ilvl w:val="0"/>
-          <w:numId w:val="1006"/>
+          <w:numId w:val="1011"/>
         </w:numPr>
+      </w:pPr>
+      <w:r>
+        <w:t xml:space="preserve">Do you need to query unread counts via API — e.g. a badge count or a list of all unread threads for a user?</w:t>
+      </w:r>
+    </w:p>
+    <w:p>
+      <w:pPr>
         <w:pStyle w:val="Compact"/>
-      </w:pPr>
-      <w:r>
-        <w:t xml:space="preserve">Can threads be reassigned or escalated after initial assignment?</w:t>
-      </w:r>
-    </w:p>
-    <w:p>
-      <w:pPr>
         <w:numPr>
           <w:ilvl w:val="0"/>
-          <w:numId w:val="1006"/>
+          <w:numId w:val="1011"/>
         </w:numPr>
-        <w:pStyle w:val="Compact"/>
-      </w:pPr>
-      <w:r>
-        <w:t xml:space="preserve">After reassignment, does the previous owner need to retain visibility of the thread?</w:t>
-      </w:r>
-    </w:p>
-    <w:p>
-      <w:pPr>
-        <w:numPr>
-          <w:ilvl w:val="0"/>
-          <w:numId w:val="1006"/>
-        </w:numPr>
-        <w:pStyle w:val="Compact"/>
-      </w:pPr>
-      <w:r>
-        <w:t xml:space="preserve">Do you need a structured audit trail of who owned a thread and why it was rerouted?</w:t>
+      </w:pPr>
+      <w:r>
+        <w:t xml:space="preserve">Do unread counts need to be tracked per-recipient in a group thread?</w:t>
       </w:r>
     </w:p>
     <w:p>
@@ -1664,8 +2857,8 @@
       </w:pPr>
       <w:r>
         <w:rPr>
+          <w:b/>
           <w:bCs/>
-          <w:b/>
         </w:rPr>
         <w:t xml:space="preserve">What the answers drive:</w:t>
       </w:r>
@@ -1674,497 +2867,8 @@
       <w:tblPr>
         <w:tblStyle w:val="Table"/>
         <w:tblW w:w="9360" w:type="dxa"/>
+        <w:tblLayout w:type="fixed"/>
         <w:tblLook w:firstRow="1" w:lastRow="0" w:firstColumn="0" w:lastColumn="0" w:noHBand="0" w:noVBand="0" w:val="0020"/>
-        <w:jc w:val="start"/>
-        <w:tblLayout w:type="fixed"/>
-      </w:tblPr>
-      <w:tblGrid>
-        <w:gridCol w:w="4492"/>
-        <w:gridCol w:w="4868"/>
-      </w:tblGrid>
-      <w:tr>
-        <w:trPr>
-          <w:cantSplit/>
-          <w:tblHeader w:val="true"/>
-        </w:trPr>
-        <w:tc>
-          <w:tcPr/>
-          <w:p>
-            <w:pPr>
-              <w:pStyle w:val="Compact"/>
-              <w:jc w:val="left"/>
-            </w:pPr>
-            <w:r>
-              <w:t xml:space="preserve">Situation</w:t>
-            </w:r>
-          </w:p>
-        </w:tc>
-        <w:tc>
-          <w:tcPr/>
-          <w:p>
-            <w:pPr>
-              <w:pStyle w:val="Compact"/>
-              <w:jc w:val="left"/>
-            </w:pPr>
-            <w:r>
-              <w:t xml:space="preserve">Approach</w:t>
-            </w:r>
-          </w:p>
-        </w:tc>
-      </w:tr>
-      <w:tr>
-        <w:trPr>
-          <w:cantSplit/>
-        </w:trPr>
-        <w:tc>
-          <w:tcPr/>
-          <w:p>
-            <w:pPr>
-              <w:pStyle w:val="Compact"/>
-              <w:jc w:val="left"/>
-            </w:pPr>
-            <w:r>
-              <w:t xml:space="preserve">Individual assignment only</w:t>
-            </w:r>
-          </w:p>
-        </w:tc>
-        <w:tc>
-          <w:tcPr/>
-          <w:p>
-            <w:pPr>
-              <w:pStyle w:val="Compact"/>
-              <w:jc w:val="left"/>
-            </w:pPr>
-            <w:r>
-              <w:t xml:space="preserve">Set</w:t>
-            </w:r>
-            <w:r>
-              <w:t xml:space="preserve"> </w:t>
-            </w:r>
-            <w:r>
-              <w:rPr>
-                <w:rStyle w:val="VerbatimChar"/>
-              </w:rPr>
-              <w:t xml:space="preserve">Task.owner</w:t>
-            </w:r>
-            <w:r>
-              <w:t xml:space="preserve"> </w:t>
-            </w:r>
-            <w:r>
-              <w:t xml:space="preserve">to a specific provider; remove</w:t>
-            </w:r>
-            <w:r>
-              <w:t xml:space="preserve"> </w:t>
-            </w:r>
-            <w:r>
-              <w:rPr>
-                <w:rStyle w:val="VerbatimChar"/>
-              </w:rPr>
-              <w:t xml:space="preserve">performerType</w:t>
-            </w:r>
-          </w:p>
-        </w:tc>
-      </w:tr>
-      <w:tr>
-        <w:trPr>
-          <w:cantSplit/>
-        </w:trPr>
-        <w:tc>
-          <w:tcPr/>
-          <w:p>
-            <w:pPr>
-              <w:pStyle w:val="Compact"/>
-              <w:jc w:val="left"/>
-            </w:pPr>
-            <w:r>
-              <w:t xml:space="preserve">Pool/queue routing</w:t>
-            </w:r>
-          </w:p>
-        </w:tc>
-        <w:tc>
-          <w:tcPr/>
-          <w:p>
-            <w:pPr>
-              <w:pStyle w:val="Compact"/>
-              <w:jc w:val="left"/>
-            </w:pPr>
-            <w:r>
-              <w:t xml:space="preserve">Set</w:t>
-            </w:r>
-            <w:r>
-              <w:t xml:space="preserve"> </w:t>
-            </w:r>
-            <w:r>
-              <w:rPr>
-                <w:rStyle w:val="VerbatimChar"/>
-              </w:rPr>
-              <w:t xml:space="preserve">Task.performerType</w:t>
-            </w:r>
-            <w:r>
-              <w:t xml:space="preserve"> </w:t>
-            </w:r>
-            <w:r>
-              <w:t xml:space="preserve">by role type; clear</w:t>
-            </w:r>
-            <w:r>
-              <w:t xml:space="preserve"> </w:t>
-            </w:r>
-            <w:r>
-              <w:rPr>
-                <w:rStyle w:val="VerbatimChar"/>
-              </w:rPr>
-              <w:t xml:space="preserve">Task.owner</w:t>
-            </w:r>
-            <w:r>
-              <w:t xml:space="preserve">; providers claim from pool</w:t>
-            </w:r>
-          </w:p>
-        </w:tc>
-      </w:tr>
-      <w:tr>
-        <w:trPr>
-          <w:cantSplit/>
-        </w:trPr>
-        <w:tc>
-          <w:tcPr/>
-          <w:p>
-            <w:pPr>
-              <w:pStyle w:val="Compact"/>
-              <w:jc w:val="left"/>
-            </w:pPr>
-            <w:r>
-              <w:t xml:space="preserve">Both</w:t>
-            </w:r>
-          </w:p>
-        </w:tc>
-        <w:tc>
-          <w:tcPr/>
-          <w:p>
-            <w:pPr>
-              <w:pStyle w:val="Compact"/>
-              <w:jc w:val="left"/>
-            </w:pPr>
-            <w:r>
-              <w:t xml:space="preserve">Use</w:t>
-            </w:r>
-            <w:r>
-              <w:t xml:space="preserve"> </w:t>
-            </w:r>
-            <w:r>
-              <w:rPr>
-                <w:rStyle w:val="VerbatimChar"/>
-              </w:rPr>
-              <w:t xml:space="preserve">performerType</w:t>
-            </w:r>
-            <w:r>
-              <w:t xml:space="preserve"> </w:t>
-            </w:r>
-            <w:r>
-              <w:t xml:space="preserve">for initial pool routing; set</w:t>
-            </w:r>
-            <w:r>
-              <w:t xml:space="preserve"> </w:t>
-            </w:r>
-            <w:r>
-              <w:rPr>
-                <w:rStyle w:val="VerbatimChar"/>
-              </w:rPr>
-              <w:t xml:space="preserve">owner</w:t>
-            </w:r>
-            <w:r>
-              <w:t xml:space="preserve"> </w:t>
-            </w:r>
-            <w:r>
-              <w:t xml:space="preserve">and clear</w:t>
-            </w:r>
-            <w:r>
-              <w:t xml:space="preserve"> </w:t>
-            </w:r>
-            <w:r>
-              <w:rPr>
-                <w:rStyle w:val="VerbatimChar"/>
-              </w:rPr>
-              <w:t xml:space="preserve">performerType</w:t>
-            </w:r>
-            <w:r>
-              <w:t xml:space="preserve"> </w:t>
-            </w:r>
-            <w:r>
-              <w:t xml:space="preserve">when claimed</w:t>
-            </w:r>
-          </w:p>
-        </w:tc>
-      </w:tr>
-      <w:tr>
-        <w:trPr>
-          <w:cantSplit/>
-        </w:trPr>
-        <w:tc>
-          <w:tcPr/>
-          <w:p>
-            <w:pPr>
-              <w:pStyle w:val="Compact"/>
-              <w:jc w:val="left"/>
-            </w:pPr>
-            <w:r>
-              <w:t xml:space="preserve">Reassignment needed, previous owner loses access</w:t>
-            </w:r>
-          </w:p>
-        </w:tc>
-        <w:tc>
-          <w:tcPr/>
-          <w:p>
-            <w:pPr>
-              <w:pStyle w:val="Compact"/>
-              <w:jc w:val="left"/>
-            </w:pPr>
-            <w:r>
-              <w:t xml:space="preserve">Update</w:t>
-            </w:r>
-            <w:r>
-              <w:t xml:space="preserve"> </w:t>
-            </w:r>
-            <w:r>
-              <w:rPr>
-                <w:rStyle w:val="VerbatimChar"/>
-              </w:rPr>
-              <w:t xml:space="preserve">Task.owner</w:t>
-            </w:r>
-            <w:r>
-              <w:t xml:space="preserve"> </w:t>
-            </w:r>
-            <w:r>
-              <w:t xml:space="preserve">in place; update</w:t>
-            </w:r>
-            <w:r>
-              <w:t xml:space="preserve"> </w:t>
-            </w:r>
-            <w:r>
-              <w:rPr>
-                <w:rStyle w:val="VerbatimChar"/>
-              </w:rPr>
-              <w:t xml:space="preserve">Communication.recipient</w:t>
-            </w:r>
-            <w:r>
-              <w:t xml:space="preserve"> </w:t>
-            </w:r>
-            <w:r>
-              <w:t xml:space="preserve">to match</w:t>
-            </w:r>
-          </w:p>
-        </w:tc>
-      </w:tr>
-      <w:tr>
-        <w:trPr>
-          <w:cantSplit/>
-        </w:trPr>
-        <w:tc>
-          <w:tcPr/>
-          <w:p>
-            <w:pPr>
-              <w:pStyle w:val="Compact"/>
-              <w:jc w:val="left"/>
-            </w:pPr>
-            <w:r>
-              <w:t xml:space="preserve">Reassignment needed, previous owner retains visibility</w:t>
-            </w:r>
-          </w:p>
-        </w:tc>
-        <w:tc>
-          <w:tcPr/>
-          <w:p>
-            <w:pPr>
-              <w:pStyle w:val="Compact"/>
-              <w:jc w:val="left"/>
-            </w:pPr>
-            <w:r>
-              <w:t xml:space="preserve">Create a new Task for the new owner; mark original as cancelled with a note pointing to the new Task</w:t>
-            </w:r>
-          </w:p>
-        </w:tc>
-      </w:tr>
-      <w:tr>
-        <w:trPr>
-          <w:cantSplit/>
-        </w:trPr>
-        <w:tc>
-          <w:tcPr/>
-          <w:p>
-            <w:pPr>
-              <w:pStyle w:val="Compact"/>
-              <w:jc w:val="left"/>
-            </w:pPr>
-            <w:r>
-              <w:t xml:space="preserve">Audit trail needed (free text)</w:t>
-            </w:r>
-          </w:p>
-        </w:tc>
-        <w:tc>
-          <w:tcPr/>
-          <w:p>
-            <w:pPr>
-              <w:pStyle w:val="Compact"/>
-              <w:jc w:val="left"/>
-            </w:pPr>
-            <w:r>
-              <w:t xml:space="preserve">Append to</w:t>
-            </w:r>
-            <w:r>
-              <w:t xml:space="preserve"> </w:t>
-            </w:r>
-            <w:r>
-              <w:rPr>
-                <w:rStyle w:val="VerbatimChar"/>
-              </w:rPr>
-              <w:t xml:space="preserve">Task.note</w:t>
-            </w:r>
-            <w:r>
-              <w:t xml:space="preserve"> </w:t>
-            </w:r>
-            <w:r>
-              <w:t xml:space="preserve">on each reroute with author and timestamp</w:t>
-            </w:r>
-          </w:p>
-        </w:tc>
-      </w:tr>
-      <w:tr>
-        <w:trPr>
-          <w:cantSplit/>
-        </w:trPr>
-        <w:tc>
-          <w:tcPr/>
-          <w:p>
-            <w:pPr>
-              <w:pStyle w:val="Compact"/>
-              <w:jc w:val="left"/>
-            </w:pPr>
-            <w:r>
-              <w:t xml:space="preserve">Audit trail needed (structured/queryable)</w:t>
-            </w:r>
-          </w:p>
-        </w:tc>
-        <w:tc>
-          <w:tcPr/>
-          <w:p>
-            <w:pPr>
-              <w:pStyle w:val="Compact"/>
-              <w:jc w:val="left"/>
-            </w:pPr>
-            <w:r>
-              <w:t xml:space="preserve">Create a</w:t>
-            </w:r>
-            <w:r>
-              <w:t xml:space="preserve"> </w:t>
-            </w:r>
-            <w:r>
-              <w:rPr>
-                <w:rStyle w:val="VerbatimChar"/>
-              </w:rPr>
-              <w:t xml:space="preserve">Provenance</w:t>
-            </w:r>
-            <w:r>
-              <w:t xml:space="preserve"> </w:t>
-            </w:r>
-            <w:r>
-              <w:t xml:space="preserve">resource on each reroute with a coded reason — queryable via</w:t>
-            </w:r>
-            <w:r>
-              <w:t xml:space="preserve"> </w:t>
-            </w:r>
-            <w:r>
-              <w:rPr>
-                <w:rStyle w:val="VerbatimChar"/>
-              </w:rPr>
-              <w:t xml:space="preserve">Provenance?target=Task/{id}</w:t>
-            </w:r>
-          </w:p>
-        </w:tc>
-      </w:tr>
-    </w:tbl>
-    <w:p>
-      <w:r>
-        <w:pict>
-          <v:rect style="width:0;height:1.5pt" o:hralign="center" o:hrstd="t" o:hr="t"/>
-        </w:pict>
-      </w:r>
-    </w:p>
-    <w:bookmarkEnd w:id="28"/>
-    <w:bookmarkStart w:id="29" w:name="read-receipts-unread-state"/>
-    <w:p>
-      <w:pPr>
-        <w:pStyle w:val="Heading3"/>
-      </w:pPr>
-      <w:r>
-        <w:t xml:space="preserve">3.4 Read Receipts &amp; Unread State</w:t>
-      </w:r>
-    </w:p>
-    <w:p>
-      <w:pPr>
-        <w:pStyle w:val="FirstParagraph"/>
-      </w:pPr>
-      <w:r>
-        <w:rPr>
-          <w:bCs/>
-          <w:b/>
-        </w:rPr>
-        <w:t xml:space="preserve">Questions:</w:t>
-      </w:r>
-    </w:p>
-    <w:p>
-      <w:pPr>
-        <w:numPr>
-          <w:ilvl w:val="0"/>
-          <w:numId w:val="1007"/>
-        </w:numPr>
-        <w:pStyle w:val="Compact"/>
-      </w:pPr>
-      <w:r>
-        <w:t xml:space="preserve">Are threads ever group conversations (more than 2 participants)?</w:t>
-      </w:r>
-    </w:p>
-    <w:p>
-      <w:pPr>
-        <w:numPr>
-          <w:ilvl w:val="0"/>
-          <w:numId w:val="1007"/>
-        </w:numPr>
-        <w:pStyle w:val="Compact"/>
-      </w:pPr>
-      <w:r>
-        <w:t xml:space="preserve">Do you need to query unread counts via API — e.g. a badge count or a list of all unread threads for a user?</w:t>
-      </w:r>
-    </w:p>
-    <w:p>
-      <w:pPr>
-        <w:numPr>
-          <w:ilvl w:val="0"/>
-          <w:numId w:val="1007"/>
-        </w:numPr>
-        <w:pStyle w:val="Compact"/>
-      </w:pPr>
-      <w:r>
-        <w:t xml:space="preserve">Do unread counts need to be tracked per-recipient in a group thread?</w:t>
-      </w:r>
-    </w:p>
-    <w:p>
-      <w:pPr>
-        <w:pStyle w:val="FirstParagraph"/>
-      </w:pPr>
-      <w:r>
-        <w:rPr>
-          <w:bCs/>
-          <w:b/>
-        </w:rPr>
-        <w:t xml:space="preserve">What the answers drive:</w:t>
-      </w:r>
-    </w:p>
-    <w:tbl>
-      <w:tblPr>
-        <w:tblStyle w:val="Table"/>
-        <w:tblW w:w="9360" w:type="dxa"/>
-        <w:tblLook w:firstRow="1" w:lastRow="0" w:firstColumn="0" w:lastColumn="0" w:noHBand="0" w:noVBand="0" w:val="0020"/>
-        <w:jc w:val="start"/>
-        <w:tblLayout w:type="fixed"/>
       </w:tblPr>
       <w:tblGrid>
         <w:gridCol w:w="4559"/>
@@ -2173,7 +2877,7 @@
       <w:tr>
         <w:trPr>
           <w:cantSplit/>
-          <w:tblHeader w:val="true"/>
+          <w:tblHeader w:val="on"/>
         </w:trPr>
         <w:tc>
           <w:tcPr/>
@@ -2303,21 +3007,18 @@
         </w:tc>
       </w:tr>
     </w:tbl>
-    <w:p>
-      <w:r>
-        <w:pict>
-          <v:rect style="width:0;height:1.5pt" o:hralign="center" o:hrstd="t" o:hr="t"/>
-        </w:pict>
-      </w:r>
-    </w:p>
-    <w:bookmarkEnd w:id="29"/>
-    <w:bookmarkStart w:id="30" w:name="attachments"/>
+    <w:bookmarkStart w:id="57" w:name="X45f6fee6550f495b5b6551e677d329384b4b103"/>
+    <w:bookmarkEnd w:id="57"/>
+    <w:bookmarkStart w:id="58" w:name="Xcfc489492211d6443d0508e81138443ab7e7c41"/>
+    <w:bookmarkEnd w:id="58"/>
+    <w:bookmarkEnd w:id="59"/>
+    <w:bookmarkStart w:id="63" w:name="Xa78957fc4bdcfd76441e121d07edac7cb82c3bc"/>
     <w:p>
       <w:pPr>
         <w:pStyle w:val="Heading3"/>
       </w:pPr>
       <w:r>
-        <w:t xml:space="preserve">3.5 Attachments</w:t>
+        <w:t xml:space="preserve">Which external channels need outbound delivery or replies?</w:t>
       </w:r>
     </w:p>
     <w:p>
@@ -2326,34 +3027,58 @@
       </w:pPr>
       <w:r>
         <w:rPr>
+          <w:b/>
           <w:bCs/>
-          <w:b/>
         </w:rPr>
         <w:t xml:space="preserve">Questions:</w:t>
       </w:r>
     </w:p>
     <w:p>
       <w:pPr>
+        <w:pStyle w:val="Compact"/>
         <w:numPr>
           <w:ilvl w:val="0"/>
-          <w:numId w:val="1008"/>
+          <w:numId w:val="1012"/>
         </w:numPr>
+      </w:pPr>
+      <w:r>
+        <w:t xml:space="preserve">Which channels — SMS, email, other?</w:t>
+      </w:r>
+    </w:p>
+    <w:p>
+      <w:pPr>
         <w:pStyle w:val="Compact"/>
-      </w:pPr>
-      <w:r>
-        <w:t xml:space="preserve">What file types need to be supported?</w:t>
-      </w:r>
-    </w:p>
-    <w:p>
-      <w:pPr>
         <w:numPr>
           <w:ilvl w:val="0"/>
-          <w:numId w:val="1008"/>
+          <w:numId w:val="1012"/>
         </w:numPr>
+      </w:pPr>
+      <w:r>
+        <w:t xml:space="preserve">Is this outbound-only (notify the patient) or does the patient reply back into the thread?</w:t>
+      </w:r>
+    </w:p>
+    <w:p>
+      <w:pPr>
         <w:pStyle w:val="Compact"/>
-      </w:pPr>
-      <w:r>
-        <w:t xml:space="preserve">Do attachments need to be searchable or referenceable as clinical documents — e.g. queryable by patient or document type — or are they just files to download within a message?</w:t>
+        <w:numPr>
+          <w:ilvl w:val="0"/>
+          <w:numId w:val="1012"/>
+        </w:numPr>
+      </w:pPr>
+      <w:r>
+        <w:t xml:space="preserve">If inbound replies are needed, how is the patient identified from an incoming message (e.g. phone number, email address)?</w:t>
+      </w:r>
+    </w:p>
+    <w:p>
+      <w:pPr>
+        <w:pStyle w:val="Compact"/>
+        <w:numPr>
+          <w:ilvl w:val="0"/>
+          <w:numId w:val="1012"/>
+        </w:numPr>
+      </w:pPr>
+      <w:r>
+        <w:t xml:space="preserve">Does the external provider (e.g. Twilio) have its own conversation ID that can be stored for thread matching?</w:t>
       </w:r>
     </w:p>
     <w:p>
@@ -2362,8 +3087,8 @@
       </w:pPr>
       <w:r>
         <w:rPr>
+          <w:b/>
           <w:bCs/>
-          <w:b/>
         </w:rPr>
         <w:t xml:space="preserve">What the answers drive:</w:t>
       </w:r>
@@ -2372,1023 +3097,8 @@
       <w:tblPr>
         <w:tblStyle w:val="Table"/>
         <w:tblW w:w="9360" w:type="dxa"/>
+        <w:tblLayout w:type="fixed"/>
         <w:tblLook w:firstRow="1" w:lastRow="0" w:firstColumn="0" w:lastColumn="0" w:noHBand="0" w:noVBand="0" w:val="0020"/>
-        <w:jc w:val="start"/>
-        <w:tblLayout w:type="fixed"/>
-      </w:tblPr>
-      <w:tblGrid>
-        <w:gridCol w:w="4589"/>
-        <w:gridCol w:w="4771"/>
-      </w:tblGrid>
-      <w:tr>
-        <w:trPr>
-          <w:cantSplit/>
-          <w:tblHeader w:val="true"/>
-        </w:trPr>
-        <w:tc>
-          <w:tcPr/>
-          <w:p>
-            <w:pPr>
-              <w:pStyle w:val="Compact"/>
-              <w:jc w:val="left"/>
-            </w:pPr>
-            <w:r>
-              <w:t xml:space="preserve">Situation</w:t>
-            </w:r>
-          </w:p>
-        </w:tc>
-        <w:tc>
-          <w:tcPr/>
-          <w:p>
-            <w:pPr>
-              <w:pStyle w:val="Compact"/>
-              <w:jc w:val="left"/>
-            </w:pPr>
-            <w:r>
-              <w:t xml:space="preserve">Approach</w:t>
-            </w:r>
-          </w:p>
-        </w:tc>
-      </w:tr>
-      <w:tr>
-        <w:trPr>
-          <w:cantSplit/>
-        </w:trPr>
-        <w:tc>
-          <w:tcPr/>
-          <w:p>
-            <w:pPr>
-              <w:pStyle w:val="Compact"/>
-              <w:jc w:val="left"/>
-            </w:pPr>
-            <w:r>
-              <w:t xml:space="preserve">Files are just downloads within a message</w:t>
-            </w:r>
-          </w:p>
-        </w:tc>
-        <w:tc>
-          <w:tcPr/>
-          <w:p>
-            <w:pPr>
-              <w:pStyle w:val="Compact"/>
-              <w:jc w:val="left"/>
-            </w:pPr>
-            <w:r>
-              <w:t xml:space="preserve">Store as</w:t>
-            </w:r>
-            <w:r>
-              <w:t xml:space="preserve"> </w:t>
-            </w:r>
-            <w:r>
-              <w:rPr>
-                <w:rStyle w:val="VerbatimChar"/>
-              </w:rPr>
-              <w:t xml:space="preserve">contentAttachment</w:t>
-            </w:r>
-            <w:r>
-              <w:t xml:space="preserve"> </w:t>
-            </w:r>
-            <w:r>
-              <w:t xml:space="preserve">on the message payload — simple, no separate resource needed</w:t>
-            </w:r>
-          </w:p>
-        </w:tc>
-      </w:tr>
-      <w:tr>
-        <w:trPr>
-          <w:cantSplit/>
-        </w:trPr>
-        <w:tc>
-          <w:tcPr/>
-          <w:p>
-            <w:pPr>
-              <w:pStyle w:val="Compact"/>
-              <w:jc w:val="left"/>
-            </w:pPr>
-            <w:r>
-              <w:t xml:space="preserve">Attachments need to be clinical documents (searchable, referenceable by patient/type)</w:t>
-            </w:r>
-          </w:p>
-        </w:tc>
-        <w:tc>
-          <w:tcPr/>
-          <w:p>
-            <w:pPr>
-              <w:pStyle w:val="Compact"/>
-              <w:jc w:val="left"/>
-            </w:pPr>
-            <w:r>
-              <w:t xml:space="preserve">Create a</w:t>
-            </w:r>
-            <w:r>
-              <w:t xml:space="preserve"> </w:t>
-            </w:r>
-            <w:r>
-              <w:rPr>
-                <w:rStyle w:val="VerbatimChar"/>
-              </w:rPr>
-              <w:t xml:space="preserve">DocumentReference</w:t>
-            </w:r>
-            <w:r>
-              <w:t xml:space="preserve"> </w:t>
-            </w:r>
-            <w:r>
-              <w:t xml:space="preserve">and attach via</w:t>
-            </w:r>
-            <w:r>
-              <w:t xml:space="preserve"> </w:t>
-            </w:r>
-            <w:r>
-              <w:rPr>
-                <w:rStyle w:val="VerbatimChar"/>
-              </w:rPr>
-              <w:t xml:space="preserve">contentReference</w:t>
-            </w:r>
-            <w:r>
-              <w:t xml:space="preserve"> </w:t>
-            </w:r>
-            <w:r>
-              <w:t xml:space="preserve">on the payload — file becomes a first-class searchable clinical document. Note: this is the default behavior of Medplum’s React</w:t>
-            </w:r>
-            <w:r>
-              <w:t xml:space="preserve"> </w:t>
-            </w:r>
-            <w:r>
-              <w:rPr>
-                <w:rStyle w:val="VerbatimChar"/>
-              </w:rPr>
-              <w:t xml:space="preserve">ThreadChat</w:t>
-            </w:r>
-            <w:r>
-              <w:t xml:space="preserve"> </w:t>
-            </w:r>
-            <w:r>
-              <w:t xml:space="preserve">component.</w:t>
-            </w:r>
-          </w:p>
-        </w:tc>
-      </w:tr>
-      <w:tr>
-        <w:trPr>
-          <w:cantSplit/>
-        </w:trPr>
-        <w:tc>
-          <w:tcPr/>
-          <w:p>
-            <w:pPr>
-              <w:pStyle w:val="Compact"/>
-              <w:jc w:val="left"/>
-            </w:pPr>
-            <w:r>
-              <w:t xml:space="preserve">Attachments are references to existing clinical resources (e.g. a lab result)</w:t>
-            </w:r>
-          </w:p>
-        </w:tc>
-        <w:tc>
-          <w:tcPr/>
-          <w:p>
-            <w:pPr>
-              <w:pStyle w:val="Compact"/>
-              <w:jc w:val="left"/>
-            </w:pPr>
-            <w:r>
-              <w:t xml:space="preserve">Use</w:t>
-            </w:r>
-            <w:r>
-              <w:t xml:space="preserve"> </w:t>
-            </w:r>
-            <w:r>
-              <w:rPr>
-                <w:rStyle w:val="VerbatimChar"/>
-              </w:rPr>
-              <w:t xml:space="preserve">contentReference</w:t>
-            </w:r>
-            <w:r>
-              <w:t xml:space="preserve"> </w:t>
-            </w:r>
-            <w:r>
-              <w:t xml:space="preserve">pointing at the relevant FHIR resource (e.g. </w:t>
-            </w:r>
-            <w:r>
-              <w:rPr>
-                <w:rStyle w:val="VerbatimChar"/>
-              </w:rPr>
-              <w:t xml:space="preserve">DiagnosticReport</w:t>
-            </w:r>
-            <w:r>
-              <w:t xml:space="preserve">)</w:t>
-            </w:r>
-          </w:p>
-        </w:tc>
-      </w:tr>
-    </w:tbl>
-    <w:p>
-      <w:r>
-        <w:pict>
-          <v:rect style="width:0;height:1.5pt" o:hralign="center" o:hrstd="t" o:hr="t"/>
-        </w:pict>
-      </w:r>
-    </w:p>
-    <w:bookmarkEnd w:id="30"/>
-    <w:bookmarkStart w:id="31" w:name="editing-drafts"/>
-    <w:p>
-      <w:pPr>
-        <w:pStyle w:val="Heading3"/>
-      </w:pPr>
-      <w:r>
-        <w:t xml:space="preserve">3.6 Editing &amp; Drafts</w:t>
-      </w:r>
-    </w:p>
-    <w:p>
-      <w:pPr>
-        <w:pStyle w:val="FirstParagraph"/>
-      </w:pPr>
-      <w:r>
-        <w:rPr>
-          <w:bCs/>
-          <w:b/>
-        </w:rPr>
-        <w:t xml:space="preserve">Questions:</w:t>
-      </w:r>
-    </w:p>
-    <w:p>
-      <w:pPr>
-        <w:numPr>
-          <w:ilvl w:val="0"/>
-          <w:numId w:val="1009"/>
-        </w:numPr>
-        <w:pStyle w:val="Compact"/>
-      </w:pPr>
-      <w:r>
-        <w:t xml:space="preserve">Can sent messages be corrected or retracted after sending?</w:t>
-      </w:r>
-    </w:p>
-    <w:p>
-      <w:pPr>
-        <w:numPr>
-          <w:ilvl w:val="0"/>
-          <w:numId w:val="1009"/>
-        </w:numPr>
-        <w:pStyle w:val="Compact"/>
-      </w:pPr>
-      <w:r>
-        <w:t xml:space="preserve">If so, does the original message content need to be discoverable via search (e.g. </w:t>
-      </w:r>
-      <w:r>
-        <w:t xml:space="preserve">“</w:t>
-      </w:r>
-      <w:r>
-        <w:t xml:space="preserve">show all edited messages</w:t>
-      </w:r>
-      <w:r>
-        <w:t xml:space="preserve">”</w:t>
-      </w:r>
-      <w:r>
-        <w:t xml:space="preserve">), or is it sufficient for the history to exist but not be directly queryable?</w:t>
-      </w:r>
-    </w:p>
-    <w:p>
-      <w:pPr>
-        <w:numPr>
-          <w:ilvl w:val="0"/>
-          <w:numId w:val="1009"/>
-        </w:numPr>
-        <w:pStyle w:val="Compact"/>
-      </w:pPr>
-      <w:r>
-        <w:t xml:space="preserve">Do users need to save a draft and return to it across sessions or devices, or is per-device/browser draft storage acceptable?</w:t>
-      </w:r>
-    </w:p>
-    <w:p>
-      <w:pPr>
-        <w:pStyle w:val="FirstParagraph"/>
-      </w:pPr>
-      <w:r>
-        <w:rPr>
-          <w:bCs/>
-          <w:b/>
-        </w:rPr>
-        <w:t xml:space="preserve">What the answers drive:</w:t>
-      </w:r>
-    </w:p>
-    <w:tbl>
-      <w:tblPr>
-        <w:tblStyle w:val="Table"/>
-        <w:tblW w:w="9360" w:type="dxa"/>
-        <w:tblLook w:firstRow="1" w:lastRow="0" w:firstColumn="0" w:lastColumn="0" w:noHBand="0" w:noVBand="0" w:val="0020"/>
-        <w:jc w:val="start"/>
-        <w:tblLayout w:type="fixed"/>
-      </w:tblPr>
-      <w:tblGrid>
-        <w:gridCol w:w="4517"/>
-        <w:gridCol w:w="4843"/>
-      </w:tblGrid>
-      <w:tr>
-        <w:trPr>
-          <w:cantSplit/>
-          <w:tblHeader w:val="true"/>
-        </w:trPr>
-        <w:tc>
-          <w:tcPr/>
-          <w:p>
-            <w:pPr>
-              <w:pStyle w:val="Compact"/>
-              <w:jc w:val="left"/>
-            </w:pPr>
-            <w:r>
-              <w:t xml:space="preserve">Situation</w:t>
-            </w:r>
-          </w:p>
-        </w:tc>
-        <w:tc>
-          <w:tcPr/>
-          <w:p>
-            <w:pPr>
-              <w:pStyle w:val="Compact"/>
-              <w:jc w:val="left"/>
-            </w:pPr>
-            <w:r>
-              <w:t xml:space="preserve">Approach</w:t>
-            </w:r>
-          </w:p>
-        </w:tc>
-      </w:tr>
-      <w:tr>
-        <w:trPr>
-          <w:cantSplit/>
-        </w:trPr>
-        <w:tc>
-          <w:tcPr/>
-          <w:p>
-            <w:pPr>
-              <w:pStyle w:val="Compact"/>
-              <w:jc w:val="left"/>
-            </w:pPr>
-            <w:r>
-              <w:t xml:space="preserve">Sent messages cannot be edited</w:t>
-            </w:r>
-          </w:p>
-        </w:tc>
-        <w:tc>
-          <w:tcPr/>
-          <w:p>
-            <w:pPr>
-              <w:pStyle w:val="Compact"/>
-              <w:jc w:val="left"/>
-            </w:pPr>
-            <w:r>
-              <w:t xml:space="preserve">No special handling needed</w:t>
-            </w:r>
-          </w:p>
-        </w:tc>
-      </w:tr>
-      <w:tr>
-        <w:trPr>
-          <w:cantSplit/>
-        </w:trPr>
-        <w:tc>
-          <w:tcPr/>
-          <w:p>
-            <w:pPr>
-              <w:pStyle w:val="Compact"/>
-              <w:jc w:val="left"/>
-            </w:pPr>
-            <w:r>
-              <w:t xml:space="preserve">Sent messages can be corrected; edits need to be searchable</w:t>
-            </w:r>
-          </w:p>
-        </w:tc>
-        <w:tc>
-          <w:tcPr/>
-          <w:p>
-            <w:pPr>
-              <w:pStyle w:val="Compact"/>
-              <w:jc w:val="left"/>
-            </w:pPr>
-            <w:r>
-              <w:t xml:space="preserve">Retract-and-correct: mark original</w:t>
-            </w:r>
-            <w:r>
-              <w:t xml:space="preserve"> </w:t>
-            </w:r>
-            <w:r>
-              <w:rPr>
-                <w:rStyle w:val="VerbatimChar"/>
-              </w:rPr>
-              <w:t xml:space="preserve">status = entered-in-error</w:t>
-            </w:r>
-            <w:r>
-              <w:t xml:space="preserve">, create new message with corrected content linked via</w:t>
-            </w:r>
-            <w:r>
-              <w:t xml:space="preserve"> </w:t>
-            </w:r>
-            <w:r>
-              <w:rPr>
-                <w:rStyle w:val="VerbatimChar"/>
-              </w:rPr>
-              <w:t xml:space="preserve">inResponseTo</w:t>
-            </w:r>
-            <w:r>
-              <w:t xml:space="preserve"> </w:t>
-            </w:r>
-            <w:r>
-              <w:t xml:space="preserve">and tagged with a</w:t>
-            </w:r>
-            <w:r>
-              <w:t xml:space="preserve"> </w:t>
-            </w:r>
-            <w:r>
-              <w:rPr>
-                <w:rStyle w:val="VerbatimChar"/>
-              </w:rPr>
-              <w:t xml:space="preserve">correction</w:t>
-            </w:r>
-            <w:r>
-              <w:t xml:space="preserve"> </w:t>
-            </w:r>
-            <w:r>
-              <w:t xml:space="preserve">category. Corrections are discoverable via status and category filters.</w:t>
-            </w:r>
-          </w:p>
-        </w:tc>
-      </w:tr>
-      <w:tr>
-        <w:trPr>
-          <w:cantSplit/>
-        </w:trPr>
-        <w:tc>
-          <w:tcPr/>
-          <w:p>
-            <w:pPr>
-              <w:pStyle w:val="Compact"/>
-              <w:jc w:val="left"/>
-            </w:pPr>
-            <w:r>
-              <w:t xml:space="preserve">Sent messages can be corrected; searchability of edits not required</w:t>
-            </w:r>
-          </w:p>
-        </w:tc>
-        <w:tc>
-          <w:tcPr/>
-          <w:p>
-            <w:pPr>
-              <w:pStyle w:val="Compact"/>
-              <w:jc w:val="left"/>
-            </w:pPr>
-            <w:r>
-              <w:t xml:space="preserve">In-place payload update via</w:t>
-            </w:r>
-            <w:r>
-              <w:t xml:space="preserve"> </w:t>
-            </w:r>
-            <w:r>
-              <w:rPr>
-                <w:rStyle w:val="VerbatimChar"/>
-              </w:rPr>
-              <w:t xml:space="preserve">patchResource</w:t>
-            </w:r>
-            <w:r>
-              <w:t xml:space="preserve">. Full version history still exists via</w:t>
-            </w:r>
-            <w:r>
-              <w:t xml:space="preserve"> </w:t>
-            </w:r>
-            <w:r>
-              <w:rPr>
-                <w:rStyle w:val="VerbatimChar"/>
-              </w:rPr>
-              <w:t xml:space="preserve">_history</w:t>
-            </w:r>
-            <w:r>
-              <w:t xml:space="preserve"> </w:t>
-            </w:r>
-            <w:r>
-              <w:t xml:space="preserve">but is not searchable.</w:t>
-            </w:r>
-          </w:p>
-        </w:tc>
-      </w:tr>
-      <w:tr>
-        <w:trPr>
-          <w:cantSplit/>
-        </w:trPr>
-        <w:tc>
-          <w:tcPr/>
-          <w:p>
-            <w:pPr>
-              <w:pStyle w:val="Compact"/>
-              <w:jc w:val="left"/>
-            </w:pPr>
-            <w:r>
-              <w:t xml:space="preserve">Drafts only needed per browser/device</w:t>
-            </w:r>
-          </w:p>
-        </w:tc>
-        <w:tc>
-          <w:tcPr/>
-          <w:p>
-            <w:pPr>
-              <w:pStyle w:val="Compact"/>
-              <w:jc w:val="left"/>
-            </w:pPr>
-            <w:r>
-              <w:t xml:space="preserve">Store in browser</w:t>
-            </w:r>
-            <w:r>
-              <w:t xml:space="preserve"> </w:t>
-            </w:r>
-            <w:r>
-              <w:rPr>
-                <w:rStyle w:val="VerbatimChar"/>
-              </w:rPr>
-              <w:t xml:space="preserve">localStorage</w:t>
-            </w:r>
-            <w:r>
-              <w:t xml:space="preserve"> </w:t>
-            </w:r>
-            <w:r>
-              <w:t xml:space="preserve">keyed by thread ID — no server resources needed, but lost if user clears storage or switches devices</w:t>
-            </w:r>
-          </w:p>
-        </w:tc>
-      </w:tr>
-      <w:tr>
-        <w:trPr>
-          <w:cantSplit/>
-        </w:trPr>
-        <w:tc>
-          <w:tcPr/>
-          <w:p>
-            <w:pPr>
-              <w:pStyle w:val="Compact"/>
-              <w:jc w:val="left"/>
-            </w:pPr>
-            <w:r>
-              <w:t xml:space="preserve">Drafts need to persist across devices/sessions</w:t>
-            </w:r>
-          </w:p>
-        </w:tc>
-        <w:tc>
-          <w:tcPr/>
-          <w:p>
-            <w:pPr>
-              <w:pStyle w:val="Compact"/>
-              <w:jc w:val="left"/>
-            </w:pPr>
-            <w:r>
-              <w:t xml:space="preserve">Store as</w:t>
-            </w:r>
-            <w:r>
-              <w:t xml:space="preserve"> </w:t>
-            </w:r>
-            <w:r>
-              <w:rPr>
-                <w:rStyle w:val="VerbatimChar"/>
-              </w:rPr>
-              <w:t xml:space="preserve">Communication</w:t>
-            </w:r>
-            <w:r>
-              <w:t xml:space="preserve"> </w:t>
-            </w:r>
-            <w:r>
-              <w:t xml:space="preserve">with</w:t>
-            </w:r>
-            <w:r>
-              <w:t xml:space="preserve"> </w:t>
-            </w:r>
-            <w:r>
-              <w:rPr>
-                <w:rStyle w:val="VerbatimChar"/>
-              </w:rPr>
-              <w:t xml:space="preserve">status = preparation</w:t>
-            </w:r>
-            <w:r>
-              <w:t xml:space="preserve">; update as user types (debounced); promote to</w:t>
-            </w:r>
-            <w:r>
-              <w:t xml:space="preserve"> </w:t>
-            </w:r>
-            <w:r>
-              <w:rPr>
-                <w:rStyle w:val="VerbatimChar"/>
-              </w:rPr>
-              <w:t xml:space="preserve">in-progress</w:t>
-            </w:r>
-            <w:r>
-              <w:t xml:space="preserve"> </w:t>
-            </w:r>
-            <w:r>
-              <w:t xml:space="preserve">with a</w:t>
-            </w:r>
-            <w:r>
-              <w:t xml:space="preserve"> </w:t>
-            </w:r>
-            <w:r>
-              <w:rPr>
-                <w:rStyle w:val="VerbatimChar"/>
-              </w:rPr>
-              <w:t xml:space="preserve">sent</w:t>
-            </w:r>
-            <w:r>
-              <w:t xml:space="preserve"> </w:t>
-            </w:r>
-            <w:r>
-              <w:t xml:space="preserve">timestamp when sent. Filter drafts out of thread message queries with</w:t>
-            </w:r>
-            <w:r>
-              <w:t xml:space="preserve"> </w:t>
-            </w:r>
-            <w:r>
-              <w:rPr>
-                <w:rStyle w:val="VerbatimChar"/>
-              </w:rPr>
-              <w:t xml:space="preserve">status:not=preparation</w:t>
-            </w:r>
-            <w:r>
-              <w:t xml:space="preserve">.</w:t>
-            </w:r>
-          </w:p>
-        </w:tc>
-      </w:tr>
-    </w:tbl>
-    <w:p>
-      <w:r>
-        <w:pict>
-          <v:rect style="width:0;height:1.5pt" o:hralign="center" o:hrstd="t" o:hr="t"/>
-        </w:pict>
-      </w:r>
-    </w:p>
-    <w:bookmarkEnd w:id="31"/>
-    <w:bookmarkStart w:id="32" w:name="automations"/>
-    <w:p>
-      <w:pPr>
-        <w:pStyle w:val="Heading3"/>
-      </w:pPr>
-      <w:r>
-        <w:t xml:space="preserve">3.7 Automations</w:t>
-      </w:r>
-    </w:p>
-    <w:p>
-      <w:pPr>
-        <w:pStyle w:val="FirstParagraph"/>
-      </w:pPr>
-      <w:r>
-        <w:rPr>
-          <w:bCs/>
-          <w:b/>
-        </w:rPr>
-        <w:t xml:space="preserve">Questions:</w:t>
-      </w:r>
-    </w:p>
-    <w:p>
-      <w:pPr>
-        <w:numPr>
-          <w:ilvl w:val="0"/>
-          <w:numId w:val="1010"/>
-        </w:numPr>
-        <w:pStyle w:val="Compact"/>
-      </w:pPr>
-      <w:r>
-        <w:t xml:space="preserve">Are there events that should trigger automated messages (e.g. new lab result, appointment reminder)?</w:t>
-      </w:r>
-    </w:p>
-    <w:p>
-      <w:pPr>
-        <w:numPr>
-          <w:ilvl w:val="0"/>
-          <w:numId w:val="1010"/>
-        </w:numPr>
-        <w:pStyle w:val="Compact"/>
-      </w:pPr>
-      <w:r>
-        <w:t xml:space="preserve">Are there SLA or response-time requirements (e.g. all messages responded to within 4 hours)?</w:t>
-      </w:r>
-    </w:p>
-    <w:p>
-      <w:pPr>
-        <w:numPr>
-          <w:ilvl w:val="0"/>
-          <w:numId w:val="1010"/>
-        </w:numPr>
-        <w:pStyle w:val="Compact"/>
-      </w:pPr>
-      <w:r>
-        <w:t xml:space="preserve">Do providers have out-of-office or availability states that should affect routing?</w:t>
-      </w:r>
-    </w:p>
-    <w:p>
-      <w:pPr>
-        <w:numPr>
-          <w:ilvl w:val="0"/>
-          <w:numId w:val="1010"/>
-        </w:numPr>
-        <w:pStyle w:val="Compact"/>
-      </w:pPr>
-      <w:r>
-        <w:t xml:space="preserve">Do you need to report on SLA compliance or response time metrics?</w:t>
-      </w:r>
-    </w:p>
-    <w:p>
-      <w:pPr>
-        <w:pStyle w:val="FirstParagraph"/>
-      </w:pPr>
-      <w:r>
-        <w:rPr>
-          <w:bCs/>
-          <w:b/>
-        </w:rPr>
-        <w:t xml:space="preserve">What the answers drive:</w:t>
-      </w:r>
-    </w:p>
-    <w:tbl>
-      <w:tblPr>
-        <w:tblStyle w:val="Table"/>
-        <w:tblW w:w="9360" w:type="dxa"/>
-        <w:tblLook w:firstRow="1" w:lastRow="0" w:firstColumn="0" w:lastColumn="0" w:noHBand="0" w:noVBand="0" w:val="0020"/>
-        <w:jc w:val="start"/>
-        <w:tblLayout w:type="fixed"/>
-      </w:tblPr>
-      <w:tblGrid>
-        <w:gridCol w:w="4775"/>
-        <w:gridCol w:w="4585"/>
-      </w:tblGrid>
-      <w:tr>
-        <w:trPr>
-          <w:cantSplit/>
-          <w:tblHeader w:val="true"/>
-        </w:trPr>
-        <w:tc>
-          <w:tcPr/>
-          <w:p>
-            <w:pPr>
-              <w:pStyle w:val="Compact"/>
-              <w:jc w:val="left"/>
-            </w:pPr>
-            <w:r>
-              <w:t xml:space="preserve">Situation</w:t>
-            </w:r>
-          </w:p>
-        </w:tc>
-        <w:tc>
-          <w:tcPr/>
-          <w:p>
-            <w:pPr>
-              <w:pStyle w:val="Compact"/>
-              <w:jc w:val="left"/>
-            </w:pPr>
-            <w:r>
-              <w:t xml:space="preserve">Approach</w:t>
-            </w:r>
-          </w:p>
-        </w:tc>
-      </w:tr>
-      <w:tr>
-        <w:trPr>
-          <w:cantSplit/>
-        </w:trPr>
-        <w:tc>
-          <w:tcPr/>
-          <w:p>
-            <w:pPr>
-              <w:pStyle w:val="Compact"/>
-              <w:jc w:val="left"/>
-            </w:pPr>
-            <w:r>
-              <w:t xml:space="preserve">Event-triggered automation (e.g. send message when lab result arrives)</w:t>
-            </w:r>
-          </w:p>
-        </w:tc>
-        <w:tc>
-          <w:tcPr/>
-          <w:p>
-            <w:pPr>
-              <w:pStyle w:val="Compact"/>
-              <w:jc w:val="left"/>
-            </w:pPr>
-            <w:r>
-              <w:t xml:space="preserve">Bot triggered by a Subscription on the relevant resource type</w:t>
-            </w:r>
-          </w:p>
-        </w:tc>
-      </w:tr>
-      <w:tr>
-        <w:trPr>
-          <w:cantSplit/>
-        </w:trPr>
-        <w:tc>
-          <w:tcPr/>
-          <w:p>
-            <w:pPr>
-              <w:pStyle w:val="Compact"/>
-              <w:jc w:val="left"/>
-            </w:pPr>
-            <w:r>
-              <w:t xml:space="preserve">Recurring automation (e.g. flag threads with no response after N days)</w:t>
-            </w:r>
-          </w:p>
-        </w:tc>
-        <w:tc>
-          <w:tcPr/>
-          <w:p>
-            <w:pPr>
-              <w:pStyle w:val="Compact"/>
-              <w:jc w:val="left"/>
-            </w:pPr>
-            <w:r>
-              <w:t xml:space="preserve">Cron-scheduled Bot that scans for stale threads and creates reminder Tasks</w:t>
-            </w:r>
-          </w:p>
-        </w:tc>
-      </w:tr>
-      <w:tr>
-        <w:trPr>
-          <w:cantSplit/>
-        </w:trPr>
-        <w:tc>
-          <w:tcPr/>
-          <w:p>
-            <w:pPr>
-              <w:pStyle w:val="Compact"/>
-              <w:jc w:val="left"/>
-            </w:pPr>
-            <w:r>
-              <w:t xml:space="preserve">Out-of-office / availability-based rerouting</w:t>
-            </w:r>
-          </w:p>
-        </w:tc>
-        <w:tc>
-          <w:tcPr/>
-          <w:p>
-            <w:pPr>
-              <w:pStyle w:val="Compact"/>
-              <w:jc w:val="left"/>
-            </w:pPr>
-            <w:r>
-              <w:t xml:space="preserve">Bot triggered on new message checks provider Schedule; reroutes Task to pool if provider has no available slots</w:t>
-            </w:r>
-          </w:p>
-        </w:tc>
-      </w:tr>
-      <w:tr>
-        <w:trPr>
-          <w:cantSplit/>
-        </w:trPr>
-        <w:tc>
-          <w:tcPr/>
-          <w:p>
-            <w:pPr>
-              <w:pStyle w:val="Compact"/>
-              <w:jc w:val="left"/>
-            </w:pPr>
-            <w:r>
-              <w:t xml:space="preserve">SLA reporting needed</w:t>
-            </w:r>
-          </w:p>
-        </w:tc>
-        <w:tc>
-          <w:tcPr/>
-          <w:p>
-            <w:pPr>
-              <w:pStyle w:val="Compact"/>
-              <w:jc w:val="left"/>
-            </w:pPr>
-            <w:r>
-              <w:t xml:space="preserve">Task data (</w:t>
-            </w:r>
-            <w:r>
-              <w:rPr>
-                <w:rStyle w:val="VerbatimChar"/>
-              </w:rPr>
-              <w:t xml:space="preserve">authoredOn</w:t>
-            </w:r>
-            <w:r>
-              <w:t xml:space="preserve">, status change timestamps,</w:t>
-            </w:r>
-            <w:r>
-              <w:t xml:space="preserve"> </w:t>
-            </w:r>
-            <w:r>
-              <w:rPr>
-                <w:rStyle w:val="VerbatimChar"/>
-              </w:rPr>
-              <w:t xml:space="preserve">owner</w:t>
-            </w:r>
-            <w:r>
-              <w:t xml:space="preserve">,</w:t>
-            </w:r>
-            <w:r>
-              <w:t xml:space="preserve"> </w:t>
-            </w:r>
-            <w:r>
-              <w:rPr>
-                <w:rStyle w:val="VerbatimChar"/>
-              </w:rPr>
-              <w:t xml:space="preserve">priority</w:t>
-            </w:r>
-            <w:r>
-              <w:t xml:space="preserve">) should be exported to an analytics platform — FHIR search is not designed for aggregate SLA metrics</w:t>
-            </w:r>
-          </w:p>
-        </w:tc>
-      </w:tr>
-    </w:tbl>
-    <w:p>
-      <w:r>
-        <w:pict>
-          <v:rect style="width:0;height:1.5pt" o:hralign="center" o:hrstd="t" o:hr="t"/>
-        </w:pict>
-      </w:r>
-    </w:p>
-    <w:bookmarkEnd w:id="32"/>
-    <w:bookmarkStart w:id="33" w:name="external-channels"/>
-    <w:p>
-      <w:pPr>
-        <w:pStyle w:val="Heading3"/>
-      </w:pPr>
-      <w:r>
-        <w:t xml:space="preserve">3.8 External Channels</w:t>
-      </w:r>
-    </w:p>
-    <w:p>
-      <w:pPr>
-        <w:pStyle w:val="FirstParagraph"/>
-      </w:pPr>
-      <w:r>
-        <w:rPr>
-          <w:bCs/>
-          <w:b/>
-        </w:rPr>
-        <w:t xml:space="preserve">Questions:</w:t>
-      </w:r>
-    </w:p>
-    <w:p>
-      <w:pPr>
-        <w:numPr>
-          <w:ilvl w:val="0"/>
-          <w:numId w:val="1011"/>
-        </w:numPr>
-        <w:pStyle w:val="Compact"/>
-      </w:pPr>
-      <w:r>
-        <w:t xml:space="preserve">Which channels — SMS, email, other?</w:t>
-      </w:r>
-    </w:p>
-    <w:p>
-      <w:pPr>
-        <w:numPr>
-          <w:ilvl w:val="0"/>
-          <w:numId w:val="1011"/>
-        </w:numPr>
-        <w:pStyle w:val="Compact"/>
-      </w:pPr>
-      <w:r>
-        <w:t xml:space="preserve">Is this outbound-only (notify the patient) or does the patient reply back into the thread?</w:t>
-      </w:r>
-    </w:p>
-    <w:p>
-      <w:pPr>
-        <w:numPr>
-          <w:ilvl w:val="0"/>
-          <w:numId w:val="1011"/>
-        </w:numPr>
-        <w:pStyle w:val="Compact"/>
-      </w:pPr>
-      <w:r>
-        <w:t xml:space="preserve">If inbound replies are needed, how is the patient identified from an incoming message (e.g. phone number, email address)?</w:t>
-      </w:r>
-    </w:p>
-    <w:p>
-      <w:pPr>
-        <w:numPr>
-          <w:ilvl w:val="0"/>
-          <w:numId w:val="1011"/>
-        </w:numPr>
-        <w:pStyle w:val="Compact"/>
-      </w:pPr>
-      <w:r>
-        <w:t xml:space="preserve">Does the external provider (e.g. Twilio) have its own conversation ID that can be stored for thread matching?</w:t>
-      </w:r>
-    </w:p>
-    <w:p>
-      <w:pPr>
-        <w:pStyle w:val="FirstParagraph"/>
-      </w:pPr>
-      <w:r>
-        <w:rPr>
-          <w:bCs/>
-          <w:b/>
-        </w:rPr>
-        <w:t xml:space="preserve">What the answers drive:</w:t>
-      </w:r>
-    </w:p>
-    <w:tbl>
-      <w:tblPr>
-        <w:tblStyle w:val="Table"/>
-        <w:tblW w:w="9360" w:type="dxa"/>
-        <w:tblLook w:firstRow="1" w:lastRow="0" w:firstColumn="0" w:lastColumn="0" w:noHBand="0" w:noVBand="0" w:val="0020"/>
-        <w:jc w:val="start"/>
-        <w:tblLayout w:type="fixed"/>
       </w:tblPr>
       <w:tblGrid>
         <w:gridCol w:w="4354"/>
@@ -3397,7 +3107,7 @@
       <w:tr>
         <w:trPr>
           <w:cantSplit/>
-          <w:tblHeader w:val="true"/>
+          <w:tblHeader w:val="on"/>
         </w:trPr>
         <w:tc>
           <w:tcPr/>
@@ -3686,21 +3396,21 @@
         </w:tc>
       </w:tr>
     </w:tbl>
-    <w:p>
-      <w:r>
-        <w:pict>
-          <v:rect style="width:0;height:1.5pt" o:hralign="center" o:hrstd="t" o:hr="t"/>
-        </w:pict>
-      </w:r>
-    </w:p>
-    <w:bookmarkEnd w:id="33"/>
-    <w:bookmarkStart w:id="34" w:name="async-encounters-billing"/>
-    <w:p>
-      <w:pPr>
-        <w:pStyle w:val="Heading3"/>
-      </w:pPr>
-      <w:r>
-        <w:t xml:space="preserve">3.9 Async Encounters / Billing</w:t>
+    <w:bookmarkStart w:id="60" w:name="X1815e32747cba06ae73b42b1109545622073d45"/>
+    <w:bookmarkEnd w:id="60"/>
+    <w:bookmarkStart w:id="61" w:name="decision-4"/>
+    <w:bookmarkEnd w:id="61"/>
+    <w:bookmarkStart w:id="62" w:name="Xb538f455ab5cd2bf5f7666d85174732eb8d67ed"/>
+    <w:bookmarkEnd w:id="62"/>
+    <w:bookmarkEnd w:id="63"/>
+    <w:bookmarkEnd w:id="64"/>
+    <w:bookmarkStart w:id="65" w:name="when-is-messaging-a-clinical-encounter"/>
+    <w:p>
+      <w:pPr>
+        <w:pStyle w:val="Heading2"/>
+      </w:pPr>
+      <w:r>
+        <w:t xml:space="preserve">When is messaging a clinical encounter?</w:t>
       </w:r>
     </w:p>
     <w:p>
@@ -3709,73 +3419,67 @@
       </w:pPr>
       <w:r>
         <w:rPr>
+          <w:b/>
           <w:bCs/>
-          <w:b/>
         </w:rPr>
         <w:t xml:space="preserve">Questions:</w:t>
       </w:r>
     </w:p>
     <w:p>
       <w:pPr>
+        <w:pStyle w:val="Compact"/>
         <w:numPr>
           <w:ilvl w:val="0"/>
-          <w:numId w:val="1012"/>
+          <w:numId w:val="1013"/>
         </w:numPr>
+      </w:pPr>
+      <w:r>
+        <w:t xml:space="preserve">Does the customer intend to bill for messaging-based care?</w:t>
+      </w:r>
+    </w:p>
+    <w:p>
+      <w:pPr>
         <w:pStyle w:val="Compact"/>
-      </w:pPr>
-      <w:r>
-        <w:t xml:space="preserve">Does the customer intend to bill for messaging-based care?</w:t>
-      </w:r>
-    </w:p>
-    <w:p>
-      <w:pPr>
         <w:numPr>
           <w:ilvl w:val="0"/>
-          <w:numId w:val="1012"/>
+          <w:numId w:val="1013"/>
         </w:numPr>
+      </w:pPr>
+      <w:r>
+        <w:t xml:space="preserve">How do you define a</w:t>
+      </w:r>
+      <w:r>
+        <w:t xml:space="preserve"> </w:t>
+      </w:r>
+      <w:r>
+        <w:t xml:space="preserve">“session”</w:t>
+      </w:r>
+      <w:r>
+        <w:t xml:space="preserve"> </w:t>
+      </w:r>
+      <w:r>
+        <w:t xml:space="preserve">— one thread per session, grouped by day, or patient-initiated?</w:t>
+      </w:r>
+    </w:p>
+    <w:p>
+      <w:pPr>
         <w:pStyle w:val="Compact"/>
-      </w:pPr>
-      <w:r>
-        <w:t xml:space="preserve">How do you define a</w:t>
-      </w:r>
-      <w:r>
-        <w:t xml:space="preserve"> </w:t>
-      </w:r>
-      <w:r>
-        <w:t xml:space="preserve">“</w:t>
-      </w:r>
-      <w:r>
-        <w:t xml:space="preserve">session</w:t>
-      </w:r>
-      <w:r>
-        <w:t xml:space="preserve">”</w:t>
-      </w:r>
-      <w:r>
-        <w:t xml:space="preserve"> </w:t>
-      </w:r>
-      <w:r>
-        <w:t xml:space="preserve">— one thread per session, grouped by day, or patient-initiated?</w:t>
-      </w:r>
-    </w:p>
-    <w:p>
-      <w:pPr>
         <w:numPr>
           <w:ilvl w:val="0"/>
-          <w:numId w:val="1012"/>
+          <w:numId w:val="1013"/>
         </w:numPr>
+      </w:pPr>
+      <w:r>
+        <w:t xml:space="preserve">Can a single messaging session involve multiple patients (e.g. a parent asking about two children)?</w:t>
+      </w:r>
+    </w:p>
+    <w:p>
+      <w:pPr>
         <w:pStyle w:val="Compact"/>
-      </w:pPr>
-      <w:r>
-        <w:t xml:space="preserve">Can a single messaging session involve multiple patients (e.g. a parent asking about two children)?</w:t>
-      </w:r>
-    </w:p>
-    <w:p>
-      <w:pPr>
         <w:numPr>
           <w:ilvl w:val="0"/>
-          <w:numId w:val="1012"/>
+          <w:numId w:val="1013"/>
         </w:numPr>
-        <w:pStyle w:val="Compact"/>
       </w:pPr>
       <w:r>
         <w:t xml:space="preserve">Do you need to capture diagnosis codes, service type, or other clinical details per encounter?</w:t>
@@ -3787,8 +3491,8 @@
       </w:pPr>
       <w:r>
         <w:rPr>
+          <w:b/>
           <w:bCs/>
-          <w:b/>
         </w:rPr>
         <w:t xml:space="preserve">What the answers drive:</w:t>
       </w:r>
@@ -3797,9 +3501,8 @@
       <w:tblPr>
         <w:tblStyle w:val="Table"/>
         <w:tblW w:w="9360" w:type="dxa"/>
+        <w:tblLayout w:type="fixed"/>
         <w:tblLook w:firstRow="1" w:lastRow="0" w:firstColumn="0" w:lastColumn="0" w:noHBand="0" w:noVBand="0" w:val="0020"/>
-        <w:jc w:val="start"/>
-        <w:tblLayout w:type="fixed"/>
       </w:tblPr>
       <w:tblGrid>
         <w:gridCol w:w="4421"/>
@@ -3808,7 +3511,7 @@
       <w:tr>
         <w:trPr>
           <w:cantSplit/>
-          <w:tblHeader w:val="true"/>
+          <w:tblHeader w:val="on"/>
         </w:trPr>
         <w:tc>
           <w:tcPr/>
@@ -4070,16 +3773,8 @@
         </w:tc>
       </w:tr>
     </w:tbl>
-    <w:p>
-      <w:r>
-        <w:pict>
-          <v:rect style="width:0;height:1.5pt" o:hralign="center" o:hrstd="t" o:hr="t"/>
-        </w:pict>
-      </w:r>
-    </w:p>
-    <w:bookmarkEnd w:id="34"/>
-    <w:bookmarkEnd w:id="35"/>
-    <w:bookmarkStart w:id="38" w:name="related-integrations"/>
+    <w:bookmarkEnd w:id="65"/>
+    <w:bookmarkStart w:id="68" w:name="related-integrations"/>
     <w:p>
       <w:pPr>
         <w:pStyle w:val="Heading2"/>
@@ -4113,18 +3808,18 @@
     </w:p>
     <w:p>
       <w:pPr>
+        <w:pStyle w:val="Compact"/>
         <w:numPr>
           <w:ilvl w:val="0"/>
-          <w:numId w:val="1013"/>
+          <w:numId w:val="1014"/>
         </w:numPr>
-        <w:pStyle w:val="Compact"/>
-      </w:pPr>
-      <w:hyperlink r:id="rId36">
+      </w:pPr>
+      <w:hyperlink r:id="rId66">
         <w:r>
           <w:rPr>
             <w:rStyle w:val="Hyperlink"/>
+            <w:b/>
             <w:bCs/>
-            <w:b/>
           </w:rPr>
           <w:t xml:space="preserve">Twilio SMS</w:t>
         </w:r>
@@ -4153,18 +3848,18 @@
     </w:p>
     <w:p>
       <w:pPr>
+        <w:pStyle w:val="Compact"/>
         <w:numPr>
           <w:ilvl w:val="0"/>
-          <w:numId w:val="1013"/>
+          <w:numId w:val="1014"/>
         </w:numPr>
-        <w:pStyle w:val="Compact"/>
-      </w:pPr>
-      <w:hyperlink r:id="rId37">
+      </w:pPr>
+      <w:hyperlink r:id="rId67">
         <w:r>
           <w:rPr>
             <w:rStyle w:val="Hyperlink"/>
+            <w:b/>
             <w:bCs/>
-            <w:b/>
           </w:rPr>
           <w:t xml:space="preserve">eFax</w:t>
         </w:r>
@@ -4206,8 +3901,8 @@
         <w:t xml:space="preserve">operations.</w:t>
       </w:r>
     </w:p>
-    <w:bookmarkEnd w:id="38"/>
-    <w:bookmarkEnd w:id="39"/>
+    <w:bookmarkEnd w:id="68"/>
+    <w:bookmarkEnd w:id="69"/>
     <w:sectPr>
       <w:pgSz w:h="15840" w:w="12240"/>
       <w:pgMar w:bottom="1440" w:footer="720" w:gutter="0" w:header="720" w:left="1440" w:right="1440" w:top="1440"/>
@@ -4245,14 +3940,14 @@
 <file path=word/numbering.xml><?xml version="1.0" encoding="utf-8"?>
 <w:numbering xmlns:w="http://schemas.openxmlformats.org/wordprocessingml/2006/main">
   <w:abstractNum w:abstractNumId="990">
-    <w:nsid w:val="A990"/>
+    <w:nsid w:val="0000A990"/>
     <w:multiLevelType w:val="multilevel"/>
     <w:lvl w:ilvl="0">
       <w:numFmt w:val="bullet"/>
       <w:lvlText w:val=" "/>
       <w:lvlJc w:val="left"/>
       <w:pPr>
-        <w:ind w:left="720" w:hanging="480"/>
+        <w:ind w:left="720" w:hanging="360"/>
       </w:pPr>
     </w:lvl>
     <w:lvl w:ilvl="1">
@@ -4260,7 +3955,7 @@
       <w:lvlText w:val=" "/>
       <w:lvlJc w:val="left"/>
       <w:pPr>
-        <w:ind w:left="1440" w:hanging="480"/>
+        <w:ind w:left="1440" w:hanging="360"/>
       </w:pPr>
     </w:lvl>
     <w:lvl w:ilvl="2">
@@ -4268,7 +3963,7 @@
       <w:lvlText w:val=" "/>
       <w:lvlJc w:val="left"/>
       <w:pPr>
-        <w:ind w:left="2160" w:hanging="480"/>
+        <w:ind w:left="2160" w:hanging="360"/>
       </w:pPr>
     </w:lvl>
     <w:lvl w:ilvl="3">
@@ -4276,7 +3971,7 @@
       <w:lvlText w:val=" "/>
       <w:lvlJc w:val="left"/>
       <w:pPr>
-        <w:ind w:left="2880" w:hanging="480"/>
+        <w:ind w:left="2880" w:hanging="360"/>
       </w:pPr>
     </w:lvl>
     <w:lvl w:ilvl="4">
@@ -4284,7 +3979,7 @@
       <w:lvlText w:val=" "/>
       <w:lvlJc w:val="left"/>
       <w:pPr>
-        <w:ind w:left="3600" w:hanging="480"/>
+        <w:ind w:left="3600" w:hanging="360"/>
       </w:pPr>
     </w:lvl>
     <w:lvl w:ilvl="5">
@@ -4292,7 +3987,7 @@
       <w:lvlText w:val=" "/>
       <w:lvlJc w:val="left"/>
       <w:pPr>
-        <w:ind w:left="4320" w:hanging="480"/>
+        <w:ind w:left="4320" w:hanging="360"/>
       </w:pPr>
     </w:lvl>
     <w:lvl w:ilvl="6">
@@ -4300,7 +3995,7 @@
       <w:lvlText w:val=" "/>
       <w:lvlJc w:val="left"/>
       <w:pPr>
-        <w:ind w:left="5040" w:hanging="480"/>
+        <w:ind w:left="5040" w:hanging="360"/>
       </w:pPr>
     </w:lvl>
     <w:lvl w:ilvl="7">
@@ -4308,7 +4003,7 @@
       <w:lvlText w:val=" "/>
       <w:lvlJc w:val="left"/>
       <w:pPr>
-        <w:ind w:left="5760" w:hanging="480"/>
+        <w:ind w:left="5760" w:hanging="360"/>
       </w:pPr>
     </w:lvl>
     <w:lvl w:ilvl="8">
@@ -4316,91 +4011,230 @@
       <w:lvlText w:val=" "/>
       <w:lvlJc w:val="left"/>
       <w:pPr>
-        <w:ind w:left="6480" w:hanging="480"/>
+        <w:ind w:left="6480" w:hanging="360"/>
+      </w:pPr>
+    </w:lvl>
+  </w:abstractNum>
+  <w:abstractNum w:abstractNumId="99411">
+    <w:nsid w:val="00A99411"/>
+    <w:multiLevelType w:val="multilevel"/>
+    <w:lvl w:ilvl="0">
+      <w:start w:val="1"/>
+      <w:numFmt w:val="decimal"/>
+      <w:lvlText w:val="%1."/>
+      <w:lvlJc w:val="left"/>
+      <w:pPr>
+        <w:ind w:left="720" w:hanging="360"/>
+      </w:pPr>
+    </w:lvl>
+    <w:lvl w:ilvl="1">
+      <w:start w:val="1"/>
+      <w:numFmt w:val="decimal"/>
+      <w:lvlText w:val="%2."/>
+      <w:lvlJc w:val="left"/>
+      <w:pPr>
+        <w:ind w:left="1440" w:hanging="360"/>
+      </w:pPr>
+    </w:lvl>
+    <w:lvl w:ilvl="2">
+      <w:start w:val="1"/>
+      <w:numFmt w:val="decimal"/>
+      <w:lvlText w:val="%3."/>
+      <w:lvlJc w:val="left"/>
+      <w:pPr>
+        <w:ind w:left="2160" w:hanging="360"/>
+      </w:pPr>
+    </w:lvl>
+    <w:lvl w:ilvl="3">
+      <w:start w:val="1"/>
+      <w:numFmt w:val="decimal"/>
+      <w:lvlText w:val="%4."/>
+      <w:lvlJc w:val="left"/>
+      <w:pPr>
+        <w:ind w:left="2880" w:hanging="360"/>
+      </w:pPr>
+    </w:lvl>
+    <w:lvl w:ilvl="4">
+      <w:start w:val="1"/>
+      <w:numFmt w:val="decimal"/>
+      <w:lvlText w:val="%5."/>
+      <w:lvlJc w:val="left"/>
+      <w:pPr>
+        <w:ind w:left="3600" w:hanging="360"/>
+      </w:pPr>
+    </w:lvl>
+    <w:lvl w:ilvl="5">
+      <w:start w:val="1"/>
+      <w:numFmt w:val="decimal"/>
+      <w:lvlText w:val="%6."/>
+      <w:lvlJc w:val="left"/>
+      <w:pPr>
+        <w:ind w:left="4320" w:hanging="360"/>
+      </w:pPr>
+    </w:lvl>
+    <w:lvl w:ilvl="6">
+      <w:start w:val="1"/>
+      <w:numFmt w:val="decimal"/>
+      <w:lvlText w:val="%7."/>
+      <w:lvlJc w:val="left"/>
+      <w:pPr>
+        <w:ind w:left="5040" w:hanging="360"/>
+      </w:pPr>
+    </w:lvl>
+    <w:lvl w:ilvl="7">
+      <w:start w:val="1"/>
+      <w:numFmt w:val="decimal"/>
+      <w:lvlText w:val="%8."/>
+      <w:lvlJc w:val="left"/>
+      <w:pPr>
+        <w:ind w:left="5760" w:hanging="360"/>
+      </w:pPr>
+    </w:lvl>
+    <w:lvl w:ilvl="8">
+      <w:start w:val="1"/>
+      <w:numFmt w:val="decimal"/>
+      <w:lvlText w:val="%9."/>
+      <w:lvlJc w:val="left"/>
+      <w:pPr>
+        <w:ind w:left="6480" w:hanging="360"/>
       </w:pPr>
     </w:lvl>
   </w:abstractNum>
   <w:abstractNum w:abstractNumId="991">
-    <w:nsid w:val="A991"/>
+    <w:nsid w:val="0000A991"/>
     <w:multiLevelType w:val="multilevel"/>
     <w:lvl w:ilvl="0">
       <w:numFmt w:val="bullet"/>
-      <w:lvlText w:val="•"/>
+      <w:lvlText w:val=""/>
       <w:lvlJc w:val="left"/>
       <w:pPr>
-        <w:ind w:left="720" w:hanging="480"/>
-      </w:pPr>
+        <w:ind w:left="720" w:hanging="360"/>
+      </w:pPr>
+      <w:rPr>
+        <w:rFonts w:ascii="Symbol" w:hAnsi="Symbol" w:cs="Symbol" w:hint="default"/>
+      </w:rPr>
     </w:lvl>
     <w:lvl w:ilvl="1">
       <w:numFmt w:val="bullet"/>
-      <w:lvlText w:val="–"/>
+      <w:lvlText w:val="o"/>
       <w:lvlJc w:val="left"/>
       <w:pPr>
-        <w:ind w:left="1440" w:hanging="480"/>
-      </w:pPr>
+        <w:ind w:left="1440" w:hanging="360"/>
+      </w:pPr>
+      <w:rPr>
+        <w:rFonts w:ascii="Courier New" w:hAnsi="Courier New" w:cs="Courier New" w:hint="default"/>
+      </w:rPr>
     </w:lvl>
     <w:lvl w:ilvl="2">
       <w:numFmt w:val="bullet"/>
-      <w:lvlText w:val="•"/>
+      <w:lvlText w:val=""/>
       <w:lvlJc w:val="left"/>
       <w:pPr>
-        <w:ind w:left="2160" w:hanging="480"/>
-      </w:pPr>
+        <w:ind w:left="2160" w:hanging="360"/>
+      </w:pPr>
+      <w:rPr>
+        <w:rFonts w:ascii="Wingdings" w:hAnsi="Wingdings" w:cs="Wingdings" w:hint="default"/>
+      </w:rPr>
     </w:lvl>
     <w:lvl w:ilvl="3">
       <w:numFmt w:val="bullet"/>
-      <w:lvlText w:val="–"/>
+      <w:lvlText w:val=""/>
       <w:lvlJc w:val="left"/>
       <w:pPr>
-        <w:ind w:left="2880" w:hanging="480"/>
-      </w:pPr>
+        <w:ind w:left="2880" w:hanging="360"/>
+      </w:pPr>
+      <w:rPr>
+        <w:rFonts w:ascii="Symbol" w:hAnsi="Symbol" w:cs="Symbol" w:hint="default"/>
+      </w:rPr>
     </w:lvl>
     <w:lvl w:ilvl="4">
       <w:numFmt w:val="bullet"/>
-      <w:lvlText w:val="•"/>
+      <w:lvlText w:val="o"/>
       <w:lvlJc w:val="left"/>
       <w:pPr>
-        <w:ind w:left="3600" w:hanging="480"/>
-      </w:pPr>
+        <w:ind w:left="3600" w:hanging="360"/>
+      </w:pPr>
+      <w:rPr>
+        <w:rFonts w:ascii="Courier New" w:hAnsi="Courier New" w:cs="Courier New" w:hint="default"/>
+      </w:rPr>
     </w:lvl>
     <w:lvl w:ilvl="5">
       <w:numFmt w:val="bullet"/>
-      <w:lvlText w:val="–"/>
+      <w:lvlText w:val=""/>
       <w:lvlJc w:val="left"/>
       <w:pPr>
-        <w:ind w:left="4320" w:hanging="480"/>
-      </w:pPr>
+        <w:ind w:left="4320" w:hanging="360"/>
+      </w:pPr>
+      <w:rPr>
+        <w:rFonts w:ascii="Wingdings" w:hAnsi="Wingdings" w:cs="Wingdings" w:hint="default"/>
+      </w:rPr>
     </w:lvl>
     <w:lvl w:ilvl="6">
       <w:numFmt w:val="bullet"/>
-      <w:lvlText w:val="•"/>
+      <w:lvlText w:val=""/>
       <w:lvlJc w:val="left"/>
       <w:pPr>
-        <w:ind w:left="5040" w:hanging="480"/>
-      </w:pPr>
+        <w:ind w:left="5040" w:hanging="360"/>
+      </w:pPr>
+      <w:rPr>
+        <w:rFonts w:ascii="Symbol" w:hAnsi="Symbol" w:cs="Symbol" w:hint="default"/>
+      </w:rPr>
     </w:lvl>
     <w:lvl w:ilvl="7">
       <w:numFmt w:val="bullet"/>
-      <w:lvlText w:val="–"/>
+      <w:lvlText w:val="o"/>
       <w:lvlJc w:val="left"/>
       <w:pPr>
-        <w:ind w:left="5760" w:hanging="480"/>
-      </w:pPr>
+        <w:ind w:left="5760" w:hanging="360"/>
+      </w:pPr>
+      <w:rPr>
+        <w:rFonts w:ascii="Courier New" w:hAnsi="Courier New" w:cs="Courier New" w:hint="default"/>
+      </w:rPr>
     </w:lvl>
     <w:lvl w:ilvl="8">
       <w:numFmt w:val="bullet"/>
-      <w:lvlText w:val="•"/>
+      <w:lvlText w:val=""/>
       <w:lvlJc w:val="left"/>
       <w:pPr>
-        <w:ind w:left="6480" w:hanging="480"/>
-      </w:pPr>
+        <w:ind w:left="6480" w:hanging="360"/>
+      </w:pPr>
+      <w:rPr>
+        <w:rFonts w:ascii="Wingdings" w:hAnsi="Wingdings" w:cs="Wingdings" w:hint="default"/>
+      </w:rPr>
     </w:lvl>
   </w:abstractNum>
   <w:num w:numId="1000">
     <w:abstractNumId w:val="990"/>
   </w:num>
   <w:num w:numId="1001">
-    <w:abstractNumId w:val="991"/>
+    <w:abstractNumId w:val="99411"/>
+    <w:lvlOverride w:ilvl="0">
+      <w:startOverride w:val="1"/>
+    </w:lvlOverride>
+    <w:lvlOverride w:ilvl="1">
+      <w:startOverride w:val="1"/>
+    </w:lvlOverride>
+    <w:lvlOverride w:ilvl="2">
+      <w:startOverride w:val="1"/>
+    </w:lvlOverride>
+    <w:lvlOverride w:ilvl="3">
+      <w:startOverride w:val="1"/>
+    </w:lvlOverride>
+    <w:lvlOverride w:ilvl="4">
+      <w:startOverride w:val="1"/>
+    </w:lvlOverride>
+    <w:lvlOverride w:ilvl="5">
+      <w:startOverride w:val="1"/>
+    </w:lvlOverride>
+    <w:lvlOverride w:ilvl="6">
+      <w:startOverride w:val="1"/>
+    </w:lvlOverride>
+    <w:lvlOverride w:ilvl="7">
+      <w:startOverride w:val="1"/>
+    </w:lvlOverride>
+    <w:lvlOverride w:ilvl="8">
+      <w:startOverride w:val="1"/>
+    </w:lvlOverride>
   </w:num>
   <w:num w:numId="1002">
     <w:abstractNumId w:val="991"/>
@@ -4438,6 +4272,9 @@
   <w:num w:numId="1013">
     <w:abstractNumId w:val="991"/>
   </w:num>
+  <w:num w:numId="1014">
+    <w:abstractNumId w:val="991"/>
+  </w:num>
 </w:numbering>
 </file>
 
@@ -5117,8 +4954,8 @@
     <w:name w:val="KeywordTok"/>
     <w:basedOn w:val="VerbatimChar"/>
     <w:rPr>
+      <w:b/>
       <w:color w:val="007020"/>
-      <w:b/>
     </w:rPr>
   </w:style>
   <w:style w:type="character" w:customStyle="1" w:styleId="DataTypeTok">
@@ -5195,42 +5032,42 @@
     <w:name w:val="ImportTok"/>
     <w:basedOn w:val="VerbatimChar"/>
     <w:rPr>
+      <w:b/>
       <w:color w:val="008000"/>
-      <w:b/>
     </w:rPr>
   </w:style>
   <w:style w:type="character" w:customStyle="1" w:styleId="CommentTok">
     <w:name w:val="CommentTok"/>
     <w:basedOn w:val="VerbatimChar"/>
     <w:rPr>
+      <w:i/>
       <w:color w:val="60a0b0"/>
-      <w:i/>
     </w:rPr>
   </w:style>
   <w:style w:type="character" w:customStyle="1" w:styleId="DocumentationTok">
     <w:name w:val="DocumentationTok"/>
     <w:basedOn w:val="VerbatimChar"/>
     <w:rPr>
+      <w:i/>
       <w:color w:val="ba2121"/>
-      <w:i/>
     </w:rPr>
   </w:style>
   <w:style w:type="character" w:customStyle="1" w:styleId="AnnotationTok">
     <w:name w:val="AnnotationTok"/>
     <w:basedOn w:val="VerbatimChar"/>
     <w:rPr>
-      <w:color w:val="60a0b0"/>
       <w:b/>
       <w:i/>
+      <w:color w:val="60a0b0"/>
     </w:rPr>
   </w:style>
   <w:style w:type="character" w:customStyle="1" w:styleId="CommentVarTok">
     <w:name w:val="CommentVarTok"/>
     <w:basedOn w:val="VerbatimChar"/>
     <w:rPr>
-      <w:color w:val="60a0b0"/>
       <w:b/>
       <w:i/>
+      <w:color w:val="60a0b0"/>
     </w:rPr>
   </w:style>
   <w:style w:type="character" w:customStyle="1" w:styleId="OtherTok">
@@ -5258,8 +5095,8 @@
     <w:name w:val="ControlFlowTok"/>
     <w:basedOn w:val="VerbatimChar"/>
     <w:rPr>
+      <w:b/>
       <w:color w:val="007020"/>
-      <w:b/>
     </w:rPr>
   </w:style>
   <w:style w:type="character" w:customStyle="1" w:styleId="OperatorTok">
@@ -5304,34 +5141,34 @@
     <w:name w:val="InformationTok"/>
     <w:basedOn w:val="VerbatimChar"/>
     <w:rPr>
-      <w:color w:val="60a0b0"/>
       <w:b/>
       <w:i/>
+      <w:color w:val="60a0b0"/>
     </w:rPr>
   </w:style>
   <w:style w:type="character" w:customStyle="1" w:styleId="WarningTok">
     <w:name w:val="WarningTok"/>
     <w:basedOn w:val="VerbatimChar"/>
     <w:rPr>
-      <w:color w:val="60a0b0"/>
       <w:b/>
       <w:i/>
+      <w:color w:val="60a0b0"/>
     </w:rPr>
   </w:style>
   <w:style w:type="character" w:customStyle="1" w:styleId="AlertTok">
     <w:name w:val="AlertTok"/>
     <w:basedOn w:val="VerbatimChar"/>
     <w:rPr>
+      <w:b/>
       <w:color w:val="ff0000"/>
-      <w:b/>
     </w:rPr>
   </w:style>
   <w:style w:type="character" w:customStyle="1" w:styleId="ErrorTok">
     <w:name w:val="ErrorTok"/>
     <w:basedOn w:val="VerbatimChar"/>
     <w:rPr>
+      <w:b/>
       <w:color w:val="ff0000"/>
-      <w:b/>
     </w:rPr>
   </w:style>
   <w:style w:type="character" w:customStyle="1" w:styleId="NormalTok">
